--- a/docs/iluminacion-led-74vcc/Opcion_B_Tira_LED_Resistencia_74VCC.docx
+++ b/docs/iluminacion-led-74vcc/Opcion_B_Tira_LED_Resistencia_74VCC.docx
@@ -1357,7 +1357,7 @@
           <w:color w:val="6B6B6B"/>
           <w:sz w:val="12"/>
         </w:rPr>
-        <w:t>Page 1 of 6</w:t>
+        <w:t>Page 1 of 7</w:t>
       </w:r>
     </w:p>
     <w:p>
@@ -1795,7 +1795,7 @@
           <w:color w:val="6B6B6B"/>
           <w:sz w:val="12"/>
         </w:rPr>
-        <w:t>Page 2 of 6</w:t>
+        <w:t>Page 2 of 7</w:t>
       </w:r>
     </w:p>
     <w:p>
@@ -2897,7 +2897,7 @@
           <w:color w:val="6B6B6B"/>
           <w:sz w:val="12"/>
         </w:rPr>
-        <w:t>Page 3 of 6</w:t>
+        <w:t>Page 3 of 7</w:t>
       </w:r>
     </w:p>
     <w:p>
@@ -3087,7 +3087,7 @@
               <w:autoSpaceDE w:val="0"/>
               <w:widowControl/>
               <w:spacing w:line="238" w:lineRule="auto" w:before="76" w:after="0"/>
-              <w:ind w:left="98" w:right="0" w:firstLine="0"/>
+              <w:ind w:left="94" w:right="0" w:firstLine="0"/>
               <w:jc w:val="left"/>
             </w:pPr>
             <w:r>
@@ -3105,11 +3105,11 @@
         </w:tc>
         <w:tc>
           <w:tcPr>
-            <w:tcW w:type="dxa" w:w="768"/>
+            <w:tcW w:type="dxa" w:w="752"/>
             <w:tcBorders>
               <w:start w:sz="5.599999999999909" w:val="single" w:color="#E7E4DB"/>
               <w:top w:sz="5.600000000000023" w:val="single" w:color="#E7E4DB"/>
-              <w:end w:sz="5.599999999999909" w:val="single" w:color="#E7E4DB"/>
+              <w:end w:sz="6.400000000000091" w:val="single" w:color="#E7E4DB"/>
               <w:bottom w:sz="6.400000000000091" w:val="single" w:color="#E7E4DB"/>
             </w:tcBorders>
             <w:shd w:fill="f5f2ec"/>
@@ -3124,7 +3124,7 @@
               <w:autoSpaceDE w:val="0"/>
               <w:widowControl/>
               <w:spacing w:line="257" w:lineRule="auto" w:before="76" w:after="0"/>
-              <w:ind w:left="98" w:right="144" w:firstLine="0"/>
+              <w:ind w:left="94" w:right="144" w:firstLine="0"/>
               <w:jc w:val="left"/>
             </w:pPr>
             <w:r>
@@ -3153,11 +3153,11 @@
         </w:tc>
         <w:tc>
           <w:tcPr>
-            <w:tcW w:type="dxa" w:w="1364"/>
+            <w:tcW w:type="dxa" w:w="1348"/>
             <w:tcBorders>
-              <w:start w:sz="5.599999999999909" w:val="single" w:color="#E7E4DB"/>
+              <w:start w:sz="6.400000000000091" w:val="single" w:color="#E7E4DB"/>
               <w:top w:sz="5.600000000000023" w:val="single" w:color="#E7E4DB"/>
-              <w:end w:sz="6.400000000000091" w:val="single" w:color="#E7E4DB"/>
+              <w:end w:sz="5.599999999999909" w:val="single" w:color="#E7E4DB"/>
               <w:bottom w:sz="6.400000000000091" w:val="single" w:color="#E7E4DB"/>
             </w:tcBorders>
             <w:shd w:fill="f5f2ec"/>
@@ -3190,9 +3190,9 @@
         </w:tc>
         <w:tc>
           <w:tcPr>
-            <w:tcW w:type="dxa" w:w="734"/>
+            <w:tcW w:type="dxa" w:w="722"/>
             <w:tcBorders>
-              <w:start w:sz="6.400000000000091" w:val="single" w:color="#E7E4DB"/>
+              <w:start w:sz="5.599999999999909" w:val="single" w:color="#E7E4DB"/>
               <w:top w:sz="5.600000000000023" w:val="single" w:color="#E7E4DB"/>
               <w:end w:sz="5.599999999999909" w:val="single" w:color="#E7E4DB"/>
               <w:bottom w:sz="6.400000000000091" w:val="single" w:color="#E7E4DB"/>
@@ -3241,7 +3241,7 @@
         </w:tc>
         <w:tc>
           <w:tcPr>
-            <w:tcW w:type="dxa" w:w="990"/>
+            <w:tcW w:type="dxa" w:w="974"/>
             <w:tcBorders>
               <w:start w:sz="5.599999999999909" w:val="single" w:color="#E7E4DB"/>
               <w:top w:sz="5.600000000000023" w:val="single" w:color="#E7E4DB"/>
@@ -3260,7 +3260,7 @@
               <w:autoSpaceDE w:val="0"/>
               <w:widowControl/>
               <w:spacing w:line="264" w:lineRule="auto" w:before="76" w:after="0"/>
-              <w:ind w:left="86" w:right="144" w:firstLine="0"/>
+              <w:ind w:left="98" w:right="0" w:firstLine="0"/>
               <w:jc w:val="left"/>
             </w:pPr>
             <w:r>
@@ -3303,11 +3303,11 @@
         </w:tc>
         <w:tc>
           <w:tcPr>
-            <w:tcW w:type="dxa" w:w="1230"/>
+            <w:tcW w:type="dxa" w:w="1216"/>
             <w:tcBorders>
               <w:start w:sz="6.400000000000091" w:val="single" w:color="#E7E4DB"/>
               <w:top w:sz="5.600000000000023" w:val="single" w:color="#E7E4DB"/>
-              <w:end w:sz="5.599999999999909" w:val="single" w:color="#E7E4DB"/>
+              <w:end w:sz="6.400000000000091" w:val="single" w:color="#E7E4DB"/>
               <w:bottom w:sz="6.400000000000091" w:val="single" w:color="#E7E4DB"/>
             </w:tcBorders>
             <w:shd w:fill="f5f2ec"/>
@@ -3322,7 +3322,7 @@
               <w:autoSpaceDE w:val="0"/>
               <w:widowControl/>
               <w:spacing w:line="264" w:lineRule="auto" w:before="76" w:after="0"/>
-              <w:ind w:left="86" w:right="144" w:firstLine="0"/>
+              <w:ind w:left="96" w:right="144" w:firstLine="0"/>
               <w:jc w:val="left"/>
             </w:pPr>
             <w:r>
@@ -3365,9 +3365,9 @@
         </w:tc>
         <w:tc>
           <w:tcPr>
-            <w:tcW w:type="dxa" w:w="810"/>
+            <w:tcW w:type="dxa" w:w="780"/>
             <w:tcBorders>
-              <w:start w:sz="5.599999999999909" w:val="single" w:color="#E7E4DB"/>
+              <w:start w:sz="6.400000000000091" w:val="single" w:color="#E7E4DB"/>
               <w:top w:sz="5.600000000000023" w:val="single" w:color="#E7E4DB"/>
               <w:end w:sz="6.400000000000091" w:val="single" w:color="#E7E4DB"/>
               <w:bottom w:sz="6.400000000000091" w:val="single" w:color="#E7E4DB"/>
@@ -3384,7 +3384,7 @@
               <w:autoSpaceDE w:val="0"/>
               <w:widowControl/>
               <w:spacing w:line="264" w:lineRule="auto" w:before="76" w:after="0"/>
-              <w:ind w:left="96" w:right="144" w:firstLine="0"/>
+              <w:ind w:left="94" w:right="144" w:firstLine="0"/>
               <w:jc w:val="left"/>
             </w:pPr>
             <w:r>
@@ -3427,7 +3427,7 @@
         </w:tc>
         <w:tc>
           <w:tcPr>
-            <w:tcW w:type="dxa" w:w="1320"/>
+            <w:tcW w:type="dxa" w:w="1424"/>
             <w:tcBorders>
               <w:start w:sz="6.400000000000091" w:val="single" w:color="#E7E4DB"/>
               <w:top w:sz="5.600000000000023" w:val="single" w:color="#E7E4DB"/>
@@ -3446,7 +3446,7 @@
               <w:autoSpaceDE w:val="0"/>
               <w:widowControl/>
               <w:spacing w:line="257" w:lineRule="auto" w:before="76" w:after="0"/>
-              <w:ind w:left="86" w:right="144" w:firstLine="0"/>
+              <w:ind w:left="90" w:right="288" w:firstLine="0"/>
               <w:jc w:val="left"/>
             </w:pPr>
             <w:r>
@@ -3513,7 +3513,7 @@
       </w:tr>
       <w:tr>
         <w:trPr>
-          <w:trHeight w:hRule="exact" w:val="616"/>
+          <w:trHeight w:hRule="exact" w:val="1112"/>
         </w:trPr>
         <w:tc>
           <w:tcPr>
@@ -3522,7 +3522,7 @@
               <w:start w:sz="6.399999999999977" w:val="single" w:color="#E7E4DB"/>
               <w:top w:sz="6.400000000000091" w:val="single" w:color="#E7E4DB"/>
               <w:end w:sz="5.600000000000023" w:val="single" w:color="#E7E4DB"/>
-              <w:bottom w:sz="6.400000000000091" w:val="single" w:color="#E7E4DB"/>
+              <w:bottom w:sz="5.599999999999909" w:val="single" w:color="#E7E4DB"/>
             </w:tcBorders>
             <w:tcMar>
               <w:start w:w="0" w:type="dxa"/>
@@ -3558,7 +3558,7 @@
               <w:start w:sz="5.600000000000023" w:val="single" w:color="#E7E4DB"/>
               <w:top w:sz="6.400000000000091" w:val="single" w:color="#E7E4DB"/>
               <w:end w:sz="5.599999999999909" w:val="single" w:color="#E7E4DB"/>
-              <w:bottom w:sz="6.400000000000091" w:val="single" w:color="#E7E4DB"/>
+              <w:bottom w:sz="5.599999999999909" w:val="single" w:color="#E7E4DB"/>
             </w:tcBorders>
             <w:tcMar>
               <w:start w:w="0" w:type="dxa"/>
@@ -3571,7 +3571,7 @@
               <w:autoSpaceDE w:val="0"/>
               <w:widowControl/>
               <w:spacing w:line="240" w:lineRule="auto" w:before="74" w:after="0"/>
-              <w:ind w:left="98" w:right="0" w:firstLine="0"/>
+              <w:ind w:left="94" w:right="0" w:firstLine="0"/>
               <w:jc w:val="left"/>
             </w:pPr>
             <w:r>
@@ -3589,12 +3589,12 @@
         </w:tc>
         <w:tc>
           <w:tcPr>
-            <w:tcW w:type="dxa" w:w="768"/>
+            <w:tcW w:type="dxa" w:w="752"/>
             <w:tcBorders>
               <w:start w:sz="5.599999999999909" w:val="single" w:color="#E7E4DB"/>
               <w:top w:sz="6.400000000000091" w:val="single" w:color="#E7E4DB"/>
-              <w:end w:sz="5.599999999999909" w:val="single" w:color="#E7E4DB"/>
-              <w:bottom w:sz="6.400000000000091" w:val="single" w:color="#E7E4DB"/>
+              <w:end w:sz="6.400000000000091" w:val="single" w:color="#E7E4DB"/>
+              <w:bottom w:sz="5.599999999999909" w:val="single" w:color="#E7E4DB"/>
             </w:tcBorders>
             <w:tcMar>
               <w:start w:w="0" w:type="dxa"/>
@@ -3607,7 +3607,7 @@
               <w:autoSpaceDE w:val="0"/>
               <w:widowControl/>
               <w:spacing w:line="240" w:lineRule="auto" w:before="74" w:after="0"/>
-              <w:ind w:left="98" w:right="0" w:firstLine="0"/>
+              <w:ind w:left="94" w:right="0" w:firstLine="0"/>
               <w:jc w:val="left"/>
             </w:pPr>
             <w:r>
@@ -3625,12 +3625,12 @@
         </w:tc>
         <w:tc>
           <w:tcPr>
-            <w:tcW w:type="dxa" w:w="1364"/>
+            <w:tcW w:type="dxa" w:w="1348"/>
             <w:tcBorders>
-              <w:start w:sz="5.599999999999909" w:val="single" w:color="#E7E4DB"/>
+              <w:start w:sz="6.400000000000091" w:val="single" w:color="#E7E4DB"/>
               <w:top w:sz="6.400000000000091" w:val="single" w:color="#E7E4DB"/>
-              <w:end w:sz="6.400000000000091" w:val="single" w:color="#E7E4DB"/>
-              <w:bottom w:sz="6.400000000000091" w:val="single" w:color="#E7E4DB"/>
+              <w:end w:sz="5.599999999999909" w:val="single" w:color="#E7E4DB"/>
+              <w:bottom w:sz="5.599999999999909" w:val="single" w:color="#E7E4DB"/>
             </w:tcBorders>
             <w:tcMar>
               <w:start w:w="0" w:type="dxa"/>
@@ -3643,7 +3643,7 @@
               <w:autoSpaceDE w:val="0"/>
               <w:widowControl/>
               <w:spacing w:line="259" w:lineRule="auto" w:before="74" w:after="0"/>
-              <w:ind w:left="86" w:right="288" w:firstLine="0"/>
+              <w:ind w:left="86" w:right="144" w:firstLine="0"/>
               <w:jc w:val="left"/>
             </w:pPr>
             <w:r>
@@ -3672,12 +3672,84 @@
         </w:tc>
         <w:tc>
           <w:tcPr>
-            <w:tcW w:type="dxa" w:w="734"/>
+            <w:tcW w:type="dxa" w:w="722"/>
+            <w:tcBorders>
+              <w:start w:sz="5.599999999999909" w:val="single" w:color="#E7E4DB"/>
+              <w:top w:sz="6.400000000000091" w:val="single" w:color="#E7E4DB"/>
+              <w:end w:sz="5.599999999999909" w:val="single" w:color="#E7E4DB"/>
+              <w:bottom w:sz="5.599999999999909" w:val="single" w:color="#E7E4DB"/>
+            </w:tcBorders>
+            <w:tcMar>
+              <w:start w:w="0" w:type="dxa"/>
+              <w:end w:w="0" w:type="dxa"/>
+            </w:tcMar>
+          </w:tcPr>
+          <w:p>
+            <w:pPr>
+              <w:autoSpaceDN w:val="0"/>
+              <w:autoSpaceDE w:val="0"/>
+              <w:widowControl/>
+              <w:spacing w:line="240" w:lineRule="auto" w:before="74" w:after="0"/>
+              <w:ind w:left="94" w:right="0" w:firstLine="0"/>
+              <w:jc w:val="left"/>
+            </w:pPr>
+            <w:r>
+              <w:rPr>
+                <w:w w:val="98.3823439654182"/>
+                <w:rFonts w:ascii="Anthropic Sans Print" w:hAnsi="Anthropic Sans Print" w:eastAsia="Anthropic Sans Print"/>
+                <w:b w:val="0"/>
+                <w:i w:val="0"/>
+                <w:color w:val="1F1E1D"/>
+                <w:sz w:val="17"/>
+              </w:rPr>
+              <w:t>0,24</w:t>
+            </w:r>
+          </w:p>
+        </w:tc>
+        <w:tc>
+          <w:tcPr>
+            <w:tcW w:type="dxa" w:w="974"/>
+            <w:tcBorders>
+              <w:start w:sz="5.599999999999909" w:val="single" w:color="#E7E4DB"/>
+              <w:top w:sz="6.400000000000091" w:val="single" w:color="#E7E4DB"/>
+              <w:end w:sz="6.400000000000091" w:val="single" w:color="#E7E4DB"/>
+              <w:bottom w:sz="5.599999999999909" w:val="single" w:color="#E7E4DB"/>
+            </w:tcBorders>
+            <w:tcMar>
+              <w:start w:w="0" w:type="dxa"/>
+              <w:end w:w="0" w:type="dxa"/>
+            </w:tcMar>
+          </w:tcPr>
+          <w:p>
+            <w:pPr>
+              <w:autoSpaceDN w:val="0"/>
+              <w:autoSpaceDE w:val="0"/>
+              <w:widowControl/>
+              <w:spacing w:line="240" w:lineRule="auto" w:before="74" w:after="0"/>
+              <w:ind w:left="98" w:right="0" w:firstLine="0"/>
+              <w:jc w:val="left"/>
+            </w:pPr>
+            <w:r>
+              <w:rPr>
+                <w:w w:val="98.3823439654182"/>
+                <w:rFonts w:ascii="Anthropic Sans Print" w:hAnsi="Anthropic Sans Print" w:eastAsia="Anthropic Sans Print"/>
+                <w:b w:val="0"/>
+                <w:i w:val="0"/>
+                <w:color w:val="1F1E1D"/>
+                <w:sz w:val="17"/>
+              </w:rPr>
+              <w:t>108</w:t>
+            </w:r>
+          </w:p>
+        </w:tc>
+        <w:tc>
+          <w:tcPr>
+            <w:tcW w:type="dxa" w:w="1216"/>
             <w:tcBorders>
               <w:start w:sz="6.400000000000091" w:val="single" w:color="#E7E4DB"/>
               <w:top w:sz="6.400000000000091" w:val="single" w:color="#E7E4DB"/>
-              <w:end w:sz="5.599999999999909" w:val="single" w:color="#E7E4DB"/>
-              <w:bottom w:sz="6.400000000000091" w:val="single" w:color="#E7E4DB"/>
+              <w:end w:sz="6.400000000000091" w:val="single" w:color="#E7E4DB"/>
+              <w:bottom w:sz="5.599999999999909" w:val="single" w:color="#E7E4DB"/>
             </w:tcBorders>
             <w:tcMar>
               <w:start w:w="0" w:type="dxa"/>
@@ -3702,18 +3774,18 @@
                 <w:color w:val="1F1E1D"/>
                 <w:sz w:val="17"/>
               </w:rPr>
-              <w:t>0,24</w:t>
+              <w:t>110</w:t>
             </w:r>
           </w:p>
         </w:tc>
         <w:tc>
           <w:tcPr>
-            <w:tcW w:type="dxa" w:w="990"/>
+            <w:tcW w:type="dxa" w:w="780"/>
             <w:tcBorders>
-              <w:start w:sz="5.599999999999909" w:val="single" w:color="#E7E4DB"/>
+              <w:start w:sz="6.400000000000091" w:val="single" w:color="#E7E4DB"/>
               <w:top w:sz="6.400000000000091" w:val="single" w:color="#E7E4DB"/>
               <w:end w:sz="6.400000000000091" w:val="single" w:color="#E7E4DB"/>
-              <w:bottom w:sz="6.400000000000091" w:val="single" w:color="#E7E4DB"/>
+              <w:bottom w:sz="5.599999999999909" w:val="single" w:color="#E7E4DB"/>
             </w:tcBorders>
             <w:tcMar>
               <w:start w:w="0" w:type="dxa"/>
@@ -3726,79 +3798,7 @@
               <w:autoSpaceDE w:val="0"/>
               <w:widowControl/>
               <w:spacing w:line="240" w:lineRule="auto" w:before="74" w:after="0"/>
-              <w:ind w:left="86" w:right="0" w:firstLine="0"/>
-              <w:jc w:val="left"/>
-            </w:pPr>
-            <w:r>
-              <w:rPr>
-                <w:w w:val="98.3823439654182"/>
-                <w:rFonts w:ascii="Anthropic Sans Print" w:hAnsi="Anthropic Sans Print" w:eastAsia="Anthropic Sans Print"/>
-                <w:b w:val="0"/>
-                <w:i w:val="0"/>
-                <w:color w:val="1F1E1D"/>
-                <w:sz w:val="17"/>
-              </w:rPr>
-              <w:t>108</w:t>
-            </w:r>
-          </w:p>
-        </w:tc>
-        <w:tc>
-          <w:tcPr>
-            <w:tcW w:type="dxa" w:w="1230"/>
-            <w:tcBorders>
-              <w:start w:sz="6.400000000000091" w:val="single" w:color="#E7E4DB"/>
-              <w:top w:sz="6.400000000000091" w:val="single" w:color="#E7E4DB"/>
-              <w:end w:sz="5.599999999999909" w:val="single" w:color="#E7E4DB"/>
-              <w:bottom w:sz="6.400000000000091" w:val="single" w:color="#E7E4DB"/>
-            </w:tcBorders>
-            <w:tcMar>
-              <w:start w:w="0" w:type="dxa"/>
-              <w:end w:w="0" w:type="dxa"/>
-            </w:tcMar>
-          </w:tcPr>
-          <w:p>
-            <w:pPr>
-              <w:autoSpaceDN w:val="0"/>
-              <w:autoSpaceDE w:val="0"/>
-              <w:widowControl/>
-              <w:spacing w:line="240" w:lineRule="auto" w:before="74" w:after="0"/>
-              <w:ind w:left="86" w:right="0" w:firstLine="0"/>
-              <w:jc w:val="left"/>
-            </w:pPr>
-            <w:r>
-              <w:rPr>
-                <w:w w:val="98.3823439654182"/>
-                <w:rFonts w:ascii="Anthropic Sans Print" w:hAnsi="Anthropic Sans Print" w:eastAsia="Anthropic Sans Print"/>
-                <w:b w:val="0"/>
-                <w:i w:val="0"/>
-                <w:color w:val="1F1E1D"/>
-                <w:sz w:val="17"/>
-              </w:rPr>
-              <w:t>110</w:t>
-            </w:r>
-          </w:p>
-        </w:tc>
-        <w:tc>
-          <w:tcPr>
-            <w:tcW w:type="dxa" w:w="810"/>
-            <w:tcBorders>
-              <w:start w:sz="5.599999999999909" w:val="single" w:color="#E7E4DB"/>
-              <w:top w:sz="6.400000000000091" w:val="single" w:color="#E7E4DB"/>
-              <w:end w:sz="6.400000000000091" w:val="single" w:color="#E7E4DB"/>
-              <w:bottom w:sz="6.400000000000091" w:val="single" w:color="#E7E4DB"/>
-            </w:tcBorders>
-            <w:tcMar>
-              <w:start w:w="0" w:type="dxa"/>
-              <w:end w:w="0" w:type="dxa"/>
-            </w:tcMar>
-          </w:tcPr>
-          <w:p>
-            <w:pPr>
-              <w:autoSpaceDN w:val="0"/>
-              <w:autoSpaceDE w:val="0"/>
-              <w:widowControl/>
-              <w:spacing w:line="240" w:lineRule="auto" w:before="74" w:after="0"/>
-              <w:ind w:left="96" w:right="0" w:firstLine="0"/>
+              <w:ind w:left="94" w:right="0" w:firstLine="0"/>
               <w:jc w:val="left"/>
             </w:pPr>
             <w:r>
@@ -3816,12 +3816,12 @@
         </w:tc>
         <w:tc>
           <w:tcPr>
-            <w:tcW w:type="dxa" w:w="1320"/>
+            <w:tcW w:type="dxa" w:w="1424"/>
             <w:tcBorders>
               <w:start w:sz="6.400000000000091" w:val="single" w:color="#E7E4DB"/>
               <w:top w:sz="6.400000000000091" w:val="single" w:color="#E7E4DB"/>
               <w:end w:sz="6.400000000000091" w:val="single" w:color="#E7E4DB"/>
-              <w:bottom w:sz="6.400000000000091" w:val="single" w:color="#E7E4DB"/>
+              <w:bottom w:sz="5.599999999999909" w:val="single" w:color="#E7E4DB"/>
             </w:tcBorders>
             <w:tcMar>
               <w:start w:w="0" w:type="dxa"/>
@@ -3833,8 +3833,8 @@
               <w:autoSpaceDN w:val="0"/>
               <w:autoSpaceDE w:val="0"/>
               <w:widowControl/>
-              <w:spacing w:line="259" w:lineRule="auto" w:before="74" w:after="0"/>
-              <w:ind w:left="86" w:right="144" w:firstLine="0"/>
+              <w:spacing w:line="271" w:lineRule="auto" w:before="74" w:after="0"/>
+              <w:ind w:left="90" w:right="144" w:firstLine="0"/>
               <w:jc w:val="left"/>
             </w:pPr>
             <w:r>
@@ -3846,7 +3846,7 @@
                 <w:color w:val="1F1E1D"/>
                 <w:sz w:val="17"/>
               </w:rPr>
-              <w:t xml:space="preserve">25 W, carcasa </w:t>
+              <w:t xml:space="preserve">50 W, carcasa </w:t>
             </w:r>
             <w:r>
               <w:rPr>
@@ -3857,7 +3857,35 @@
                 <w:color w:val="1F1E1D"/>
                 <w:sz w:val="17"/>
               </w:rPr>
-              <w:t>de aluminio</w:t>
+              <w:t xml:space="preserve">de aluminio, </w:t>
+            </w:r>
+            <w:r>
+              <w:br/>
+            </w:r>
+            <w:r>
+              <w:rPr>
+                <w:w w:val="98.3823439654182"/>
+                <w:rFonts w:ascii="Anthropic Sans Print" w:hAnsi="Anthropic Sans Print" w:eastAsia="Anthropic Sans Print"/>
+                <w:b w:val="0"/>
+                <w:i w:val="0"/>
+                <w:color w:val="1F1E1D"/>
+                <w:sz w:val="17"/>
+              </w:rPr>
+              <w:t xml:space="preserve">con fusible </w:t>
+            </w:r>
+            <w:r>
+              <w:br/>
+            </w:r>
+            <w:r>
+              <w:rPr>
+                <w:w w:val="98.3823439654182"/>
+                <w:rFonts w:ascii="Anthropic Sans Print" w:hAnsi="Anthropic Sans Print" w:eastAsia="Anthropic Sans Print"/>
+                <w:b w:val="0"/>
+                <w:i w:val="0"/>
+                <w:color w:val="1F1E1D"/>
+                <w:sz w:val="17"/>
+              </w:rPr>
+              <w:t>térmico</w:t>
             </w:r>
           </w:p>
         </w:tc>
@@ -3868,7 +3896,7 @@
               <w:start w:sz="6.400000000000091" w:val="single" w:color="#E7E4DB"/>
               <w:top w:sz="6.400000000000091" w:val="single" w:color="#E7E4DB"/>
               <w:end w:sz="6.399999999999636" w:val="single" w:color="#E7E4DB"/>
-              <w:bottom w:sz="6.400000000000091" w:val="single" w:color="#E7E4DB"/>
+              <w:bottom w:sz="5.599999999999909" w:val="single" w:color="#E7E4DB"/>
             </w:tcBorders>
             <w:tcMar>
               <w:start w:w="0" w:type="dxa"/>
@@ -3900,14 +3928,14 @@
       </w:tr>
       <w:tr>
         <w:trPr>
-          <w:trHeight w:hRule="exact" w:val="628"/>
+          <w:trHeight w:hRule="exact" w:val="1094"/>
         </w:trPr>
         <w:tc>
           <w:tcPr>
             <w:tcW w:type="dxa" w:w="1168"/>
             <w:tcBorders>
               <w:start w:sz="6.399999999999977" w:val="single" w:color="#E7E4DB"/>
-              <w:top w:sz="6.400000000000091" w:val="single" w:color="#E7E4DB"/>
+              <w:top w:sz="5.599999999999909" w:val="single" w:color="#E7E4DB"/>
               <w:end w:sz="5.600000000000023" w:val="single" w:color="#E7E4DB"/>
               <w:bottom w:sz="5.599999999999909" w:val="single" w:color="#E7E4DB"/>
             </w:tcBorders>
@@ -3921,7 +3949,7 @@
               <w:autoSpaceDN w:val="0"/>
               <w:autoSpaceDE w:val="0"/>
               <w:widowControl/>
-              <w:spacing w:line="238" w:lineRule="auto" w:before="74" w:after="0"/>
+              <w:spacing w:line="240" w:lineRule="auto" w:before="74" w:after="0"/>
               <w:ind w:left="88" w:right="0" w:firstLine="0"/>
               <w:jc w:val="left"/>
             </w:pPr>
@@ -3943,7 +3971,7 @@
             <w:tcW w:type="dxa" w:w="720"/>
             <w:tcBorders>
               <w:start w:sz="5.600000000000023" w:val="single" w:color="#E7E4DB"/>
-              <w:top w:sz="6.400000000000091" w:val="single" w:color="#E7E4DB"/>
+              <w:top w:sz="5.599999999999909" w:val="single" w:color="#E7E4DB"/>
               <w:end w:sz="5.599999999999909" w:val="single" w:color="#E7E4DB"/>
               <w:bottom w:sz="5.599999999999909" w:val="single" w:color="#E7E4DB"/>
             </w:tcBorders>
@@ -3957,8 +3985,8 @@
               <w:autoSpaceDN w:val="0"/>
               <w:autoSpaceDE w:val="0"/>
               <w:widowControl/>
-              <w:spacing w:line="238" w:lineRule="auto" w:before="74" w:after="0"/>
-              <w:ind w:left="98" w:right="0" w:firstLine="0"/>
+              <w:spacing w:line="240" w:lineRule="auto" w:before="74" w:after="0"/>
+              <w:ind w:left="94" w:right="0" w:firstLine="0"/>
               <w:jc w:val="left"/>
             </w:pPr>
             <w:r>
@@ -3976,11 +4004,11 @@
         </w:tc>
         <w:tc>
           <w:tcPr>
-            <w:tcW w:type="dxa" w:w="768"/>
+            <w:tcW w:type="dxa" w:w="752"/>
             <w:tcBorders>
               <w:start w:sz="5.599999999999909" w:val="single" w:color="#E7E4DB"/>
-              <w:top w:sz="6.400000000000091" w:val="single" w:color="#E7E4DB"/>
-              <w:end w:sz="5.599999999999909" w:val="single" w:color="#E7E4DB"/>
+              <w:top w:sz="5.599999999999909" w:val="single" w:color="#E7E4DB"/>
+              <w:end w:sz="6.400000000000091" w:val="single" w:color="#E7E4DB"/>
               <w:bottom w:sz="5.599999999999909" w:val="single" w:color="#E7E4DB"/>
             </w:tcBorders>
             <w:tcMar>
@@ -3993,8 +4021,8 @@
               <w:autoSpaceDN w:val="0"/>
               <w:autoSpaceDE w:val="0"/>
               <w:widowControl/>
-              <w:spacing w:line="238" w:lineRule="auto" w:before="74" w:after="0"/>
-              <w:ind w:left="98" w:right="0" w:firstLine="0"/>
+              <w:spacing w:line="240" w:lineRule="auto" w:before="74" w:after="0"/>
+              <w:ind w:left="94" w:right="0" w:firstLine="0"/>
               <w:jc w:val="left"/>
             </w:pPr>
             <w:r>
@@ -4012,11 +4040,11 @@
         </w:tc>
         <w:tc>
           <w:tcPr>
-            <w:tcW w:type="dxa" w:w="1364"/>
+            <w:tcW w:type="dxa" w:w="1348"/>
             <w:tcBorders>
-              <w:start w:sz="5.599999999999909" w:val="single" w:color="#E7E4DB"/>
-              <w:top w:sz="6.400000000000091" w:val="single" w:color="#E7E4DB"/>
-              <w:end w:sz="6.400000000000091" w:val="single" w:color="#E7E4DB"/>
+              <w:start w:sz="6.400000000000091" w:val="single" w:color="#E7E4DB"/>
+              <w:top w:sz="5.599999999999909" w:val="single" w:color="#E7E4DB"/>
+              <w:end w:sz="5.599999999999909" w:val="single" w:color="#E7E4DB"/>
               <w:bottom w:sz="5.599999999999909" w:val="single" w:color="#E7E4DB"/>
             </w:tcBorders>
             <w:tcMar>
@@ -4029,7 +4057,7 @@
               <w:autoSpaceDN w:val="0"/>
               <w:autoSpaceDE w:val="0"/>
               <w:widowControl/>
-              <w:spacing w:line="266" w:lineRule="auto" w:before="74" w:after="0"/>
+              <w:spacing w:line="259" w:lineRule="auto" w:before="74" w:after="0"/>
               <w:ind w:left="86" w:right="144" w:firstLine="0"/>
               <w:jc w:val="left"/>
             </w:pPr>
@@ -4059,10 +4087,10 @@
         </w:tc>
         <w:tc>
           <w:tcPr>
-            <w:tcW w:type="dxa" w:w="734"/>
+            <w:tcW w:type="dxa" w:w="722"/>
             <w:tcBorders>
-              <w:start w:sz="6.400000000000091" w:val="single" w:color="#E7E4DB"/>
-              <w:top w:sz="6.400000000000091" w:val="single" w:color="#E7E4DB"/>
+              <w:start w:sz="5.599999999999909" w:val="single" w:color="#E7E4DB"/>
+              <w:top w:sz="5.599999999999909" w:val="single" w:color="#E7E4DB"/>
               <w:end w:sz="5.599999999999909" w:val="single" w:color="#E7E4DB"/>
               <w:bottom w:sz="5.599999999999909" w:val="single" w:color="#E7E4DB"/>
             </w:tcBorders>
@@ -4076,8 +4104,8 @@
               <w:autoSpaceDN w:val="0"/>
               <w:autoSpaceDE w:val="0"/>
               <w:widowControl/>
-              <w:spacing w:line="238" w:lineRule="auto" w:before="74" w:after="0"/>
-              <w:ind w:left="96" w:right="0" w:firstLine="0"/>
+              <w:spacing w:line="240" w:lineRule="auto" w:before="74" w:after="0"/>
+              <w:ind w:left="94" w:right="0" w:firstLine="0"/>
               <w:jc w:val="left"/>
             </w:pPr>
             <w:r>
@@ -4095,10 +4123,10 @@
         </w:tc>
         <w:tc>
           <w:tcPr>
-            <w:tcW w:type="dxa" w:w="990"/>
+            <w:tcW w:type="dxa" w:w="974"/>
             <w:tcBorders>
               <w:start w:sz="5.599999999999909" w:val="single" w:color="#E7E4DB"/>
-              <w:top w:sz="6.400000000000091" w:val="single" w:color="#E7E4DB"/>
+              <w:top w:sz="5.599999999999909" w:val="single" w:color="#E7E4DB"/>
               <w:end w:sz="6.400000000000091" w:val="single" w:color="#E7E4DB"/>
               <w:bottom w:sz="5.599999999999909" w:val="single" w:color="#E7E4DB"/>
             </w:tcBorders>
@@ -4112,8 +4140,8 @@
               <w:autoSpaceDN w:val="0"/>
               <w:autoSpaceDE w:val="0"/>
               <w:widowControl/>
-              <w:spacing w:line="238" w:lineRule="auto" w:before="74" w:after="0"/>
-              <w:ind w:left="86" w:right="0" w:firstLine="0"/>
+              <w:spacing w:line="240" w:lineRule="auto" w:before="74" w:after="0"/>
+              <w:ind w:left="98" w:right="0" w:firstLine="0"/>
               <w:jc w:val="left"/>
             </w:pPr>
             <w:r>
@@ -4131,11 +4159,11 @@
         </w:tc>
         <w:tc>
           <w:tcPr>
-            <w:tcW w:type="dxa" w:w="1230"/>
+            <w:tcW w:type="dxa" w:w="1216"/>
             <w:tcBorders>
               <w:start w:sz="6.400000000000091" w:val="single" w:color="#E7E4DB"/>
-              <w:top w:sz="6.400000000000091" w:val="single" w:color="#E7E4DB"/>
-              <w:end w:sz="5.599999999999909" w:val="single" w:color="#E7E4DB"/>
+              <w:top w:sz="5.599999999999909" w:val="single" w:color="#E7E4DB"/>
+              <w:end w:sz="6.400000000000091" w:val="single" w:color="#E7E4DB"/>
               <w:bottom w:sz="5.599999999999909" w:val="single" w:color="#E7E4DB"/>
             </w:tcBorders>
             <w:tcMar>
@@ -4148,8 +4176,8 @@
               <w:autoSpaceDN w:val="0"/>
               <w:autoSpaceDE w:val="0"/>
               <w:widowControl/>
-              <w:spacing w:line="238" w:lineRule="auto" w:before="74" w:after="0"/>
-              <w:ind w:left="86" w:right="0" w:firstLine="0"/>
+              <w:spacing w:line="240" w:lineRule="auto" w:before="74" w:after="0"/>
+              <w:ind w:left="96" w:right="0" w:firstLine="0"/>
               <w:jc w:val="left"/>
             </w:pPr>
             <w:r>
@@ -4167,10 +4195,10 @@
         </w:tc>
         <w:tc>
           <w:tcPr>
-            <w:tcW w:type="dxa" w:w="810"/>
+            <w:tcW w:type="dxa" w:w="780"/>
             <w:tcBorders>
-              <w:start w:sz="5.599999999999909" w:val="single" w:color="#E7E4DB"/>
-              <w:top w:sz="6.400000000000091" w:val="single" w:color="#E7E4DB"/>
+              <w:start w:sz="6.400000000000091" w:val="single" w:color="#E7E4DB"/>
+              <w:top w:sz="5.599999999999909" w:val="single" w:color="#E7E4DB"/>
               <w:end w:sz="6.400000000000091" w:val="single" w:color="#E7E4DB"/>
               <w:bottom w:sz="5.599999999999909" w:val="single" w:color="#E7E4DB"/>
             </w:tcBorders>
@@ -4184,8 +4212,8 @@
               <w:autoSpaceDN w:val="0"/>
               <w:autoSpaceDE w:val="0"/>
               <w:widowControl/>
-              <w:spacing w:line="238" w:lineRule="auto" w:before="74" w:after="0"/>
-              <w:ind w:left="96" w:right="0" w:firstLine="0"/>
+              <w:spacing w:line="240" w:lineRule="auto" w:before="74" w:after="0"/>
+              <w:ind w:left="94" w:right="0" w:firstLine="0"/>
               <w:jc w:val="left"/>
             </w:pPr>
             <w:r>
@@ -4203,10 +4231,10 @@
         </w:tc>
         <w:tc>
           <w:tcPr>
-            <w:tcW w:type="dxa" w:w="1320"/>
+            <w:tcW w:type="dxa" w:w="1424"/>
             <w:tcBorders>
               <w:start w:sz="6.400000000000091" w:val="single" w:color="#E7E4DB"/>
-              <w:top w:sz="6.400000000000091" w:val="single" w:color="#E7E4DB"/>
+              <w:top w:sz="5.599999999999909" w:val="single" w:color="#E7E4DB"/>
               <w:end w:sz="6.400000000000091" w:val="single" w:color="#E7E4DB"/>
               <w:bottom w:sz="5.599999999999909" w:val="single" w:color="#E7E4DB"/>
             </w:tcBorders>
@@ -4221,7 +4249,7 @@
               <w:autoSpaceDE w:val="0"/>
               <w:widowControl/>
               <w:spacing w:line="266" w:lineRule="auto" w:before="74" w:after="0"/>
-              <w:ind w:left="86" w:right="144" w:firstLine="0"/>
+              <w:ind w:left="90" w:right="144" w:firstLine="0"/>
               <w:jc w:val="left"/>
             </w:pPr>
             <w:r>
@@ -4233,7 +4261,7 @@
                 <w:color w:val="1F1E1D"/>
                 <w:sz w:val="17"/>
               </w:rPr>
-              <w:t xml:space="preserve">25 W, carcasa </w:t>
+              <w:t xml:space="preserve">50 W, carcasa </w:t>
             </w:r>
             <w:r>
               <w:rPr>
@@ -4244,7 +4272,35 @@
                 <w:color w:val="1F1E1D"/>
                 <w:sz w:val="17"/>
               </w:rPr>
-              <w:t>de aluminio</w:t>
+              <w:t xml:space="preserve">de aluminio, </w:t>
+            </w:r>
+            <w:r>
+              <w:br/>
+            </w:r>
+            <w:r>
+              <w:rPr>
+                <w:w w:val="98.3823439654182"/>
+                <w:rFonts w:ascii="Anthropic Sans Print" w:hAnsi="Anthropic Sans Print" w:eastAsia="Anthropic Sans Print"/>
+                <w:b w:val="0"/>
+                <w:i w:val="0"/>
+                <w:color w:val="1F1E1D"/>
+                <w:sz w:val="17"/>
+              </w:rPr>
+              <w:t xml:space="preserve">con fusible </w:t>
+            </w:r>
+            <w:r>
+              <w:br/>
+            </w:r>
+            <w:r>
+              <w:rPr>
+                <w:w w:val="98.3823439654182"/>
+                <w:rFonts w:ascii="Anthropic Sans Print" w:hAnsi="Anthropic Sans Print" w:eastAsia="Anthropic Sans Print"/>
+                <w:b w:val="0"/>
+                <w:i w:val="0"/>
+                <w:color w:val="1F1E1D"/>
+                <w:sz w:val="17"/>
+              </w:rPr>
+              <w:t>térmico</w:t>
             </w:r>
           </w:p>
         </w:tc>
@@ -4253,7 +4309,7 @@
             <w:tcW w:type="dxa" w:w="960"/>
             <w:tcBorders>
               <w:start w:sz="6.400000000000091" w:val="single" w:color="#E7E4DB"/>
-              <w:top w:sz="6.400000000000091" w:val="single" w:color="#E7E4DB"/>
+              <w:top w:sz="5.599999999999909" w:val="single" w:color="#E7E4DB"/>
               <w:end w:sz="6.399999999999636" w:val="single" w:color="#E7E4DB"/>
               <w:bottom w:sz="5.599999999999909" w:val="single" w:color="#E7E4DB"/>
             </w:tcBorders>
@@ -4267,7 +4323,7 @@
               <w:autoSpaceDN w:val="0"/>
               <w:autoSpaceDE w:val="0"/>
               <w:widowControl/>
-              <w:spacing w:line="238" w:lineRule="auto" w:before="74" w:after="0"/>
+              <w:spacing w:line="240" w:lineRule="auto" w:before="74" w:after="0"/>
               <w:ind w:left="84" w:right="0" w:firstLine="0"/>
               <w:jc w:val="left"/>
             </w:pPr>
@@ -4287,7 +4343,7 @@
       </w:tr>
       <w:tr>
         <w:trPr>
-          <w:trHeight w:hRule="exact" w:val="616"/>
+          <w:trHeight w:hRule="exact" w:val="1110"/>
         </w:trPr>
         <w:tc>
           <w:tcPr>
@@ -4308,7 +4364,7 @@
               <w:autoSpaceDN w:val="0"/>
               <w:autoSpaceDE w:val="0"/>
               <w:widowControl/>
-              <w:spacing w:line="257" w:lineRule="auto" w:before="76" w:after="0"/>
+              <w:spacing w:line="266" w:lineRule="auto" w:before="76" w:after="0"/>
               <w:ind w:left="88" w:right="432" w:firstLine="0"/>
               <w:jc w:val="left"/>
             </w:pPr>
@@ -4359,7 +4415,7 @@
               <w:autoSpaceDE w:val="0"/>
               <w:widowControl/>
               <w:spacing w:line="238" w:lineRule="auto" w:before="76" w:after="0"/>
-              <w:ind w:left="98" w:right="0" w:firstLine="0"/>
+              <w:ind w:left="94" w:right="0" w:firstLine="0"/>
               <w:jc w:val="left"/>
             </w:pPr>
             <w:r>
@@ -4377,11 +4433,11 @@
         </w:tc>
         <w:tc>
           <w:tcPr>
-            <w:tcW w:type="dxa" w:w="768"/>
+            <w:tcW w:type="dxa" w:w="752"/>
             <w:tcBorders>
               <w:start w:sz="5.599999999999909" w:val="single" w:color="#E7E4DB"/>
               <w:top w:sz="5.599999999999909" w:val="single" w:color="#E7E4DB"/>
-              <w:end w:sz="5.599999999999909" w:val="single" w:color="#E7E4DB"/>
+              <w:end w:sz="6.400000000000091" w:val="single" w:color="#E7E4DB"/>
               <w:bottom w:sz="6.400000000000091" w:val="single" w:color="#E7E4DB"/>
             </w:tcBorders>
             <w:tcMar>
@@ -4395,7 +4451,7 @@
               <w:autoSpaceDE w:val="0"/>
               <w:widowControl/>
               <w:spacing w:line="238" w:lineRule="auto" w:before="76" w:after="0"/>
-              <w:ind w:left="98" w:right="0" w:firstLine="0"/>
+              <w:ind w:left="94" w:right="0" w:firstLine="0"/>
               <w:jc w:val="left"/>
             </w:pPr>
             <w:r>
@@ -4413,11 +4469,11 @@
         </w:tc>
         <w:tc>
           <w:tcPr>
-            <w:tcW w:type="dxa" w:w="1364"/>
+            <w:tcW w:type="dxa" w:w="1348"/>
             <w:tcBorders>
-              <w:start w:sz="5.599999999999909" w:val="single" w:color="#E7E4DB"/>
+              <w:start w:sz="6.400000000000091" w:val="single" w:color="#E7E4DB"/>
               <w:top w:sz="5.599999999999909" w:val="single" w:color="#E7E4DB"/>
-              <w:end w:sz="6.400000000000091" w:val="single" w:color="#E7E4DB"/>
+              <w:end w:sz="5.599999999999909" w:val="single" w:color="#E7E4DB"/>
               <w:bottom w:sz="6.400000000000091" w:val="single" w:color="#E7E4DB"/>
             </w:tcBorders>
             <w:tcMar>
@@ -4430,7 +4486,7 @@
               <w:autoSpaceDN w:val="0"/>
               <w:autoSpaceDE w:val="0"/>
               <w:widowControl/>
-              <w:spacing w:line="257" w:lineRule="auto" w:before="76" w:after="0"/>
+              <w:spacing w:line="266" w:lineRule="auto" w:before="76" w:after="0"/>
               <w:ind w:left="86" w:right="288" w:firstLine="0"/>
               <w:jc w:val="left"/>
             </w:pPr>
@@ -4460,9 +4516,9 @@
         </w:tc>
         <w:tc>
           <w:tcPr>
-            <w:tcW w:type="dxa" w:w="734"/>
+            <w:tcW w:type="dxa" w:w="722"/>
             <w:tcBorders>
-              <w:start w:sz="6.400000000000091" w:val="single" w:color="#E7E4DB"/>
+              <w:start w:sz="5.599999999999909" w:val="single" w:color="#E7E4DB"/>
               <w:top w:sz="5.599999999999909" w:val="single" w:color="#E7E4DB"/>
               <w:end w:sz="5.599999999999909" w:val="single" w:color="#E7E4DB"/>
               <w:bottom w:sz="6.400000000000091" w:val="single" w:color="#E7E4DB"/>
@@ -4478,7 +4534,7 @@
               <w:autoSpaceDE w:val="0"/>
               <w:widowControl/>
               <w:spacing w:line="238" w:lineRule="auto" w:before="76" w:after="0"/>
-              <w:ind w:left="96" w:right="0" w:firstLine="0"/>
+              <w:ind w:left="94" w:right="0" w:firstLine="0"/>
               <w:jc w:val="left"/>
             </w:pPr>
             <w:r>
@@ -4496,7 +4552,7 @@
         </w:tc>
         <w:tc>
           <w:tcPr>
-            <w:tcW w:type="dxa" w:w="990"/>
+            <w:tcW w:type="dxa" w:w="974"/>
             <w:tcBorders>
               <w:start w:sz="5.599999999999909" w:val="single" w:color="#E7E4DB"/>
               <w:top w:sz="5.599999999999909" w:val="single" w:color="#E7E4DB"/>
@@ -4514,7 +4570,7 @@
               <w:autoSpaceDE w:val="0"/>
               <w:widowControl/>
               <w:spacing w:line="238" w:lineRule="auto" w:before="76" w:after="0"/>
-              <w:ind w:left="86" w:right="0" w:firstLine="0"/>
+              <w:ind w:left="98" w:right="0" w:firstLine="0"/>
               <w:jc w:val="left"/>
             </w:pPr>
             <w:r>
@@ -4532,45 +4588,9 @@
         </w:tc>
         <w:tc>
           <w:tcPr>
-            <w:tcW w:type="dxa" w:w="1230"/>
+            <w:tcW w:type="dxa" w:w="1216"/>
             <w:tcBorders>
               <w:start w:sz="6.400000000000091" w:val="single" w:color="#E7E4DB"/>
-              <w:top w:sz="5.599999999999909" w:val="single" w:color="#E7E4DB"/>
-              <w:end w:sz="5.599999999999909" w:val="single" w:color="#E7E4DB"/>
-              <w:bottom w:sz="6.400000000000091" w:val="single" w:color="#E7E4DB"/>
-            </w:tcBorders>
-            <w:tcMar>
-              <w:start w:w="0" w:type="dxa"/>
-              <w:end w:w="0" w:type="dxa"/>
-            </w:tcMar>
-          </w:tcPr>
-          <w:p>
-            <w:pPr>
-              <w:autoSpaceDN w:val="0"/>
-              <w:autoSpaceDE w:val="0"/>
-              <w:widowControl/>
-              <w:spacing w:line="238" w:lineRule="auto" w:before="76" w:after="0"/>
-              <w:ind w:left="86" w:right="0" w:firstLine="0"/>
-              <w:jc w:val="left"/>
-            </w:pPr>
-            <w:r>
-              <w:rPr>
-                <w:w w:val="98.3823439654182"/>
-                <w:rFonts w:ascii="Anthropic Sans Print" w:hAnsi="Anthropic Sans Print" w:eastAsia="Anthropic Sans Print"/>
-                <w:b w:val="0"/>
-                <w:i w:val="0"/>
-                <w:color w:val="1F1E1D"/>
-                <w:sz w:val="17"/>
-              </w:rPr>
-              <w:t>390</w:t>
-            </w:r>
-          </w:p>
-        </w:tc>
-        <w:tc>
-          <w:tcPr>
-            <w:tcW w:type="dxa" w:w="810"/>
-            <w:tcBorders>
-              <w:start w:sz="5.599999999999909" w:val="single" w:color="#E7E4DB"/>
               <w:top w:sz="5.599999999999909" w:val="single" w:color="#E7E4DB"/>
               <w:end w:sz="6.400000000000091" w:val="single" w:color="#E7E4DB"/>
               <w:bottom w:sz="6.400000000000091" w:val="single" w:color="#E7E4DB"/>
@@ -4598,13 +4618,13 @@
                 <w:color w:val="1F1E1D"/>
                 <w:sz w:val="17"/>
               </w:rPr>
-              <w:t>6,3</w:t>
+              <w:t>390</w:t>
             </w:r>
           </w:p>
         </w:tc>
         <w:tc>
           <w:tcPr>
-            <w:tcW w:type="dxa" w:w="1320"/>
+            <w:tcW w:type="dxa" w:w="780"/>
             <w:tcBorders>
               <w:start w:sz="6.400000000000091" w:val="single" w:color="#E7E4DB"/>
               <w:top w:sz="5.599999999999909" w:val="single" w:color="#E7E4DB"/>
@@ -4621,8 +4641,44 @@
               <w:autoSpaceDN w:val="0"/>
               <w:autoSpaceDE w:val="0"/>
               <w:widowControl/>
-              <w:spacing w:line="257" w:lineRule="auto" w:before="76" w:after="0"/>
-              <w:ind w:left="86" w:right="144" w:firstLine="0"/>
+              <w:spacing w:line="238" w:lineRule="auto" w:before="76" w:after="0"/>
+              <w:ind w:left="94" w:right="0" w:firstLine="0"/>
+              <w:jc w:val="left"/>
+            </w:pPr>
+            <w:r>
+              <w:rPr>
+                <w:w w:val="98.3823439654182"/>
+                <w:rFonts w:ascii="Anthropic Sans Print" w:hAnsi="Anthropic Sans Print" w:eastAsia="Anthropic Sans Print"/>
+                <w:b w:val="0"/>
+                <w:i w:val="0"/>
+                <w:color w:val="1F1E1D"/>
+                <w:sz w:val="17"/>
+              </w:rPr>
+              <w:t>6,3</w:t>
+            </w:r>
+          </w:p>
+        </w:tc>
+        <w:tc>
+          <w:tcPr>
+            <w:tcW w:type="dxa" w:w="1424"/>
+            <w:tcBorders>
+              <w:start w:sz="6.400000000000091" w:val="single" w:color="#E7E4DB"/>
+              <w:top w:sz="5.599999999999909" w:val="single" w:color="#E7E4DB"/>
+              <w:end w:sz="6.400000000000091" w:val="single" w:color="#E7E4DB"/>
+              <w:bottom w:sz="6.400000000000091" w:val="single" w:color="#E7E4DB"/>
+            </w:tcBorders>
+            <w:tcMar>
+              <w:start w:w="0" w:type="dxa"/>
+              <w:end w:w="0" w:type="dxa"/>
+            </w:tcMar>
+          </w:tcPr>
+          <w:p>
+            <w:pPr>
+              <w:autoSpaceDN w:val="0"/>
+              <w:autoSpaceDE w:val="0"/>
+              <w:widowControl/>
+              <w:spacing w:line="271" w:lineRule="auto" w:before="76" w:after="0"/>
+              <w:ind w:left="90" w:right="144" w:firstLine="0"/>
               <w:jc w:val="left"/>
             </w:pPr>
             <w:r>
@@ -4645,7 +4701,35 @@
                 <w:color w:val="1F1E1D"/>
                 <w:sz w:val="17"/>
               </w:rPr>
-              <w:t>de aluminio</w:t>
+              <w:t xml:space="preserve">de aluminio, </w:t>
+            </w:r>
+            <w:r>
+              <w:br/>
+            </w:r>
+            <w:r>
+              <w:rPr>
+                <w:w w:val="98.3823439654182"/>
+                <w:rFonts w:ascii="Anthropic Sans Print" w:hAnsi="Anthropic Sans Print" w:eastAsia="Anthropic Sans Print"/>
+                <w:b w:val="0"/>
+                <w:i w:val="0"/>
+                <w:color w:val="1F1E1D"/>
+                <w:sz w:val="17"/>
+              </w:rPr>
+              <w:t xml:space="preserve">con fusible </w:t>
+            </w:r>
+            <w:r>
+              <w:br/>
+            </w:r>
+            <w:r>
+              <w:rPr>
+                <w:w w:val="98.3823439654182"/>
+                <w:rFonts w:ascii="Anthropic Sans Print" w:hAnsi="Anthropic Sans Print" w:eastAsia="Anthropic Sans Print"/>
+                <w:b w:val="0"/>
+                <w:i w:val="0"/>
+                <w:color w:val="1F1E1D"/>
+                <w:sz w:val="17"/>
+              </w:rPr>
+              <w:t>térmico</w:t>
             </w:r>
           </w:p>
         </w:tc>
@@ -4688,7 +4772,7 @@
       </w:tr>
       <w:tr>
         <w:trPr>
-          <w:trHeight w:hRule="exact" w:val="616"/>
+          <w:trHeight w:hRule="exact" w:val="1110"/>
         </w:trPr>
         <w:tc>
           <w:tcPr>
@@ -4697,7 +4781,7 @@
               <w:start w:sz="6.399999999999977" w:val="single" w:color="#E7E4DB"/>
               <w:top w:sz="6.400000000000091" w:val="single" w:color="#E7E4DB"/>
               <w:end w:sz="5.600000000000023" w:val="single" w:color="#E7E4DB"/>
-              <w:bottom w:sz="6.400000000000091" w:val="single" w:color="#E7E4DB"/>
+              <w:bottom w:sz="5.599999999999909" w:val="single" w:color="#E7E4DB"/>
             </w:tcBorders>
             <w:tcMar>
               <w:start w:w="0" w:type="dxa"/>
@@ -4709,7 +4793,7 @@
               <w:autoSpaceDN w:val="0"/>
               <w:autoSpaceDE w:val="0"/>
               <w:widowControl/>
-              <w:spacing w:line="240" w:lineRule="auto" w:before="74" w:after="0"/>
+              <w:spacing w:line="238" w:lineRule="auto" w:before="74" w:after="0"/>
               <w:ind w:left="88" w:right="0" w:firstLine="0"/>
               <w:jc w:val="left"/>
             </w:pPr>
@@ -4733,7 +4817,7 @@
               <w:start w:sz="5.600000000000023" w:val="single" w:color="#E7E4DB"/>
               <w:top w:sz="6.400000000000091" w:val="single" w:color="#E7E4DB"/>
               <w:end w:sz="5.599999999999909" w:val="single" w:color="#E7E4DB"/>
-              <w:bottom w:sz="6.400000000000091" w:val="single" w:color="#E7E4DB"/>
+              <w:bottom w:sz="5.599999999999909" w:val="single" w:color="#E7E4DB"/>
             </w:tcBorders>
             <w:tcMar>
               <w:start w:w="0" w:type="dxa"/>
@@ -4745,8 +4829,8 @@
               <w:autoSpaceDN w:val="0"/>
               <w:autoSpaceDE w:val="0"/>
               <w:widowControl/>
-              <w:spacing w:line="240" w:lineRule="auto" w:before="74" w:after="0"/>
-              <w:ind w:left="98" w:right="0" w:firstLine="0"/>
+              <w:spacing w:line="238" w:lineRule="auto" w:before="74" w:after="0"/>
+              <w:ind w:left="94" w:right="0" w:firstLine="0"/>
               <w:jc w:val="left"/>
             </w:pPr>
             <w:r>
@@ -4764,12 +4848,12 @@
         </w:tc>
         <w:tc>
           <w:tcPr>
-            <w:tcW w:type="dxa" w:w="768"/>
+            <w:tcW w:type="dxa" w:w="752"/>
             <w:tcBorders>
               <w:start w:sz="5.599999999999909" w:val="single" w:color="#E7E4DB"/>
               <w:top w:sz="6.400000000000091" w:val="single" w:color="#E7E4DB"/>
-              <w:end w:sz="5.599999999999909" w:val="single" w:color="#E7E4DB"/>
-              <w:bottom w:sz="6.400000000000091" w:val="single" w:color="#E7E4DB"/>
+              <w:end w:sz="6.400000000000091" w:val="single" w:color="#E7E4DB"/>
+              <w:bottom w:sz="5.599999999999909" w:val="single" w:color="#E7E4DB"/>
             </w:tcBorders>
             <w:tcMar>
               <w:start w:w="0" w:type="dxa"/>
@@ -4781,8 +4865,8 @@
               <w:autoSpaceDN w:val="0"/>
               <w:autoSpaceDE w:val="0"/>
               <w:widowControl/>
-              <w:spacing w:line="240" w:lineRule="auto" w:before="74" w:after="0"/>
-              <w:ind w:left="98" w:right="0" w:firstLine="0"/>
+              <w:spacing w:line="238" w:lineRule="auto" w:before="74" w:after="0"/>
+              <w:ind w:left="94" w:right="0" w:firstLine="0"/>
               <w:jc w:val="left"/>
             </w:pPr>
             <w:r>
@@ -4800,12 +4884,12 @@
         </w:tc>
         <w:tc>
           <w:tcPr>
-            <w:tcW w:type="dxa" w:w="1364"/>
+            <w:tcW w:type="dxa" w:w="1348"/>
             <w:tcBorders>
-              <w:start w:sz="5.599999999999909" w:val="single" w:color="#E7E4DB"/>
+              <w:start w:sz="6.400000000000091" w:val="single" w:color="#E7E4DB"/>
               <w:top w:sz="6.400000000000091" w:val="single" w:color="#E7E4DB"/>
-              <w:end w:sz="6.400000000000091" w:val="single" w:color="#E7E4DB"/>
-              <w:bottom w:sz="6.400000000000091" w:val="single" w:color="#E7E4DB"/>
+              <w:end w:sz="5.599999999999909" w:val="single" w:color="#E7E4DB"/>
+              <w:bottom w:sz="5.599999999999909" w:val="single" w:color="#E7E4DB"/>
             </w:tcBorders>
             <w:tcMar>
               <w:start w:w="0" w:type="dxa"/>
@@ -4817,7 +4901,7 @@
               <w:autoSpaceDN w:val="0"/>
               <w:autoSpaceDE w:val="0"/>
               <w:widowControl/>
-              <w:spacing w:line="259" w:lineRule="auto" w:before="74" w:after="0"/>
+              <w:spacing w:line="257" w:lineRule="auto" w:before="74" w:after="0"/>
               <w:ind w:left="86" w:right="144" w:firstLine="0"/>
               <w:jc w:val="left"/>
             </w:pPr>
@@ -4847,12 +4931,12 @@
         </w:tc>
         <w:tc>
           <w:tcPr>
-            <w:tcW w:type="dxa" w:w="734"/>
+            <w:tcW w:type="dxa" w:w="722"/>
             <w:tcBorders>
-              <w:start w:sz="6.400000000000091" w:val="single" w:color="#E7E4DB"/>
+              <w:start w:sz="5.599999999999909" w:val="single" w:color="#E7E4DB"/>
               <w:top w:sz="6.400000000000091" w:val="single" w:color="#E7E4DB"/>
               <w:end w:sz="5.599999999999909" w:val="single" w:color="#E7E4DB"/>
-              <w:bottom w:sz="6.400000000000091" w:val="single" w:color="#E7E4DB"/>
+              <w:bottom w:sz="5.599999999999909" w:val="single" w:color="#E7E4DB"/>
             </w:tcBorders>
             <w:tcMar>
               <w:start w:w="0" w:type="dxa"/>
@@ -4864,8 +4948,8 @@
               <w:autoSpaceDN w:val="0"/>
               <w:autoSpaceDE w:val="0"/>
               <w:widowControl/>
-              <w:spacing w:line="240" w:lineRule="auto" w:before="74" w:after="0"/>
-              <w:ind w:left="96" w:right="0" w:firstLine="0"/>
+              <w:spacing w:line="238" w:lineRule="auto" w:before="74" w:after="0"/>
+              <w:ind w:left="94" w:right="0" w:firstLine="0"/>
               <w:jc w:val="left"/>
             </w:pPr>
             <w:r>
@@ -4883,243 +4967,11 @@
         </w:tc>
         <w:tc>
           <w:tcPr>
-            <w:tcW w:type="dxa" w:w="990"/>
+            <w:tcW w:type="dxa" w:w="974"/>
             <w:tcBorders>
               <w:start w:sz="5.599999999999909" w:val="single" w:color="#E7E4DB"/>
               <w:top w:sz="6.400000000000091" w:val="single" w:color="#E7E4DB"/>
               <w:end w:sz="6.400000000000091" w:val="single" w:color="#E7E4DB"/>
-              <w:bottom w:sz="6.400000000000091" w:val="single" w:color="#E7E4DB"/>
-            </w:tcBorders>
-            <w:tcMar>
-              <w:start w:w="0" w:type="dxa"/>
-              <w:end w:w="0" w:type="dxa"/>
-            </w:tcMar>
-          </w:tcPr>
-          <w:p>
-            <w:pPr>
-              <w:autoSpaceDN w:val="0"/>
-              <w:autoSpaceDE w:val="0"/>
-              <w:widowControl/>
-              <w:spacing w:line="240" w:lineRule="auto" w:before="74" w:after="0"/>
-              <w:ind w:left="86" w:right="0" w:firstLine="0"/>
-              <w:jc w:val="left"/>
-            </w:pPr>
-            <w:r>
-              <w:rPr>
-                <w:w w:val="98.3823439654182"/>
-                <w:rFonts w:ascii="Anthropic Sans Print" w:hAnsi="Anthropic Sans Print" w:eastAsia="Anthropic Sans Print"/>
-                <w:b w:val="0"/>
-                <w:i w:val="0"/>
-                <w:color w:val="1F1E1D"/>
-                <w:sz w:val="17"/>
-              </w:rPr>
-              <w:t>433</w:t>
-            </w:r>
-          </w:p>
-        </w:tc>
-        <w:tc>
-          <w:tcPr>
-            <w:tcW w:type="dxa" w:w="1230"/>
-            <w:tcBorders>
-              <w:start w:sz="6.400000000000091" w:val="single" w:color="#E7E4DB"/>
-              <w:top w:sz="6.400000000000091" w:val="single" w:color="#E7E4DB"/>
-              <w:end w:sz="5.599999999999909" w:val="single" w:color="#E7E4DB"/>
-              <w:bottom w:sz="6.400000000000091" w:val="single" w:color="#E7E4DB"/>
-            </w:tcBorders>
-            <w:tcMar>
-              <w:start w:w="0" w:type="dxa"/>
-              <w:end w:w="0" w:type="dxa"/>
-            </w:tcMar>
-          </w:tcPr>
-          <w:p>
-            <w:pPr>
-              <w:autoSpaceDN w:val="0"/>
-              <w:autoSpaceDE w:val="0"/>
-              <w:widowControl/>
-              <w:spacing w:line="240" w:lineRule="auto" w:before="74" w:after="0"/>
-              <w:ind w:left="86" w:right="0" w:firstLine="0"/>
-              <w:jc w:val="left"/>
-            </w:pPr>
-            <w:r>
-              <w:rPr>
-                <w:w w:val="98.3823439654182"/>
-                <w:rFonts w:ascii="Anthropic Sans Print" w:hAnsi="Anthropic Sans Print" w:eastAsia="Anthropic Sans Print"/>
-                <w:b w:val="0"/>
-                <w:i w:val="0"/>
-                <w:color w:val="1F1E1D"/>
-                <w:sz w:val="17"/>
-              </w:rPr>
-              <w:t>430</w:t>
-            </w:r>
-          </w:p>
-        </w:tc>
-        <w:tc>
-          <w:tcPr>
-            <w:tcW w:type="dxa" w:w="810"/>
-            <w:tcBorders>
-              <w:start w:sz="5.599999999999909" w:val="single" w:color="#E7E4DB"/>
-              <w:top w:sz="6.400000000000091" w:val="single" w:color="#E7E4DB"/>
-              <w:end w:sz="6.400000000000091" w:val="single" w:color="#E7E4DB"/>
-              <w:bottom w:sz="6.400000000000091" w:val="single" w:color="#E7E4DB"/>
-            </w:tcBorders>
-            <w:tcMar>
-              <w:start w:w="0" w:type="dxa"/>
-              <w:end w:w="0" w:type="dxa"/>
-            </w:tcMar>
-          </w:tcPr>
-          <w:p>
-            <w:pPr>
-              <w:autoSpaceDN w:val="0"/>
-              <w:autoSpaceDE w:val="0"/>
-              <w:widowControl/>
-              <w:spacing w:line="240" w:lineRule="auto" w:before="74" w:after="0"/>
-              <w:ind w:left="96" w:right="0" w:firstLine="0"/>
-              <w:jc w:val="left"/>
-            </w:pPr>
-            <w:r>
-              <w:rPr>
-                <w:w w:val="98.3823439654182"/>
-                <w:rFonts w:ascii="Anthropic Sans Print" w:hAnsi="Anthropic Sans Print" w:eastAsia="Anthropic Sans Print"/>
-                <w:b w:val="0"/>
-                <w:i w:val="0"/>
-                <w:color w:val="1F1E1D"/>
-                <w:sz w:val="17"/>
-              </w:rPr>
-              <w:t>1,6</w:t>
-            </w:r>
-          </w:p>
-        </w:tc>
-        <w:tc>
-          <w:tcPr>
-            <w:tcW w:type="dxa" w:w="1320"/>
-            <w:tcBorders>
-              <w:start w:sz="6.400000000000091" w:val="single" w:color="#E7E4DB"/>
-              <w:top w:sz="6.400000000000091" w:val="single" w:color="#E7E4DB"/>
-              <w:end w:sz="6.400000000000091" w:val="single" w:color="#E7E4DB"/>
-              <w:bottom w:sz="6.400000000000091" w:val="single" w:color="#E7E4DB"/>
-            </w:tcBorders>
-            <w:tcMar>
-              <w:start w:w="0" w:type="dxa"/>
-              <w:end w:w="0" w:type="dxa"/>
-            </w:tcMar>
-          </w:tcPr>
-          <w:p>
-            <w:pPr>
-              <w:autoSpaceDN w:val="0"/>
-              <w:autoSpaceDE w:val="0"/>
-              <w:widowControl/>
-              <w:spacing w:line="259" w:lineRule="auto" w:before="74" w:after="0"/>
-              <w:ind w:left="86" w:right="144" w:firstLine="0"/>
-              <w:jc w:val="left"/>
-            </w:pPr>
-            <w:r>
-              <w:rPr>
-                <w:w w:val="98.3823439654182"/>
-                <w:rFonts w:ascii="Anthropic Sans Print" w:hAnsi="Anthropic Sans Print" w:eastAsia="Anthropic Sans Print"/>
-                <w:b w:val="0"/>
-                <w:i w:val="0"/>
-                <w:color w:val="1F1E1D"/>
-                <w:sz w:val="17"/>
-              </w:rPr>
-              <w:t xml:space="preserve">10 W, carcasa </w:t>
-            </w:r>
-            <w:r>
-              <w:rPr>
-                <w:w w:val="98.3823439654182"/>
-                <w:rFonts w:ascii="Anthropic Sans Print" w:hAnsi="Anthropic Sans Print" w:eastAsia="Anthropic Sans Print"/>
-                <w:b w:val="0"/>
-                <w:i w:val="0"/>
-                <w:color w:val="1F1E1D"/>
-                <w:sz w:val="17"/>
-              </w:rPr>
-              <w:t>de aluminio</w:t>
-            </w:r>
-          </w:p>
-        </w:tc>
-        <w:tc>
-          <w:tcPr>
-            <w:tcW w:type="dxa" w:w="960"/>
-            <w:tcBorders>
-              <w:start w:sz="6.400000000000091" w:val="single" w:color="#E7E4DB"/>
-              <w:top w:sz="6.400000000000091" w:val="single" w:color="#E7E4DB"/>
-              <w:end w:sz="6.399999999999636" w:val="single" w:color="#E7E4DB"/>
-              <w:bottom w:sz="6.400000000000091" w:val="single" w:color="#E7E4DB"/>
-            </w:tcBorders>
-            <w:tcMar>
-              <w:start w:w="0" w:type="dxa"/>
-              <w:end w:w="0" w:type="dxa"/>
-            </w:tcMar>
-          </w:tcPr>
-          <w:p>
-            <w:pPr>
-              <w:autoSpaceDN w:val="0"/>
-              <w:autoSpaceDE w:val="0"/>
-              <w:widowControl/>
-              <w:spacing w:line="240" w:lineRule="auto" w:before="74" w:after="0"/>
-              <w:ind w:left="84" w:right="0" w:firstLine="0"/>
-              <w:jc w:val="left"/>
-            </w:pPr>
-            <w:r>
-              <w:rPr>
-                <w:w w:val="98.3823439654182"/>
-                <w:rFonts w:ascii="Anthropic Sans Print" w:hAnsi="Anthropic Sans Print" w:eastAsia="Anthropic Sans Print"/>
-                <w:b w:val="0"/>
-                <w:i w:val="0"/>
-                <w:color w:val="1F1E1D"/>
-                <w:sz w:val="17"/>
-              </w:rPr>
-              <w:t>65 %</w:t>
-            </w:r>
-          </w:p>
-        </w:tc>
-      </w:tr>
-      <w:tr>
-        <w:trPr>
-          <w:trHeight w:hRule="exact" w:val="630"/>
-        </w:trPr>
-        <w:tc>
-          <w:tcPr>
-            <w:tcW w:type="dxa" w:w="1168"/>
-            <w:tcBorders>
-              <w:start w:sz="6.399999999999977" w:val="single" w:color="#E7E4DB"/>
-              <w:top w:sz="6.400000000000091" w:val="single" w:color="#E7E4DB"/>
-              <w:end w:sz="5.600000000000023" w:val="single" w:color="#E7E4DB"/>
-              <w:bottom w:sz="5.599999999999909" w:val="single" w:color="#E7E4DB"/>
-            </w:tcBorders>
-            <w:tcMar>
-              <w:start w:w="0" w:type="dxa"/>
-              <w:end w:w="0" w:type="dxa"/>
-            </w:tcMar>
-          </w:tcPr>
-          <w:p>
-            <w:pPr>
-              <w:autoSpaceDN w:val="0"/>
-              <w:autoSpaceDE w:val="0"/>
-              <w:widowControl/>
-              <w:spacing w:line="238" w:lineRule="auto" w:before="74" w:after="0"/>
-              <w:ind w:left="0" w:right="0" w:firstLine="0"/>
-              <w:jc w:val="center"/>
-            </w:pPr>
-            <w:r>
-              <w:rPr>
-                <w:w w:val="98.3823439654182"/>
-                <w:rFonts w:ascii="Anthropic Sans Print" w:hAnsi="Anthropic Sans Print" w:eastAsia="Anthropic Sans Print"/>
-                <w:b w:val="0"/>
-                <w:i w:val="0"/>
-                <w:color w:val="1F1E1D"/>
-                <w:sz w:val="17"/>
-              </w:rPr>
-              <w:t>Instrumento</w:t>
-            </w:r>
-          </w:p>
-        </w:tc>
-        <w:tc>
-          <w:tcPr>
-            <w:tcW w:type="dxa" w:w="720"/>
-            <w:tcBorders>
-              <w:start w:sz="5.600000000000023" w:val="single" w:color="#E7E4DB"/>
-              <w:top w:sz="6.400000000000091" w:val="single" w:color="#E7E4DB"/>
-              <w:end w:sz="5.599999999999909" w:val="single" w:color="#E7E4DB"/>
               <w:bottom w:sz="5.599999999999909" w:val="single" w:color="#E7E4DB"/>
             </w:tcBorders>
             <w:tcMar>
@@ -5145,206 +4997,15 @@
                 <w:color w:val="1F1E1D"/>
                 <w:sz w:val="17"/>
               </w:rPr>
-              <w:t>6</w:t>
+              <w:t>433</w:t>
             </w:r>
           </w:p>
         </w:tc>
         <w:tc>
           <w:tcPr>
-            <w:tcW w:type="dxa" w:w="768"/>
-            <w:tcBorders>
-              <w:start w:sz="5.599999999999909" w:val="single" w:color="#E7E4DB"/>
-              <w:top w:sz="6.400000000000091" w:val="single" w:color="#E7E4DB"/>
-              <w:end w:sz="5.599999999999909" w:val="single" w:color="#E7E4DB"/>
-              <w:bottom w:sz="5.599999999999909" w:val="single" w:color="#E7E4DB"/>
-            </w:tcBorders>
-            <w:tcMar>
-              <w:start w:w="0" w:type="dxa"/>
-              <w:end w:w="0" w:type="dxa"/>
-            </w:tcMar>
-          </w:tcPr>
-          <w:p>
-            <w:pPr>
-              <w:autoSpaceDN w:val="0"/>
-              <w:autoSpaceDE w:val="0"/>
-              <w:widowControl/>
-              <w:spacing w:line="238" w:lineRule="auto" w:before="74" w:after="0"/>
-              <w:ind w:left="98" w:right="0" w:firstLine="0"/>
-              <w:jc w:val="left"/>
-            </w:pPr>
-            <w:r>
-              <w:rPr>
-                <w:w w:val="98.3823439654182"/>
-                <w:rFonts w:ascii="Anthropic Sans Print" w:hAnsi="Anthropic Sans Print" w:eastAsia="Anthropic Sans Print"/>
-                <w:b w:val="0"/>
-                <w:i w:val="0"/>
-                <w:color w:val="1F1E1D"/>
-                <w:sz w:val="17"/>
-              </w:rPr>
-              <w:t>0,7</w:t>
-            </w:r>
-          </w:p>
-        </w:tc>
-        <w:tc>
-          <w:tcPr>
-            <w:tcW w:type="dxa" w:w="1364"/>
-            <w:tcBorders>
-              <w:start w:sz="5.599999999999909" w:val="single" w:color="#E7E4DB"/>
-              <w:top w:sz="6.400000000000091" w:val="single" w:color="#E7E4DB"/>
-              <w:end w:sz="6.400000000000091" w:val="single" w:color="#E7E4DB"/>
-              <w:bottom w:sz="5.599999999999909" w:val="single" w:color="#E7E4DB"/>
-            </w:tcBorders>
-            <w:tcMar>
-              <w:start w:w="0" w:type="dxa"/>
-              <w:end w:w="0" w:type="dxa"/>
-            </w:tcMar>
-          </w:tcPr>
-          <w:p>
-            <w:pPr>
-              <w:autoSpaceDN w:val="0"/>
-              <w:autoSpaceDE w:val="0"/>
-              <w:widowControl/>
-              <w:spacing w:line="266" w:lineRule="auto" w:before="74" w:after="0"/>
-              <w:ind w:left="86" w:right="144" w:firstLine="0"/>
-              <w:jc w:val="left"/>
-            </w:pPr>
-            <w:r>
-              <w:rPr>
-                <w:w w:val="98.3823439654182"/>
-                <w:rFonts w:ascii="Anthropic Sans Print" w:hAnsi="Anthropic Sans Print" w:eastAsia="Anthropic Sans Print"/>
-                <w:b w:val="0"/>
-                <w:i w:val="0"/>
-                <w:color w:val="1F1E1D"/>
-                <w:sz w:val="17"/>
-              </w:rPr>
-              <w:t xml:space="preserve">B3: 1 tramo de </w:t>
-            </w:r>
-            <w:r>
-              <w:rPr>
-                <w:w w:val="98.3823439654182"/>
-                <w:rFonts w:ascii="Anthropic Sans Print" w:hAnsi="Anthropic Sans Print" w:eastAsia="Anthropic Sans Print"/>
-                <w:b w:val="0"/>
-                <w:i w:val="0"/>
-                <w:color w:val="1F1E1D"/>
-                <w:sz w:val="17"/>
-              </w:rPr>
-              <w:t>0,15 m</w:t>
-            </w:r>
-          </w:p>
-        </w:tc>
-        <w:tc>
-          <w:tcPr>
-            <w:tcW w:type="dxa" w:w="734"/>
+            <w:tcW w:type="dxa" w:w="1216"/>
             <w:tcBorders>
               <w:start w:sz="6.400000000000091" w:val="single" w:color="#E7E4DB"/>
-              <w:top w:sz="6.400000000000091" w:val="single" w:color="#E7E4DB"/>
-              <w:end w:sz="5.599999999999909" w:val="single" w:color="#E7E4DB"/>
-              <w:bottom w:sz="5.599999999999909" w:val="single" w:color="#E7E4DB"/>
-            </w:tcBorders>
-            <w:tcMar>
-              <w:start w:w="0" w:type="dxa"/>
-              <w:end w:w="0" w:type="dxa"/>
-            </w:tcMar>
-          </w:tcPr>
-          <w:p>
-            <w:pPr>
-              <w:autoSpaceDN w:val="0"/>
-              <w:autoSpaceDE w:val="0"/>
-              <w:widowControl/>
-              <w:spacing w:line="238" w:lineRule="auto" w:before="74" w:after="0"/>
-              <w:ind w:left="96" w:right="0" w:firstLine="0"/>
-              <w:jc w:val="left"/>
-            </w:pPr>
-            <w:r>
-              <w:rPr>
-                <w:w w:val="98.3823439654182"/>
-                <w:rFonts w:ascii="Anthropic Sans Print" w:hAnsi="Anthropic Sans Print" w:eastAsia="Anthropic Sans Print"/>
-                <w:b w:val="0"/>
-                <w:i w:val="0"/>
-                <w:color w:val="1F1E1D"/>
-                <w:sz w:val="17"/>
-              </w:rPr>
-              <w:t>0,03</w:t>
-            </w:r>
-          </w:p>
-        </w:tc>
-        <w:tc>
-          <w:tcPr>
-            <w:tcW w:type="dxa" w:w="990"/>
-            <w:tcBorders>
-              <w:start w:sz="5.599999999999909" w:val="single" w:color="#E7E4DB"/>
-              <w:top w:sz="6.400000000000091" w:val="single" w:color="#E7E4DB"/>
-              <w:end w:sz="6.400000000000091" w:val="single" w:color="#E7E4DB"/>
-              <w:bottom w:sz="5.599999999999909" w:val="single" w:color="#E7E4DB"/>
-            </w:tcBorders>
-            <w:tcMar>
-              <w:start w:w="0" w:type="dxa"/>
-              <w:end w:w="0" w:type="dxa"/>
-            </w:tcMar>
-          </w:tcPr>
-          <w:p>
-            <w:pPr>
-              <w:autoSpaceDN w:val="0"/>
-              <w:autoSpaceDE w:val="0"/>
-              <w:widowControl/>
-              <w:spacing w:line="238" w:lineRule="auto" w:before="74" w:after="0"/>
-              <w:ind w:left="86" w:right="0" w:firstLine="0"/>
-              <w:jc w:val="left"/>
-            </w:pPr>
-            <w:r>
-              <w:rPr>
-                <w:w w:val="98.3823439654182"/>
-                <w:rFonts w:ascii="Anthropic Sans Print" w:hAnsi="Anthropic Sans Print" w:eastAsia="Anthropic Sans Print"/>
-                <w:b w:val="0"/>
-                <w:i w:val="0"/>
-                <w:color w:val="1F1E1D"/>
-                <w:sz w:val="17"/>
-              </w:rPr>
-              <w:t>1 667</w:t>
-            </w:r>
-          </w:p>
-        </w:tc>
-        <w:tc>
-          <w:tcPr>
-            <w:tcW w:type="dxa" w:w="1230"/>
-            <w:tcBorders>
-              <w:start w:sz="6.400000000000091" w:val="single" w:color="#E7E4DB"/>
-              <w:top w:sz="6.400000000000091" w:val="single" w:color="#E7E4DB"/>
-              <w:end w:sz="5.599999999999909" w:val="single" w:color="#E7E4DB"/>
-              <w:bottom w:sz="5.599999999999909" w:val="single" w:color="#E7E4DB"/>
-            </w:tcBorders>
-            <w:tcMar>
-              <w:start w:w="0" w:type="dxa"/>
-              <w:end w:w="0" w:type="dxa"/>
-            </w:tcMar>
-          </w:tcPr>
-          <w:p>
-            <w:pPr>
-              <w:autoSpaceDN w:val="0"/>
-              <w:autoSpaceDE w:val="0"/>
-              <w:widowControl/>
-              <w:spacing w:line="238" w:lineRule="auto" w:before="74" w:after="0"/>
-              <w:ind w:left="86" w:right="0" w:firstLine="0"/>
-              <w:jc w:val="left"/>
-            </w:pPr>
-            <w:r>
-              <w:rPr>
-                <w:w w:val="98.3823439654182"/>
-                <w:rFonts w:ascii="Anthropic Sans Print" w:hAnsi="Anthropic Sans Print" w:eastAsia="Anthropic Sans Print"/>
-                <w:b w:val="0"/>
-                <w:i w:val="0"/>
-                <w:color w:val="1F1E1D"/>
-                <w:sz w:val="17"/>
-              </w:rPr>
-              <w:t>1 600</w:t>
-            </w:r>
-          </w:p>
-        </w:tc>
-        <w:tc>
-          <w:tcPr>
-            <w:tcW w:type="dxa" w:w="810"/>
-            <w:tcBorders>
-              <w:start w:sz="5.599999999999909" w:val="single" w:color="#E7E4DB"/>
               <w:top w:sz="6.400000000000091" w:val="single" w:color="#E7E4DB"/>
               <w:end w:sz="6.400000000000091" w:val="single" w:color="#E7E4DB"/>
               <w:bottom w:sz="5.599999999999909" w:val="single" w:color="#E7E4DB"/>
@@ -5372,13 +5033,13 @@
                 <w:color w:val="1F1E1D"/>
                 <w:sz w:val="17"/>
               </w:rPr>
-              <w:t>1,5</w:t>
+              <w:t>430</w:t>
             </w:r>
           </w:p>
         </w:tc>
         <w:tc>
           <w:tcPr>
-            <w:tcW w:type="dxa" w:w="1320"/>
+            <w:tcW w:type="dxa" w:w="780"/>
             <w:tcBorders>
               <w:start w:sz="6.400000000000091" w:val="single" w:color="#E7E4DB"/>
               <w:top w:sz="6.400000000000091" w:val="single" w:color="#E7E4DB"/>
@@ -5395,8 +5056,8 @@
               <w:autoSpaceDN w:val="0"/>
               <w:autoSpaceDE w:val="0"/>
               <w:widowControl/>
-              <w:spacing w:line="266" w:lineRule="auto" w:before="74" w:after="0"/>
-              <w:ind w:left="86" w:right="144" w:firstLine="0"/>
+              <w:spacing w:line="238" w:lineRule="auto" w:before="74" w:after="0"/>
+              <w:ind w:left="94" w:right="0" w:firstLine="0"/>
               <w:jc w:val="left"/>
             </w:pPr>
             <w:r>
@@ -5408,7 +5069,43 @@
                 <w:color w:val="1F1E1D"/>
                 <w:sz w:val="17"/>
               </w:rPr>
-              <w:t xml:space="preserve">10 W, carcasa </w:t>
+              <w:t>1,6</w:t>
+            </w:r>
+          </w:p>
+        </w:tc>
+        <w:tc>
+          <w:tcPr>
+            <w:tcW w:type="dxa" w:w="1424"/>
+            <w:tcBorders>
+              <w:start w:sz="6.400000000000091" w:val="single" w:color="#E7E4DB"/>
+              <w:top w:sz="6.400000000000091" w:val="single" w:color="#E7E4DB"/>
+              <w:end w:sz="6.400000000000091" w:val="single" w:color="#E7E4DB"/>
+              <w:bottom w:sz="5.599999999999909" w:val="single" w:color="#E7E4DB"/>
+            </w:tcBorders>
+            <w:tcMar>
+              <w:start w:w="0" w:type="dxa"/>
+              <w:end w:w="0" w:type="dxa"/>
+            </w:tcMar>
+          </w:tcPr>
+          <w:p>
+            <w:pPr>
+              <w:autoSpaceDN w:val="0"/>
+              <w:autoSpaceDE w:val="0"/>
+              <w:widowControl/>
+              <w:spacing w:line="271" w:lineRule="auto" w:before="74" w:after="0"/>
+              <w:ind w:left="90" w:right="144" w:firstLine="0"/>
+              <w:jc w:val="left"/>
+            </w:pPr>
+            <w:r>
+              <w:rPr>
+                <w:w w:val="98.3823439654182"/>
+                <w:rFonts w:ascii="Anthropic Sans Print" w:hAnsi="Anthropic Sans Print" w:eastAsia="Anthropic Sans Print"/>
+                <w:b w:val="0"/>
+                <w:i w:val="0"/>
+                <w:color w:val="1F1E1D"/>
+                <w:sz w:val="17"/>
+              </w:rPr>
+              <w:t xml:space="preserve">25 W, carcasa </w:t>
             </w:r>
             <w:r>
               <w:rPr>
@@ -5419,7 +5116,35 @@
                 <w:color w:val="1F1E1D"/>
                 <w:sz w:val="17"/>
               </w:rPr>
-              <w:t>de aluminio</w:t>
+              <w:t xml:space="preserve">de aluminio, </w:t>
+            </w:r>
+            <w:r>
+              <w:br/>
+            </w:r>
+            <w:r>
+              <w:rPr>
+                <w:w w:val="98.3823439654182"/>
+                <w:rFonts w:ascii="Anthropic Sans Print" w:hAnsi="Anthropic Sans Print" w:eastAsia="Anthropic Sans Print"/>
+                <w:b w:val="0"/>
+                <w:i w:val="0"/>
+                <w:color w:val="1F1E1D"/>
+                <w:sz w:val="17"/>
+              </w:rPr>
+              <w:t xml:space="preserve">con fusible </w:t>
+            </w:r>
+            <w:r>
+              <w:br/>
+            </w:r>
+            <w:r>
+              <w:rPr>
+                <w:w w:val="98.3823439654182"/>
+                <w:rFonts w:ascii="Anthropic Sans Print" w:hAnsi="Anthropic Sans Print" w:eastAsia="Anthropic Sans Print"/>
+                <w:b w:val="0"/>
+                <w:i w:val="0"/>
+                <w:color w:val="1F1E1D"/>
+                <w:sz w:val="17"/>
+              </w:rPr>
+              <w:t>térmico</w:t>
             </w:r>
           </w:p>
         </w:tc>
@@ -5455,6 +5180,421 @@
                 <w:color w:val="1F1E1D"/>
                 <w:sz w:val="17"/>
               </w:rPr>
+              <w:t>65 %</w:t>
+            </w:r>
+          </w:p>
+        </w:tc>
+      </w:tr>
+      <w:tr>
+        <w:trPr>
+          <w:trHeight w:hRule="exact" w:val="1110"/>
+        </w:trPr>
+        <w:tc>
+          <w:tcPr>
+            <w:tcW w:type="dxa" w:w="1168"/>
+            <w:tcBorders>
+              <w:start w:sz="6.399999999999977" w:val="single" w:color="#E7E4DB"/>
+              <w:top w:sz="5.599999999999909" w:val="single" w:color="#E7E4DB"/>
+              <w:end w:sz="5.600000000000023" w:val="single" w:color="#E7E4DB"/>
+              <w:bottom w:sz="6.400000000000091" w:val="single" w:color="#E7E4DB"/>
+            </w:tcBorders>
+            <w:tcMar>
+              <w:start w:w="0" w:type="dxa"/>
+              <w:end w:w="0" w:type="dxa"/>
+            </w:tcMar>
+          </w:tcPr>
+          <w:p>
+            <w:pPr>
+              <w:autoSpaceDN w:val="0"/>
+              <w:autoSpaceDE w:val="0"/>
+              <w:widowControl/>
+              <w:spacing w:line="238" w:lineRule="auto" w:before="76" w:after="0"/>
+              <w:ind w:left="0" w:right="0" w:firstLine="0"/>
+              <w:jc w:val="center"/>
+            </w:pPr>
+            <w:r>
+              <w:rPr>
+                <w:w w:val="98.3823439654182"/>
+                <w:rFonts w:ascii="Anthropic Sans Print" w:hAnsi="Anthropic Sans Print" w:eastAsia="Anthropic Sans Print"/>
+                <w:b w:val="0"/>
+                <w:i w:val="0"/>
+                <w:color w:val="1F1E1D"/>
+                <w:sz w:val="17"/>
+              </w:rPr>
+              <w:t>Instrumento</w:t>
+            </w:r>
+          </w:p>
+        </w:tc>
+        <w:tc>
+          <w:tcPr>
+            <w:tcW w:type="dxa" w:w="720"/>
+            <w:tcBorders>
+              <w:start w:sz="5.600000000000023" w:val="single" w:color="#E7E4DB"/>
+              <w:top w:sz="5.599999999999909" w:val="single" w:color="#E7E4DB"/>
+              <w:end w:sz="5.599999999999909" w:val="single" w:color="#E7E4DB"/>
+              <w:bottom w:sz="6.400000000000091" w:val="single" w:color="#E7E4DB"/>
+            </w:tcBorders>
+            <w:tcMar>
+              <w:start w:w="0" w:type="dxa"/>
+              <w:end w:w="0" w:type="dxa"/>
+            </w:tcMar>
+          </w:tcPr>
+          <w:p>
+            <w:pPr>
+              <w:autoSpaceDN w:val="0"/>
+              <w:autoSpaceDE w:val="0"/>
+              <w:widowControl/>
+              <w:spacing w:line="238" w:lineRule="auto" w:before="76" w:after="0"/>
+              <w:ind w:left="94" w:right="0" w:firstLine="0"/>
+              <w:jc w:val="left"/>
+            </w:pPr>
+            <w:r>
+              <w:rPr>
+                <w:w w:val="98.3823439654182"/>
+                <w:rFonts w:ascii="Anthropic Sans Print" w:hAnsi="Anthropic Sans Print" w:eastAsia="Anthropic Sans Print"/>
+                <w:b w:val="0"/>
+                <w:i w:val="0"/>
+                <w:color w:val="1F1E1D"/>
+                <w:sz w:val="17"/>
+              </w:rPr>
+              <w:t>6</w:t>
+            </w:r>
+          </w:p>
+        </w:tc>
+        <w:tc>
+          <w:tcPr>
+            <w:tcW w:type="dxa" w:w="752"/>
+            <w:tcBorders>
+              <w:start w:sz="5.599999999999909" w:val="single" w:color="#E7E4DB"/>
+              <w:top w:sz="5.599999999999909" w:val="single" w:color="#E7E4DB"/>
+              <w:end w:sz="6.400000000000091" w:val="single" w:color="#E7E4DB"/>
+              <w:bottom w:sz="6.400000000000091" w:val="single" w:color="#E7E4DB"/>
+            </w:tcBorders>
+            <w:tcMar>
+              <w:start w:w="0" w:type="dxa"/>
+              <w:end w:w="0" w:type="dxa"/>
+            </w:tcMar>
+          </w:tcPr>
+          <w:p>
+            <w:pPr>
+              <w:autoSpaceDN w:val="0"/>
+              <w:autoSpaceDE w:val="0"/>
+              <w:widowControl/>
+              <w:spacing w:line="238" w:lineRule="auto" w:before="76" w:after="0"/>
+              <w:ind w:left="94" w:right="0" w:firstLine="0"/>
+              <w:jc w:val="left"/>
+            </w:pPr>
+            <w:r>
+              <w:rPr>
+                <w:w w:val="98.3823439654182"/>
+                <w:rFonts w:ascii="Anthropic Sans Print" w:hAnsi="Anthropic Sans Print" w:eastAsia="Anthropic Sans Print"/>
+                <w:b w:val="0"/>
+                <w:i w:val="0"/>
+                <w:color w:val="1F1E1D"/>
+                <w:sz w:val="17"/>
+              </w:rPr>
+              <w:t>0,7</w:t>
+            </w:r>
+          </w:p>
+        </w:tc>
+        <w:tc>
+          <w:tcPr>
+            <w:tcW w:type="dxa" w:w="1348"/>
+            <w:tcBorders>
+              <w:start w:sz="6.400000000000091" w:val="single" w:color="#E7E4DB"/>
+              <w:top w:sz="5.599999999999909" w:val="single" w:color="#E7E4DB"/>
+              <w:end w:sz="5.599999999999909" w:val="single" w:color="#E7E4DB"/>
+              <w:bottom w:sz="6.400000000000091" w:val="single" w:color="#E7E4DB"/>
+            </w:tcBorders>
+            <w:tcMar>
+              <w:start w:w="0" w:type="dxa"/>
+              <w:end w:w="0" w:type="dxa"/>
+            </w:tcMar>
+          </w:tcPr>
+          <w:p>
+            <w:pPr>
+              <w:autoSpaceDN w:val="0"/>
+              <w:autoSpaceDE w:val="0"/>
+              <w:widowControl/>
+              <w:spacing w:line="257" w:lineRule="auto" w:before="76" w:after="0"/>
+              <w:ind w:left="86" w:right="144" w:firstLine="0"/>
+              <w:jc w:val="left"/>
+            </w:pPr>
+            <w:r>
+              <w:rPr>
+                <w:w w:val="98.3823439654182"/>
+                <w:rFonts w:ascii="Anthropic Sans Print" w:hAnsi="Anthropic Sans Print" w:eastAsia="Anthropic Sans Print"/>
+                <w:b w:val="0"/>
+                <w:i w:val="0"/>
+                <w:color w:val="1F1E1D"/>
+                <w:sz w:val="17"/>
+              </w:rPr>
+              <w:t xml:space="preserve">B3: 1 tramo de </w:t>
+            </w:r>
+            <w:r>
+              <w:rPr>
+                <w:w w:val="98.3823439654182"/>
+                <w:rFonts w:ascii="Anthropic Sans Print" w:hAnsi="Anthropic Sans Print" w:eastAsia="Anthropic Sans Print"/>
+                <w:b w:val="0"/>
+                <w:i w:val="0"/>
+                <w:color w:val="1F1E1D"/>
+                <w:sz w:val="17"/>
+              </w:rPr>
+              <w:t>0,15 m</w:t>
+            </w:r>
+          </w:p>
+        </w:tc>
+        <w:tc>
+          <w:tcPr>
+            <w:tcW w:type="dxa" w:w="722"/>
+            <w:tcBorders>
+              <w:start w:sz="5.599999999999909" w:val="single" w:color="#E7E4DB"/>
+              <w:top w:sz="5.599999999999909" w:val="single" w:color="#E7E4DB"/>
+              <w:end w:sz="5.599999999999909" w:val="single" w:color="#E7E4DB"/>
+              <w:bottom w:sz="6.400000000000091" w:val="single" w:color="#E7E4DB"/>
+            </w:tcBorders>
+            <w:tcMar>
+              <w:start w:w="0" w:type="dxa"/>
+              <w:end w:w="0" w:type="dxa"/>
+            </w:tcMar>
+          </w:tcPr>
+          <w:p>
+            <w:pPr>
+              <w:autoSpaceDN w:val="0"/>
+              <w:autoSpaceDE w:val="0"/>
+              <w:widowControl/>
+              <w:spacing w:line="238" w:lineRule="auto" w:before="76" w:after="0"/>
+              <w:ind w:left="94" w:right="0" w:firstLine="0"/>
+              <w:jc w:val="left"/>
+            </w:pPr>
+            <w:r>
+              <w:rPr>
+                <w:w w:val="98.3823439654182"/>
+                <w:rFonts w:ascii="Anthropic Sans Print" w:hAnsi="Anthropic Sans Print" w:eastAsia="Anthropic Sans Print"/>
+                <w:b w:val="0"/>
+                <w:i w:val="0"/>
+                <w:color w:val="1F1E1D"/>
+                <w:sz w:val="17"/>
+              </w:rPr>
+              <w:t>0,03</w:t>
+            </w:r>
+          </w:p>
+        </w:tc>
+        <w:tc>
+          <w:tcPr>
+            <w:tcW w:type="dxa" w:w="974"/>
+            <w:tcBorders>
+              <w:start w:sz="5.599999999999909" w:val="single" w:color="#E7E4DB"/>
+              <w:top w:sz="5.599999999999909" w:val="single" w:color="#E7E4DB"/>
+              <w:end w:sz="6.400000000000091" w:val="single" w:color="#E7E4DB"/>
+              <w:bottom w:sz="6.400000000000091" w:val="single" w:color="#E7E4DB"/>
+            </w:tcBorders>
+            <w:tcMar>
+              <w:start w:w="0" w:type="dxa"/>
+              <w:end w:w="0" w:type="dxa"/>
+            </w:tcMar>
+          </w:tcPr>
+          <w:p>
+            <w:pPr>
+              <w:autoSpaceDN w:val="0"/>
+              <w:autoSpaceDE w:val="0"/>
+              <w:widowControl/>
+              <w:spacing w:line="238" w:lineRule="auto" w:before="76" w:after="0"/>
+              <w:ind w:left="98" w:right="0" w:firstLine="0"/>
+              <w:jc w:val="left"/>
+            </w:pPr>
+            <w:r>
+              <w:rPr>
+                <w:w w:val="98.3823439654182"/>
+                <w:rFonts w:ascii="Anthropic Sans Print" w:hAnsi="Anthropic Sans Print" w:eastAsia="Anthropic Sans Print"/>
+                <w:b w:val="0"/>
+                <w:i w:val="0"/>
+                <w:color w:val="1F1E1D"/>
+                <w:sz w:val="17"/>
+              </w:rPr>
+              <w:t>1 667</w:t>
+            </w:r>
+          </w:p>
+        </w:tc>
+        <w:tc>
+          <w:tcPr>
+            <w:tcW w:type="dxa" w:w="1216"/>
+            <w:tcBorders>
+              <w:start w:sz="6.400000000000091" w:val="single" w:color="#E7E4DB"/>
+              <w:top w:sz="5.599999999999909" w:val="single" w:color="#E7E4DB"/>
+              <w:end w:sz="6.400000000000091" w:val="single" w:color="#E7E4DB"/>
+              <w:bottom w:sz="6.400000000000091" w:val="single" w:color="#E7E4DB"/>
+            </w:tcBorders>
+            <w:tcMar>
+              <w:start w:w="0" w:type="dxa"/>
+              <w:end w:w="0" w:type="dxa"/>
+            </w:tcMar>
+          </w:tcPr>
+          <w:p>
+            <w:pPr>
+              <w:autoSpaceDN w:val="0"/>
+              <w:autoSpaceDE w:val="0"/>
+              <w:widowControl/>
+              <w:spacing w:line="238" w:lineRule="auto" w:before="76" w:after="0"/>
+              <w:ind w:left="96" w:right="0" w:firstLine="0"/>
+              <w:jc w:val="left"/>
+            </w:pPr>
+            <w:r>
+              <w:rPr>
+                <w:w w:val="98.3823439654182"/>
+                <w:rFonts w:ascii="Anthropic Sans Print" w:hAnsi="Anthropic Sans Print" w:eastAsia="Anthropic Sans Print"/>
+                <w:b w:val="0"/>
+                <w:i w:val="0"/>
+                <w:color w:val="1F1E1D"/>
+                <w:sz w:val="17"/>
+              </w:rPr>
+              <w:t>1 600</w:t>
+            </w:r>
+          </w:p>
+        </w:tc>
+        <w:tc>
+          <w:tcPr>
+            <w:tcW w:type="dxa" w:w="780"/>
+            <w:tcBorders>
+              <w:start w:sz="6.400000000000091" w:val="single" w:color="#E7E4DB"/>
+              <w:top w:sz="5.599999999999909" w:val="single" w:color="#E7E4DB"/>
+              <w:end w:sz="6.400000000000091" w:val="single" w:color="#E7E4DB"/>
+              <w:bottom w:sz="6.400000000000091" w:val="single" w:color="#E7E4DB"/>
+            </w:tcBorders>
+            <w:tcMar>
+              <w:start w:w="0" w:type="dxa"/>
+              <w:end w:w="0" w:type="dxa"/>
+            </w:tcMar>
+          </w:tcPr>
+          <w:p>
+            <w:pPr>
+              <w:autoSpaceDN w:val="0"/>
+              <w:autoSpaceDE w:val="0"/>
+              <w:widowControl/>
+              <w:spacing w:line="238" w:lineRule="auto" w:before="76" w:after="0"/>
+              <w:ind w:left="94" w:right="0" w:firstLine="0"/>
+              <w:jc w:val="left"/>
+            </w:pPr>
+            <w:r>
+              <w:rPr>
+                <w:w w:val="98.3823439654182"/>
+                <w:rFonts w:ascii="Anthropic Sans Print" w:hAnsi="Anthropic Sans Print" w:eastAsia="Anthropic Sans Print"/>
+                <w:b w:val="0"/>
+                <w:i w:val="0"/>
+                <w:color w:val="1F1E1D"/>
+                <w:sz w:val="17"/>
+              </w:rPr>
+              <w:t>1,5</w:t>
+            </w:r>
+          </w:p>
+        </w:tc>
+        <w:tc>
+          <w:tcPr>
+            <w:tcW w:type="dxa" w:w="1424"/>
+            <w:tcBorders>
+              <w:start w:sz="6.400000000000091" w:val="single" w:color="#E7E4DB"/>
+              <w:top w:sz="5.599999999999909" w:val="single" w:color="#E7E4DB"/>
+              <w:end w:sz="6.400000000000091" w:val="single" w:color="#E7E4DB"/>
+              <w:bottom w:sz="6.400000000000091" w:val="single" w:color="#E7E4DB"/>
+            </w:tcBorders>
+            <w:tcMar>
+              <w:start w:w="0" w:type="dxa"/>
+              <w:end w:w="0" w:type="dxa"/>
+            </w:tcMar>
+          </w:tcPr>
+          <w:p>
+            <w:pPr>
+              <w:autoSpaceDN w:val="0"/>
+              <w:autoSpaceDE w:val="0"/>
+              <w:widowControl/>
+              <w:spacing w:line="266" w:lineRule="auto" w:before="76" w:after="0"/>
+              <w:ind w:left="90" w:right="144" w:firstLine="0"/>
+              <w:jc w:val="left"/>
+            </w:pPr>
+            <w:r>
+              <w:rPr>
+                <w:w w:val="98.3823439654182"/>
+                <w:rFonts w:ascii="Anthropic Sans Print" w:hAnsi="Anthropic Sans Print" w:eastAsia="Anthropic Sans Print"/>
+                <w:b w:val="0"/>
+                <w:i w:val="0"/>
+                <w:color w:val="1F1E1D"/>
+                <w:sz w:val="17"/>
+              </w:rPr>
+              <w:t xml:space="preserve">10 W, carcasa </w:t>
+            </w:r>
+            <w:r>
+              <w:rPr>
+                <w:w w:val="98.3823439654182"/>
+                <w:rFonts w:ascii="Anthropic Sans Print" w:hAnsi="Anthropic Sans Print" w:eastAsia="Anthropic Sans Print"/>
+                <w:b w:val="0"/>
+                <w:i w:val="0"/>
+                <w:color w:val="1F1E1D"/>
+                <w:sz w:val="17"/>
+              </w:rPr>
+              <w:t xml:space="preserve">de aluminio, </w:t>
+            </w:r>
+            <w:r>
+              <w:br/>
+            </w:r>
+            <w:r>
+              <w:rPr>
+                <w:w w:val="98.3823439654182"/>
+                <w:rFonts w:ascii="Anthropic Sans Print" w:hAnsi="Anthropic Sans Print" w:eastAsia="Anthropic Sans Print"/>
+                <w:b w:val="0"/>
+                <w:i w:val="0"/>
+                <w:color w:val="1F1E1D"/>
+                <w:sz w:val="17"/>
+              </w:rPr>
+              <w:t xml:space="preserve">con fusible </w:t>
+            </w:r>
+            <w:r>
+              <w:br/>
+            </w:r>
+            <w:r>
+              <w:rPr>
+                <w:w w:val="98.3823439654182"/>
+                <w:rFonts w:ascii="Anthropic Sans Print" w:hAnsi="Anthropic Sans Print" w:eastAsia="Anthropic Sans Print"/>
+                <w:b w:val="0"/>
+                <w:i w:val="0"/>
+                <w:color w:val="1F1E1D"/>
+                <w:sz w:val="17"/>
+              </w:rPr>
+              <w:t>térmico</w:t>
+            </w:r>
+          </w:p>
+        </w:tc>
+        <w:tc>
+          <w:tcPr>
+            <w:tcW w:type="dxa" w:w="960"/>
+            <w:tcBorders>
+              <w:start w:sz="6.400000000000091" w:val="single" w:color="#E7E4DB"/>
+              <w:top w:sz="5.599999999999909" w:val="single" w:color="#E7E4DB"/>
+              <w:end w:sz="6.399999999999636" w:val="single" w:color="#E7E4DB"/>
+              <w:bottom w:sz="6.400000000000091" w:val="single" w:color="#E7E4DB"/>
+            </w:tcBorders>
+            <w:tcMar>
+              <w:start w:w="0" w:type="dxa"/>
+              <w:end w:w="0" w:type="dxa"/>
+            </w:tcMar>
+          </w:tcPr>
+          <w:p>
+            <w:pPr>
+              <w:autoSpaceDN w:val="0"/>
+              <w:autoSpaceDE w:val="0"/>
+              <w:widowControl/>
+              <w:spacing w:line="238" w:lineRule="auto" w:before="76" w:after="0"/>
+              <w:ind w:left="84" w:right="0" w:firstLine="0"/>
+              <w:jc w:val="left"/>
+            </w:pPr>
+            <w:r>
+              <w:rPr>
+                <w:w w:val="98.3823439654182"/>
+                <w:rFonts w:ascii="Anthropic Sans Print" w:hAnsi="Anthropic Sans Print" w:eastAsia="Anthropic Sans Print"/>
+                <w:b w:val="0"/>
+                <w:i w:val="0"/>
+                <w:color w:val="1F1E1D"/>
+                <w:sz w:val="17"/>
+              </w:rPr>
               <w:t>32 %</w:t>
             </w:r>
           </w:p>
@@ -5466,7 +5606,57 @@
         <w:autoSpaceDN w:val="0"/>
         <w:autoSpaceDE w:val="0"/>
         <w:widowControl/>
-        <w:spacing w:line="271" w:lineRule="auto" w:before="318" w:after="0"/>
+        <w:spacing w:line="276" w:lineRule="auto" w:before="318" w:after="0"/>
+        <w:ind w:left="172" w:right="432" w:firstLine="0"/>
+        <w:jc w:val="left"/>
+      </w:pPr>
+      <w:r>
+        <w:rPr>
+          <w:rFonts w:ascii="Anthropic Sans Print" w:hAnsi="Anthropic Sans Print" w:eastAsia="Anthropic Sans Print"/>
+          <w:b w:val="0"/>
+          <w:i w:val="0"/>
+          <w:color w:val="1F1E1D"/>
+          <w:sz w:val="24"/>
+        </w:rPr>
+        <w:t xml:space="preserve">Las potencias de resistencia se aumentaron tras la validación (sección 11 del expediente </w:t>
+      </w:r>
+      <w:r>
+        <w:rPr>
+          <w:rFonts w:ascii="Anthropic Sans Print" w:hAnsi="Anthropic Sans Print" w:eastAsia="Anthropic Sans Print"/>
+          <w:b w:val="0"/>
+          <w:i w:val="0"/>
+          <w:color w:val="1F1E1D"/>
+          <w:sz w:val="24"/>
+        </w:rPr>
+        <w:t xml:space="preserve">técnico): si una tira queda en cortocircuito, la resistencia recibe toda la red, por ejemplo </w:t>
+      </w:r>
+      <w:r>
+        <w:rPr>
+          <w:rFonts w:ascii="Anthropic Sans Print" w:hAnsi="Anthropic Sans Print" w:eastAsia="Anthropic Sans Print"/>
+          <w:b w:val="0"/>
+          <w:i w:val="0"/>
+          <w:color w:val="1F1E1D"/>
+          <w:sz w:val="24"/>
+        </w:rPr>
+        <w:t xml:space="preserve">49,8 W en una de 110 Ω. El fusible térmico de 130 °C abre el circuito si la resistencia se </w:t>
+      </w:r>
+      <w:r>
+        <w:rPr>
+          <w:rFonts w:ascii="Anthropic Sans Print" w:hAnsi="Anthropic Sans Print" w:eastAsia="Anthropic Sans Print"/>
+          <w:b w:val="0"/>
+          <w:i w:val="0"/>
+          <w:color w:val="1F1E1D"/>
+          <w:sz w:val="24"/>
+        </w:rPr>
+        <w:t>calienta. Las cajas pasan a ser de 160 × 120 × 60 mm para disipar el calor.</w:t>
+      </w:r>
+    </w:p>
+    <w:p>
+      <w:pPr>
+        <w:autoSpaceDN w:val="0"/>
+        <w:autoSpaceDE w:val="0"/>
+        <w:widowControl/>
+        <w:spacing w:line="271" w:lineRule="auto" w:before="210" w:after="0"/>
         <w:ind w:left="172" w:right="576" w:firstLine="0"/>
         <w:jc w:val="left"/>
       </w:pPr>
@@ -5506,7 +5696,7 @@
         <w:autoSpaceDN w:val="0"/>
         <w:autoSpaceDE w:val="0"/>
         <w:widowControl/>
-        <w:spacing w:line="276" w:lineRule="auto" w:before="210" w:after="0"/>
+        <w:spacing w:line="276" w:lineRule="auto" w:before="194" w:after="0"/>
         <w:ind w:left="172" w:right="288" w:firstLine="0"/>
         <w:jc w:val="left"/>
       </w:pPr>
@@ -5556,8 +5746,67 @@
         <w:autoSpaceDN w:val="0"/>
         <w:autoSpaceDE w:val="0"/>
         <w:widowControl/>
-        <w:spacing w:line="240" w:lineRule="auto" w:before="556" w:after="0"/>
-        <w:ind w:left="172" w:right="0" w:firstLine="0"/>
+        <w:spacing w:line="240" w:lineRule="auto" w:before="2362" w:after="0"/>
+        <w:ind w:left="0" w:right="20" w:firstLine="0"/>
+        <w:jc w:val="right"/>
+      </w:pPr>
+      <w:r>
+        <w:rPr>
+          <w:rFonts w:ascii="DejaVu Sans" w:hAnsi="DejaVu Sans" w:eastAsia="DejaVu Sans"/>
+          <w:b w:val="0"/>
+          <w:i w:val="0"/>
+          <w:color w:val="6B6B6B"/>
+          <w:sz w:val="12"/>
+        </w:rPr>
+        <w:t>Page 4 of 7</w:t>
+      </w:r>
+    </w:p>
+    <w:p>
+      <w:pPr>
+        <w:sectPr>
+          <w:pgSz w:w="12240" w:h="15840"/>
+          <w:pgMar w:top="146" w:right="888" w:bottom="150" w:left="908" w:header="720" w:footer="720" w:gutter="0"/>
+          <w:cols/>
+          <w:docGrid w:linePitch="360"/>
+        </w:sectPr>
+      </w:pPr>
+    </w:p>
+    <w:p>
+      <w:pPr>
+        <w:autoSpaceDN w:val="0"/>
+        <w:autoSpaceDE w:val="0"/>
+        <w:widowControl/>
+        <w:spacing w:line="148" w:lineRule="exact" w:before="0" w:after="0"/>
+        <w:ind w:left="0" w:right="0"/>
+      </w:pPr>
+    </w:p>
+    <w:p>
+      <w:pPr>
+        <w:autoSpaceDN w:val="0"/>
+        <w:autoSpaceDE w:val="0"/>
+        <w:widowControl/>
+        <w:spacing w:line="240" w:lineRule="auto" w:before="0" w:after="0"/>
+        <w:ind w:left="8" w:right="0" w:firstLine="0"/>
+        <w:jc w:val="left"/>
+      </w:pPr>
+      <w:r>
+        <w:rPr>
+          <w:rFonts w:ascii="DejaVu Sans" w:hAnsi="DejaVu Sans" w:eastAsia="DejaVu Sans"/>
+          <w:b w:val="0"/>
+          <w:i w:val="0"/>
+          <w:color w:val="6B6B6B"/>
+          <w:sz w:val="12"/>
+        </w:rPr>
+        <w:t>Opción B – Tira LED directa a 74 VCC con resistencia, Locomotoras EMD</w:t>
+      </w:r>
+    </w:p>
+    <w:p>
+      <w:pPr>
+        <w:autoSpaceDN w:val="0"/>
+        <w:autoSpaceDE w:val="0"/>
+        <w:widowControl/>
+        <w:spacing w:line="240" w:lineRule="auto" w:before="588" w:after="0"/>
+        <w:ind w:left="180" w:right="0" w:firstLine="0"/>
         <w:jc w:val="left"/>
       </w:pPr>
       <w:r>
@@ -5576,8 +5825,8 @@
         <w:autoSpaceDN w:val="0"/>
         <w:autoSpaceDE w:val="0"/>
         <w:widowControl/>
-        <w:spacing w:line="271" w:lineRule="auto" w:before="216" w:after="404"/>
-        <w:ind w:left="172" w:right="288" w:firstLine="0"/>
+        <w:spacing w:line="278" w:lineRule="auto" w:before="218" w:after="404"/>
+        <w:ind w:left="180" w:right="144" w:firstLine="0"/>
         <w:jc w:val="left"/>
       </w:pPr>
       <w:r>
@@ -5598,7 +5847,7 @@
           <w:color w:val="1F1E1D"/>
           <w:sz w:val="24"/>
         </w:rPr>
-        <w:t>$ 2.770.358 con IVA</w:t>
+        <w:t>$ 3.213.514 con IVA</w:t>
       </w:r>
       <w:r>
         <w:rPr>
@@ -5618,7 +5867,7 @@
           <w:color w:val="1F1E1D"/>
           <w:sz w:val="24"/>
         </w:rPr>
-        <w:t xml:space="preserve">28 % menos que la opción D ($ 3.831.046). El ahorro viene de cambiar los convertidores </w:t>
+        <w:t xml:space="preserve">16 % menos que la opción D ($ 3.831.046). El ahorro viene de cambiar los convertidores por </w:t>
       </w:r>
       <w:r>
         <w:rPr>
@@ -5628,7 +5877,30 @@
           <w:color w:val="1F1E1D"/>
           <w:sz w:val="24"/>
         </w:rPr>
-        <w:t>por resistencias; las tiras, perfiles y cables son los mismos.</w:t>
+        <w:t xml:space="preserve">resistencias; las tiras, perfiles y cables son los mismos. Los valores incluyen las </w:t>
+      </w:r>
+      <w:r>
+        <w:br/>
+      </w:r>
+      <w:r>
+        <w:rPr>
+          <w:rFonts w:ascii="Anthropic Sans Print" w:hAnsi="Anthropic Sans Print" w:eastAsia="Anthropic Sans Print"/>
+          <w:b w:val="0"/>
+          <w:i w:val="0"/>
+          <w:color w:val="1F1E1D"/>
+          <w:sz w:val="24"/>
+        </w:rPr>
+        <w:t xml:space="preserve">correcciones de la validación: cajas más grandes, resistencias de mayor potencia y </w:t>
+      </w:r>
+      <w:r>
+        <w:rPr>
+          <w:rFonts w:ascii="Anthropic Sans Print" w:hAnsi="Anthropic Sans Print" w:eastAsia="Anthropic Sans Print"/>
+          <w:b w:val="0"/>
+          <w:i w:val="0"/>
+          <w:color w:val="1F1E1D"/>
+          <w:sz w:val="24"/>
+        </w:rPr>
+        <w:t>fusibles térmicos.</w:t>
       </w:r>
     </w:p>
     <w:tbl>
@@ -5636,15 +5908,15 @@
         <w:tblW w:type="auto" w:w="0"/>
         <w:tblLayout w:type="fixed"/>
         <w:tblLook w:firstColumn="1" w:firstRow="1" w:lastColumn="0" w:lastRow="0" w:noHBand="0" w:noVBand="1" w:val="04A0"/>
-        <w:tblInd w:w="180.0" w:type="dxa"/>
+        <w:tblInd w:w="187.99999999999997" w:type="dxa"/>
       </w:tblPr>
       <w:tblGrid>
-        <w:gridCol w:w="1741"/>
-        <w:gridCol w:w="1741"/>
-        <w:gridCol w:w="1741"/>
-        <w:gridCol w:w="1741"/>
-        <w:gridCol w:w="1741"/>
-        <w:gridCol w:w="1741"/>
+        <w:gridCol w:w="1743"/>
+        <w:gridCol w:w="1743"/>
+        <w:gridCol w:w="1743"/>
+        <w:gridCol w:w="1743"/>
+        <w:gridCol w:w="1743"/>
+        <w:gridCol w:w="1743"/>
       </w:tblGrid>
       <w:tr>
         <w:trPr>
@@ -5655,9 +5927,9 @@
             <w:tcW w:type="dxa" w:w="720"/>
             <w:tcBorders>
               <w:start w:sz="6.399999999999977" w:val="single" w:color="#E7E4DB"/>
-              <w:top w:sz="6.399999999999636" w:val="single" w:color="#E7E4DB"/>
+              <w:top w:sz="5.599999999999909" w:val="single" w:color="#E7E4DB"/>
               <w:end w:sz="6.399999999999977" w:val="single" w:color="#E7E4DB"/>
-              <w:bottom w:sz="6.399999999999636" w:val="single" w:color="#E7E4DB"/>
+              <w:bottom w:sz="6.400000000000091" w:val="single" w:color="#E7E4DB"/>
             </w:tcBorders>
             <w:shd w:fill="f5f2ec"/>
             <w:tcMar>
@@ -5692,9 +5964,9 @@
             <w:tcW w:type="dxa" w:w="4860"/>
             <w:tcBorders>
               <w:start w:sz="6.399999999999977" w:val="single" w:color="#E7E4DB"/>
-              <w:top w:sz="6.399999999999636" w:val="single" w:color="#E7E4DB"/>
+              <w:top w:sz="5.599999999999909" w:val="single" w:color="#E7E4DB"/>
               <w:end w:sz="6.400000000000091" w:val="single" w:color="#E7E4DB"/>
-              <w:bottom w:sz="6.399999999999636" w:val="single" w:color="#E7E4DB"/>
+              <w:bottom w:sz="6.400000000000091" w:val="single" w:color="#E7E4DB"/>
             </w:tcBorders>
             <w:shd w:fill="f5f2ec"/>
             <w:tcMar>
@@ -5729,9 +6001,9 @@
             <w:tcW w:type="dxa" w:w="720"/>
             <w:tcBorders>
               <w:start w:sz="6.400000000000091" w:val="single" w:color="#E7E4DB"/>
-              <w:top w:sz="6.399999999999636" w:val="single" w:color="#E7E4DB"/>
+              <w:top w:sz="5.599999999999909" w:val="single" w:color="#E7E4DB"/>
               <w:end w:sz="6.400000000000091" w:val="single" w:color="#E7E4DB"/>
-              <w:bottom w:sz="6.399999999999636" w:val="single" w:color="#E7E4DB"/>
+              <w:bottom w:sz="6.400000000000091" w:val="single" w:color="#E7E4DB"/>
             </w:tcBorders>
             <w:shd w:fill="f5f2ec"/>
             <w:tcMar>
@@ -5766,9 +6038,9 @@
             <w:tcW w:type="dxa" w:w="854"/>
             <w:tcBorders>
               <w:start w:sz="6.400000000000091" w:val="single" w:color="#E7E4DB"/>
-              <w:top w:sz="6.399999999999636" w:val="single" w:color="#E7E4DB"/>
+              <w:top w:sz="5.599999999999909" w:val="single" w:color="#E7E4DB"/>
               <w:end w:sz="5.599999999999909" w:val="single" w:color="#E7E4DB"/>
-              <w:bottom w:sz="6.399999999999636" w:val="single" w:color="#E7E4DB"/>
+              <w:bottom w:sz="6.400000000000091" w:val="single" w:color="#E7E4DB"/>
             </w:tcBorders>
             <w:shd w:fill="f5f2ec"/>
             <w:tcMar>
@@ -5803,9 +6075,9 @@
             <w:tcW w:type="dxa" w:w="1696"/>
             <w:tcBorders>
               <w:start w:sz="5.599999999999909" w:val="single" w:color="#E7E4DB"/>
-              <w:top w:sz="6.399999999999636" w:val="single" w:color="#E7E4DB"/>
+              <w:top w:sz="5.599999999999909" w:val="single" w:color="#E7E4DB"/>
               <w:end w:sz="5.599999999999909" w:val="single" w:color="#E7E4DB"/>
-              <w:bottom w:sz="6.399999999999636" w:val="single" w:color="#E7E4DB"/>
+              <w:bottom w:sz="6.400000000000091" w:val="single" w:color="#E7E4DB"/>
             </w:tcBorders>
             <w:shd w:fill="f5f2ec"/>
             <w:tcMar>
@@ -5851,9 +6123,9 @@
             <w:tcW w:type="dxa" w:w="1214"/>
             <w:tcBorders>
               <w:start w:sz="5.599999999999909" w:val="single" w:color="#E7E4DB"/>
-              <w:top w:sz="6.399999999999636" w:val="single" w:color="#E7E4DB"/>
+              <w:top w:sz="5.599999999999909" w:val="single" w:color="#E7E4DB"/>
               <w:end w:sz="6.399999999999636" w:val="single" w:color="#E7E4DB"/>
-              <w:bottom w:sz="6.399999999999636" w:val="single" w:color="#E7E4DB"/>
+              <w:bottom w:sz="6.400000000000091" w:val="single" w:color="#E7E4DB"/>
             </w:tcBorders>
             <w:shd w:fill="f5f2ec"/>
             <w:tcMar>
@@ -5900,16 +6172,16 @@
       </w:tr>
       <w:tr>
         <w:trPr>
-          <w:trHeight w:hRule="exact" w:val="720"/>
+          <w:trHeight w:hRule="exact" w:val="990"/>
         </w:trPr>
         <w:tc>
           <w:tcPr>
             <w:tcW w:type="dxa" w:w="720"/>
             <w:tcBorders>
               <w:start w:sz="6.399999999999977" w:val="single" w:color="#E7E4DB"/>
-              <w:top w:sz="6.399999999999636" w:val="single" w:color="#E7E4DB"/>
+              <w:top w:sz="6.400000000000091" w:val="single" w:color="#E7E4DB"/>
               <w:end w:sz="6.399999999999977" w:val="single" w:color="#E7E4DB"/>
-              <w:bottom w:sz="6.399999999999636" w:val="single" w:color="#E7E4DB"/>
+              <w:bottom w:sz="5.599999999999909" w:val="single" w:color="#E7E4DB"/>
             </w:tcBorders>
             <w:tcMar>
               <w:start w:w="0" w:type="dxa"/>
@@ -5943,9 +6215,959 @@
             <w:tcW w:type="dxa" w:w="4860"/>
             <w:tcBorders>
               <w:start w:sz="6.399999999999977" w:val="single" w:color="#E7E4DB"/>
-              <w:top w:sz="6.399999999999636" w:val="single" w:color="#E7E4DB"/>
+              <w:top w:sz="6.400000000000091" w:val="single" w:color="#E7E4DB"/>
               <w:end w:sz="6.400000000000091" w:val="single" w:color="#E7E4DB"/>
-              <w:bottom w:sz="6.399999999999636" w:val="single" w:color="#E7E4DB"/>
+              <w:bottom w:sz="5.599999999999909" w:val="single" w:color="#E7E4DB"/>
+            </w:tcBorders>
+            <w:tcMar>
+              <w:start w:w="0" w:type="dxa"/>
+              <w:end w:w="0" w:type="dxa"/>
+            </w:tcMar>
+          </w:tcPr>
+          <w:p>
+            <w:pPr>
+              <w:autoSpaceDN w:val="0"/>
+              <w:autoSpaceDE w:val="0"/>
+              <w:widowControl/>
+              <w:spacing w:line="266" w:lineRule="auto" w:before="74" w:after="0"/>
+              <w:ind w:left="88" w:right="432" w:firstLine="0"/>
+              <w:jc w:val="left"/>
+            </w:pPr>
+            <w:r>
+              <w:rPr>
+                <w:w w:val="98.4000015258789"/>
+                <w:rFonts w:ascii="Anthropic Sans Print" w:hAnsi="Anthropic Sans Print" w:eastAsia="Anthropic Sans Print"/>
+                <w:b w:val="0"/>
+                <w:i w:val="0"/>
+                <w:color w:val="1F1E1D"/>
+                <w:sz w:val="20"/>
+              </w:rPr>
+              <w:t xml:space="preserve">Resistencia de potencia 50 W con carcasa de </w:t>
+            </w:r>
+            <w:r>
+              <w:rPr>
+                <w:w w:val="98.4000015258789"/>
+                <w:rFonts w:ascii="Anthropic Sans Print" w:hAnsi="Anthropic Sans Print" w:eastAsia="Anthropic Sans Print"/>
+                <w:b w:val="0"/>
+                <w:i w:val="0"/>
+                <w:color w:val="1F1E1D"/>
+                <w:sz w:val="20"/>
+              </w:rPr>
+              <w:t xml:space="preserve">aluminio, 110 Ω (numeradores y cabina), incluye </w:t>
+            </w:r>
+            <w:r>
+              <w:rPr>
+                <w:w w:val="98.4000015258789"/>
+                <w:rFonts w:ascii="Anthropic Sans Print" w:hAnsi="Anthropic Sans Print" w:eastAsia="Anthropic Sans Print"/>
+                <w:b w:val="0"/>
+                <w:i w:val="0"/>
+                <w:color w:val="1F1E1D"/>
+                <w:sz w:val="20"/>
+              </w:rPr>
+              <w:t>repuesto</w:t>
+            </w:r>
+          </w:p>
+        </w:tc>
+        <w:tc>
+          <w:tcPr>
+            <w:tcW w:type="dxa" w:w="720"/>
+            <w:tcBorders>
+              <w:start w:sz="6.400000000000091" w:val="single" w:color="#E7E4DB"/>
+              <w:top w:sz="6.400000000000091" w:val="single" w:color="#E7E4DB"/>
+              <w:end w:sz="6.400000000000091" w:val="single" w:color="#E7E4DB"/>
+              <w:bottom w:sz="5.599999999999909" w:val="single" w:color="#E7E4DB"/>
+            </w:tcBorders>
+            <w:tcMar>
+              <w:start w:w="0" w:type="dxa"/>
+              <w:end w:w="0" w:type="dxa"/>
+            </w:tcMar>
+          </w:tcPr>
+          <w:p>
+            <w:pPr>
+              <w:autoSpaceDN w:val="0"/>
+              <w:autoSpaceDE w:val="0"/>
+              <w:widowControl/>
+              <w:spacing w:line="240" w:lineRule="auto" w:before="74" w:after="0"/>
+              <w:ind w:left="94" w:right="0" w:firstLine="0"/>
+              <w:jc w:val="left"/>
+            </w:pPr>
+            <w:r>
+              <w:rPr>
+                <w:w w:val="98.4000015258789"/>
+                <w:rFonts w:ascii="Anthropic Sans Print" w:hAnsi="Anthropic Sans Print" w:eastAsia="Anthropic Sans Print"/>
+                <w:b w:val="0"/>
+                <w:i w:val="0"/>
+                <w:color w:val="1F1E1D"/>
+                <w:sz w:val="20"/>
+              </w:rPr>
+              <w:t>14</w:t>
+            </w:r>
+          </w:p>
+        </w:tc>
+        <w:tc>
+          <w:tcPr>
+            <w:tcW w:type="dxa" w:w="854"/>
+            <w:tcBorders>
+              <w:start w:sz="6.400000000000091" w:val="single" w:color="#E7E4DB"/>
+              <w:top w:sz="6.400000000000091" w:val="single" w:color="#E7E4DB"/>
+              <w:end w:sz="5.599999999999909" w:val="single" w:color="#E7E4DB"/>
+              <w:bottom w:sz="5.599999999999909" w:val="single" w:color="#E7E4DB"/>
+            </w:tcBorders>
+            <w:tcMar>
+              <w:start w:w="0" w:type="dxa"/>
+              <w:end w:w="0" w:type="dxa"/>
+            </w:tcMar>
+          </w:tcPr>
+          <w:p>
+            <w:pPr>
+              <w:autoSpaceDN w:val="0"/>
+              <w:autoSpaceDE w:val="0"/>
+              <w:widowControl/>
+              <w:spacing w:line="240" w:lineRule="auto" w:before="74" w:after="0"/>
+              <w:ind w:left="94" w:right="0" w:firstLine="0"/>
+              <w:jc w:val="left"/>
+            </w:pPr>
+            <w:r>
+              <w:rPr>
+                <w:w w:val="98.4000015258789"/>
+                <w:rFonts w:ascii="Anthropic Sans Print" w:hAnsi="Anthropic Sans Print" w:eastAsia="Anthropic Sans Print"/>
+                <w:b w:val="0"/>
+                <w:i w:val="0"/>
+                <w:color w:val="1F1E1D"/>
+                <w:sz w:val="20"/>
+              </w:rPr>
+              <w:t>un</w:t>
+            </w:r>
+          </w:p>
+        </w:tc>
+        <w:tc>
+          <w:tcPr>
+            <w:tcW w:type="dxa" w:w="1696"/>
+            <w:tcBorders>
+              <w:start w:sz="5.599999999999909" w:val="single" w:color="#E7E4DB"/>
+              <w:top w:sz="6.400000000000091" w:val="single" w:color="#E7E4DB"/>
+              <w:end w:sz="5.599999999999909" w:val="single" w:color="#E7E4DB"/>
+              <w:bottom w:sz="5.599999999999909" w:val="single" w:color="#E7E4DB"/>
+            </w:tcBorders>
+            <w:tcMar>
+              <w:start w:w="0" w:type="dxa"/>
+              <w:end w:w="0" w:type="dxa"/>
+            </w:tcMar>
+          </w:tcPr>
+          <w:p>
+            <w:pPr>
+              <w:autoSpaceDN w:val="0"/>
+              <w:autoSpaceDE w:val="0"/>
+              <w:widowControl/>
+              <w:spacing w:line="240" w:lineRule="auto" w:before="74" w:after="0"/>
+              <w:ind w:left="92" w:right="0" w:firstLine="0"/>
+              <w:jc w:val="left"/>
+            </w:pPr>
+            <w:r>
+              <w:rPr>
+                <w:w w:val="98.4000015258789"/>
+                <w:rFonts w:ascii="Anthropic Sans Print" w:hAnsi="Anthropic Sans Print" w:eastAsia="Anthropic Sans Print"/>
+                <w:b w:val="0"/>
+                <w:i w:val="0"/>
+                <w:color w:val="1F1E1D"/>
+                <w:sz w:val="20"/>
+              </w:rPr>
+              <w:t>7,00</w:t>
+            </w:r>
+          </w:p>
+        </w:tc>
+        <w:tc>
+          <w:tcPr>
+            <w:tcW w:type="dxa" w:w="1214"/>
+            <w:tcBorders>
+              <w:start w:sz="5.599999999999909" w:val="single" w:color="#E7E4DB"/>
+              <w:top w:sz="6.400000000000091" w:val="single" w:color="#E7E4DB"/>
+              <w:end w:sz="6.399999999999636" w:val="single" w:color="#E7E4DB"/>
+              <w:bottom w:sz="5.599999999999909" w:val="single" w:color="#E7E4DB"/>
+            </w:tcBorders>
+            <w:tcMar>
+              <w:start w:w="0" w:type="dxa"/>
+              <w:end w:w="0" w:type="dxa"/>
+            </w:tcMar>
+          </w:tcPr>
+          <w:p>
+            <w:pPr>
+              <w:autoSpaceDN w:val="0"/>
+              <w:autoSpaceDE w:val="0"/>
+              <w:widowControl/>
+              <w:spacing w:line="240" w:lineRule="auto" w:before="74" w:after="0"/>
+              <w:ind w:left="90" w:right="0" w:firstLine="0"/>
+              <w:jc w:val="left"/>
+            </w:pPr>
+            <w:r>
+              <w:rPr>
+                <w:w w:val="98.4000015258789"/>
+                <w:rFonts w:ascii="Anthropic Sans Print" w:hAnsi="Anthropic Sans Print" w:eastAsia="Anthropic Sans Print"/>
+                <w:b w:val="0"/>
+                <w:i w:val="0"/>
+                <w:color w:val="1F1E1D"/>
+                <w:sz w:val="20"/>
+              </w:rPr>
+              <w:t>93.100</w:t>
+            </w:r>
+          </w:p>
+        </w:tc>
+      </w:tr>
+      <w:tr>
+        <w:trPr>
+          <w:trHeight w:hRule="exact" w:val="990"/>
+        </w:trPr>
+        <w:tc>
+          <w:tcPr>
+            <w:tcW w:type="dxa" w:w="720"/>
+            <w:tcBorders>
+              <w:start w:sz="6.399999999999977" w:val="single" w:color="#E7E4DB"/>
+              <w:top w:sz="5.599999999999909" w:val="single" w:color="#E7E4DB"/>
+              <w:end w:sz="6.399999999999977" w:val="single" w:color="#E7E4DB"/>
+              <w:bottom w:sz="6.400000000000091" w:val="single" w:color="#E7E4DB"/>
+            </w:tcBorders>
+            <w:tcMar>
+              <w:start w:w="0" w:type="dxa"/>
+              <w:end w:w="0" w:type="dxa"/>
+            </w:tcMar>
+          </w:tcPr>
+          <w:p>
+            <w:pPr>
+              <w:autoSpaceDN w:val="0"/>
+              <w:autoSpaceDE w:val="0"/>
+              <w:widowControl/>
+              <w:spacing w:line="240" w:lineRule="auto" w:before="76" w:after="0"/>
+              <w:ind w:left="88" w:right="0" w:firstLine="0"/>
+              <w:jc w:val="left"/>
+            </w:pPr>
+            <w:r>
+              <w:rPr>
+                <w:w w:val="98.4000015258789"/>
+                <w:rFonts w:ascii="Anthropic Sans Print" w:hAnsi="Anthropic Sans Print" w:eastAsia="Anthropic Sans Print"/>
+                <w:b w:val="0"/>
+                <w:i w:val="0"/>
+                <w:color w:val="1F1E1D"/>
+                <w:sz w:val="20"/>
+              </w:rPr>
+              <w:t>2</w:t>
+            </w:r>
+          </w:p>
+        </w:tc>
+        <w:tc>
+          <w:tcPr>
+            <w:tcW w:type="dxa" w:w="4860"/>
+            <w:tcBorders>
+              <w:start w:sz="6.399999999999977" w:val="single" w:color="#E7E4DB"/>
+              <w:top w:sz="5.599999999999909" w:val="single" w:color="#E7E4DB"/>
+              <w:end w:sz="6.400000000000091" w:val="single" w:color="#E7E4DB"/>
+              <w:bottom w:sz="6.400000000000091" w:val="single" w:color="#E7E4DB"/>
+            </w:tcBorders>
+            <w:tcMar>
+              <w:start w:w="0" w:type="dxa"/>
+              <w:end w:w="0" w:type="dxa"/>
+            </w:tcMar>
+          </w:tcPr>
+          <w:p>
+            <w:pPr>
+              <w:autoSpaceDN w:val="0"/>
+              <w:autoSpaceDE w:val="0"/>
+              <w:widowControl/>
+              <w:spacing w:line="266" w:lineRule="auto" w:before="76" w:after="0"/>
+              <w:ind w:left="88" w:right="288" w:firstLine="0"/>
+              <w:jc w:val="left"/>
+            </w:pPr>
+            <w:r>
+              <w:rPr>
+                <w:w w:val="98.4000015258789"/>
+                <w:rFonts w:ascii="Anthropic Sans Print" w:hAnsi="Anthropic Sans Print" w:eastAsia="Anthropic Sans Print"/>
+                <w:b w:val="0"/>
+                <w:i w:val="0"/>
+                <w:color w:val="1F1E1D"/>
+                <w:sz w:val="20"/>
+              </w:rPr>
+              <w:t xml:space="preserve">Resistencia de potencia 25 W con carcasa de </w:t>
+            </w:r>
+            <w:r>
+              <w:rPr>
+                <w:w w:val="98.4000015258789"/>
+                <w:rFonts w:ascii="Anthropic Sans Print" w:hAnsi="Anthropic Sans Print" w:eastAsia="Anthropic Sans Print"/>
+                <w:b w:val="0"/>
+                <w:i w:val="0"/>
+                <w:color w:val="1F1E1D"/>
+                <w:sz w:val="20"/>
+              </w:rPr>
+              <w:t xml:space="preserve">aluminio, 390 Ω y 430 Ω (clase y estribos), incluye </w:t>
+            </w:r>
+            <w:r>
+              <w:rPr>
+                <w:w w:val="98.4000015258789"/>
+                <w:rFonts w:ascii="Anthropic Sans Print" w:hAnsi="Anthropic Sans Print" w:eastAsia="Anthropic Sans Print"/>
+                <w:b w:val="0"/>
+                <w:i w:val="0"/>
+                <w:color w:val="1F1E1D"/>
+                <w:sz w:val="20"/>
+              </w:rPr>
+              <w:t>repuesto</w:t>
+            </w:r>
+          </w:p>
+        </w:tc>
+        <w:tc>
+          <w:tcPr>
+            <w:tcW w:type="dxa" w:w="720"/>
+            <w:tcBorders>
+              <w:start w:sz="6.400000000000091" w:val="single" w:color="#E7E4DB"/>
+              <w:top w:sz="5.599999999999909" w:val="single" w:color="#E7E4DB"/>
+              <w:end w:sz="6.400000000000091" w:val="single" w:color="#E7E4DB"/>
+              <w:bottom w:sz="6.400000000000091" w:val="single" w:color="#E7E4DB"/>
+            </w:tcBorders>
+            <w:tcMar>
+              <w:start w:w="0" w:type="dxa"/>
+              <w:end w:w="0" w:type="dxa"/>
+            </w:tcMar>
+          </w:tcPr>
+          <w:p>
+            <w:pPr>
+              <w:autoSpaceDN w:val="0"/>
+              <w:autoSpaceDE w:val="0"/>
+              <w:widowControl/>
+              <w:spacing w:line="240" w:lineRule="auto" w:before="76" w:after="0"/>
+              <w:ind w:left="94" w:right="0" w:firstLine="0"/>
+              <w:jc w:val="left"/>
+            </w:pPr>
+            <w:r>
+              <w:rPr>
+                <w:w w:val="98.4000015258789"/>
+                <w:rFonts w:ascii="Anthropic Sans Print" w:hAnsi="Anthropic Sans Print" w:eastAsia="Anthropic Sans Print"/>
+                <w:b w:val="0"/>
+                <w:i w:val="0"/>
+                <w:color w:val="1F1E1D"/>
+                <w:sz w:val="20"/>
+              </w:rPr>
+              <w:t>18</w:t>
+            </w:r>
+          </w:p>
+        </w:tc>
+        <w:tc>
+          <w:tcPr>
+            <w:tcW w:type="dxa" w:w="854"/>
+            <w:tcBorders>
+              <w:start w:sz="6.400000000000091" w:val="single" w:color="#E7E4DB"/>
+              <w:top w:sz="5.599999999999909" w:val="single" w:color="#E7E4DB"/>
+              <w:end w:sz="5.599999999999909" w:val="single" w:color="#E7E4DB"/>
+              <w:bottom w:sz="6.400000000000091" w:val="single" w:color="#E7E4DB"/>
+            </w:tcBorders>
+            <w:tcMar>
+              <w:start w:w="0" w:type="dxa"/>
+              <w:end w:w="0" w:type="dxa"/>
+            </w:tcMar>
+          </w:tcPr>
+          <w:p>
+            <w:pPr>
+              <w:autoSpaceDN w:val="0"/>
+              <w:autoSpaceDE w:val="0"/>
+              <w:widowControl/>
+              <w:spacing w:line="240" w:lineRule="auto" w:before="76" w:after="0"/>
+              <w:ind w:left="94" w:right="0" w:firstLine="0"/>
+              <w:jc w:val="left"/>
+            </w:pPr>
+            <w:r>
+              <w:rPr>
+                <w:w w:val="98.4000015258789"/>
+                <w:rFonts w:ascii="Anthropic Sans Print" w:hAnsi="Anthropic Sans Print" w:eastAsia="Anthropic Sans Print"/>
+                <w:b w:val="0"/>
+                <w:i w:val="0"/>
+                <w:color w:val="1F1E1D"/>
+                <w:sz w:val="20"/>
+              </w:rPr>
+              <w:t>un</w:t>
+            </w:r>
+          </w:p>
+        </w:tc>
+        <w:tc>
+          <w:tcPr>
+            <w:tcW w:type="dxa" w:w="1696"/>
+            <w:tcBorders>
+              <w:start w:sz="5.599999999999909" w:val="single" w:color="#E7E4DB"/>
+              <w:top w:sz="5.599999999999909" w:val="single" w:color="#E7E4DB"/>
+              <w:end w:sz="5.599999999999909" w:val="single" w:color="#E7E4DB"/>
+              <w:bottom w:sz="6.400000000000091" w:val="single" w:color="#E7E4DB"/>
+            </w:tcBorders>
+            <w:tcMar>
+              <w:start w:w="0" w:type="dxa"/>
+              <w:end w:w="0" w:type="dxa"/>
+            </w:tcMar>
+          </w:tcPr>
+          <w:p>
+            <w:pPr>
+              <w:autoSpaceDN w:val="0"/>
+              <w:autoSpaceDE w:val="0"/>
+              <w:widowControl/>
+              <w:spacing w:line="240" w:lineRule="auto" w:before="76" w:after="0"/>
+              <w:ind w:left="92" w:right="0" w:firstLine="0"/>
+              <w:jc w:val="left"/>
+            </w:pPr>
+            <w:r>
+              <w:rPr>
+                <w:w w:val="98.4000015258789"/>
+                <w:rFonts w:ascii="Anthropic Sans Print" w:hAnsi="Anthropic Sans Print" w:eastAsia="Anthropic Sans Print"/>
+                <w:b w:val="0"/>
+                <w:i w:val="0"/>
+                <w:color w:val="1F1E1D"/>
+                <w:sz w:val="20"/>
+              </w:rPr>
+              <w:t>4,00</w:t>
+            </w:r>
+          </w:p>
+        </w:tc>
+        <w:tc>
+          <w:tcPr>
+            <w:tcW w:type="dxa" w:w="1214"/>
+            <w:tcBorders>
+              <w:start w:sz="5.599999999999909" w:val="single" w:color="#E7E4DB"/>
+              <w:top w:sz="5.599999999999909" w:val="single" w:color="#E7E4DB"/>
+              <w:end w:sz="6.399999999999636" w:val="single" w:color="#E7E4DB"/>
+              <w:bottom w:sz="6.400000000000091" w:val="single" w:color="#E7E4DB"/>
+            </w:tcBorders>
+            <w:tcMar>
+              <w:start w:w="0" w:type="dxa"/>
+              <w:end w:w="0" w:type="dxa"/>
+            </w:tcMar>
+          </w:tcPr>
+          <w:p>
+            <w:pPr>
+              <w:autoSpaceDN w:val="0"/>
+              <w:autoSpaceDE w:val="0"/>
+              <w:widowControl/>
+              <w:spacing w:line="240" w:lineRule="auto" w:before="76" w:after="0"/>
+              <w:ind w:left="90" w:right="0" w:firstLine="0"/>
+              <w:jc w:val="left"/>
+            </w:pPr>
+            <w:r>
+              <w:rPr>
+                <w:w w:val="98.4000015258789"/>
+                <w:rFonts w:ascii="Anthropic Sans Print" w:hAnsi="Anthropic Sans Print" w:eastAsia="Anthropic Sans Print"/>
+                <w:b w:val="0"/>
+                <w:i w:val="0"/>
+                <w:color w:val="1F1E1D"/>
+                <w:sz w:val="20"/>
+              </w:rPr>
+              <w:t>68.400</w:t>
+            </w:r>
+          </w:p>
+        </w:tc>
+      </w:tr>
+      <w:tr>
+        <w:trPr>
+          <w:trHeight w:hRule="exact" w:val="720"/>
+        </w:trPr>
+        <w:tc>
+          <w:tcPr>
+            <w:tcW w:type="dxa" w:w="720"/>
+            <w:tcBorders>
+              <w:start w:sz="6.399999999999977" w:val="single" w:color="#E7E4DB"/>
+              <w:top w:sz="6.400000000000091" w:val="single" w:color="#E7E4DB"/>
+              <w:end w:sz="6.399999999999977" w:val="single" w:color="#E7E4DB"/>
+              <w:bottom w:sz="6.400000000000091" w:val="single" w:color="#E7E4DB"/>
+            </w:tcBorders>
+            <w:tcMar>
+              <w:start w:w="0" w:type="dxa"/>
+              <w:end w:w="0" w:type="dxa"/>
+            </w:tcMar>
+          </w:tcPr>
+          <w:p>
+            <w:pPr>
+              <w:autoSpaceDN w:val="0"/>
+              <w:autoSpaceDE w:val="0"/>
+              <w:widowControl/>
+              <w:spacing w:line="240" w:lineRule="auto" w:before="74" w:after="0"/>
+              <w:ind w:left="88" w:right="0" w:firstLine="0"/>
+              <w:jc w:val="left"/>
+            </w:pPr>
+            <w:r>
+              <w:rPr>
+                <w:w w:val="98.4000015258789"/>
+                <w:rFonts w:ascii="Anthropic Sans Print" w:hAnsi="Anthropic Sans Print" w:eastAsia="Anthropic Sans Print"/>
+                <w:b w:val="0"/>
+                <w:i w:val="0"/>
+                <w:color w:val="1F1E1D"/>
+                <w:sz w:val="20"/>
+              </w:rPr>
+              <w:t>3</w:t>
+            </w:r>
+          </w:p>
+        </w:tc>
+        <w:tc>
+          <w:tcPr>
+            <w:tcW w:type="dxa" w:w="4860"/>
+            <w:tcBorders>
+              <w:start w:sz="6.399999999999977" w:val="single" w:color="#E7E4DB"/>
+              <w:top w:sz="6.400000000000091" w:val="single" w:color="#E7E4DB"/>
+              <w:end w:sz="6.400000000000091" w:val="single" w:color="#E7E4DB"/>
+              <w:bottom w:sz="6.400000000000091" w:val="single" w:color="#E7E4DB"/>
+            </w:tcBorders>
+            <w:tcMar>
+              <w:start w:w="0" w:type="dxa"/>
+              <w:end w:w="0" w:type="dxa"/>
+            </w:tcMar>
+          </w:tcPr>
+          <w:p>
+            <w:pPr>
+              <w:autoSpaceDN w:val="0"/>
+              <w:autoSpaceDE w:val="0"/>
+              <w:widowControl/>
+              <w:spacing w:line="259" w:lineRule="auto" w:before="74" w:after="0"/>
+              <w:ind w:left="88" w:right="288" w:firstLine="0"/>
+              <w:jc w:val="left"/>
+            </w:pPr>
+            <w:r>
+              <w:rPr>
+                <w:w w:val="98.4000015258789"/>
+                <w:rFonts w:ascii="Anthropic Sans Print" w:hAnsi="Anthropic Sans Print" w:eastAsia="Anthropic Sans Print"/>
+                <w:b w:val="0"/>
+                <w:i w:val="0"/>
+                <w:color w:val="1F1E1D"/>
+                <w:sz w:val="20"/>
+              </w:rPr>
+              <w:t xml:space="preserve">Resistencia de potencia 10 W con carcasa de </w:t>
+            </w:r>
+            <w:r>
+              <w:rPr>
+                <w:w w:val="98.4000015258789"/>
+                <w:rFonts w:ascii="Anthropic Sans Print" w:hAnsi="Anthropic Sans Print" w:eastAsia="Anthropic Sans Print"/>
+                <w:b w:val="0"/>
+                <w:i w:val="0"/>
+                <w:color w:val="1F1E1D"/>
+                <w:sz w:val="20"/>
+              </w:rPr>
+              <w:t>aluminio, 1,6 kΩ (instrumentos), incluye repuesto</w:t>
+            </w:r>
+          </w:p>
+        </w:tc>
+        <w:tc>
+          <w:tcPr>
+            <w:tcW w:type="dxa" w:w="720"/>
+            <w:tcBorders>
+              <w:start w:sz="6.400000000000091" w:val="single" w:color="#E7E4DB"/>
+              <w:top w:sz="6.400000000000091" w:val="single" w:color="#E7E4DB"/>
+              <w:end w:sz="6.400000000000091" w:val="single" w:color="#E7E4DB"/>
+              <w:bottom w:sz="6.400000000000091" w:val="single" w:color="#E7E4DB"/>
+            </w:tcBorders>
+            <w:tcMar>
+              <w:start w:w="0" w:type="dxa"/>
+              <w:end w:w="0" w:type="dxa"/>
+            </w:tcMar>
+          </w:tcPr>
+          <w:p>
+            <w:pPr>
+              <w:autoSpaceDN w:val="0"/>
+              <w:autoSpaceDE w:val="0"/>
+              <w:widowControl/>
+              <w:spacing w:line="240" w:lineRule="auto" w:before="74" w:after="0"/>
+              <w:ind w:left="94" w:right="0" w:firstLine="0"/>
+              <w:jc w:val="left"/>
+            </w:pPr>
+            <w:r>
+              <w:rPr>
+                <w:w w:val="98.4000015258789"/>
+                <w:rFonts w:ascii="Anthropic Sans Print" w:hAnsi="Anthropic Sans Print" w:eastAsia="Anthropic Sans Print"/>
+                <w:b w:val="0"/>
+                <w:i w:val="0"/>
+                <w:color w:val="1F1E1D"/>
+                <w:sz w:val="20"/>
+              </w:rPr>
+              <w:t>14</w:t>
+            </w:r>
+          </w:p>
+        </w:tc>
+        <w:tc>
+          <w:tcPr>
+            <w:tcW w:type="dxa" w:w="854"/>
+            <w:tcBorders>
+              <w:start w:sz="6.400000000000091" w:val="single" w:color="#E7E4DB"/>
+              <w:top w:sz="6.400000000000091" w:val="single" w:color="#E7E4DB"/>
+              <w:end w:sz="5.599999999999909" w:val="single" w:color="#E7E4DB"/>
+              <w:bottom w:sz="6.400000000000091" w:val="single" w:color="#E7E4DB"/>
+            </w:tcBorders>
+            <w:tcMar>
+              <w:start w:w="0" w:type="dxa"/>
+              <w:end w:w="0" w:type="dxa"/>
+            </w:tcMar>
+          </w:tcPr>
+          <w:p>
+            <w:pPr>
+              <w:autoSpaceDN w:val="0"/>
+              <w:autoSpaceDE w:val="0"/>
+              <w:widowControl/>
+              <w:spacing w:line="240" w:lineRule="auto" w:before="74" w:after="0"/>
+              <w:ind w:left="94" w:right="0" w:firstLine="0"/>
+              <w:jc w:val="left"/>
+            </w:pPr>
+            <w:r>
+              <w:rPr>
+                <w:w w:val="98.4000015258789"/>
+                <w:rFonts w:ascii="Anthropic Sans Print" w:hAnsi="Anthropic Sans Print" w:eastAsia="Anthropic Sans Print"/>
+                <w:b w:val="0"/>
+                <w:i w:val="0"/>
+                <w:color w:val="1F1E1D"/>
+                <w:sz w:val="20"/>
+              </w:rPr>
+              <w:t>un</w:t>
+            </w:r>
+          </w:p>
+        </w:tc>
+        <w:tc>
+          <w:tcPr>
+            <w:tcW w:type="dxa" w:w="1696"/>
+            <w:tcBorders>
+              <w:start w:sz="5.599999999999909" w:val="single" w:color="#E7E4DB"/>
+              <w:top w:sz="6.400000000000091" w:val="single" w:color="#E7E4DB"/>
+              <w:end w:sz="5.599999999999909" w:val="single" w:color="#E7E4DB"/>
+              <w:bottom w:sz="6.400000000000091" w:val="single" w:color="#E7E4DB"/>
+            </w:tcBorders>
+            <w:tcMar>
+              <w:start w:w="0" w:type="dxa"/>
+              <w:end w:w="0" w:type="dxa"/>
+            </w:tcMar>
+          </w:tcPr>
+          <w:p>
+            <w:pPr>
+              <w:autoSpaceDN w:val="0"/>
+              <w:autoSpaceDE w:val="0"/>
+              <w:widowControl/>
+              <w:spacing w:line="240" w:lineRule="auto" w:before="74" w:after="0"/>
+              <w:ind w:left="92" w:right="0" w:firstLine="0"/>
+              <w:jc w:val="left"/>
+            </w:pPr>
+            <w:r>
+              <w:rPr>
+                <w:w w:val="98.4000015258789"/>
+                <w:rFonts w:ascii="Anthropic Sans Print" w:hAnsi="Anthropic Sans Print" w:eastAsia="Anthropic Sans Print"/>
+                <w:b w:val="0"/>
+                <w:i w:val="0"/>
+                <w:color w:val="1F1E1D"/>
+                <w:sz w:val="20"/>
+              </w:rPr>
+              <w:t>3,00</w:t>
+            </w:r>
+          </w:p>
+        </w:tc>
+        <w:tc>
+          <w:tcPr>
+            <w:tcW w:type="dxa" w:w="1214"/>
+            <w:tcBorders>
+              <w:start w:sz="5.599999999999909" w:val="single" w:color="#E7E4DB"/>
+              <w:top w:sz="6.400000000000091" w:val="single" w:color="#E7E4DB"/>
+              <w:end w:sz="6.399999999999636" w:val="single" w:color="#E7E4DB"/>
+              <w:bottom w:sz="6.400000000000091" w:val="single" w:color="#E7E4DB"/>
+            </w:tcBorders>
+            <w:tcMar>
+              <w:start w:w="0" w:type="dxa"/>
+              <w:end w:w="0" w:type="dxa"/>
+            </w:tcMar>
+          </w:tcPr>
+          <w:p>
+            <w:pPr>
+              <w:autoSpaceDN w:val="0"/>
+              <w:autoSpaceDE w:val="0"/>
+              <w:widowControl/>
+              <w:spacing w:line="240" w:lineRule="auto" w:before="74" w:after="0"/>
+              <w:ind w:left="90" w:right="0" w:firstLine="0"/>
+              <w:jc w:val="left"/>
+            </w:pPr>
+            <w:r>
+              <w:rPr>
+                <w:w w:val="98.4000015258789"/>
+                <w:rFonts w:ascii="Anthropic Sans Print" w:hAnsi="Anthropic Sans Print" w:eastAsia="Anthropic Sans Print"/>
+                <w:b w:val="0"/>
+                <w:i w:val="0"/>
+                <w:color w:val="1F1E1D"/>
+                <w:sz w:val="20"/>
+              </w:rPr>
+              <w:t>39.900</w:t>
+            </w:r>
+          </w:p>
+        </w:tc>
+      </w:tr>
+      <w:tr>
+        <w:trPr>
+          <w:trHeight w:hRule="exact" w:val="704"/>
+        </w:trPr>
+        <w:tc>
+          <w:tcPr>
+            <w:tcW w:type="dxa" w:w="720"/>
+            <w:tcBorders>
+              <w:start w:sz="6.399999999999977" w:val="single" w:color="#E7E4DB"/>
+              <w:top w:sz="6.400000000000091" w:val="single" w:color="#E7E4DB"/>
+              <w:end w:sz="6.399999999999977" w:val="single" w:color="#E7E4DB"/>
+              <w:bottom w:sz="6.400000000000091" w:val="single" w:color="#E7E4DB"/>
+            </w:tcBorders>
+            <w:tcMar>
+              <w:start w:w="0" w:type="dxa"/>
+              <w:end w:w="0" w:type="dxa"/>
+            </w:tcMar>
+          </w:tcPr>
+          <w:p>
+            <w:pPr>
+              <w:autoSpaceDN w:val="0"/>
+              <w:autoSpaceDE w:val="0"/>
+              <w:widowControl/>
+              <w:spacing w:line="240" w:lineRule="auto" w:before="74" w:after="0"/>
+              <w:ind w:left="88" w:right="0" w:firstLine="0"/>
+              <w:jc w:val="left"/>
+            </w:pPr>
+            <w:r>
+              <w:rPr>
+                <w:w w:val="98.4000015258789"/>
+                <w:rFonts w:ascii="Anthropic Sans Print" w:hAnsi="Anthropic Sans Print" w:eastAsia="Anthropic Sans Print"/>
+                <w:b w:val="0"/>
+                <w:i w:val="0"/>
+                <w:color w:val="1F1E1D"/>
+                <w:sz w:val="20"/>
+              </w:rPr>
+              <w:t>4</w:t>
+            </w:r>
+          </w:p>
+        </w:tc>
+        <w:tc>
+          <w:tcPr>
+            <w:tcW w:type="dxa" w:w="4860"/>
+            <w:tcBorders>
+              <w:start w:sz="6.399999999999977" w:val="single" w:color="#E7E4DB"/>
+              <w:top w:sz="6.400000000000091" w:val="single" w:color="#E7E4DB"/>
+              <w:end w:sz="6.400000000000091" w:val="single" w:color="#E7E4DB"/>
+              <w:bottom w:sz="6.400000000000091" w:val="single" w:color="#E7E4DB"/>
+            </w:tcBorders>
+            <w:tcMar>
+              <w:start w:w="0" w:type="dxa"/>
+              <w:end w:w="0" w:type="dxa"/>
+            </w:tcMar>
+          </w:tcPr>
+          <w:p>
+            <w:pPr>
+              <w:autoSpaceDN w:val="0"/>
+              <w:autoSpaceDE w:val="0"/>
+              <w:widowControl/>
+              <w:spacing w:line="259" w:lineRule="auto" w:before="74" w:after="0"/>
+              <w:ind w:left="88" w:right="432" w:firstLine="0"/>
+              <w:jc w:val="left"/>
+            </w:pPr>
+            <w:r>
+              <w:rPr>
+                <w:w w:val="98.4000015258789"/>
+                <w:rFonts w:ascii="Anthropic Sans Print" w:hAnsi="Anthropic Sans Print" w:eastAsia="Anthropic Sans Print"/>
+                <w:b w:val="0"/>
+                <w:i w:val="0"/>
+                <w:color w:val="1F1E1D"/>
+                <w:sz w:val="20"/>
+              </w:rPr>
+              <w:t xml:space="preserve">Fusible térmico de 130 °C, uno por resistencia, </w:t>
+            </w:r>
+            <w:r>
+              <w:rPr>
+                <w:w w:val="98.4000015258789"/>
+                <w:rFonts w:ascii="Anthropic Sans Print" w:hAnsi="Anthropic Sans Print" w:eastAsia="Anthropic Sans Print"/>
+                <w:b w:val="0"/>
+                <w:i w:val="0"/>
+                <w:color w:val="1F1E1D"/>
+                <w:sz w:val="20"/>
+              </w:rPr>
+              <w:t>incluye repuesto</w:t>
+            </w:r>
+          </w:p>
+        </w:tc>
+        <w:tc>
+          <w:tcPr>
+            <w:tcW w:type="dxa" w:w="720"/>
+            <w:tcBorders>
+              <w:start w:sz="6.400000000000091" w:val="single" w:color="#E7E4DB"/>
+              <w:top w:sz="6.400000000000091" w:val="single" w:color="#E7E4DB"/>
+              <w:end w:sz="6.400000000000091" w:val="single" w:color="#E7E4DB"/>
+              <w:bottom w:sz="6.400000000000091" w:val="single" w:color="#E7E4DB"/>
+            </w:tcBorders>
+            <w:tcMar>
+              <w:start w:w="0" w:type="dxa"/>
+              <w:end w:w="0" w:type="dxa"/>
+            </w:tcMar>
+          </w:tcPr>
+          <w:p>
+            <w:pPr>
+              <w:autoSpaceDN w:val="0"/>
+              <w:autoSpaceDE w:val="0"/>
+              <w:widowControl/>
+              <w:spacing w:line="240" w:lineRule="auto" w:before="74" w:after="0"/>
+              <w:ind w:left="94" w:right="0" w:firstLine="0"/>
+              <w:jc w:val="left"/>
+            </w:pPr>
+            <w:r>
+              <w:rPr>
+                <w:w w:val="98.4000015258789"/>
+                <w:rFonts w:ascii="Anthropic Sans Print" w:hAnsi="Anthropic Sans Print" w:eastAsia="Anthropic Sans Print"/>
+                <w:b w:val="0"/>
+                <w:i w:val="0"/>
+                <w:color w:val="1F1E1D"/>
+                <w:sz w:val="20"/>
+              </w:rPr>
+              <w:t>44</w:t>
+            </w:r>
+          </w:p>
+        </w:tc>
+        <w:tc>
+          <w:tcPr>
+            <w:tcW w:type="dxa" w:w="854"/>
+            <w:tcBorders>
+              <w:start w:sz="6.400000000000091" w:val="single" w:color="#E7E4DB"/>
+              <w:top w:sz="6.400000000000091" w:val="single" w:color="#E7E4DB"/>
+              <w:end w:sz="5.599999999999909" w:val="single" w:color="#E7E4DB"/>
+              <w:bottom w:sz="6.400000000000091" w:val="single" w:color="#E7E4DB"/>
+            </w:tcBorders>
+            <w:tcMar>
+              <w:start w:w="0" w:type="dxa"/>
+              <w:end w:w="0" w:type="dxa"/>
+            </w:tcMar>
+          </w:tcPr>
+          <w:p>
+            <w:pPr>
+              <w:autoSpaceDN w:val="0"/>
+              <w:autoSpaceDE w:val="0"/>
+              <w:widowControl/>
+              <w:spacing w:line="240" w:lineRule="auto" w:before="74" w:after="0"/>
+              <w:ind w:left="94" w:right="0" w:firstLine="0"/>
+              <w:jc w:val="left"/>
+            </w:pPr>
+            <w:r>
+              <w:rPr>
+                <w:w w:val="98.4000015258789"/>
+                <w:rFonts w:ascii="Anthropic Sans Print" w:hAnsi="Anthropic Sans Print" w:eastAsia="Anthropic Sans Print"/>
+                <w:b w:val="0"/>
+                <w:i w:val="0"/>
+                <w:color w:val="1F1E1D"/>
+                <w:sz w:val="20"/>
+              </w:rPr>
+              <w:t>un</w:t>
+            </w:r>
+          </w:p>
+        </w:tc>
+        <w:tc>
+          <w:tcPr>
+            <w:tcW w:type="dxa" w:w="1696"/>
+            <w:tcBorders>
+              <w:start w:sz="5.599999999999909" w:val="single" w:color="#E7E4DB"/>
+              <w:top w:sz="6.400000000000091" w:val="single" w:color="#E7E4DB"/>
+              <w:end w:sz="5.599999999999909" w:val="single" w:color="#E7E4DB"/>
+              <w:bottom w:sz="6.400000000000091" w:val="single" w:color="#E7E4DB"/>
+            </w:tcBorders>
+            <w:tcMar>
+              <w:start w:w="0" w:type="dxa"/>
+              <w:end w:w="0" w:type="dxa"/>
+            </w:tcMar>
+          </w:tcPr>
+          <w:p>
+            <w:pPr>
+              <w:autoSpaceDN w:val="0"/>
+              <w:autoSpaceDE w:val="0"/>
+              <w:widowControl/>
+              <w:spacing w:line="240" w:lineRule="auto" w:before="74" w:after="0"/>
+              <w:ind w:left="92" w:right="0" w:firstLine="0"/>
+              <w:jc w:val="left"/>
+            </w:pPr>
+            <w:r>
+              <w:rPr>
+                <w:w w:val="98.4000015258789"/>
+                <w:rFonts w:ascii="Anthropic Sans Print" w:hAnsi="Anthropic Sans Print" w:eastAsia="Anthropic Sans Print"/>
+                <w:b w:val="0"/>
+                <w:i w:val="0"/>
+                <w:color w:val="1F1E1D"/>
+                <w:sz w:val="20"/>
+              </w:rPr>
+              <w:t>1,50</w:t>
+            </w:r>
+          </w:p>
+        </w:tc>
+        <w:tc>
+          <w:tcPr>
+            <w:tcW w:type="dxa" w:w="1214"/>
+            <w:tcBorders>
+              <w:start w:sz="5.599999999999909" w:val="single" w:color="#E7E4DB"/>
+              <w:top w:sz="6.400000000000091" w:val="single" w:color="#E7E4DB"/>
+              <w:end w:sz="6.399999999999636" w:val="single" w:color="#E7E4DB"/>
+              <w:bottom w:sz="6.400000000000091" w:val="single" w:color="#E7E4DB"/>
+            </w:tcBorders>
+            <w:tcMar>
+              <w:start w:w="0" w:type="dxa"/>
+              <w:end w:w="0" w:type="dxa"/>
+            </w:tcMar>
+          </w:tcPr>
+          <w:p>
+            <w:pPr>
+              <w:autoSpaceDN w:val="0"/>
+              <w:autoSpaceDE w:val="0"/>
+              <w:widowControl/>
+              <w:spacing w:line="240" w:lineRule="auto" w:before="74" w:after="0"/>
+              <w:ind w:left="90" w:right="0" w:firstLine="0"/>
+              <w:jc w:val="left"/>
+            </w:pPr>
+            <w:r>
+              <w:rPr>
+                <w:w w:val="98.4000015258789"/>
+                <w:rFonts w:ascii="Anthropic Sans Print" w:hAnsi="Anthropic Sans Print" w:eastAsia="Anthropic Sans Print"/>
+                <w:b w:val="0"/>
+                <w:i w:val="0"/>
+                <w:color w:val="1F1E1D"/>
+                <w:sz w:val="20"/>
+              </w:rPr>
+              <w:t>62.700</w:t>
+            </w:r>
+          </w:p>
+        </w:tc>
+      </w:tr>
+      <w:tr>
+        <w:trPr>
+          <w:trHeight w:hRule="exact" w:val="706"/>
+        </w:trPr>
+        <w:tc>
+          <w:tcPr>
+            <w:tcW w:type="dxa" w:w="720"/>
+            <w:tcBorders>
+              <w:start w:sz="6.399999999999977" w:val="single" w:color="#E7E4DB"/>
+              <w:top w:sz="6.400000000000091" w:val="single" w:color="#E7E4DB"/>
+              <w:end w:sz="6.399999999999977" w:val="single" w:color="#E7E4DB"/>
+              <w:bottom w:sz="5.599999999999909" w:val="single" w:color="#E7E4DB"/>
+            </w:tcBorders>
+            <w:tcMar>
+              <w:start w:w="0" w:type="dxa"/>
+              <w:end w:w="0" w:type="dxa"/>
+            </w:tcMar>
+          </w:tcPr>
+          <w:p>
+            <w:pPr>
+              <w:autoSpaceDN w:val="0"/>
+              <w:autoSpaceDE w:val="0"/>
+              <w:widowControl/>
+              <w:spacing w:line="240" w:lineRule="auto" w:before="74" w:after="0"/>
+              <w:ind w:left="88" w:right="0" w:firstLine="0"/>
+              <w:jc w:val="left"/>
+            </w:pPr>
+            <w:r>
+              <w:rPr>
+                <w:w w:val="98.4000015258789"/>
+                <w:rFonts w:ascii="Anthropic Sans Print" w:hAnsi="Anthropic Sans Print" w:eastAsia="Anthropic Sans Print"/>
+                <w:b w:val="0"/>
+                <w:i w:val="0"/>
+                <w:color w:val="1F1E1D"/>
+                <w:sz w:val="20"/>
+              </w:rPr>
+              <w:t>5</w:t>
+            </w:r>
+          </w:p>
+        </w:tc>
+        <w:tc>
+          <w:tcPr>
+            <w:tcW w:type="dxa" w:w="4860"/>
+            <w:tcBorders>
+              <w:start w:sz="6.399999999999977" w:val="single" w:color="#E7E4DB"/>
+              <w:top w:sz="6.400000000000091" w:val="single" w:color="#E7E4DB"/>
+              <w:end w:sz="6.400000000000091" w:val="single" w:color="#E7E4DB"/>
+              <w:bottom w:sz="5.599999999999909" w:val="single" w:color="#E7E4DB"/>
             </w:tcBorders>
             <w:tcMar>
               <w:start w:w="0" w:type="dxa"/>
@@ -5970,7 +7192,7 @@
                 <w:color w:val="1F1E1D"/>
                 <w:sz w:val="20"/>
               </w:rPr>
-              <w:t xml:space="preserve">Resistencia de potencia 25 W con carcasa de </w:t>
+              <w:t xml:space="preserve">Diodo rectificador 1N5408 (3 A, 1000 V) para </w:t>
             </w:r>
             <w:r>
               <w:rPr>
@@ -5981,7 +7203,7 @@
                 <w:color w:val="1F1E1D"/>
                 <w:sz w:val="20"/>
               </w:rPr>
-              <w:t>aluminio (110 Ω y 390 Ω), incluye repuesto</w:t>
+              <w:t>polaridad, incluye repuesto</w:t>
             </w:r>
           </w:p>
         </w:tc>
@@ -5990,7 +7212,703 @@
             <w:tcW w:type="dxa" w:w="720"/>
             <w:tcBorders>
               <w:start w:sz="6.400000000000091" w:val="single" w:color="#E7E4DB"/>
-              <w:top w:sz="6.399999999999636" w:val="single" w:color="#E7E4DB"/>
+              <w:top w:sz="6.400000000000091" w:val="single" w:color="#E7E4DB"/>
+              <w:end w:sz="6.400000000000091" w:val="single" w:color="#E7E4DB"/>
+              <w:bottom w:sz="5.599999999999909" w:val="single" w:color="#E7E4DB"/>
+            </w:tcBorders>
+            <w:tcMar>
+              <w:start w:w="0" w:type="dxa"/>
+              <w:end w:w="0" w:type="dxa"/>
+            </w:tcMar>
+          </w:tcPr>
+          <w:p>
+            <w:pPr>
+              <w:autoSpaceDN w:val="0"/>
+              <w:autoSpaceDE w:val="0"/>
+              <w:widowControl/>
+              <w:spacing w:line="240" w:lineRule="auto" w:before="74" w:after="0"/>
+              <w:ind w:left="94" w:right="0" w:firstLine="0"/>
+              <w:jc w:val="left"/>
+            </w:pPr>
+            <w:r>
+              <w:rPr>
+                <w:w w:val="98.4000015258789"/>
+                <w:rFonts w:ascii="Anthropic Sans Print" w:hAnsi="Anthropic Sans Print" w:eastAsia="Anthropic Sans Print"/>
+                <w:b w:val="0"/>
+                <w:i w:val="0"/>
+                <w:color w:val="1F1E1D"/>
+                <w:sz w:val="20"/>
+              </w:rPr>
+              <w:t>50</w:t>
+            </w:r>
+          </w:p>
+        </w:tc>
+        <w:tc>
+          <w:tcPr>
+            <w:tcW w:type="dxa" w:w="854"/>
+            <w:tcBorders>
+              <w:start w:sz="6.400000000000091" w:val="single" w:color="#E7E4DB"/>
+              <w:top w:sz="6.400000000000091" w:val="single" w:color="#E7E4DB"/>
+              <w:end w:sz="5.599999999999909" w:val="single" w:color="#E7E4DB"/>
+              <w:bottom w:sz="5.599999999999909" w:val="single" w:color="#E7E4DB"/>
+            </w:tcBorders>
+            <w:tcMar>
+              <w:start w:w="0" w:type="dxa"/>
+              <w:end w:w="0" w:type="dxa"/>
+            </w:tcMar>
+          </w:tcPr>
+          <w:p>
+            <w:pPr>
+              <w:autoSpaceDN w:val="0"/>
+              <w:autoSpaceDE w:val="0"/>
+              <w:widowControl/>
+              <w:spacing w:line="240" w:lineRule="auto" w:before="74" w:after="0"/>
+              <w:ind w:left="94" w:right="0" w:firstLine="0"/>
+              <w:jc w:val="left"/>
+            </w:pPr>
+            <w:r>
+              <w:rPr>
+                <w:w w:val="98.4000015258789"/>
+                <w:rFonts w:ascii="Anthropic Sans Print" w:hAnsi="Anthropic Sans Print" w:eastAsia="Anthropic Sans Print"/>
+                <w:b w:val="0"/>
+                <w:i w:val="0"/>
+                <w:color w:val="1F1E1D"/>
+                <w:sz w:val="20"/>
+              </w:rPr>
+              <w:t>un</w:t>
+            </w:r>
+          </w:p>
+        </w:tc>
+        <w:tc>
+          <w:tcPr>
+            <w:tcW w:type="dxa" w:w="1696"/>
+            <w:tcBorders>
+              <w:start w:sz="5.599999999999909" w:val="single" w:color="#E7E4DB"/>
+              <w:top w:sz="6.400000000000091" w:val="single" w:color="#E7E4DB"/>
+              <w:end w:sz="5.599999999999909" w:val="single" w:color="#E7E4DB"/>
+              <w:bottom w:sz="5.599999999999909" w:val="single" w:color="#E7E4DB"/>
+            </w:tcBorders>
+            <w:tcMar>
+              <w:start w:w="0" w:type="dxa"/>
+              <w:end w:w="0" w:type="dxa"/>
+            </w:tcMar>
+          </w:tcPr>
+          <w:p>
+            <w:pPr>
+              <w:autoSpaceDN w:val="0"/>
+              <w:autoSpaceDE w:val="0"/>
+              <w:widowControl/>
+              <w:spacing w:line="240" w:lineRule="auto" w:before="74" w:after="0"/>
+              <w:ind w:left="92" w:right="0" w:firstLine="0"/>
+              <w:jc w:val="left"/>
+            </w:pPr>
+            <w:r>
+              <w:rPr>
+                <w:w w:val="98.4000015258789"/>
+                <w:rFonts w:ascii="Anthropic Sans Print" w:hAnsi="Anthropic Sans Print" w:eastAsia="Anthropic Sans Print"/>
+                <w:b w:val="0"/>
+                <w:i w:val="0"/>
+                <w:color w:val="1F1E1D"/>
+                <w:sz w:val="20"/>
+              </w:rPr>
+              <w:t>0,20</w:t>
+            </w:r>
+          </w:p>
+        </w:tc>
+        <w:tc>
+          <w:tcPr>
+            <w:tcW w:type="dxa" w:w="1214"/>
+            <w:tcBorders>
+              <w:start w:sz="5.599999999999909" w:val="single" w:color="#E7E4DB"/>
+              <w:top w:sz="6.400000000000091" w:val="single" w:color="#E7E4DB"/>
+              <w:end w:sz="6.399999999999636" w:val="single" w:color="#E7E4DB"/>
+              <w:bottom w:sz="5.599999999999909" w:val="single" w:color="#E7E4DB"/>
+            </w:tcBorders>
+            <w:tcMar>
+              <w:start w:w="0" w:type="dxa"/>
+              <w:end w:w="0" w:type="dxa"/>
+            </w:tcMar>
+          </w:tcPr>
+          <w:p>
+            <w:pPr>
+              <w:autoSpaceDN w:val="0"/>
+              <w:autoSpaceDE w:val="0"/>
+              <w:widowControl/>
+              <w:spacing w:line="240" w:lineRule="auto" w:before="74" w:after="0"/>
+              <w:ind w:left="90" w:right="0" w:firstLine="0"/>
+              <w:jc w:val="left"/>
+            </w:pPr>
+            <w:r>
+              <w:rPr>
+                <w:w w:val="98.4000015258789"/>
+                <w:rFonts w:ascii="Anthropic Sans Print" w:hAnsi="Anthropic Sans Print" w:eastAsia="Anthropic Sans Print"/>
+                <w:b w:val="0"/>
+                <w:i w:val="0"/>
+                <w:color w:val="1F1E1D"/>
+                <w:sz w:val="20"/>
+              </w:rPr>
+              <w:t>9.500</w:t>
+            </w:r>
+          </w:p>
+        </w:tc>
+      </w:tr>
+      <w:tr>
+        <w:trPr>
+          <w:trHeight w:hRule="exact" w:val="704"/>
+        </w:trPr>
+        <w:tc>
+          <w:tcPr>
+            <w:tcW w:type="dxa" w:w="720"/>
+            <w:tcBorders>
+              <w:start w:sz="6.399999999999977" w:val="single" w:color="#E7E4DB"/>
+              <w:top w:sz="5.599999999999909" w:val="single" w:color="#E7E4DB"/>
+              <w:end w:sz="6.399999999999977" w:val="single" w:color="#E7E4DB"/>
+              <w:bottom w:sz="5.599999999999909" w:val="single" w:color="#E7E4DB"/>
+            </w:tcBorders>
+            <w:tcMar>
+              <w:start w:w="0" w:type="dxa"/>
+              <w:end w:w="0" w:type="dxa"/>
+            </w:tcMar>
+          </w:tcPr>
+          <w:p>
+            <w:pPr>
+              <w:autoSpaceDN w:val="0"/>
+              <w:autoSpaceDE w:val="0"/>
+              <w:widowControl/>
+              <w:spacing w:line="240" w:lineRule="auto" w:before="76" w:after="0"/>
+              <w:ind w:left="88" w:right="0" w:firstLine="0"/>
+              <w:jc w:val="left"/>
+            </w:pPr>
+            <w:r>
+              <w:rPr>
+                <w:w w:val="98.4000015258789"/>
+                <w:rFonts w:ascii="Anthropic Sans Print" w:hAnsi="Anthropic Sans Print" w:eastAsia="Anthropic Sans Print"/>
+                <w:b w:val="0"/>
+                <w:i w:val="0"/>
+                <w:color w:val="1F1E1D"/>
+                <w:sz w:val="20"/>
+              </w:rPr>
+              <w:t>6</w:t>
+            </w:r>
+          </w:p>
+        </w:tc>
+        <w:tc>
+          <w:tcPr>
+            <w:tcW w:type="dxa" w:w="4860"/>
+            <w:tcBorders>
+              <w:start w:sz="6.399999999999977" w:val="single" w:color="#E7E4DB"/>
+              <w:top w:sz="5.599999999999909" w:val="single" w:color="#E7E4DB"/>
+              <w:end w:sz="6.400000000000091" w:val="single" w:color="#E7E4DB"/>
+              <w:bottom w:sz="5.599999999999909" w:val="single" w:color="#E7E4DB"/>
+            </w:tcBorders>
+            <w:tcMar>
+              <w:start w:w="0" w:type="dxa"/>
+              <w:end w:w="0" w:type="dxa"/>
+            </w:tcMar>
+          </w:tcPr>
+          <w:p>
+            <w:pPr>
+              <w:autoSpaceDN w:val="0"/>
+              <w:autoSpaceDE w:val="0"/>
+              <w:widowControl/>
+              <w:spacing w:line="259" w:lineRule="auto" w:before="76" w:after="0"/>
+              <w:ind w:left="88" w:right="288" w:firstLine="0"/>
+              <w:jc w:val="left"/>
+            </w:pPr>
+            <w:r>
+              <w:rPr>
+                <w:w w:val="98.4000015258789"/>
+                <w:rFonts w:ascii="Anthropic Sans Print" w:hAnsi="Anthropic Sans Print" w:eastAsia="Anthropic Sans Print"/>
+                <w:b w:val="0"/>
+                <w:i w:val="0"/>
+                <w:color w:val="1F1E1D"/>
+                <w:sz w:val="20"/>
+              </w:rPr>
+              <w:t xml:space="preserve">Diodo TVS bidireccional 5 kW, 110 V (5KP110CA o </w:t>
+            </w:r>
+            <w:r>
+              <w:rPr>
+                <w:w w:val="98.4000015258789"/>
+                <w:rFonts w:ascii="Anthropic Sans Print" w:hAnsi="Anthropic Sans Print" w:eastAsia="Anthropic Sans Print"/>
+                <w:b w:val="0"/>
+                <w:i w:val="0"/>
+                <w:color w:val="1F1E1D"/>
+                <w:sz w:val="20"/>
+              </w:rPr>
+              <w:t>equivalente), uno por circuito</w:t>
+            </w:r>
+          </w:p>
+        </w:tc>
+        <w:tc>
+          <w:tcPr>
+            <w:tcW w:type="dxa" w:w="720"/>
+            <w:tcBorders>
+              <w:start w:sz="6.400000000000091" w:val="single" w:color="#E7E4DB"/>
+              <w:top w:sz="5.599999999999909" w:val="single" w:color="#E7E4DB"/>
+              <w:end w:sz="6.400000000000091" w:val="single" w:color="#E7E4DB"/>
+              <w:bottom w:sz="5.599999999999909" w:val="single" w:color="#E7E4DB"/>
+            </w:tcBorders>
+            <w:tcMar>
+              <w:start w:w="0" w:type="dxa"/>
+              <w:end w:w="0" w:type="dxa"/>
+            </w:tcMar>
+          </w:tcPr>
+          <w:p>
+            <w:pPr>
+              <w:autoSpaceDN w:val="0"/>
+              <w:autoSpaceDE w:val="0"/>
+              <w:widowControl/>
+              <w:spacing w:line="240" w:lineRule="auto" w:before="76" w:after="0"/>
+              <w:ind w:left="94" w:right="0" w:firstLine="0"/>
+              <w:jc w:val="left"/>
+            </w:pPr>
+            <w:r>
+              <w:rPr>
+                <w:w w:val="98.4000015258789"/>
+                <w:rFonts w:ascii="Anthropic Sans Print" w:hAnsi="Anthropic Sans Print" w:eastAsia="Anthropic Sans Print"/>
+                <w:b w:val="0"/>
+                <w:i w:val="0"/>
+                <w:color w:val="1F1E1D"/>
+                <w:sz w:val="20"/>
+              </w:rPr>
+              <w:t>20</w:t>
+            </w:r>
+          </w:p>
+        </w:tc>
+        <w:tc>
+          <w:tcPr>
+            <w:tcW w:type="dxa" w:w="854"/>
+            <w:tcBorders>
+              <w:start w:sz="6.400000000000091" w:val="single" w:color="#E7E4DB"/>
+              <w:top w:sz="5.599999999999909" w:val="single" w:color="#E7E4DB"/>
+              <w:end w:sz="5.599999999999909" w:val="single" w:color="#E7E4DB"/>
+              <w:bottom w:sz="5.599999999999909" w:val="single" w:color="#E7E4DB"/>
+            </w:tcBorders>
+            <w:tcMar>
+              <w:start w:w="0" w:type="dxa"/>
+              <w:end w:w="0" w:type="dxa"/>
+            </w:tcMar>
+          </w:tcPr>
+          <w:p>
+            <w:pPr>
+              <w:autoSpaceDN w:val="0"/>
+              <w:autoSpaceDE w:val="0"/>
+              <w:widowControl/>
+              <w:spacing w:line="240" w:lineRule="auto" w:before="76" w:after="0"/>
+              <w:ind w:left="94" w:right="0" w:firstLine="0"/>
+              <w:jc w:val="left"/>
+            </w:pPr>
+            <w:r>
+              <w:rPr>
+                <w:w w:val="98.4000015258789"/>
+                <w:rFonts w:ascii="Anthropic Sans Print" w:hAnsi="Anthropic Sans Print" w:eastAsia="Anthropic Sans Print"/>
+                <w:b w:val="0"/>
+                <w:i w:val="0"/>
+                <w:color w:val="1F1E1D"/>
+                <w:sz w:val="20"/>
+              </w:rPr>
+              <w:t>un</w:t>
+            </w:r>
+          </w:p>
+        </w:tc>
+        <w:tc>
+          <w:tcPr>
+            <w:tcW w:type="dxa" w:w="1696"/>
+            <w:tcBorders>
+              <w:start w:sz="5.599999999999909" w:val="single" w:color="#E7E4DB"/>
+              <w:top w:sz="5.599999999999909" w:val="single" w:color="#E7E4DB"/>
+              <w:end w:sz="5.599999999999909" w:val="single" w:color="#E7E4DB"/>
+              <w:bottom w:sz="5.599999999999909" w:val="single" w:color="#E7E4DB"/>
+            </w:tcBorders>
+            <w:tcMar>
+              <w:start w:w="0" w:type="dxa"/>
+              <w:end w:w="0" w:type="dxa"/>
+            </w:tcMar>
+          </w:tcPr>
+          <w:p>
+            <w:pPr>
+              <w:autoSpaceDN w:val="0"/>
+              <w:autoSpaceDE w:val="0"/>
+              <w:widowControl/>
+              <w:spacing w:line="240" w:lineRule="auto" w:before="76" w:after="0"/>
+              <w:ind w:left="92" w:right="0" w:firstLine="0"/>
+              <w:jc w:val="left"/>
+            </w:pPr>
+            <w:r>
+              <w:rPr>
+                <w:w w:val="98.4000015258789"/>
+                <w:rFonts w:ascii="Anthropic Sans Print" w:hAnsi="Anthropic Sans Print" w:eastAsia="Anthropic Sans Print"/>
+                <w:b w:val="0"/>
+                <w:i w:val="0"/>
+                <w:color w:val="1F1E1D"/>
+                <w:sz w:val="20"/>
+              </w:rPr>
+              <w:t>3,50</w:t>
+            </w:r>
+          </w:p>
+        </w:tc>
+        <w:tc>
+          <w:tcPr>
+            <w:tcW w:type="dxa" w:w="1214"/>
+            <w:tcBorders>
+              <w:start w:sz="5.599999999999909" w:val="single" w:color="#E7E4DB"/>
+              <w:top w:sz="5.599999999999909" w:val="single" w:color="#E7E4DB"/>
+              <w:end w:sz="6.399999999999636" w:val="single" w:color="#E7E4DB"/>
+              <w:bottom w:sz="5.599999999999909" w:val="single" w:color="#E7E4DB"/>
+            </w:tcBorders>
+            <w:tcMar>
+              <w:start w:w="0" w:type="dxa"/>
+              <w:end w:w="0" w:type="dxa"/>
+            </w:tcMar>
+          </w:tcPr>
+          <w:p>
+            <w:pPr>
+              <w:autoSpaceDN w:val="0"/>
+              <w:autoSpaceDE w:val="0"/>
+              <w:widowControl/>
+              <w:spacing w:line="240" w:lineRule="auto" w:before="76" w:after="0"/>
+              <w:ind w:left="90" w:right="0" w:firstLine="0"/>
+              <w:jc w:val="left"/>
+            </w:pPr>
+            <w:r>
+              <w:rPr>
+                <w:w w:val="98.4000015258789"/>
+                <w:rFonts w:ascii="Anthropic Sans Print" w:hAnsi="Anthropic Sans Print" w:eastAsia="Anthropic Sans Print"/>
+                <w:b w:val="0"/>
+                <w:i w:val="0"/>
+                <w:color w:val="1F1E1D"/>
+                <w:sz w:val="20"/>
+              </w:rPr>
+              <w:t>66.500</w:t>
+            </w:r>
+          </w:p>
+        </w:tc>
+      </w:tr>
+      <w:tr>
+        <w:trPr>
+          <w:trHeight w:hRule="exact" w:val="706"/>
+        </w:trPr>
+        <w:tc>
+          <w:tcPr>
+            <w:tcW w:type="dxa" w:w="720"/>
+            <w:tcBorders>
+              <w:start w:sz="6.399999999999977" w:val="single" w:color="#E7E4DB"/>
+              <w:top w:sz="5.599999999999909" w:val="single" w:color="#E7E4DB"/>
+              <w:end w:sz="6.399999999999977" w:val="single" w:color="#E7E4DB"/>
+              <w:bottom w:sz="6.400000000000091" w:val="single" w:color="#E7E4DB"/>
+            </w:tcBorders>
+            <w:tcMar>
+              <w:start w:w="0" w:type="dxa"/>
+              <w:end w:w="0" w:type="dxa"/>
+            </w:tcMar>
+          </w:tcPr>
+          <w:p>
+            <w:pPr>
+              <w:autoSpaceDN w:val="0"/>
+              <w:autoSpaceDE w:val="0"/>
+              <w:widowControl/>
+              <w:spacing w:line="240" w:lineRule="auto" w:before="74" w:after="0"/>
+              <w:ind w:left="88" w:right="0" w:firstLine="0"/>
+              <w:jc w:val="left"/>
+            </w:pPr>
+            <w:r>
+              <w:rPr>
+                <w:w w:val="98.4000015258789"/>
+                <w:rFonts w:ascii="Anthropic Sans Print" w:hAnsi="Anthropic Sans Print" w:eastAsia="Anthropic Sans Print"/>
+                <w:b w:val="0"/>
+                <w:i w:val="0"/>
+                <w:color w:val="1F1E1D"/>
+                <w:sz w:val="20"/>
+              </w:rPr>
+              <w:t>7</w:t>
+            </w:r>
+          </w:p>
+        </w:tc>
+        <w:tc>
+          <w:tcPr>
+            <w:tcW w:type="dxa" w:w="4860"/>
+            <w:tcBorders>
+              <w:start w:sz="6.399999999999977" w:val="single" w:color="#E7E4DB"/>
+              <w:top w:sz="5.599999999999909" w:val="single" w:color="#E7E4DB"/>
+              <w:end w:sz="6.400000000000091" w:val="single" w:color="#E7E4DB"/>
+              <w:bottom w:sz="6.400000000000091" w:val="single" w:color="#E7E4DB"/>
+            </w:tcBorders>
+            <w:tcMar>
+              <w:start w:w="0" w:type="dxa"/>
+              <w:end w:w="0" w:type="dxa"/>
+            </w:tcMar>
+          </w:tcPr>
+          <w:p>
+            <w:pPr>
+              <w:autoSpaceDN w:val="0"/>
+              <w:autoSpaceDE w:val="0"/>
+              <w:widowControl/>
+              <w:spacing w:line="259" w:lineRule="auto" w:before="74" w:after="0"/>
+              <w:ind w:left="88" w:right="288" w:firstLine="0"/>
+              <w:jc w:val="left"/>
+            </w:pPr>
+            <w:r>
+              <w:rPr>
+                <w:w w:val="98.4000015258789"/>
+                <w:rFonts w:ascii="Anthropic Sans Print" w:hAnsi="Anthropic Sans Print" w:eastAsia="Anthropic Sans Print"/>
+                <w:b w:val="0"/>
+                <w:i w:val="0"/>
+                <w:color w:val="1F1E1D"/>
+                <w:sz w:val="20"/>
+              </w:rPr>
+              <w:t xml:space="preserve">Portafusible en línea para fusible 5×20 mm, uno </w:t>
+            </w:r>
+            <w:r>
+              <w:rPr>
+                <w:w w:val="98.4000015258789"/>
+                <w:rFonts w:ascii="Anthropic Sans Print" w:hAnsi="Anthropic Sans Print" w:eastAsia="Anthropic Sans Print"/>
+                <w:b w:val="0"/>
+                <w:i w:val="0"/>
+                <w:color w:val="1F1E1D"/>
+                <w:sz w:val="20"/>
+              </w:rPr>
+              <w:t>por luminaria</w:t>
+            </w:r>
+          </w:p>
+        </w:tc>
+        <w:tc>
+          <w:tcPr>
+            <w:tcW w:type="dxa" w:w="720"/>
+            <w:tcBorders>
+              <w:start w:sz="6.400000000000091" w:val="single" w:color="#E7E4DB"/>
+              <w:top w:sz="5.599999999999909" w:val="single" w:color="#E7E4DB"/>
+              <w:end w:sz="6.400000000000091" w:val="single" w:color="#E7E4DB"/>
+              <w:bottom w:sz="6.400000000000091" w:val="single" w:color="#E7E4DB"/>
+            </w:tcBorders>
+            <w:tcMar>
+              <w:start w:w="0" w:type="dxa"/>
+              <w:end w:w="0" w:type="dxa"/>
+            </w:tcMar>
+          </w:tcPr>
+          <w:p>
+            <w:pPr>
+              <w:autoSpaceDN w:val="0"/>
+              <w:autoSpaceDE w:val="0"/>
+              <w:widowControl/>
+              <w:spacing w:line="240" w:lineRule="auto" w:before="74" w:after="0"/>
+              <w:ind w:left="94" w:right="0" w:firstLine="0"/>
+              <w:jc w:val="left"/>
+            </w:pPr>
+            <w:r>
+              <w:rPr>
+                <w:w w:val="98.4000015258789"/>
+                <w:rFonts w:ascii="Anthropic Sans Print" w:hAnsi="Anthropic Sans Print" w:eastAsia="Anthropic Sans Print"/>
+                <w:b w:val="0"/>
+                <w:i w:val="0"/>
+                <w:color w:val="1F1E1D"/>
+                <w:sz w:val="20"/>
+              </w:rPr>
+              <w:t>40</w:t>
+            </w:r>
+          </w:p>
+        </w:tc>
+        <w:tc>
+          <w:tcPr>
+            <w:tcW w:type="dxa" w:w="854"/>
+            <w:tcBorders>
+              <w:start w:sz="6.400000000000091" w:val="single" w:color="#E7E4DB"/>
+              <w:top w:sz="5.599999999999909" w:val="single" w:color="#E7E4DB"/>
+              <w:end w:sz="5.599999999999909" w:val="single" w:color="#E7E4DB"/>
+              <w:bottom w:sz="6.400000000000091" w:val="single" w:color="#E7E4DB"/>
+            </w:tcBorders>
+            <w:tcMar>
+              <w:start w:w="0" w:type="dxa"/>
+              <w:end w:w="0" w:type="dxa"/>
+            </w:tcMar>
+          </w:tcPr>
+          <w:p>
+            <w:pPr>
+              <w:autoSpaceDN w:val="0"/>
+              <w:autoSpaceDE w:val="0"/>
+              <w:widowControl/>
+              <w:spacing w:line="240" w:lineRule="auto" w:before="74" w:after="0"/>
+              <w:ind w:left="94" w:right="0" w:firstLine="0"/>
+              <w:jc w:val="left"/>
+            </w:pPr>
+            <w:r>
+              <w:rPr>
+                <w:w w:val="98.4000015258789"/>
+                <w:rFonts w:ascii="Anthropic Sans Print" w:hAnsi="Anthropic Sans Print" w:eastAsia="Anthropic Sans Print"/>
+                <w:b w:val="0"/>
+                <w:i w:val="0"/>
+                <w:color w:val="1F1E1D"/>
+                <w:sz w:val="20"/>
+              </w:rPr>
+              <w:t>un</w:t>
+            </w:r>
+          </w:p>
+        </w:tc>
+        <w:tc>
+          <w:tcPr>
+            <w:tcW w:type="dxa" w:w="1696"/>
+            <w:tcBorders>
+              <w:start w:sz="5.599999999999909" w:val="single" w:color="#E7E4DB"/>
+              <w:top w:sz="5.599999999999909" w:val="single" w:color="#E7E4DB"/>
+              <w:end w:sz="5.599999999999909" w:val="single" w:color="#E7E4DB"/>
+              <w:bottom w:sz="6.400000000000091" w:val="single" w:color="#E7E4DB"/>
+            </w:tcBorders>
+            <w:tcMar>
+              <w:start w:w="0" w:type="dxa"/>
+              <w:end w:w="0" w:type="dxa"/>
+            </w:tcMar>
+          </w:tcPr>
+          <w:p>
+            <w:pPr>
+              <w:autoSpaceDN w:val="0"/>
+              <w:autoSpaceDE w:val="0"/>
+              <w:widowControl/>
+              <w:spacing w:line="240" w:lineRule="auto" w:before="74" w:after="0"/>
+              <w:ind w:left="92" w:right="0" w:firstLine="0"/>
+              <w:jc w:val="left"/>
+            </w:pPr>
+            <w:r>
+              <w:rPr>
+                <w:w w:val="98.4000015258789"/>
+                <w:rFonts w:ascii="Anthropic Sans Print" w:hAnsi="Anthropic Sans Print" w:eastAsia="Anthropic Sans Print"/>
+                <w:b w:val="0"/>
+                <w:i w:val="0"/>
+                <w:color w:val="1F1E1D"/>
+                <w:sz w:val="20"/>
+              </w:rPr>
+              <w:t>3,00</w:t>
+            </w:r>
+          </w:p>
+        </w:tc>
+        <w:tc>
+          <w:tcPr>
+            <w:tcW w:type="dxa" w:w="1214"/>
+            <w:tcBorders>
+              <w:start w:sz="5.599999999999909" w:val="single" w:color="#E7E4DB"/>
+              <w:top w:sz="5.599999999999909" w:val="single" w:color="#E7E4DB"/>
+              <w:end w:sz="6.399999999999636" w:val="single" w:color="#E7E4DB"/>
+              <w:bottom w:sz="6.400000000000091" w:val="single" w:color="#E7E4DB"/>
+            </w:tcBorders>
+            <w:tcMar>
+              <w:start w:w="0" w:type="dxa"/>
+              <w:end w:w="0" w:type="dxa"/>
+            </w:tcMar>
+          </w:tcPr>
+          <w:p>
+            <w:pPr>
+              <w:autoSpaceDN w:val="0"/>
+              <w:autoSpaceDE w:val="0"/>
+              <w:widowControl/>
+              <w:spacing w:line="240" w:lineRule="auto" w:before="74" w:after="0"/>
+              <w:ind w:left="90" w:right="0" w:firstLine="0"/>
+              <w:jc w:val="left"/>
+            </w:pPr>
+            <w:r>
+              <w:rPr>
+                <w:w w:val="98.4000015258789"/>
+                <w:rFonts w:ascii="Anthropic Sans Print" w:hAnsi="Anthropic Sans Print" w:eastAsia="Anthropic Sans Print"/>
+                <w:b w:val="0"/>
+                <w:i w:val="0"/>
+                <w:color w:val="1F1E1D"/>
+                <w:sz w:val="20"/>
+              </w:rPr>
+              <w:t>114.000</w:t>
+            </w:r>
+          </w:p>
+        </w:tc>
+      </w:tr>
+      <w:tr>
+        <w:trPr>
+          <w:trHeight w:hRule="exact" w:val="704"/>
+        </w:trPr>
+        <w:tc>
+          <w:tcPr>
+            <w:tcW w:type="dxa" w:w="720"/>
+            <w:tcBorders>
+              <w:start w:sz="6.399999999999977" w:val="single" w:color="#E7E4DB"/>
+              <w:top w:sz="6.400000000000091" w:val="single" w:color="#E7E4DB"/>
+              <w:end w:sz="6.399999999999977" w:val="single" w:color="#E7E4DB"/>
+              <w:bottom w:sz="6.399999999999636" w:val="single" w:color="#E7E4DB"/>
+            </w:tcBorders>
+            <w:tcMar>
+              <w:start w:w="0" w:type="dxa"/>
+              <w:end w:w="0" w:type="dxa"/>
+            </w:tcMar>
+          </w:tcPr>
+          <w:p>
+            <w:pPr>
+              <w:autoSpaceDN w:val="0"/>
+              <w:autoSpaceDE w:val="0"/>
+              <w:widowControl/>
+              <w:spacing w:line="240" w:lineRule="auto" w:before="74" w:after="0"/>
+              <w:ind w:left="88" w:right="0" w:firstLine="0"/>
+              <w:jc w:val="left"/>
+            </w:pPr>
+            <w:r>
+              <w:rPr>
+                <w:w w:val="98.4000015258789"/>
+                <w:rFonts w:ascii="Anthropic Sans Print" w:hAnsi="Anthropic Sans Print" w:eastAsia="Anthropic Sans Print"/>
+                <w:b w:val="0"/>
+                <w:i w:val="0"/>
+                <w:color w:val="1F1E1D"/>
+                <w:sz w:val="20"/>
+              </w:rPr>
+              <w:t>8</w:t>
+            </w:r>
+          </w:p>
+        </w:tc>
+        <w:tc>
+          <w:tcPr>
+            <w:tcW w:type="dxa" w:w="4860"/>
+            <w:tcBorders>
+              <w:start w:sz="6.399999999999977" w:val="single" w:color="#E7E4DB"/>
+              <w:top w:sz="6.400000000000091" w:val="single" w:color="#E7E4DB"/>
+              <w:end w:sz="6.400000000000091" w:val="single" w:color="#E7E4DB"/>
+              <w:bottom w:sz="6.399999999999636" w:val="single" w:color="#E7E4DB"/>
+            </w:tcBorders>
+            <w:tcMar>
+              <w:start w:w="0" w:type="dxa"/>
+              <w:end w:w="0" w:type="dxa"/>
+            </w:tcMar>
+          </w:tcPr>
+          <w:p>
+            <w:pPr>
+              <w:autoSpaceDN w:val="0"/>
+              <w:autoSpaceDE w:val="0"/>
+              <w:widowControl/>
+              <w:spacing w:line="259" w:lineRule="auto" w:before="74" w:after="0"/>
+              <w:ind w:left="88" w:right="144" w:firstLine="0"/>
+              <w:jc w:val="left"/>
+            </w:pPr>
+            <w:r>
+              <w:rPr>
+                <w:w w:val="98.4000015258789"/>
+                <w:rFonts w:ascii="Anthropic Sans Print" w:hAnsi="Anthropic Sans Print" w:eastAsia="Anthropic Sans Print"/>
+                <w:b w:val="0"/>
+                <w:i w:val="0"/>
+                <w:color w:val="1F1E1D"/>
+                <w:sz w:val="20"/>
+              </w:rPr>
+              <w:t xml:space="preserve">Fusible cerámico 5×20 mm retardado 1 A, CC ≥ 125 </w:t>
+            </w:r>
+            <w:r>
+              <w:rPr>
+                <w:w w:val="98.4000015258789"/>
+                <w:rFonts w:ascii="Anthropic Sans Print" w:hAnsi="Anthropic Sans Print" w:eastAsia="Anthropic Sans Print"/>
+                <w:b w:val="0"/>
+                <w:i w:val="0"/>
+                <w:color w:val="1F1E1D"/>
+                <w:sz w:val="20"/>
+              </w:rPr>
+              <w:t>V, incluye repuesto</w:t>
+            </w:r>
+          </w:p>
+        </w:tc>
+        <w:tc>
+          <w:tcPr>
+            <w:tcW w:type="dxa" w:w="720"/>
+            <w:tcBorders>
+              <w:start w:sz="6.400000000000091" w:val="single" w:color="#E7E4DB"/>
+              <w:top w:sz="6.400000000000091" w:val="single" w:color="#E7E4DB"/>
               <w:end w:sz="6.400000000000091" w:val="single" w:color="#E7E4DB"/>
               <w:bottom w:sz="6.399999999999636" w:val="single" w:color="#E7E4DB"/>
             </w:tcBorders>
@@ -6017,7 +7935,7 @@
                 <w:color w:val="1F1E1D"/>
                 <w:sz w:val="20"/>
               </w:rPr>
-              <w:t>24</w:t>
+              <w:t>80</w:t>
             </w:r>
           </w:p>
         </w:tc>
@@ -6026,7 +7944,7 @@
             <w:tcW w:type="dxa" w:w="854"/>
             <w:tcBorders>
               <w:start w:sz="6.400000000000091" w:val="single" w:color="#E7E4DB"/>
-              <w:top w:sz="6.399999999999636" w:val="single" w:color="#E7E4DB"/>
+              <w:top w:sz="6.400000000000091" w:val="single" w:color="#E7E4DB"/>
               <w:end w:sz="5.599999999999909" w:val="single" w:color="#E7E4DB"/>
               <w:bottom w:sz="6.399999999999636" w:val="single" w:color="#E7E4DB"/>
             </w:tcBorders>
@@ -6062,7 +7980,7 @@
             <w:tcW w:type="dxa" w:w="1696"/>
             <w:tcBorders>
               <w:start w:sz="5.599999999999909" w:val="single" w:color="#E7E4DB"/>
-              <w:top w:sz="6.399999999999636" w:val="single" w:color="#E7E4DB"/>
+              <w:top w:sz="6.400000000000091" w:val="single" w:color="#E7E4DB"/>
               <w:end w:sz="5.599999999999909" w:val="single" w:color="#E7E4DB"/>
               <w:bottom w:sz="6.399999999999636" w:val="single" w:color="#E7E4DB"/>
             </w:tcBorders>
@@ -6089,7 +8007,7 @@
                 <w:color w:val="1F1E1D"/>
                 <w:sz w:val="20"/>
               </w:rPr>
-              <w:t>4,00</w:t>
+              <w:t>0,50</w:t>
             </w:r>
           </w:p>
         </w:tc>
@@ -6098,7 +8016,7 @@
             <w:tcW w:type="dxa" w:w="1214"/>
             <w:tcBorders>
               <w:start w:sz="5.599999999999909" w:val="single" w:color="#E7E4DB"/>
-              <w:top w:sz="6.399999999999636" w:val="single" w:color="#E7E4DB"/>
+              <w:top w:sz="6.400000000000091" w:val="single" w:color="#E7E4DB"/>
               <w:end w:sz="6.399999999999636" w:val="single" w:color="#E7E4DB"/>
               <w:bottom w:sz="6.399999999999636" w:val="single" w:color="#E7E4DB"/>
             </w:tcBorders>
@@ -6125,7 +8043,7 @@
                 <w:color w:val="1F1E1D"/>
                 <w:sz w:val="20"/>
               </w:rPr>
-              <w:t>91.200</w:t>
+              <w:t>38.000</w:t>
             </w:r>
           </w:p>
         </w:tc>
@@ -6166,7 +8084,7 @@
                 <w:color w:val="1F1E1D"/>
                 <w:sz w:val="20"/>
               </w:rPr>
-              <w:t>2</w:t>
+              <w:t>9</w:t>
             </w:r>
           </w:p>
         </w:tc>
@@ -6190,7 +8108,7 @@
               <w:autoSpaceDE w:val="0"/>
               <w:widowControl/>
               <w:spacing w:line="259" w:lineRule="auto" w:before="74" w:after="0"/>
-              <w:ind w:left="88" w:right="576" w:firstLine="0"/>
+              <w:ind w:left="88" w:right="144" w:firstLine="0"/>
               <w:jc w:val="left"/>
             </w:pPr>
             <w:r>
@@ -6202,7 +8120,7 @@
                 <w:color w:val="1F1E1D"/>
                 <w:sz w:val="20"/>
               </w:rPr>
-              <w:t xml:space="preserve">Resistencia de potencia 10 W con carcasa de </w:t>
+              <w:t>Caja de aluminio inyectado IP65, aprox. 160 × 120 ×</w:t>
             </w:r>
             <w:r>
               <w:rPr>
@@ -6213,7 +8131,7 @@
                 <w:color w:val="1F1E1D"/>
                 <w:sz w:val="20"/>
               </w:rPr>
-              <w:t>aluminio (430 Ω y 1,6 kΩ), incluye repuesto</w:t>
+              <w:t>60 mm, una por circuito</w:t>
             </w:r>
           </w:p>
         </w:tc>
@@ -6249,7 +8167,7 @@
                 <w:color w:val="1F1E1D"/>
                 <w:sz w:val="20"/>
               </w:rPr>
-              <w:t>24</w:t>
+              <w:t>16</w:t>
             </w:r>
           </w:p>
         </w:tc>
@@ -6321,7 +8239,7 @@
                 <w:color w:val="1F1E1D"/>
                 <w:sz w:val="20"/>
               </w:rPr>
-              <w:t>3,00</w:t>
+              <w:t>30,00</w:t>
             </w:r>
           </w:p>
         </w:tc>
@@ -6357,14 +8275,14 @@
                 <w:color w:val="1F1E1D"/>
                 <w:sz w:val="20"/>
               </w:rPr>
-              <w:t>68.400</w:t>
+              <w:t>456.000</w:t>
             </w:r>
           </w:p>
         </w:tc>
       </w:tr>
       <w:tr>
         <w:trPr>
-          <w:trHeight w:hRule="exact" w:val="704"/>
+          <w:trHeight w:hRule="exact" w:val="420"/>
         </w:trPr>
         <w:tc>
           <w:tcPr>
@@ -6398,7 +8316,7 @@
                 <w:color w:val="1F1E1D"/>
                 <w:sz w:val="20"/>
               </w:rPr>
-              <w:t>3</w:t>
+              <w:t>10</w:t>
             </w:r>
           </w:p>
         </w:tc>
@@ -6421,8 +8339,8 @@
               <w:autoSpaceDN w:val="0"/>
               <w:autoSpaceDE w:val="0"/>
               <w:widowControl/>
-              <w:spacing w:line="259" w:lineRule="auto" w:before="76" w:after="0"/>
-              <w:ind w:left="88" w:right="576" w:firstLine="0"/>
+              <w:spacing w:line="240" w:lineRule="auto" w:before="76" w:after="0"/>
+              <w:ind w:left="88" w:right="0" w:firstLine="0"/>
               <w:jc w:val="left"/>
             </w:pPr>
             <w:r>
@@ -6434,18 +8352,7 @@
                 <w:color w:val="1F1E1D"/>
                 <w:sz w:val="20"/>
               </w:rPr>
-              <w:t xml:space="preserve">Diodo rectificador 1N5408 (3 A, 1000 V) para </w:t>
-            </w:r>
-            <w:r>
-              <w:rPr>
-                <w:w w:val="98.4000015258789"/>
-                <w:rFonts w:ascii="Anthropic Sans Print" w:hAnsi="Anthropic Sans Print" w:eastAsia="Anthropic Sans Print"/>
-                <w:b w:val="0"/>
-                <w:i w:val="0"/>
-                <w:color w:val="1F1E1D"/>
-                <w:sz w:val="20"/>
-              </w:rPr>
-              <w:t>polaridad, incluye repuesto</w:t>
+              <w:t>Tira LED 24 V, 9,6 W/m, IP67, 4000 K, rollo de 5 m</w:t>
             </w:r>
           </w:p>
         </w:tc>
@@ -6481,7 +8388,670 @@
                 <w:color w:val="1F1E1D"/>
                 <w:sz w:val="20"/>
               </w:rPr>
-              <w:t>50</w:t>
+              <w:t>4</w:t>
+            </w:r>
+          </w:p>
+        </w:tc>
+        <w:tc>
+          <w:tcPr>
+            <w:tcW w:type="dxa" w:w="854"/>
+            <w:tcBorders>
+              <w:start w:sz="6.400000000000091" w:val="single" w:color="#E7E4DB"/>
+              <w:top w:sz="5.600000000000364" w:val="single" w:color="#E7E4DB"/>
+              <w:end w:sz="5.599999999999909" w:val="single" w:color="#E7E4DB"/>
+              <w:bottom w:sz="5.600000000000364" w:val="single" w:color="#E7E4DB"/>
+            </w:tcBorders>
+            <w:tcMar>
+              <w:start w:w="0" w:type="dxa"/>
+              <w:end w:w="0" w:type="dxa"/>
+            </w:tcMar>
+          </w:tcPr>
+          <w:p>
+            <w:pPr>
+              <w:autoSpaceDN w:val="0"/>
+              <w:autoSpaceDE w:val="0"/>
+              <w:widowControl/>
+              <w:spacing w:line="240" w:lineRule="auto" w:before="76" w:after="0"/>
+              <w:ind w:left="94" w:right="0" w:firstLine="0"/>
+              <w:jc w:val="left"/>
+            </w:pPr>
+            <w:r>
+              <w:rPr>
+                <w:w w:val="98.4000015258789"/>
+                <w:rFonts w:ascii="Anthropic Sans Print" w:hAnsi="Anthropic Sans Print" w:eastAsia="Anthropic Sans Print"/>
+                <w:b w:val="0"/>
+                <w:i w:val="0"/>
+                <w:color w:val="1F1E1D"/>
+                <w:sz w:val="20"/>
+              </w:rPr>
+              <w:t>rollo</w:t>
+            </w:r>
+          </w:p>
+        </w:tc>
+        <w:tc>
+          <w:tcPr>
+            <w:tcW w:type="dxa" w:w="1696"/>
+            <w:tcBorders>
+              <w:start w:sz="5.599999999999909" w:val="single" w:color="#E7E4DB"/>
+              <w:top w:sz="5.600000000000364" w:val="single" w:color="#E7E4DB"/>
+              <w:end w:sz="5.599999999999909" w:val="single" w:color="#E7E4DB"/>
+              <w:bottom w:sz="5.600000000000364" w:val="single" w:color="#E7E4DB"/>
+            </w:tcBorders>
+            <w:tcMar>
+              <w:start w:w="0" w:type="dxa"/>
+              <w:end w:w="0" w:type="dxa"/>
+            </w:tcMar>
+          </w:tcPr>
+          <w:p>
+            <w:pPr>
+              <w:autoSpaceDN w:val="0"/>
+              <w:autoSpaceDE w:val="0"/>
+              <w:widowControl/>
+              <w:spacing w:line="240" w:lineRule="auto" w:before="76" w:after="0"/>
+              <w:ind w:left="92" w:right="0" w:firstLine="0"/>
+              <w:jc w:val="left"/>
+            </w:pPr>
+            <w:r>
+              <w:rPr>
+                <w:w w:val="98.4000015258789"/>
+                <w:rFonts w:ascii="Anthropic Sans Print" w:hAnsi="Anthropic Sans Print" w:eastAsia="Anthropic Sans Print"/>
+                <w:b w:val="0"/>
+                <w:i w:val="0"/>
+                <w:color w:val="1F1E1D"/>
+                <w:sz w:val="20"/>
+              </w:rPr>
+              <w:t>40,00</w:t>
+            </w:r>
+          </w:p>
+        </w:tc>
+        <w:tc>
+          <w:tcPr>
+            <w:tcW w:type="dxa" w:w="1214"/>
+            <w:tcBorders>
+              <w:start w:sz="5.599999999999909" w:val="single" w:color="#E7E4DB"/>
+              <w:top w:sz="5.600000000000364" w:val="single" w:color="#E7E4DB"/>
+              <w:end w:sz="6.399999999999636" w:val="single" w:color="#E7E4DB"/>
+              <w:bottom w:sz="5.600000000000364" w:val="single" w:color="#E7E4DB"/>
+            </w:tcBorders>
+            <w:tcMar>
+              <w:start w:w="0" w:type="dxa"/>
+              <w:end w:w="0" w:type="dxa"/>
+            </w:tcMar>
+          </w:tcPr>
+          <w:p>
+            <w:pPr>
+              <w:autoSpaceDN w:val="0"/>
+              <w:autoSpaceDE w:val="0"/>
+              <w:widowControl/>
+              <w:spacing w:line="240" w:lineRule="auto" w:before="76" w:after="0"/>
+              <w:ind w:left="90" w:right="0" w:firstLine="0"/>
+              <w:jc w:val="left"/>
+            </w:pPr>
+            <w:r>
+              <w:rPr>
+                <w:w w:val="98.4000015258789"/>
+                <w:rFonts w:ascii="Anthropic Sans Print" w:hAnsi="Anthropic Sans Print" w:eastAsia="Anthropic Sans Print"/>
+                <w:b w:val="0"/>
+                <w:i w:val="0"/>
+                <w:color w:val="1F1E1D"/>
+                <w:sz w:val="20"/>
+              </w:rPr>
+              <w:t>152.000</w:t>
+            </w:r>
+          </w:p>
+        </w:tc>
+      </w:tr>
+      <w:tr>
+        <w:trPr>
+          <w:trHeight w:hRule="exact" w:val="420"/>
+        </w:trPr>
+        <w:tc>
+          <w:tcPr>
+            <w:tcW w:type="dxa" w:w="720"/>
+            <w:tcBorders>
+              <w:start w:sz="6.399999999999977" w:val="single" w:color="#E7E4DB"/>
+              <w:top w:sz="5.600000000000364" w:val="single" w:color="#E7E4DB"/>
+              <w:end w:sz="6.399999999999977" w:val="single" w:color="#E7E4DB"/>
+              <w:bottom w:sz="5.600000000000364" w:val="single" w:color="#E7E4DB"/>
+            </w:tcBorders>
+            <w:tcMar>
+              <w:start w:w="0" w:type="dxa"/>
+              <w:end w:w="0" w:type="dxa"/>
+            </w:tcMar>
+          </w:tcPr>
+          <w:p>
+            <w:pPr>
+              <w:autoSpaceDN w:val="0"/>
+              <w:autoSpaceDE w:val="0"/>
+              <w:widowControl/>
+              <w:spacing w:line="240" w:lineRule="auto" w:before="76" w:after="0"/>
+              <w:ind w:left="88" w:right="0" w:firstLine="0"/>
+              <w:jc w:val="left"/>
+            </w:pPr>
+            <w:r>
+              <w:rPr>
+                <w:w w:val="98.4000015258789"/>
+                <w:rFonts w:ascii="Anthropic Sans Print" w:hAnsi="Anthropic Sans Print" w:eastAsia="Anthropic Sans Print"/>
+                <w:b w:val="0"/>
+                <w:i w:val="0"/>
+                <w:color w:val="1F1E1D"/>
+                <w:sz w:val="20"/>
+              </w:rPr>
+              <w:t>11</w:t>
+            </w:r>
+          </w:p>
+        </w:tc>
+        <w:tc>
+          <w:tcPr>
+            <w:tcW w:type="dxa" w:w="4860"/>
+            <w:tcBorders>
+              <w:start w:sz="6.399999999999977" w:val="single" w:color="#E7E4DB"/>
+              <w:top w:sz="5.600000000000364" w:val="single" w:color="#E7E4DB"/>
+              <w:end w:sz="6.400000000000091" w:val="single" w:color="#E7E4DB"/>
+              <w:bottom w:sz="5.600000000000364" w:val="single" w:color="#E7E4DB"/>
+            </w:tcBorders>
+            <w:tcMar>
+              <w:start w:w="0" w:type="dxa"/>
+              <w:end w:w="0" w:type="dxa"/>
+            </w:tcMar>
+          </w:tcPr>
+          <w:p>
+            <w:pPr>
+              <w:autoSpaceDN w:val="0"/>
+              <w:autoSpaceDE w:val="0"/>
+              <w:widowControl/>
+              <w:spacing w:line="240" w:lineRule="auto" w:before="76" w:after="0"/>
+              <w:ind w:left="88" w:right="0" w:firstLine="0"/>
+              <w:jc w:val="left"/>
+            </w:pPr>
+            <w:r>
+              <w:rPr>
+                <w:w w:val="98.4000015258789"/>
+                <w:rFonts w:ascii="Anthropic Sans Print" w:hAnsi="Anthropic Sans Print" w:eastAsia="Anthropic Sans Print"/>
+                <w:b w:val="0"/>
+                <w:i w:val="0"/>
+                <w:color w:val="1F1E1D"/>
+                <w:sz w:val="20"/>
+              </w:rPr>
+              <w:t>Tira LED 24 V, 14,4 W/m, 4000 K, rollo de 5 m</w:t>
+            </w:r>
+          </w:p>
+        </w:tc>
+        <w:tc>
+          <w:tcPr>
+            <w:tcW w:type="dxa" w:w="720"/>
+            <w:tcBorders>
+              <w:start w:sz="6.400000000000091" w:val="single" w:color="#E7E4DB"/>
+              <w:top w:sz="5.600000000000364" w:val="single" w:color="#E7E4DB"/>
+              <w:end w:sz="6.400000000000091" w:val="single" w:color="#E7E4DB"/>
+              <w:bottom w:sz="5.600000000000364" w:val="single" w:color="#E7E4DB"/>
+            </w:tcBorders>
+            <w:tcMar>
+              <w:start w:w="0" w:type="dxa"/>
+              <w:end w:w="0" w:type="dxa"/>
+            </w:tcMar>
+          </w:tcPr>
+          <w:p>
+            <w:pPr>
+              <w:autoSpaceDN w:val="0"/>
+              <w:autoSpaceDE w:val="0"/>
+              <w:widowControl/>
+              <w:spacing w:line="240" w:lineRule="auto" w:before="76" w:after="0"/>
+              <w:ind w:left="94" w:right="0" w:firstLine="0"/>
+              <w:jc w:val="left"/>
+            </w:pPr>
+            <w:r>
+              <w:rPr>
+                <w:w w:val="98.4000015258789"/>
+                <w:rFonts w:ascii="Anthropic Sans Print" w:hAnsi="Anthropic Sans Print" w:eastAsia="Anthropic Sans Print"/>
+                <w:b w:val="0"/>
+                <w:i w:val="0"/>
+                <w:color w:val="1F1E1D"/>
+                <w:sz w:val="20"/>
+              </w:rPr>
+              <w:t>2</w:t>
+            </w:r>
+          </w:p>
+        </w:tc>
+        <w:tc>
+          <w:tcPr>
+            <w:tcW w:type="dxa" w:w="854"/>
+            <w:tcBorders>
+              <w:start w:sz="6.400000000000091" w:val="single" w:color="#E7E4DB"/>
+              <w:top w:sz="5.600000000000364" w:val="single" w:color="#E7E4DB"/>
+              <w:end w:sz="5.599999999999909" w:val="single" w:color="#E7E4DB"/>
+              <w:bottom w:sz="5.600000000000364" w:val="single" w:color="#E7E4DB"/>
+            </w:tcBorders>
+            <w:tcMar>
+              <w:start w:w="0" w:type="dxa"/>
+              <w:end w:w="0" w:type="dxa"/>
+            </w:tcMar>
+          </w:tcPr>
+          <w:p>
+            <w:pPr>
+              <w:autoSpaceDN w:val="0"/>
+              <w:autoSpaceDE w:val="0"/>
+              <w:widowControl/>
+              <w:spacing w:line="240" w:lineRule="auto" w:before="76" w:after="0"/>
+              <w:ind w:left="94" w:right="0" w:firstLine="0"/>
+              <w:jc w:val="left"/>
+            </w:pPr>
+            <w:r>
+              <w:rPr>
+                <w:w w:val="98.4000015258789"/>
+                <w:rFonts w:ascii="Anthropic Sans Print" w:hAnsi="Anthropic Sans Print" w:eastAsia="Anthropic Sans Print"/>
+                <w:b w:val="0"/>
+                <w:i w:val="0"/>
+                <w:color w:val="1F1E1D"/>
+                <w:sz w:val="20"/>
+              </w:rPr>
+              <w:t>rollo</w:t>
+            </w:r>
+          </w:p>
+        </w:tc>
+        <w:tc>
+          <w:tcPr>
+            <w:tcW w:type="dxa" w:w="1696"/>
+            <w:tcBorders>
+              <w:start w:sz="5.599999999999909" w:val="single" w:color="#E7E4DB"/>
+              <w:top w:sz="5.600000000000364" w:val="single" w:color="#E7E4DB"/>
+              <w:end w:sz="5.599999999999909" w:val="single" w:color="#E7E4DB"/>
+              <w:bottom w:sz="5.600000000000364" w:val="single" w:color="#E7E4DB"/>
+            </w:tcBorders>
+            <w:tcMar>
+              <w:start w:w="0" w:type="dxa"/>
+              <w:end w:w="0" w:type="dxa"/>
+            </w:tcMar>
+          </w:tcPr>
+          <w:p>
+            <w:pPr>
+              <w:autoSpaceDN w:val="0"/>
+              <w:autoSpaceDE w:val="0"/>
+              <w:widowControl/>
+              <w:spacing w:line="240" w:lineRule="auto" w:before="76" w:after="0"/>
+              <w:ind w:left="92" w:right="0" w:firstLine="0"/>
+              <w:jc w:val="left"/>
+            </w:pPr>
+            <w:r>
+              <w:rPr>
+                <w:w w:val="98.4000015258789"/>
+                <w:rFonts w:ascii="Anthropic Sans Print" w:hAnsi="Anthropic Sans Print" w:eastAsia="Anthropic Sans Print"/>
+                <w:b w:val="0"/>
+                <w:i w:val="0"/>
+                <w:color w:val="1F1E1D"/>
+                <w:sz w:val="20"/>
+              </w:rPr>
+              <w:t>35,00</w:t>
+            </w:r>
+          </w:p>
+        </w:tc>
+        <w:tc>
+          <w:tcPr>
+            <w:tcW w:type="dxa" w:w="1214"/>
+            <w:tcBorders>
+              <w:start w:sz="5.599999999999909" w:val="single" w:color="#E7E4DB"/>
+              <w:top w:sz="5.600000000000364" w:val="single" w:color="#E7E4DB"/>
+              <w:end w:sz="6.399999999999636" w:val="single" w:color="#E7E4DB"/>
+              <w:bottom w:sz="5.600000000000364" w:val="single" w:color="#E7E4DB"/>
+            </w:tcBorders>
+            <w:tcMar>
+              <w:start w:w="0" w:type="dxa"/>
+              <w:end w:w="0" w:type="dxa"/>
+            </w:tcMar>
+          </w:tcPr>
+          <w:p>
+            <w:pPr>
+              <w:autoSpaceDN w:val="0"/>
+              <w:autoSpaceDE w:val="0"/>
+              <w:widowControl/>
+              <w:spacing w:line="240" w:lineRule="auto" w:before="76" w:after="0"/>
+              <w:ind w:left="90" w:right="0" w:firstLine="0"/>
+              <w:jc w:val="left"/>
+            </w:pPr>
+            <w:r>
+              <w:rPr>
+                <w:w w:val="98.4000015258789"/>
+                <w:rFonts w:ascii="Anthropic Sans Print" w:hAnsi="Anthropic Sans Print" w:eastAsia="Anthropic Sans Print"/>
+                <w:b w:val="0"/>
+                <w:i w:val="0"/>
+                <w:color w:val="1F1E1D"/>
+                <w:sz w:val="20"/>
+              </w:rPr>
+              <w:t>66.500</w:t>
+            </w:r>
+          </w:p>
+        </w:tc>
+      </w:tr>
+      <w:tr>
+        <w:trPr>
+          <w:trHeight w:hRule="exact" w:val="420"/>
+        </w:trPr>
+        <w:tc>
+          <w:tcPr>
+            <w:tcW w:type="dxa" w:w="720"/>
+            <w:tcBorders>
+              <w:start w:sz="6.399999999999977" w:val="single" w:color="#E7E4DB"/>
+              <w:top w:sz="5.600000000000364" w:val="single" w:color="#E7E4DB"/>
+              <w:end w:sz="6.399999999999977" w:val="single" w:color="#E7E4DB"/>
+              <w:bottom w:sz="5.600000000000364" w:val="single" w:color="#E7E4DB"/>
+            </w:tcBorders>
+            <w:tcMar>
+              <w:start w:w="0" w:type="dxa"/>
+              <w:end w:w="0" w:type="dxa"/>
+            </w:tcMar>
+          </w:tcPr>
+          <w:p>
+            <w:pPr>
+              <w:autoSpaceDN w:val="0"/>
+              <w:autoSpaceDE w:val="0"/>
+              <w:widowControl/>
+              <w:spacing w:line="240" w:lineRule="auto" w:before="76" w:after="0"/>
+              <w:ind w:left="88" w:right="0" w:firstLine="0"/>
+              <w:jc w:val="left"/>
+            </w:pPr>
+            <w:r>
+              <w:rPr>
+                <w:w w:val="98.4000015258789"/>
+                <w:rFonts w:ascii="Anthropic Sans Print" w:hAnsi="Anthropic Sans Print" w:eastAsia="Anthropic Sans Print"/>
+                <w:b w:val="0"/>
+                <w:i w:val="0"/>
+                <w:color w:val="1F1E1D"/>
+                <w:sz w:val="20"/>
+              </w:rPr>
+              <w:t>12</w:t>
+            </w:r>
+          </w:p>
+        </w:tc>
+        <w:tc>
+          <w:tcPr>
+            <w:tcW w:type="dxa" w:w="4860"/>
+            <w:tcBorders>
+              <w:start w:sz="6.399999999999977" w:val="single" w:color="#E7E4DB"/>
+              <w:top w:sz="5.600000000000364" w:val="single" w:color="#E7E4DB"/>
+              <w:end w:sz="6.400000000000091" w:val="single" w:color="#E7E4DB"/>
+              <w:bottom w:sz="5.600000000000364" w:val="single" w:color="#E7E4DB"/>
+            </w:tcBorders>
+            <w:tcMar>
+              <w:start w:w="0" w:type="dxa"/>
+              <w:end w:w="0" w:type="dxa"/>
+            </w:tcMar>
+          </w:tcPr>
+          <w:p>
+            <w:pPr>
+              <w:autoSpaceDN w:val="0"/>
+              <w:autoSpaceDE w:val="0"/>
+              <w:widowControl/>
+              <w:spacing w:line="240" w:lineRule="auto" w:before="76" w:after="0"/>
+              <w:ind w:left="88" w:right="0" w:firstLine="0"/>
+              <w:jc w:val="left"/>
+            </w:pPr>
+            <w:r>
+              <w:rPr>
+                <w:w w:val="98.4000015258789"/>
+                <w:rFonts w:ascii="Anthropic Sans Print" w:hAnsi="Anthropic Sans Print" w:eastAsia="Anthropic Sans Print"/>
+                <w:b w:val="0"/>
+                <w:i w:val="0"/>
+                <w:color w:val="1F1E1D"/>
+                <w:sz w:val="20"/>
+              </w:rPr>
+              <w:t>Tira LED 24 V, 4,8 W/m, 3000 K, rollo de 5 m</w:t>
+            </w:r>
+          </w:p>
+        </w:tc>
+        <w:tc>
+          <w:tcPr>
+            <w:tcW w:type="dxa" w:w="720"/>
+            <w:tcBorders>
+              <w:start w:sz="6.400000000000091" w:val="single" w:color="#E7E4DB"/>
+              <w:top w:sz="5.600000000000364" w:val="single" w:color="#E7E4DB"/>
+              <w:end w:sz="6.400000000000091" w:val="single" w:color="#E7E4DB"/>
+              <w:bottom w:sz="5.600000000000364" w:val="single" w:color="#E7E4DB"/>
+            </w:tcBorders>
+            <w:tcMar>
+              <w:start w:w="0" w:type="dxa"/>
+              <w:end w:w="0" w:type="dxa"/>
+            </w:tcMar>
+          </w:tcPr>
+          <w:p>
+            <w:pPr>
+              <w:autoSpaceDN w:val="0"/>
+              <w:autoSpaceDE w:val="0"/>
+              <w:widowControl/>
+              <w:spacing w:line="240" w:lineRule="auto" w:before="76" w:after="0"/>
+              <w:ind w:left="94" w:right="0" w:firstLine="0"/>
+              <w:jc w:val="left"/>
+            </w:pPr>
+            <w:r>
+              <w:rPr>
+                <w:w w:val="98.4000015258789"/>
+                <w:rFonts w:ascii="Anthropic Sans Print" w:hAnsi="Anthropic Sans Print" w:eastAsia="Anthropic Sans Print"/>
+                <w:b w:val="0"/>
+                <w:i w:val="0"/>
+                <w:color w:val="1F1E1D"/>
+                <w:sz w:val="20"/>
+              </w:rPr>
+              <w:t>2</w:t>
+            </w:r>
+          </w:p>
+        </w:tc>
+        <w:tc>
+          <w:tcPr>
+            <w:tcW w:type="dxa" w:w="854"/>
+            <w:tcBorders>
+              <w:start w:sz="6.400000000000091" w:val="single" w:color="#E7E4DB"/>
+              <w:top w:sz="5.600000000000364" w:val="single" w:color="#E7E4DB"/>
+              <w:end w:sz="5.599999999999909" w:val="single" w:color="#E7E4DB"/>
+              <w:bottom w:sz="5.600000000000364" w:val="single" w:color="#E7E4DB"/>
+            </w:tcBorders>
+            <w:tcMar>
+              <w:start w:w="0" w:type="dxa"/>
+              <w:end w:w="0" w:type="dxa"/>
+            </w:tcMar>
+          </w:tcPr>
+          <w:p>
+            <w:pPr>
+              <w:autoSpaceDN w:val="0"/>
+              <w:autoSpaceDE w:val="0"/>
+              <w:widowControl/>
+              <w:spacing w:line="240" w:lineRule="auto" w:before="76" w:after="0"/>
+              <w:ind w:left="94" w:right="0" w:firstLine="0"/>
+              <w:jc w:val="left"/>
+            </w:pPr>
+            <w:r>
+              <w:rPr>
+                <w:w w:val="98.4000015258789"/>
+                <w:rFonts w:ascii="Anthropic Sans Print" w:hAnsi="Anthropic Sans Print" w:eastAsia="Anthropic Sans Print"/>
+                <w:b w:val="0"/>
+                <w:i w:val="0"/>
+                <w:color w:val="1F1E1D"/>
+                <w:sz w:val="20"/>
+              </w:rPr>
+              <w:t>rollo</w:t>
+            </w:r>
+          </w:p>
+        </w:tc>
+        <w:tc>
+          <w:tcPr>
+            <w:tcW w:type="dxa" w:w="1696"/>
+            <w:tcBorders>
+              <w:start w:sz="5.599999999999909" w:val="single" w:color="#E7E4DB"/>
+              <w:top w:sz="5.600000000000364" w:val="single" w:color="#E7E4DB"/>
+              <w:end w:sz="5.599999999999909" w:val="single" w:color="#E7E4DB"/>
+              <w:bottom w:sz="5.600000000000364" w:val="single" w:color="#E7E4DB"/>
+            </w:tcBorders>
+            <w:tcMar>
+              <w:start w:w="0" w:type="dxa"/>
+              <w:end w:w="0" w:type="dxa"/>
+            </w:tcMar>
+          </w:tcPr>
+          <w:p>
+            <w:pPr>
+              <w:autoSpaceDN w:val="0"/>
+              <w:autoSpaceDE w:val="0"/>
+              <w:widowControl/>
+              <w:spacing w:line="240" w:lineRule="auto" w:before="76" w:after="0"/>
+              <w:ind w:left="92" w:right="0" w:firstLine="0"/>
+              <w:jc w:val="left"/>
+            </w:pPr>
+            <w:r>
+              <w:rPr>
+                <w:w w:val="98.4000015258789"/>
+                <w:rFonts w:ascii="Anthropic Sans Print" w:hAnsi="Anthropic Sans Print" w:eastAsia="Anthropic Sans Print"/>
+                <w:b w:val="0"/>
+                <w:i w:val="0"/>
+                <w:color w:val="1F1E1D"/>
+                <w:sz w:val="20"/>
+              </w:rPr>
+              <w:t>30,00</w:t>
+            </w:r>
+          </w:p>
+        </w:tc>
+        <w:tc>
+          <w:tcPr>
+            <w:tcW w:type="dxa" w:w="1214"/>
+            <w:tcBorders>
+              <w:start w:sz="5.599999999999909" w:val="single" w:color="#E7E4DB"/>
+              <w:top w:sz="5.600000000000364" w:val="single" w:color="#E7E4DB"/>
+              <w:end w:sz="6.399999999999636" w:val="single" w:color="#E7E4DB"/>
+              <w:bottom w:sz="5.600000000000364" w:val="single" w:color="#E7E4DB"/>
+            </w:tcBorders>
+            <w:tcMar>
+              <w:start w:w="0" w:type="dxa"/>
+              <w:end w:w="0" w:type="dxa"/>
+            </w:tcMar>
+          </w:tcPr>
+          <w:p>
+            <w:pPr>
+              <w:autoSpaceDN w:val="0"/>
+              <w:autoSpaceDE w:val="0"/>
+              <w:widowControl/>
+              <w:spacing w:line="240" w:lineRule="auto" w:before="76" w:after="0"/>
+              <w:ind w:left="90" w:right="0" w:firstLine="0"/>
+              <w:jc w:val="left"/>
+            </w:pPr>
+            <w:r>
+              <w:rPr>
+                <w:w w:val="98.4000015258789"/>
+                <w:rFonts w:ascii="Anthropic Sans Print" w:hAnsi="Anthropic Sans Print" w:eastAsia="Anthropic Sans Print"/>
+                <w:b w:val="0"/>
+                <w:i w:val="0"/>
+                <w:color w:val="1F1E1D"/>
+                <w:sz w:val="20"/>
+              </w:rPr>
+              <w:t>57.000</w:t>
+            </w:r>
+          </w:p>
+        </w:tc>
+      </w:tr>
+      <w:tr>
+        <w:trPr>
+          <w:trHeight w:hRule="exact" w:val="420"/>
+        </w:trPr>
+        <w:tc>
+          <w:tcPr>
+            <w:tcW w:type="dxa" w:w="720"/>
+            <w:tcBorders>
+              <w:start w:sz="6.399999999999977" w:val="single" w:color="#E7E4DB"/>
+              <w:top w:sz="5.600000000000364" w:val="single" w:color="#E7E4DB"/>
+              <w:end w:sz="6.399999999999977" w:val="single" w:color="#E7E4DB"/>
+              <w:bottom w:sz="5.600000000000364" w:val="single" w:color="#E7E4DB"/>
+            </w:tcBorders>
+            <w:tcMar>
+              <w:start w:w="0" w:type="dxa"/>
+              <w:end w:w="0" w:type="dxa"/>
+            </w:tcMar>
+          </w:tcPr>
+          <w:p>
+            <w:pPr>
+              <w:autoSpaceDN w:val="0"/>
+              <w:autoSpaceDE w:val="0"/>
+              <w:widowControl/>
+              <w:spacing w:line="240" w:lineRule="auto" w:before="76" w:after="0"/>
+              <w:ind w:left="88" w:right="0" w:firstLine="0"/>
+              <w:jc w:val="left"/>
+            </w:pPr>
+            <w:r>
+              <w:rPr>
+                <w:w w:val="98.4000015258789"/>
+                <w:rFonts w:ascii="Anthropic Sans Print" w:hAnsi="Anthropic Sans Print" w:eastAsia="Anthropic Sans Print"/>
+                <w:b w:val="0"/>
+                <w:i w:val="0"/>
+                <w:color w:val="1F1E1D"/>
+                <w:sz w:val="20"/>
+              </w:rPr>
+              <w:t>13</w:t>
+            </w:r>
+          </w:p>
+        </w:tc>
+        <w:tc>
+          <w:tcPr>
+            <w:tcW w:type="dxa" w:w="4860"/>
+            <w:tcBorders>
+              <w:start w:sz="6.399999999999977" w:val="single" w:color="#E7E4DB"/>
+              <w:top w:sz="5.600000000000364" w:val="single" w:color="#E7E4DB"/>
+              <w:end w:sz="6.400000000000091" w:val="single" w:color="#E7E4DB"/>
+              <w:bottom w:sz="5.600000000000364" w:val="single" w:color="#E7E4DB"/>
+            </w:tcBorders>
+            <w:tcMar>
+              <w:start w:w="0" w:type="dxa"/>
+              <w:end w:w="0" w:type="dxa"/>
+            </w:tcMar>
+          </w:tcPr>
+          <w:p>
+            <w:pPr>
+              <w:autoSpaceDN w:val="0"/>
+              <w:autoSpaceDE w:val="0"/>
+              <w:widowControl/>
+              <w:spacing w:line="240" w:lineRule="auto" w:before="76" w:after="0"/>
+              <w:ind w:left="88" w:right="0" w:firstLine="0"/>
+              <w:jc w:val="left"/>
+            </w:pPr>
+            <w:r>
+              <w:rPr>
+                <w:w w:val="98.4000015258789"/>
+                <w:rFonts w:ascii="Anthropic Sans Print" w:hAnsi="Anthropic Sans Print" w:eastAsia="Anthropic Sans Print"/>
+                <w:b w:val="0"/>
+                <w:i w:val="0"/>
+                <w:color w:val="1F1E1D"/>
+                <w:sz w:val="20"/>
+              </w:rPr>
+              <w:t>Módulo LED 24 V, 3 W, color según lente de clase</w:t>
+            </w:r>
+          </w:p>
+        </w:tc>
+        <w:tc>
+          <w:tcPr>
+            <w:tcW w:type="dxa" w:w="720"/>
+            <w:tcBorders>
+              <w:start w:sz="6.400000000000091" w:val="single" w:color="#E7E4DB"/>
+              <w:top w:sz="5.600000000000364" w:val="single" w:color="#E7E4DB"/>
+              <w:end w:sz="6.400000000000091" w:val="single" w:color="#E7E4DB"/>
+              <w:bottom w:sz="5.600000000000364" w:val="single" w:color="#E7E4DB"/>
+            </w:tcBorders>
+            <w:tcMar>
+              <w:start w:w="0" w:type="dxa"/>
+              <w:end w:w="0" w:type="dxa"/>
+            </w:tcMar>
+          </w:tcPr>
+          <w:p>
+            <w:pPr>
+              <w:autoSpaceDN w:val="0"/>
+              <w:autoSpaceDE w:val="0"/>
+              <w:widowControl/>
+              <w:spacing w:line="240" w:lineRule="auto" w:before="76" w:after="0"/>
+              <w:ind w:left="94" w:right="0" w:firstLine="0"/>
+              <w:jc w:val="left"/>
+            </w:pPr>
+            <w:r>
+              <w:rPr>
+                <w:w w:val="98.4000015258789"/>
+                <w:rFonts w:ascii="Anthropic Sans Print" w:hAnsi="Anthropic Sans Print" w:eastAsia="Anthropic Sans Print"/>
+                <w:b w:val="0"/>
+                <w:i w:val="0"/>
+                <w:color w:val="1F1E1D"/>
+                <w:sz w:val="20"/>
+              </w:rPr>
+              <w:t>10</w:t>
             </w:r>
           </w:p>
         </w:tc>
@@ -6553,7 +9123,7 @@
                 <w:color w:val="1F1E1D"/>
                 <w:sz w:val="20"/>
               </w:rPr>
-              <w:t>0,20</w:t>
+              <w:t>8,00</w:t>
             </w:r>
           </w:p>
         </w:tc>
@@ -6589,7 +9159,670 @@
                 <w:color w:val="1F1E1D"/>
                 <w:sz w:val="20"/>
               </w:rPr>
-              <w:t>9.500</w:t>
+              <w:t>76.000</w:t>
+            </w:r>
+          </w:p>
+        </w:tc>
+      </w:tr>
+      <w:tr>
+        <w:trPr>
+          <w:trHeight w:hRule="exact" w:val="420"/>
+        </w:trPr>
+        <w:tc>
+          <w:tcPr>
+            <w:tcW w:type="dxa" w:w="720"/>
+            <w:tcBorders>
+              <w:start w:sz="6.399999999999977" w:val="single" w:color="#E7E4DB"/>
+              <w:top w:sz="5.600000000000364" w:val="single" w:color="#E7E4DB"/>
+              <w:end w:sz="6.399999999999977" w:val="single" w:color="#E7E4DB"/>
+              <w:bottom w:sz="5.600000000000364" w:val="single" w:color="#E7E4DB"/>
+            </w:tcBorders>
+            <w:tcMar>
+              <w:start w:w="0" w:type="dxa"/>
+              <w:end w:w="0" w:type="dxa"/>
+            </w:tcMar>
+          </w:tcPr>
+          <w:p>
+            <w:pPr>
+              <w:autoSpaceDN w:val="0"/>
+              <w:autoSpaceDE w:val="0"/>
+              <w:widowControl/>
+              <w:spacing w:line="240" w:lineRule="auto" w:before="76" w:after="0"/>
+              <w:ind w:left="88" w:right="0" w:firstLine="0"/>
+              <w:jc w:val="left"/>
+            </w:pPr>
+            <w:r>
+              <w:rPr>
+                <w:w w:val="98.4000015258789"/>
+                <w:rFonts w:ascii="Anthropic Sans Print" w:hAnsi="Anthropic Sans Print" w:eastAsia="Anthropic Sans Print"/>
+                <w:b w:val="0"/>
+                <w:i w:val="0"/>
+                <w:color w:val="1F1E1D"/>
+                <w:sz w:val="20"/>
+              </w:rPr>
+              <w:t>14</w:t>
+            </w:r>
+          </w:p>
+        </w:tc>
+        <w:tc>
+          <w:tcPr>
+            <w:tcW w:type="dxa" w:w="4860"/>
+            <w:tcBorders>
+              <w:start w:sz="6.399999999999977" w:val="single" w:color="#E7E4DB"/>
+              <w:top w:sz="5.600000000000364" w:val="single" w:color="#E7E4DB"/>
+              <w:end w:sz="6.400000000000091" w:val="single" w:color="#E7E4DB"/>
+              <w:bottom w:sz="5.600000000000364" w:val="single" w:color="#E7E4DB"/>
+            </w:tcBorders>
+            <w:tcMar>
+              <w:start w:w="0" w:type="dxa"/>
+              <w:end w:w="0" w:type="dxa"/>
+            </w:tcMar>
+          </w:tcPr>
+          <w:p>
+            <w:pPr>
+              <w:autoSpaceDN w:val="0"/>
+              <w:autoSpaceDE w:val="0"/>
+              <w:widowControl/>
+              <w:spacing w:line="240" w:lineRule="auto" w:before="76" w:after="0"/>
+              <w:ind w:left="88" w:right="0" w:firstLine="0"/>
+              <w:jc w:val="left"/>
+            </w:pPr>
+            <w:r>
+              <w:rPr>
+                <w:w w:val="98.4000015258789"/>
+                <w:rFonts w:ascii="Anthropic Sans Print" w:hAnsi="Anthropic Sans Print" w:eastAsia="Anthropic Sans Print"/>
+                <w:b w:val="0"/>
+                <w:i w:val="0"/>
+                <w:color w:val="1F1E1D"/>
+                <w:sz w:val="20"/>
+              </w:rPr>
+              <w:t>Perfil de aluminio con difusor opal, clips y tapas</w:t>
+            </w:r>
+          </w:p>
+        </w:tc>
+        <w:tc>
+          <w:tcPr>
+            <w:tcW w:type="dxa" w:w="720"/>
+            <w:tcBorders>
+              <w:start w:sz="6.400000000000091" w:val="single" w:color="#E7E4DB"/>
+              <w:top w:sz="5.600000000000364" w:val="single" w:color="#E7E4DB"/>
+              <w:end w:sz="6.400000000000091" w:val="single" w:color="#E7E4DB"/>
+              <w:bottom w:sz="5.600000000000364" w:val="single" w:color="#E7E4DB"/>
+            </w:tcBorders>
+            <w:tcMar>
+              <w:start w:w="0" w:type="dxa"/>
+              <w:end w:w="0" w:type="dxa"/>
+            </w:tcMar>
+          </w:tcPr>
+          <w:p>
+            <w:pPr>
+              <w:autoSpaceDN w:val="0"/>
+              <w:autoSpaceDE w:val="0"/>
+              <w:widowControl/>
+              <w:spacing w:line="240" w:lineRule="auto" w:before="76" w:after="0"/>
+              <w:ind w:left="94" w:right="0" w:firstLine="0"/>
+              <w:jc w:val="left"/>
+            </w:pPr>
+            <w:r>
+              <w:rPr>
+                <w:w w:val="98.4000015258789"/>
+                <w:rFonts w:ascii="Anthropic Sans Print" w:hAnsi="Anthropic Sans Print" w:eastAsia="Anthropic Sans Print"/>
+                <w:b w:val="0"/>
+                <w:i w:val="0"/>
+                <w:color w:val="1F1E1D"/>
+                <w:sz w:val="20"/>
+              </w:rPr>
+              <w:t>20</w:t>
+            </w:r>
+          </w:p>
+        </w:tc>
+        <w:tc>
+          <w:tcPr>
+            <w:tcW w:type="dxa" w:w="854"/>
+            <w:tcBorders>
+              <w:start w:sz="6.400000000000091" w:val="single" w:color="#E7E4DB"/>
+              <w:top w:sz="5.600000000000364" w:val="single" w:color="#E7E4DB"/>
+              <w:end w:sz="5.599999999999909" w:val="single" w:color="#E7E4DB"/>
+              <w:bottom w:sz="5.600000000000364" w:val="single" w:color="#E7E4DB"/>
+            </w:tcBorders>
+            <w:tcMar>
+              <w:start w:w="0" w:type="dxa"/>
+              <w:end w:w="0" w:type="dxa"/>
+            </w:tcMar>
+          </w:tcPr>
+          <w:p>
+            <w:pPr>
+              <w:autoSpaceDN w:val="0"/>
+              <w:autoSpaceDE w:val="0"/>
+              <w:widowControl/>
+              <w:spacing w:line="240" w:lineRule="auto" w:before="76" w:after="0"/>
+              <w:ind w:left="94" w:right="0" w:firstLine="0"/>
+              <w:jc w:val="left"/>
+            </w:pPr>
+            <w:r>
+              <w:rPr>
+                <w:w w:val="98.4000015258789"/>
+                <w:rFonts w:ascii="Anthropic Sans Print" w:hAnsi="Anthropic Sans Print" w:eastAsia="Anthropic Sans Print"/>
+                <w:b w:val="0"/>
+                <w:i w:val="0"/>
+                <w:color w:val="1F1E1D"/>
+                <w:sz w:val="20"/>
+              </w:rPr>
+              <w:t>m</w:t>
+            </w:r>
+          </w:p>
+        </w:tc>
+        <w:tc>
+          <w:tcPr>
+            <w:tcW w:type="dxa" w:w="1696"/>
+            <w:tcBorders>
+              <w:start w:sz="5.599999999999909" w:val="single" w:color="#E7E4DB"/>
+              <w:top w:sz="5.600000000000364" w:val="single" w:color="#E7E4DB"/>
+              <w:end w:sz="5.599999999999909" w:val="single" w:color="#E7E4DB"/>
+              <w:bottom w:sz="5.600000000000364" w:val="single" w:color="#E7E4DB"/>
+            </w:tcBorders>
+            <w:tcMar>
+              <w:start w:w="0" w:type="dxa"/>
+              <w:end w:w="0" w:type="dxa"/>
+            </w:tcMar>
+          </w:tcPr>
+          <w:p>
+            <w:pPr>
+              <w:autoSpaceDN w:val="0"/>
+              <w:autoSpaceDE w:val="0"/>
+              <w:widowControl/>
+              <w:spacing w:line="240" w:lineRule="auto" w:before="76" w:after="0"/>
+              <w:ind w:left="92" w:right="0" w:firstLine="0"/>
+              <w:jc w:val="left"/>
+            </w:pPr>
+            <w:r>
+              <w:rPr>
+                <w:w w:val="98.4000015258789"/>
+                <w:rFonts w:ascii="Anthropic Sans Print" w:hAnsi="Anthropic Sans Print" w:eastAsia="Anthropic Sans Print"/>
+                <w:b w:val="0"/>
+                <w:i w:val="0"/>
+                <w:color w:val="1F1E1D"/>
+                <w:sz w:val="20"/>
+              </w:rPr>
+              <w:t>9,50</w:t>
+            </w:r>
+          </w:p>
+        </w:tc>
+        <w:tc>
+          <w:tcPr>
+            <w:tcW w:type="dxa" w:w="1214"/>
+            <w:tcBorders>
+              <w:start w:sz="5.599999999999909" w:val="single" w:color="#E7E4DB"/>
+              <w:top w:sz="5.600000000000364" w:val="single" w:color="#E7E4DB"/>
+              <w:end w:sz="6.399999999999636" w:val="single" w:color="#E7E4DB"/>
+              <w:bottom w:sz="5.600000000000364" w:val="single" w:color="#E7E4DB"/>
+            </w:tcBorders>
+            <w:tcMar>
+              <w:start w:w="0" w:type="dxa"/>
+              <w:end w:w="0" w:type="dxa"/>
+            </w:tcMar>
+          </w:tcPr>
+          <w:p>
+            <w:pPr>
+              <w:autoSpaceDN w:val="0"/>
+              <w:autoSpaceDE w:val="0"/>
+              <w:widowControl/>
+              <w:spacing w:line="240" w:lineRule="auto" w:before="76" w:after="0"/>
+              <w:ind w:left="90" w:right="0" w:firstLine="0"/>
+              <w:jc w:val="left"/>
+            </w:pPr>
+            <w:r>
+              <w:rPr>
+                <w:w w:val="98.4000015258789"/>
+                <w:rFonts w:ascii="Anthropic Sans Print" w:hAnsi="Anthropic Sans Print" w:eastAsia="Anthropic Sans Print"/>
+                <w:b w:val="0"/>
+                <w:i w:val="0"/>
+                <w:color w:val="1F1E1D"/>
+                <w:sz w:val="20"/>
+              </w:rPr>
+              <w:t>180.500</w:t>
+            </w:r>
+          </w:p>
+        </w:tc>
+      </w:tr>
+      <w:tr>
+        <w:trPr>
+          <w:trHeight w:hRule="exact" w:val="420"/>
+        </w:trPr>
+        <w:tc>
+          <w:tcPr>
+            <w:tcW w:type="dxa" w:w="720"/>
+            <w:tcBorders>
+              <w:start w:sz="6.399999999999977" w:val="single" w:color="#E7E4DB"/>
+              <w:top w:sz="5.600000000000364" w:val="single" w:color="#E7E4DB"/>
+              <w:end w:sz="6.399999999999977" w:val="single" w:color="#E7E4DB"/>
+              <w:bottom w:sz="5.600000000000364" w:val="single" w:color="#E7E4DB"/>
+            </w:tcBorders>
+            <w:tcMar>
+              <w:start w:w="0" w:type="dxa"/>
+              <w:end w:w="0" w:type="dxa"/>
+            </w:tcMar>
+          </w:tcPr>
+          <w:p>
+            <w:pPr>
+              <w:autoSpaceDN w:val="0"/>
+              <w:autoSpaceDE w:val="0"/>
+              <w:widowControl/>
+              <w:spacing w:line="240" w:lineRule="auto" w:before="76" w:after="0"/>
+              <w:ind w:left="88" w:right="0" w:firstLine="0"/>
+              <w:jc w:val="left"/>
+            </w:pPr>
+            <w:r>
+              <w:rPr>
+                <w:w w:val="98.4000015258789"/>
+                <w:rFonts w:ascii="Anthropic Sans Print" w:hAnsi="Anthropic Sans Print" w:eastAsia="Anthropic Sans Print"/>
+                <w:b w:val="0"/>
+                <w:i w:val="0"/>
+                <w:color w:val="1F1E1D"/>
+                <w:sz w:val="20"/>
+              </w:rPr>
+              <w:t>15</w:t>
+            </w:r>
+          </w:p>
+        </w:tc>
+        <w:tc>
+          <w:tcPr>
+            <w:tcW w:type="dxa" w:w="4860"/>
+            <w:tcBorders>
+              <w:start w:sz="6.399999999999977" w:val="single" w:color="#E7E4DB"/>
+              <w:top w:sz="5.600000000000364" w:val="single" w:color="#E7E4DB"/>
+              <w:end w:sz="6.400000000000091" w:val="single" w:color="#E7E4DB"/>
+              <w:bottom w:sz="5.600000000000364" w:val="single" w:color="#E7E4DB"/>
+            </w:tcBorders>
+            <w:tcMar>
+              <w:start w:w="0" w:type="dxa"/>
+              <w:end w:w="0" w:type="dxa"/>
+            </w:tcMar>
+          </w:tcPr>
+          <w:p>
+            <w:pPr>
+              <w:autoSpaceDN w:val="0"/>
+              <w:autoSpaceDE w:val="0"/>
+              <w:widowControl/>
+              <w:spacing w:line="240" w:lineRule="auto" w:before="76" w:after="0"/>
+              <w:ind w:left="88" w:right="0" w:firstLine="0"/>
+              <w:jc w:val="left"/>
+            </w:pPr>
+            <w:r>
+              <w:rPr>
+                <w:w w:val="98.4000015258789"/>
+                <w:rFonts w:ascii="Anthropic Sans Print" w:hAnsi="Anthropic Sans Print" w:eastAsia="Anthropic Sans Print"/>
+                <w:b w:val="0"/>
+                <w:i w:val="0"/>
+                <w:color w:val="1F1E1D"/>
+                <w:sz w:val="20"/>
+              </w:rPr>
+              <w:t>Prensaestopa M16 de latón niquelado, IP68</w:t>
+            </w:r>
+          </w:p>
+        </w:tc>
+        <w:tc>
+          <w:tcPr>
+            <w:tcW w:type="dxa" w:w="720"/>
+            <w:tcBorders>
+              <w:start w:sz="6.400000000000091" w:val="single" w:color="#E7E4DB"/>
+              <w:top w:sz="5.600000000000364" w:val="single" w:color="#E7E4DB"/>
+              <w:end w:sz="6.400000000000091" w:val="single" w:color="#E7E4DB"/>
+              <w:bottom w:sz="5.600000000000364" w:val="single" w:color="#E7E4DB"/>
+            </w:tcBorders>
+            <w:tcMar>
+              <w:start w:w="0" w:type="dxa"/>
+              <w:end w:w="0" w:type="dxa"/>
+            </w:tcMar>
+          </w:tcPr>
+          <w:p>
+            <w:pPr>
+              <w:autoSpaceDN w:val="0"/>
+              <w:autoSpaceDE w:val="0"/>
+              <w:widowControl/>
+              <w:spacing w:line="240" w:lineRule="auto" w:before="76" w:after="0"/>
+              <w:ind w:left="94" w:right="0" w:firstLine="0"/>
+              <w:jc w:val="left"/>
+            </w:pPr>
+            <w:r>
+              <w:rPr>
+                <w:w w:val="98.4000015258789"/>
+                <w:rFonts w:ascii="Anthropic Sans Print" w:hAnsi="Anthropic Sans Print" w:eastAsia="Anthropic Sans Print"/>
+                <w:b w:val="0"/>
+                <w:i w:val="0"/>
+                <w:color w:val="1F1E1D"/>
+                <w:sz w:val="20"/>
+              </w:rPr>
+              <w:t>60</w:t>
+            </w:r>
+          </w:p>
+        </w:tc>
+        <w:tc>
+          <w:tcPr>
+            <w:tcW w:type="dxa" w:w="854"/>
+            <w:tcBorders>
+              <w:start w:sz="6.400000000000091" w:val="single" w:color="#E7E4DB"/>
+              <w:top w:sz="5.600000000000364" w:val="single" w:color="#E7E4DB"/>
+              <w:end w:sz="5.599999999999909" w:val="single" w:color="#E7E4DB"/>
+              <w:bottom w:sz="5.600000000000364" w:val="single" w:color="#E7E4DB"/>
+            </w:tcBorders>
+            <w:tcMar>
+              <w:start w:w="0" w:type="dxa"/>
+              <w:end w:w="0" w:type="dxa"/>
+            </w:tcMar>
+          </w:tcPr>
+          <w:p>
+            <w:pPr>
+              <w:autoSpaceDN w:val="0"/>
+              <w:autoSpaceDE w:val="0"/>
+              <w:widowControl/>
+              <w:spacing w:line="240" w:lineRule="auto" w:before="76" w:after="0"/>
+              <w:ind w:left="94" w:right="0" w:firstLine="0"/>
+              <w:jc w:val="left"/>
+            </w:pPr>
+            <w:r>
+              <w:rPr>
+                <w:w w:val="98.4000015258789"/>
+                <w:rFonts w:ascii="Anthropic Sans Print" w:hAnsi="Anthropic Sans Print" w:eastAsia="Anthropic Sans Print"/>
+                <w:b w:val="0"/>
+                <w:i w:val="0"/>
+                <w:color w:val="1F1E1D"/>
+                <w:sz w:val="20"/>
+              </w:rPr>
+              <w:t>un</w:t>
+            </w:r>
+          </w:p>
+        </w:tc>
+        <w:tc>
+          <w:tcPr>
+            <w:tcW w:type="dxa" w:w="1696"/>
+            <w:tcBorders>
+              <w:start w:sz="5.599999999999909" w:val="single" w:color="#E7E4DB"/>
+              <w:top w:sz="5.600000000000364" w:val="single" w:color="#E7E4DB"/>
+              <w:end w:sz="5.599999999999909" w:val="single" w:color="#E7E4DB"/>
+              <w:bottom w:sz="5.600000000000364" w:val="single" w:color="#E7E4DB"/>
+            </w:tcBorders>
+            <w:tcMar>
+              <w:start w:w="0" w:type="dxa"/>
+              <w:end w:w="0" w:type="dxa"/>
+            </w:tcMar>
+          </w:tcPr>
+          <w:p>
+            <w:pPr>
+              <w:autoSpaceDN w:val="0"/>
+              <w:autoSpaceDE w:val="0"/>
+              <w:widowControl/>
+              <w:spacing w:line="240" w:lineRule="auto" w:before="76" w:after="0"/>
+              <w:ind w:left="92" w:right="0" w:firstLine="0"/>
+              <w:jc w:val="left"/>
+            </w:pPr>
+            <w:r>
+              <w:rPr>
+                <w:w w:val="98.4000015258789"/>
+                <w:rFonts w:ascii="Anthropic Sans Print" w:hAnsi="Anthropic Sans Print" w:eastAsia="Anthropic Sans Print"/>
+                <w:b w:val="0"/>
+                <w:i w:val="0"/>
+                <w:color w:val="1F1E1D"/>
+                <w:sz w:val="20"/>
+              </w:rPr>
+              <w:t>6,00</w:t>
+            </w:r>
+          </w:p>
+        </w:tc>
+        <w:tc>
+          <w:tcPr>
+            <w:tcW w:type="dxa" w:w="1214"/>
+            <w:tcBorders>
+              <w:start w:sz="5.599999999999909" w:val="single" w:color="#E7E4DB"/>
+              <w:top w:sz="5.600000000000364" w:val="single" w:color="#E7E4DB"/>
+              <w:end w:sz="6.399999999999636" w:val="single" w:color="#E7E4DB"/>
+              <w:bottom w:sz="5.600000000000364" w:val="single" w:color="#E7E4DB"/>
+            </w:tcBorders>
+            <w:tcMar>
+              <w:start w:w="0" w:type="dxa"/>
+              <w:end w:w="0" w:type="dxa"/>
+            </w:tcMar>
+          </w:tcPr>
+          <w:p>
+            <w:pPr>
+              <w:autoSpaceDN w:val="0"/>
+              <w:autoSpaceDE w:val="0"/>
+              <w:widowControl/>
+              <w:spacing w:line="240" w:lineRule="auto" w:before="76" w:after="0"/>
+              <w:ind w:left="90" w:right="0" w:firstLine="0"/>
+              <w:jc w:val="left"/>
+            </w:pPr>
+            <w:r>
+              <w:rPr>
+                <w:w w:val="98.4000015258789"/>
+                <w:rFonts w:ascii="Anthropic Sans Print" w:hAnsi="Anthropic Sans Print" w:eastAsia="Anthropic Sans Print"/>
+                <w:b w:val="0"/>
+                <w:i w:val="0"/>
+                <w:color w:val="1F1E1D"/>
+                <w:sz w:val="20"/>
+              </w:rPr>
+              <w:t>342.000</w:t>
+            </w:r>
+          </w:p>
+        </w:tc>
+      </w:tr>
+      <w:tr>
+        <w:trPr>
+          <w:trHeight w:hRule="exact" w:val="420"/>
+        </w:trPr>
+        <w:tc>
+          <w:tcPr>
+            <w:tcW w:type="dxa" w:w="720"/>
+            <w:tcBorders>
+              <w:start w:sz="6.399999999999977" w:val="single" w:color="#E7E4DB"/>
+              <w:top w:sz="5.600000000000364" w:val="single" w:color="#E7E4DB"/>
+              <w:end w:sz="6.399999999999977" w:val="single" w:color="#E7E4DB"/>
+              <w:bottom w:sz="5.600000000000364" w:val="single" w:color="#E7E4DB"/>
+            </w:tcBorders>
+            <w:tcMar>
+              <w:start w:w="0" w:type="dxa"/>
+              <w:end w:w="0" w:type="dxa"/>
+            </w:tcMar>
+          </w:tcPr>
+          <w:p>
+            <w:pPr>
+              <w:autoSpaceDN w:val="0"/>
+              <w:autoSpaceDE w:val="0"/>
+              <w:widowControl/>
+              <w:spacing w:line="240" w:lineRule="auto" w:before="76" w:after="0"/>
+              <w:ind w:left="88" w:right="0" w:firstLine="0"/>
+              <w:jc w:val="left"/>
+            </w:pPr>
+            <w:r>
+              <w:rPr>
+                <w:w w:val="98.4000015258789"/>
+                <w:rFonts w:ascii="Anthropic Sans Print" w:hAnsi="Anthropic Sans Print" w:eastAsia="Anthropic Sans Print"/>
+                <w:b w:val="0"/>
+                <w:i w:val="0"/>
+                <w:color w:val="1F1E1D"/>
+                <w:sz w:val="20"/>
+              </w:rPr>
+              <w:t>16</w:t>
+            </w:r>
+          </w:p>
+        </w:tc>
+        <w:tc>
+          <w:tcPr>
+            <w:tcW w:type="dxa" w:w="4860"/>
+            <w:tcBorders>
+              <w:start w:sz="6.399999999999977" w:val="single" w:color="#E7E4DB"/>
+              <w:top w:sz="5.600000000000364" w:val="single" w:color="#E7E4DB"/>
+              <w:end w:sz="6.400000000000091" w:val="single" w:color="#E7E4DB"/>
+              <w:bottom w:sz="5.600000000000364" w:val="single" w:color="#E7E4DB"/>
+            </w:tcBorders>
+            <w:tcMar>
+              <w:start w:w="0" w:type="dxa"/>
+              <w:end w:w="0" w:type="dxa"/>
+            </w:tcMar>
+          </w:tcPr>
+          <w:p>
+            <w:pPr>
+              <w:autoSpaceDN w:val="0"/>
+              <w:autoSpaceDE w:val="0"/>
+              <w:widowControl/>
+              <w:spacing w:line="240" w:lineRule="auto" w:before="76" w:after="0"/>
+              <w:ind w:left="0" w:right="0" w:firstLine="0"/>
+              <w:jc w:val="center"/>
+            </w:pPr>
+            <w:r>
+              <w:rPr>
+                <w:w w:val="98.4000015258789"/>
+                <w:rFonts w:ascii="Anthropic Sans Print" w:hAnsi="Anthropic Sans Print" w:eastAsia="Anthropic Sans Print"/>
+                <w:b w:val="0"/>
+                <w:i w:val="0"/>
+                <w:color w:val="1F1E1D"/>
+                <w:sz w:val="20"/>
+              </w:rPr>
+              <w:t>Cable EN 50306, 2 × 1,5 mm² (derivaciones de 74 V)</w:t>
+            </w:r>
+          </w:p>
+        </w:tc>
+        <w:tc>
+          <w:tcPr>
+            <w:tcW w:type="dxa" w:w="720"/>
+            <w:tcBorders>
+              <w:start w:sz="6.400000000000091" w:val="single" w:color="#E7E4DB"/>
+              <w:top w:sz="5.600000000000364" w:val="single" w:color="#E7E4DB"/>
+              <w:end w:sz="6.400000000000091" w:val="single" w:color="#E7E4DB"/>
+              <w:bottom w:sz="5.600000000000364" w:val="single" w:color="#E7E4DB"/>
+            </w:tcBorders>
+            <w:tcMar>
+              <w:start w:w="0" w:type="dxa"/>
+              <w:end w:w="0" w:type="dxa"/>
+            </w:tcMar>
+          </w:tcPr>
+          <w:p>
+            <w:pPr>
+              <w:autoSpaceDN w:val="0"/>
+              <w:autoSpaceDE w:val="0"/>
+              <w:widowControl/>
+              <w:spacing w:line="240" w:lineRule="auto" w:before="76" w:after="0"/>
+              <w:ind w:left="94" w:right="0" w:firstLine="0"/>
+              <w:jc w:val="left"/>
+            </w:pPr>
+            <w:r>
+              <w:rPr>
+                <w:w w:val="98.4000015258789"/>
+                <w:rFonts w:ascii="Anthropic Sans Print" w:hAnsi="Anthropic Sans Print" w:eastAsia="Anthropic Sans Print"/>
+                <w:b w:val="0"/>
+                <w:i w:val="0"/>
+                <w:color w:val="1F1E1D"/>
+                <w:sz w:val="20"/>
+              </w:rPr>
+              <w:t>40</w:t>
+            </w:r>
+          </w:p>
+        </w:tc>
+        <w:tc>
+          <w:tcPr>
+            <w:tcW w:type="dxa" w:w="854"/>
+            <w:tcBorders>
+              <w:start w:sz="6.400000000000091" w:val="single" w:color="#E7E4DB"/>
+              <w:top w:sz="5.600000000000364" w:val="single" w:color="#E7E4DB"/>
+              <w:end w:sz="5.599999999999909" w:val="single" w:color="#E7E4DB"/>
+              <w:bottom w:sz="5.600000000000364" w:val="single" w:color="#E7E4DB"/>
+            </w:tcBorders>
+            <w:tcMar>
+              <w:start w:w="0" w:type="dxa"/>
+              <w:end w:w="0" w:type="dxa"/>
+            </w:tcMar>
+          </w:tcPr>
+          <w:p>
+            <w:pPr>
+              <w:autoSpaceDN w:val="0"/>
+              <w:autoSpaceDE w:val="0"/>
+              <w:widowControl/>
+              <w:spacing w:line="240" w:lineRule="auto" w:before="76" w:after="0"/>
+              <w:ind w:left="94" w:right="0" w:firstLine="0"/>
+              <w:jc w:val="left"/>
+            </w:pPr>
+            <w:r>
+              <w:rPr>
+                <w:w w:val="98.4000015258789"/>
+                <w:rFonts w:ascii="Anthropic Sans Print" w:hAnsi="Anthropic Sans Print" w:eastAsia="Anthropic Sans Print"/>
+                <w:b w:val="0"/>
+                <w:i w:val="0"/>
+                <w:color w:val="1F1E1D"/>
+                <w:sz w:val="20"/>
+              </w:rPr>
+              <w:t>m</w:t>
+            </w:r>
+          </w:p>
+        </w:tc>
+        <w:tc>
+          <w:tcPr>
+            <w:tcW w:type="dxa" w:w="1696"/>
+            <w:tcBorders>
+              <w:start w:sz="5.599999999999909" w:val="single" w:color="#E7E4DB"/>
+              <w:top w:sz="5.600000000000364" w:val="single" w:color="#E7E4DB"/>
+              <w:end w:sz="5.599999999999909" w:val="single" w:color="#E7E4DB"/>
+              <w:bottom w:sz="5.600000000000364" w:val="single" w:color="#E7E4DB"/>
+            </w:tcBorders>
+            <w:tcMar>
+              <w:start w:w="0" w:type="dxa"/>
+              <w:end w:w="0" w:type="dxa"/>
+            </w:tcMar>
+          </w:tcPr>
+          <w:p>
+            <w:pPr>
+              <w:autoSpaceDN w:val="0"/>
+              <w:autoSpaceDE w:val="0"/>
+              <w:widowControl/>
+              <w:spacing w:line="240" w:lineRule="auto" w:before="76" w:after="0"/>
+              <w:ind w:left="92" w:right="0" w:firstLine="0"/>
+              <w:jc w:val="left"/>
+            </w:pPr>
+            <w:r>
+              <w:rPr>
+                <w:w w:val="98.4000015258789"/>
+                <w:rFonts w:ascii="Anthropic Sans Print" w:hAnsi="Anthropic Sans Print" w:eastAsia="Anthropic Sans Print"/>
+                <w:b w:val="0"/>
+                <w:i w:val="0"/>
+                <w:color w:val="1F1E1D"/>
+                <w:sz w:val="20"/>
+              </w:rPr>
+              <w:t>3,50</w:t>
+            </w:r>
+          </w:p>
+        </w:tc>
+        <w:tc>
+          <w:tcPr>
+            <w:tcW w:type="dxa" w:w="1214"/>
+            <w:tcBorders>
+              <w:start w:sz="5.599999999999909" w:val="single" w:color="#E7E4DB"/>
+              <w:top w:sz="5.600000000000364" w:val="single" w:color="#E7E4DB"/>
+              <w:end w:sz="6.399999999999636" w:val="single" w:color="#E7E4DB"/>
+              <w:bottom w:sz="5.600000000000364" w:val="single" w:color="#E7E4DB"/>
+            </w:tcBorders>
+            <w:tcMar>
+              <w:start w:w="0" w:type="dxa"/>
+              <w:end w:w="0" w:type="dxa"/>
+            </w:tcMar>
+          </w:tcPr>
+          <w:p>
+            <w:pPr>
+              <w:autoSpaceDN w:val="0"/>
+              <w:autoSpaceDE w:val="0"/>
+              <w:widowControl/>
+              <w:spacing w:line="240" w:lineRule="auto" w:before="76" w:after="0"/>
+              <w:ind w:left="90" w:right="0" w:firstLine="0"/>
+              <w:jc w:val="left"/>
+            </w:pPr>
+            <w:r>
+              <w:rPr>
+                <w:w w:val="98.4000015258789"/>
+                <w:rFonts w:ascii="Anthropic Sans Print" w:hAnsi="Anthropic Sans Print" w:eastAsia="Anthropic Sans Print"/>
+                <w:b w:val="0"/>
+                <w:i w:val="0"/>
+                <w:color w:val="1F1E1D"/>
+                <w:sz w:val="20"/>
+              </w:rPr>
+              <w:t>133.000</w:t>
             </w:r>
           </w:p>
         </w:tc>
@@ -6600,8 +9833,8 @@
         <w:autoSpaceDN w:val="0"/>
         <w:autoSpaceDE w:val="0"/>
         <w:widowControl/>
-        <w:spacing w:line="240" w:lineRule="auto" w:before="908" w:after="0"/>
-        <w:ind w:left="0" w:right="20" w:firstLine="0"/>
+        <w:spacing w:line="240" w:lineRule="auto" w:before="1012" w:after="0"/>
+        <w:ind w:left="0" w:right="28" w:firstLine="0"/>
         <w:jc w:val="right"/>
       </w:pPr>
       <w:r>
@@ -6612,14 +9845,14 @@
           <w:color w:val="6B6B6B"/>
           <w:sz w:val="12"/>
         </w:rPr>
-        <w:t>Page 4 of 6</w:t>
+        <w:t>Page 5 of 7</w:t>
       </w:r>
     </w:p>
     <w:p>
       <w:pPr>
         <w:sectPr>
           <w:pgSz w:w="12240" w:h="15840"/>
-          <w:pgMar w:top="146" w:right="888" w:bottom="150" w:left="908" w:header="720" w:footer="720" w:gutter="0"/>
+          <w:pgMar w:top="146" w:right="880" w:bottom="150" w:left="900" w:header="720" w:footer="720" w:gutter="0"/>
           <w:cols/>
           <w:docGrid w:linePitch="360"/>
         </w:sectPr>
@@ -6923,7 +10156,7 @@
       </w:tr>
       <w:tr>
         <w:trPr>
-          <w:trHeight w:hRule="exact" w:val="704"/>
+          <w:trHeight w:hRule="exact" w:val="420"/>
         </w:trPr>
         <w:tc>
           <w:tcPr>
@@ -6932,7 +10165,7 @@
               <w:start w:sz="6.399999999999977" w:val="single" w:color="#E7E4DB"/>
               <w:top w:sz="6.399999999999977" w:val="single" w:color="#E7E4DB"/>
               <w:end w:sz="6.399999999999977" w:val="single" w:color="#E7E4DB"/>
-              <w:bottom w:sz="5.600000000000023" w:val="single" w:color="#E7E4DB"/>
+              <w:bottom w:sz="6.399999999999977" w:val="single" w:color="#E7E4DB"/>
             </w:tcBorders>
             <w:tcMar>
               <w:start w:w="0" w:type="dxa"/>
@@ -6957,7 +10190,7 @@
                 <w:color w:val="1F1E1D"/>
                 <w:sz w:val="20"/>
               </w:rPr>
-              <w:t>4</w:t>
+              <w:t>17</w:t>
             </w:r>
           </w:p>
         </w:tc>
@@ -6968,7 +10201,7 @@
               <w:start w:sz="6.399999999999977" w:val="single" w:color="#E7E4DB"/>
               <w:top w:sz="6.399999999999977" w:val="single" w:color="#E7E4DB"/>
               <w:end w:sz="6.400000000000091" w:val="single" w:color="#E7E4DB"/>
-              <w:bottom w:sz="5.600000000000023" w:val="single" w:color="#E7E4DB"/>
+              <w:bottom w:sz="6.399999999999977" w:val="single" w:color="#E7E4DB"/>
             </w:tcBorders>
             <w:tcMar>
               <w:start w:w="0" w:type="dxa"/>
@@ -6980,8 +10213,8 @@
               <w:autoSpaceDN w:val="0"/>
               <w:autoSpaceDE w:val="0"/>
               <w:widowControl/>
-              <w:spacing w:line="259" w:lineRule="auto" w:before="74" w:after="0"/>
-              <w:ind w:left="88" w:right="288" w:firstLine="0"/>
+              <w:spacing w:line="240" w:lineRule="auto" w:before="74" w:after="0"/>
+              <w:ind w:left="88" w:right="0" w:firstLine="0"/>
               <w:jc w:val="left"/>
             </w:pPr>
             <w:r>
@@ -6993,18 +10226,7 @@
                 <w:color w:val="1F1E1D"/>
                 <w:sz w:val="20"/>
               </w:rPr>
-              <w:t xml:space="preserve">Diodo TVS bidireccional 5 kW, 110 V (5KP110CA o </w:t>
-            </w:r>
-            <w:r>
-              <w:rPr>
-                <w:w w:val="98.4000015258789"/>
-                <w:rFonts w:ascii="Anthropic Sans Print" w:hAnsi="Anthropic Sans Print" w:eastAsia="Anthropic Sans Print"/>
-                <w:b w:val="0"/>
-                <w:i w:val="0"/>
-                <w:color w:val="1F1E1D"/>
-                <w:sz w:val="20"/>
-              </w:rPr>
-              <w:t>equivalente), uno por circuito</w:t>
+              <w:t>Cable EN 50306, 2 × 1,0 mm² (caja a luminarias)</w:t>
             </w:r>
           </w:p>
         </w:tc>
@@ -7015,7 +10237,7 @@
               <w:start w:sz="6.400000000000091" w:val="single" w:color="#E7E4DB"/>
               <w:top w:sz="6.399999999999977" w:val="single" w:color="#E7E4DB"/>
               <w:end w:sz="6.400000000000091" w:val="single" w:color="#E7E4DB"/>
-              <w:bottom w:sz="5.600000000000023" w:val="single" w:color="#E7E4DB"/>
+              <w:bottom w:sz="6.399999999999977" w:val="single" w:color="#E7E4DB"/>
             </w:tcBorders>
             <w:tcMar>
               <w:start w:w="0" w:type="dxa"/>
@@ -7040,7 +10262,7 @@
                 <w:color w:val="1F1E1D"/>
                 <w:sz w:val="20"/>
               </w:rPr>
-              <w:t>20</w:t>
+              <w:t>120</w:t>
             </w:r>
           </w:p>
         </w:tc>
@@ -7051,1808 +10273,7 @@
               <w:start w:sz="6.400000000000091" w:val="single" w:color="#E7E4DB"/>
               <w:top w:sz="6.399999999999977" w:val="single" w:color="#E7E4DB"/>
               <w:end w:sz="5.599999999999909" w:val="single" w:color="#E7E4DB"/>
-              <w:bottom w:sz="5.600000000000023" w:val="single" w:color="#E7E4DB"/>
-            </w:tcBorders>
-            <w:tcMar>
-              <w:start w:w="0" w:type="dxa"/>
-              <w:end w:w="0" w:type="dxa"/>
-            </w:tcMar>
-          </w:tcPr>
-          <w:p>
-            <w:pPr>
-              <w:autoSpaceDN w:val="0"/>
-              <w:autoSpaceDE w:val="0"/>
-              <w:widowControl/>
-              <w:spacing w:line="240" w:lineRule="auto" w:before="74" w:after="0"/>
-              <w:ind w:left="94" w:right="0" w:firstLine="0"/>
-              <w:jc w:val="left"/>
-            </w:pPr>
-            <w:r>
-              <w:rPr>
-                <w:w w:val="98.4000015258789"/>
-                <w:rFonts w:ascii="Anthropic Sans Print" w:hAnsi="Anthropic Sans Print" w:eastAsia="Anthropic Sans Print"/>
-                <w:b w:val="0"/>
-                <w:i w:val="0"/>
-                <w:color w:val="1F1E1D"/>
-                <w:sz w:val="20"/>
-              </w:rPr>
-              <w:t>un</w:t>
-            </w:r>
-          </w:p>
-        </w:tc>
-        <w:tc>
-          <w:tcPr>
-            <w:tcW w:type="dxa" w:w="1696"/>
-            <w:tcBorders>
-              <w:start w:sz="5.599999999999909" w:val="single" w:color="#E7E4DB"/>
-              <w:top w:sz="6.399999999999977" w:val="single" w:color="#E7E4DB"/>
-              <w:end w:sz="5.599999999999909" w:val="single" w:color="#E7E4DB"/>
-              <w:bottom w:sz="5.600000000000023" w:val="single" w:color="#E7E4DB"/>
-            </w:tcBorders>
-            <w:tcMar>
-              <w:start w:w="0" w:type="dxa"/>
-              <w:end w:w="0" w:type="dxa"/>
-            </w:tcMar>
-          </w:tcPr>
-          <w:p>
-            <w:pPr>
-              <w:autoSpaceDN w:val="0"/>
-              <w:autoSpaceDE w:val="0"/>
-              <w:widowControl/>
-              <w:spacing w:line="240" w:lineRule="auto" w:before="74" w:after="0"/>
-              <w:ind w:left="92" w:right="0" w:firstLine="0"/>
-              <w:jc w:val="left"/>
-            </w:pPr>
-            <w:r>
-              <w:rPr>
-                <w:w w:val="98.4000015258789"/>
-                <w:rFonts w:ascii="Anthropic Sans Print" w:hAnsi="Anthropic Sans Print" w:eastAsia="Anthropic Sans Print"/>
-                <w:b w:val="0"/>
-                <w:i w:val="0"/>
-                <w:color w:val="1F1E1D"/>
-                <w:sz w:val="20"/>
-              </w:rPr>
-              <w:t>3,50</w:t>
-            </w:r>
-          </w:p>
-        </w:tc>
-        <w:tc>
-          <w:tcPr>
-            <w:tcW w:type="dxa" w:w="1214"/>
-            <w:tcBorders>
-              <w:start w:sz="5.599999999999909" w:val="single" w:color="#E7E4DB"/>
-              <w:top w:sz="6.399999999999977" w:val="single" w:color="#E7E4DB"/>
-              <w:end w:sz="6.399999999999636" w:val="single" w:color="#E7E4DB"/>
-              <w:bottom w:sz="5.600000000000023" w:val="single" w:color="#E7E4DB"/>
-            </w:tcBorders>
-            <w:tcMar>
-              <w:start w:w="0" w:type="dxa"/>
-              <w:end w:w="0" w:type="dxa"/>
-            </w:tcMar>
-          </w:tcPr>
-          <w:p>
-            <w:pPr>
-              <w:autoSpaceDN w:val="0"/>
-              <w:autoSpaceDE w:val="0"/>
-              <w:widowControl/>
-              <w:spacing w:line="240" w:lineRule="auto" w:before="74" w:after="0"/>
-              <w:ind w:left="90" w:right="0" w:firstLine="0"/>
-              <w:jc w:val="left"/>
-            </w:pPr>
-            <w:r>
-              <w:rPr>
-                <w:w w:val="98.4000015258789"/>
-                <w:rFonts w:ascii="Anthropic Sans Print" w:hAnsi="Anthropic Sans Print" w:eastAsia="Anthropic Sans Print"/>
-                <w:b w:val="0"/>
-                <w:i w:val="0"/>
-                <w:color w:val="1F1E1D"/>
-                <w:sz w:val="20"/>
-              </w:rPr>
-              <w:t>66.500</w:t>
-            </w:r>
-          </w:p>
-        </w:tc>
-      </w:tr>
-      <w:tr>
-        <w:trPr>
-          <w:trHeight w:hRule="exact" w:val="708"/>
-        </w:trPr>
-        <w:tc>
-          <w:tcPr>
-            <w:tcW w:type="dxa" w:w="720"/>
-            <w:tcBorders>
-              <w:start w:sz="6.399999999999977" w:val="single" w:color="#E7E4DB"/>
-              <w:top w:sz="5.600000000000023" w:val="single" w:color="#E7E4DB"/>
-              <w:end w:sz="6.399999999999977" w:val="single" w:color="#E7E4DB"/>
-              <w:bottom w:sz="5.599999999999909" w:val="single" w:color="#E7E4DB"/>
-            </w:tcBorders>
-            <w:tcMar>
-              <w:start w:w="0" w:type="dxa"/>
-              <w:end w:w="0" w:type="dxa"/>
-            </w:tcMar>
-          </w:tcPr>
-          <w:p>
-            <w:pPr>
-              <w:autoSpaceDN w:val="0"/>
-              <w:autoSpaceDE w:val="0"/>
-              <w:widowControl/>
-              <w:spacing w:line="240" w:lineRule="auto" w:before="76" w:after="0"/>
-              <w:ind w:left="88" w:right="0" w:firstLine="0"/>
-              <w:jc w:val="left"/>
-            </w:pPr>
-            <w:r>
-              <w:rPr>
-                <w:w w:val="98.4000015258789"/>
-                <w:rFonts w:ascii="Anthropic Sans Print" w:hAnsi="Anthropic Sans Print" w:eastAsia="Anthropic Sans Print"/>
-                <w:b w:val="0"/>
-                <w:i w:val="0"/>
-                <w:color w:val="1F1E1D"/>
-                <w:sz w:val="20"/>
-              </w:rPr>
-              <w:t>5</w:t>
-            </w:r>
-          </w:p>
-        </w:tc>
-        <w:tc>
-          <w:tcPr>
-            <w:tcW w:type="dxa" w:w="4860"/>
-            <w:tcBorders>
-              <w:start w:sz="6.399999999999977" w:val="single" w:color="#E7E4DB"/>
-              <w:top w:sz="5.600000000000023" w:val="single" w:color="#E7E4DB"/>
-              <w:end w:sz="6.400000000000091" w:val="single" w:color="#E7E4DB"/>
-              <w:bottom w:sz="5.599999999999909" w:val="single" w:color="#E7E4DB"/>
-            </w:tcBorders>
-            <w:tcMar>
-              <w:start w:w="0" w:type="dxa"/>
-              <w:end w:w="0" w:type="dxa"/>
-            </w:tcMar>
-          </w:tcPr>
-          <w:p>
-            <w:pPr>
-              <w:autoSpaceDN w:val="0"/>
-              <w:autoSpaceDE w:val="0"/>
-              <w:widowControl/>
-              <w:spacing w:line="259" w:lineRule="auto" w:before="76" w:after="0"/>
-              <w:ind w:left="88" w:right="288" w:firstLine="0"/>
-              <w:jc w:val="left"/>
-            </w:pPr>
-            <w:r>
-              <w:rPr>
-                <w:w w:val="98.4000015258789"/>
-                <w:rFonts w:ascii="Anthropic Sans Print" w:hAnsi="Anthropic Sans Print" w:eastAsia="Anthropic Sans Print"/>
-                <w:b w:val="0"/>
-                <w:i w:val="0"/>
-                <w:color w:val="1F1E1D"/>
-                <w:sz w:val="20"/>
-              </w:rPr>
-              <w:t xml:space="preserve">Portafusible en línea para fusible 5×20 mm, uno </w:t>
-            </w:r>
-            <w:r>
-              <w:rPr>
-                <w:w w:val="98.4000015258789"/>
-                <w:rFonts w:ascii="Anthropic Sans Print" w:hAnsi="Anthropic Sans Print" w:eastAsia="Anthropic Sans Print"/>
-                <w:b w:val="0"/>
-                <w:i w:val="0"/>
-                <w:color w:val="1F1E1D"/>
-                <w:sz w:val="20"/>
-              </w:rPr>
-              <w:t>por luminaria</w:t>
-            </w:r>
-          </w:p>
-        </w:tc>
-        <w:tc>
-          <w:tcPr>
-            <w:tcW w:type="dxa" w:w="720"/>
-            <w:tcBorders>
-              <w:start w:sz="6.400000000000091" w:val="single" w:color="#E7E4DB"/>
-              <w:top w:sz="5.600000000000023" w:val="single" w:color="#E7E4DB"/>
-              <w:end w:sz="6.400000000000091" w:val="single" w:color="#E7E4DB"/>
-              <w:bottom w:sz="5.599999999999909" w:val="single" w:color="#E7E4DB"/>
-            </w:tcBorders>
-            <w:tcMar>
-              <w:start w:w="0" w:type="dxa"/>
-              <w:end w:w="0" w:type="dxa"/>
-            </w:tcMar>
-          </w:tcPr>
-          <w:p>
-            <w:pPr>
-              <w:autoSpaceDN w:val="0"/>
-              <w:autoSpaceDE w:val="0"/>
-              <w:widowControl/>
-              <w:spacing w:line="240" w:lineRule="auto" w:before="76" w:after="0"/>
-              <w:ind w:left="94" w:right="0" w:firstLine="0"/>
-              <w:jc w:val="left"/>
-            </w:pPr>
-            <w:r>
-              <w:rPr>
-                <w:w w:val="98.4000015258789"/>
-                <w:rFonts w:ascii="Anthropic Sans Print" w:hAnsi="Anthropic Sans Print" w:eastAsia="Anthropic Sans Print"/>
-                <w:b w:val="0"/>
-                <w:i w:val="0"/>
-                <w:color w:val="1F1E1D"/>
-                <w:sz w:val="20"/>
-              </w:rPr>
-              <w:t>40</w:t>
-            </w:r>
-          </w:p>
-        </w:tc>
-        <w:tc>
-          <w:tcPr>
-            <w:tcW w:type="dxa" w:w="854"/>
-            <w:tcBorders>
-              <w:start w:sz="6.400000000000091" w:val="single" w:color="#E7E4DB"/>
-              <w:top w:sz="5.600000000000023" w:val="single" w:color="#E7E4DB"/>
-              <w:end w:sz="5.599999999999909" w:val="single" w:color="#E7E4DB"/>
-              <w:bottom w:sz="5.599999999999909" w:val="single" w:color="#E7E4DB"/>
-            </w:tcBorders>
-            <w:tcMar>
-              <w:start w:w="0" w:type="dxa"/>
-              <w:end w:w="0" w:type="dxa"/>
-            </w:tcMar>
-          </w:tcPr>
-          <w:p>
-            <w:pPr>
-              <w:autoSpaceDN w:val="0"/>
-              <w:autoSpaceDE w:val="0"/>
-              <w:widowControl/>
-              <w:spacing w:line="240" w:lineRule="auto" w:before="76" w:after="0"/>
-              <w:ind w:left="94" w:right="0" w:firstLine="0"/>
-              <w:jc w:val="left"/>
-            </w:pPr>
-            <w:r>
-              <w:rPr>
-                <w:w w:val="98.4000015258789"/>
-                <w:rFonts w:ascii="Anthropic Sans Print" w:hAnsi="Anthropic Sans Print" w:eastAsia="Anthropic Sans Print"/>
-                <w:b w:val="0"/>
-                <w:i w:val="0"/>
-                <w:color w:val="1F1E1D"/>
-                <w:sz w:val="20"/>
-              </w:rPr>
-              <w:t>un</w:t>
-            </w:r>
-          </w:p>
-        </w:tc>
-        <w:tc>
-          <w:tcPr>
-            <w:tcW w:type="dxa" w:w="1696"/>
-            <w:tcBorders>
-              <w:start w:sz="5.599999999999909" w:val="single" w:color="#E7E4DB"/>
-              <w:top w:sz="5.600000000000023" w:val="single" w:color="#E7E4DB"/>
-              <w:end w:sz="5.599999999999909" w:val="single" w:color="#E7E4DB"/>
-              <w:bottom w:sz="5.599999999999909" w:val="single" w:color="#E7E4DB"/>
-            </w:tcBorders>
-            <w:tcMar>
-              <w:start w:w="0" w:type="dxa"/>
-              <w:end w:w="0" w:type="dxa"/>
-            </w:tcMar>
-          </w:tcPr>
-          <w:p>
-            <w:pPr>
-              <w:autoSpaceDN w:val="0"/>
-              <w:autoSpaceDE w:val="0"/>
-              <w:widowControl/>
-              <w:spacing w:line="240" w:lineRule="auto" w:before="76" w:after="0"/>
-              <w:ind w:left="92" w:right="0" w:firstLine="0"/>
-              <w:jc w:val="left"/>
-            </w:pPr>
-            <w:r>
-              <w:rPr>
-                <w:w w:val="98.4000015258789"/>
-                <w:rFonts w:ascii="Anthropic Sans Print" w:hAnsi="Anthropic Sans Print" w:eastAsia="Anthropic Sans Print"/>
-                <w:b w:val="0"/>
-                <w:i w:val="0"/>
-                <w:color w:val="1F1E1D"/>
-                <w:sz w:val="20"/>
-              </w:rPr>
-              <w:t>3,00</w:t>
-            </w:r>
-          </w:p>
-        </w:tc>
-        <w:tc>
-          <w:tcPr>
-            <w:tcW w:type="dxa" w:w="1214"/>
-            <w:tcBorders>
-              <w:start w:sz="5.599999999999909" w:val="single" w:color="#E7E4DB"/>
-              <w:top w:sz="5.600000000000023" w:val="single" w:color="#E7E4DB"/>
-              <w:end w:sz="6.399999999999636" w:val="single" w:color="#E7E4DB"/>
-              <w:bottom w:sz="5.599999999999909" w:val="single" w:color="#E7E4DB"/>
-            </w:tcBorders>
-            <w:tcMar>
-              <w:start w:w="0" w:type="dxa"/>
-              <w:end w:w="0" w:type="dxa"/>
-            </w:tcMar>
-          </w:tcPr>
-          <w:p>
-            <w:pPr>
-              <w:autoSpaceDN w:val="0"/>
-              <w:autoSpaceDE w:val="0"/>
-              <w:widowControl/>
-              <w:spacing w:line="240" w:lineRule="auto" w:before="76" w:after="0"/>
-              <w:ind w:left="90" w:right="0" w:firstLine="0"/>
-              <w:jc w:val="left"/>
-            </w:pPr>
-            <w:r>
-              <w:rPr>
-                <w:w w:val="98.4000015258789"/>
-                <w:rFonts w:ascii="Anthropic Sans Print" w:hAnsi="Anthropic Sans Print" w:eastAsia="Anthropic Sans Print"/>
-                <w:b w:val="0"/>
-                <w:i w:val="0"/>
-                <w:color w:val="1F1E1D"/>
-                <w:sz w:val="20"/>
-              </w:rPr>
-              <w:t>114.000</w:t>
-            </w:r>
-          </w:p>
-        </w:tc>
-      </w:tr>
-      <w:tr>
-        <w:trPr>
-          <w:trHeight w:hRule="exact" w:val="704"/>
-        </w:trPr>
-        <w:tc>
-          <w:tcPr>
-            <w:tcW w:type="dxa" w:w="720"/>
-            <w:tcBorders>
-              <w:start w:sz="6.399999999999977" w:val="single" w:color="#E7E4DB"/>
-              <w:top w:sz="5.599999999999909" w:val="single" w:color="#E7E4DB"/>
-              <w:end w:sz="6.399999999999977" w:val="single" w:color="#E7E4DB"/>
-              <w:bottom w:sz="6.400000000000091" w:val="single" w:color="#E7E4DB"/>
-            </w:tcBorders>
-            <w:tcMar>
-              <w:start w:w="0" w:type="dxa"/>
-              <w:end w:w="0" w:type="dxa"/>
-            </w:tcMar>
-          </w:tcPr>
-          <w:p>
-            <w:pPr>
-              <w:autoSpaceDN w:val="0"/>
-              <w:autoSpaceDE w:val="0"/>
-              <w:widowControl/>
-              <w:spacing w:line="240" w:lineRule="auto" w:before="74" w:after="0"/>
-              <w:ind w:left="88" w:right="0" w:firstLine="0"/>
-              <w:jc w:val="left"/>
-            </w:pPr>
-            <w:r>
-              <w:rPr>
-                <w:w w:val="98.4000015258789"/>
-                <w:rFonts w:ascii="Anthropic Sans Print" w:hAnsi="Anthropic Sans Print" w:eastAsia="Anthropic Sans Print"/>
-                <w:b w:val="0"/>
-                <w:i w:val="0"/>
-                <w:color w:val="1F1E1D"/>
-                <w:sz w:val="20"/>
-              </w:rPr>
-              <w:t>6</w:t>
-            </w:r>
-          </w:p>
-        </w:tc>
-        <w:tc>
-          <w:tcPr>
-            <w:tcW w:type="dxa" w:w="4860"/>
-            <w:tcBorders>
-              <w:start w:sz="6.399999999999977" w:val="single" w:color="#E7E4DB"/>
-              <w:top w:sz="5.599999999999909" w:val="single" w:color="#E7E4DB"/>
-              <w:end w:sz="6.400000000000091" w:val="single" w:color="#E7E4DB"/>
-              <w:bottom w:sz="6.400000000000091" w:val="single" w:color="#E7E4DB"/>
-            </w:tcBorders>
-            <w:tcMar>
-              <w:start w:w="0" w:type="dxa"/>
-              <w:end w:w="0" w:type="dxa"/>
-            </w:tcMar>
-          </w:tcPr>
-          <w:p>
-            <w:pPr>
-              <w:autoSpaceDN w:val="0"/>
-              <w:autoSpaceDE w:val="0"/>
-              <w:widowControl/>
-              <w:spacing w:line="259" w:lineRule="auto" w:before="74" w:after="0"/>
-              <w:ind w:left="88" w:right="144" w:firstLine="0"/>
-              <w:jc w:val="left"/>
-            </w:pPr>
-            <w:r>
-              <w:rPr>
-                <w:w w:val="98.4000015258789"/>
-                <w:rFonts w:ascii="Anthropic Sans Print" w:hAnsi="Anthropic Sans Print" w:eastAsia="Anthropic Sans Print"/>
-                <w:b w:val="0"/>
-                <w:i w:val="0"/>
-                <w:color w:val="1F1E1D"/>
-                <w:sz w:val="20"/>
-              </w:rPr>
-              <w:t xml:space="preserve">Fusible cerámico 5×20 mm retardado 1 A, CC ≥ 125 </w:t>
-            </w:r>
-            <w:r>
-              <w:rPr>
-                <w:w w:val="98.4000015258789"/>
-                <w:rFonts w:ascii="Anthropic Sans Print" w:hAnsi="Anthropic Sans Print" w:eastAsia="Anthropic Sans Print"/>
-                <w:b w:val="0"/>
-                <w:i w:val="0"/>
-                <w:color w:val="1F1E1D"/>
-                <w:sz w:val="20"/>
-              </w:rPr>
-              <w:t>V, incluye repuesto</w:t>
-            </w:r>
-          </w:p>
-        </w:tc>
-        <w:tc>
-          <w:tcPr>
-            <w:tcW w:type="dxa" w:w="720"/>
-            <w:tcBorders>
-              <w:start w:sz="6.400000000000091" w:val="single" w:color="#E7E4DB"/>
-              <w:top w:sz="5.599999999999909" w:val="single" w:color="#E7E4DB"/>
-              <w:end w:sz="6.400000000000091" w:val="single" w:color="#E7E4DB"/>
-              <w:bottom w:sz="6.400000000000091" w:val="single" w:color="#E7E4DB"/>
-            </w:tcBorders>
-            <w:tcMar>
-              <w:start w:w="0" w:type="dxa"/>
-              <w:end w:w="0" w:type="dxa"/>
-            </w:tcMar>
-          </w:tcPr>
-          <w:p>
-            <w:pPr>
-              <w:autoSpaceDN w:val="0"/>
-              <w:autoSpaceDE w:val="0"/>
-              <w:widowControl/>
-              <w:spacing w:line="240" w:lineRule="auto" w:before="74" w:after="0"/>
-              <w:ind w:left="94" w:right="0" w:firstLine="0"/>
-              <w:jc w:val="left"/>
-            </w:pPr>
-            <w:r>
-              <w:rPr>
-                <w:w w:val="98.4000015258789"/>
-                <w:rFonts w:ascii="Anthropic Sans Print" w:hAnsi="Anthropic Sans Print" w:eastAsia="Anthropic Sans Print"/>
-                <w:b w:val="0"/>
-                <w:i w:val="0"/>
-                <w:color w:val="1F1E1D"/>
-                <w:sz w:val="20"/>
-              </w:rPr>
-              <w:t>80</w:t>
-            </w:r>
-          </w:p>
-        </w:tc>
-        <w:tc>
-          <w:tcPr>
-            <w:tcW w:type="dxa" w:w="854"/>
-            <w:tcBorders>
-              <w:start w:sz="6.400000000000091" w:val="single" w:color="#E7E4DB"/>
-              <w:top w:sz="5.599999999999909" w:val="single" w:color="#E7E4DB"/>
-              <w:end w:sz="5.599999999999909" w:val="single" w:color="#E7E4DB"/>
-              <w:bottom w:sz="6.400000000000091" w:val="single" w:color="#E7E4DB"/>
-            </w:tcBorders>
-            <w:tcMar>
-              <w:start w:w="0" w:type="dxa"/>
-              <w:end w:w="0" w:type="dxa"/>
-            </w:tcMar>
-          </w:tcPr>
-          <w:p>
-            <w:pPr>
-              <w:autoSpaceDN w:val="0"/>
-              <w:autoSpaceDE w:val="0"/>
-              <w:widowControl/>
-              <w:spacing w:line="240" w:lineRule="auto" w:before="74" w:after="0"/>
-              <w:ind w:left="94" w:right="0" w:firstLine="0"/>
-              <w:jc w:val="left"/>
-            </w:pPr>
-            <w:r>
-              <w:rPr>
-                <w:w w:val="98.4000015258789"/>
-                <w:rFonts w:ascii="Anthropic Sans Print" w:hAnsi="Anthropic Sans Print" w:eastAsia="Anthropic Sans Print"/>
-                <w:b w:val="0"/>
-                <w:i w:val="0"/>
-                <w:color w:val="1F1E1D"/>
-                <w:sz w:val="20"/>
-              </w:rPr>
-              <w:t>un</w:t>
-            </w:r>
-          </w:p>
-        </w:tc>
-        <w:tc>
-          <w:tcPr>
-            <w:tcW w:type="dxa" w:w="1696"/>
-            <w:tcBorders>
-              <w:start w:sz="5.599999999999909" w:val="single" w:color="#E7E4DB"/>
-              <w:top w:sz="5.599999999999909" w:val="single" w:color="#E7E4DB"/>
-              <w:end w:sz="5.599999999999909" w:val="single" w:color="#E7E4DB"/>
-              <w:bottom w:sz="6.400000000000091" w:val="single" w:color="#E7E4DB"/>
-            </w:tcBorders>
-            <w:tcMar>
-              <w:start w:w="0" w:type="dxa"/>
-              <w:end w:w="0" w:type="dxa"/>
-            </w:tcMar>
-          </w:tcPr>
-          <w:p>
-            <w:pPr>
-              <w:autoSpaceDN w:val="0"/>
-              <w:autoSpaceDE w:val="0"/>
-              <w:widowControl/>
-              <w:spacing w:line="240" w:lineRule="auto" w:before="74" w:after="0"/>
-              <w:ind w:left="92" w:right="0" w:firstLine="0"/>
-              <w:jc w:val="left"/>
-            </w:pPr>
-            <w:r>
-              <w:rPr>
-                <w:w w:val="98.4000015258789"/>
-                <w:rFonts w:ascii="Anthropic Sans Print" w:hAnsi="Anthropic Sans Print" w:eastAsia="Anthropic Sans Print"/>
-                <w:b w:val="0"/>
-                <w:i w:val="0"/>
-                <w:color w:val="1F1E1D"/>
-                <w:sz w:val="20"/>
-              </w:rPr>
-              <w:t>0,50</w:t>
-            </w:r>
-          </w:p>
-        </w:tc>
-        <w:tc>
-          <w:tcPr>
-            <w:tcW w:type="dxa" w:w="1214"/>
-            <w:tcBorders>
-              <w:start w:sz="5.599999999999909" w:val="single" w:color="#E7E4DB"/>
-              <w:top w:sz="5.599999999999909" w:val="single" w:color="#E7E4DB"/>
-              <w:end w:sz="6.399999999999636" w:val="single" w:color="#E7E4DB"/>
-              <w:bottom w:sz="6.400000000000091" w:val="single" w:color="#E7E4DB"/>
-            </w:tcBorders>
-            <w:tcMar>
-              <w:start w:w="0" w:type="dxa"/>
-              <w:end w:w="0" w:type="dxa"/>
-            </w:tcMar>
-          </w:tcPr>
-          <w:p>
-            <w:pPr>
-              <w:autoSpaceDN w:val="0"/>
-              <w:autoSpaceDE w:val="0"/>
-              <w:widowControl/>
-              <w:spacing w:line="240" w:lineRule="auto" w:before="74" w:after="0"/>
-              <w:ind w:left="90" w:right="0" w:firstLine="0"/>
-              <w:jc w:val="left"/>
-            </w:pPr>
-            <w:r>
-              <w:rPr>
-                <w:w w:val="98.4000015258789"/>
-                <w:rFonts w:ascii="Anthropic Sans Print" w:hAnsi="Anthropic Sans Print" w:eastAsia="Anthropic Sans Print"/>
-                <w:b w:val="0"/>
-                <w:i w:val="0"/>
-                <w:color w:val="1F1E1D"/>
-                <w:sz w:val="20"/>
-              </w:rPr>
-              <w:t>38.000</w:t>
-            </w:r>
-          </w:p>
-        </w:tc>
-      </w:tr>
-      <w:tr>
-        <w:trPr>
-          <w:trHeight w:hRule="exact" w:val="704"/>
-        </w:trPr>
-        <w:tc>
-          <w:tcPr>
-            <w:tcW w:type="dxa" w:w="720"/>
-            <w:tcBorders>
-              <w:start w:sz="6.399999999999977" w:val="single" w:color="#E7E4DB"/>
-              <w:top w:sz="6.400000000000091" w:val="single" w:color="#E7E4DB"/>
-              <w:end w:sz="6.399999999999977" w:val="single" w:color="#E7E4DB"/>
-              <w:bottom w:sz="6.400000000000091" w:val="single" w:color="#E7E4DB"/>
-            </w:tcBorders>
-            <w:tcMar>
-              <w:start w:w="0" w:type="dxa"/>
-              <w:end w:w="0" w:type="dxa"/>
-            </w:tcMar>
-          </w:tcPr>
-          <w:p>
-            <w:pPr>
-              <w:autoSpaceDN w:val="0"/>
-              <w:autoSpaceDE w:val="0"/>
-              <w:widowControl/>
-              <w:spacing w:line="240" w:lineRule="auto" w:before="74" w:after="0"/>
-              <w:ind w:left="88" w:right="0" w:firstLine="0"/>
-              <w:jc w:val="left"/>
-            </w:pPr>
-            <w:r>
-              <w:rPr>
-                <w:w w:val="98.4000015258789"/>
-                <w:rFonts w:ascii="Anthropic Sans Print" w:hAnsi="Anthropic Sans Print" w:eastAsia="Anthropic Sans Print"/>
-                <w:b w:val="0"/>
-                <w:i w:val="0"/>
-                <w:color w:val="1F1E1D"/>
-                <w:sz w:val="20"/>
-              </w:rPr>
-              <w:t>7</w:t>
-            </w:r>
-          </w:p>
-        </w:tc>
-        <w:tc>
-          <w:tcPr>
-            <w:tcW w:type="dxa" w:w="4860"/>
-            <w:tcBorders>
-              <w:start w:sz="6.399999999999977" w:val="single" w:color="#E7E4DB"/>
-              <w:top w:sz="6.400000000000091" w:val="single" w:color="#E7E4DB"/>
-              <w:end w:sz="6.400000000000091" w:val="single" w:color="#E7E4DB"/>
-              <w:bottom w:sz="6.400000000000091" w:val="single" w:color="#E7E4DB"/>
-            </w:tcBorders>
-            <w:tcMar>
-              <w:start w:w="0" w:type="dxa"/>
-              <w:end w:w="0" w:type="dxa"/>
-            </w:tcMar>
-          </w:tcPr>
-          <w:p>
-            <w:pPr>
-              <w:autoSpaceDN w:val="0"/>
-              <w:autoSpaceDE w:val="0"/>
-              <w:widowControl/>
-              <w:spacing w:line="259" w:lineRule="auto" w:before="74" w:after="0"/>
-              <w:ind w:left="88" w:right="288" w:firstLine="0"/>
-              <w:jc w:val="left"/>
-            </w:pPr>
-            <w:r>
-              <w:rPr>
-                <w:w w:val="98.4000015258789"/>
-                <w:rFonts w:ascii="Anthropic Sans Print" w:hAnsi="Anthropic Sans Print" w:eastAsia="Anthropic Sans Print"/>
-                <w:b w:val="0"/>
-                <w:i w:val="0"/>
-                <w:color w:val="1F1E1D"/>
-                <w:sz w:val="20"/>
-              </w:rPr>
-              <w:t>Caja de aluminio inyectado IP65, aprox. 115 × 65 ×</w:t>
-            </w:r>
-            <w:r>
-              <w:rPr>
-                <w:w w:val="98.4000015258789"/>
-                <w:rFonts w:ascii="Anthropic Sans Print" w:hAnsi="Anthropic Sans Print" w:eastAsia="Anthropic Sans Print"/>
-                <w:b w:val="0"/>
-                <w:i w:val="0"/>
-                <w:color w:val="1F1E1D"/>
-                <w:sz w:val="20"/>
-              </w:rPr>
-              <w:t>55 mm, una por circuito</w:t>
-            </w:r>
-          </w:p>
-        </w:tc>
-        <w:tc>
-          <w:tcPr>
-            <w:tcW w:type="dxa" w:w="720"/>
-            <w:tcBorders>
-              <w:start w:sz="6.400000000000091" w:val="single" w:color="#E7E4DB"/>
-              <w:top w:sz="6.400000000000091" w:val="single" w:color="#E7E4DB"/>
-              <w:end w:sz="6.400000000000091" w:val="single" w:color="#E7E4DB"/>
-              <w:bottom w:sz="6.400000000000091" w:val="single" w:color="#E7E4DB"/>
-            </w:tcBorders>
-            <w:tcMar>
-              <w:start w:w="0" w:type="dxa"/>
-              <w:end w:w="0" w:type="dxa"/>
-            </w:tcMar>
-          </w:tcPr>
-          <w:p>
-            <w:pPr>
-              <w:autoSpaceDN w:val="0"/>
-              <w:autoSpaceDE w:val="0"/>
-              <w:widowControl/>
-              <w:spacing w:line="240" w:lineRule="auto" w:before="74" w:after="0"/>
-              <w:ind w:left="94" w:right="0" w:firstLine="0"/>
-              <w:jc w:val="left"/>
-            </w:pPr>
-            <w:r>
-              <w:rPr>
-                <w:w w:val="98.4000015258789"/>
-                <w:rFonts w:ascii="Anthropic Sans Print" w:hAnsi="Anthropic Sans Print" w:eastAsia="Anthropic Sans Print"/>
-                <w:b w:val="0"/>
-                <w:i w:val="0"/>
-                <w:color w:val="1F1E1D"/>
-                <w:sz w:val="20"/>
-              </w:rPr>
-              <w:t>16</w:t>
-            </w:r>
-          </w:p>
-        </w:tc>
-        <w:tc>
-          <w:tcPr>
-            <w:tcW w:type="dxa" w:w="854"/>
-            <w:tcBorders>
-              <w:start w:sz="6.400000000000091" w:val="single" w:color="#E7E4DB"/>
-              <w:top w:sz="6.400000000000091" w:val="single" w:color="#E7E4DB"/>
-              <w:end w:sz="5.599999999999909" w:val="single" w:color="#E7E4DB"/>
-              <w:bottom w:sz="6.400000000000091" w:val="single" w:color="#E7E4DB"/>
-            </w:tcBorders>
-            <w:tcMar>
-              <w:start w:w="0" w:type="dxa"/>
-              <w:end w:w="0" w:type="dxa"/>
-            </w:tcMar>
-          </w:tcPr>
-          <w:p>
-            <w:pPr>
-              <w:autoSpaceDN w:val="0"/>
-              <w:autoSpaceDE w:val="0"/>
-              <w:widowControl/>
-              <w:spacing w:line="240" w:lineRule="auto" w:before="74" w:after="0"/>
-              <w:ind w:left="94" w:right="0" w:firstLine="0"/>
-              <w:jc w:val="left"/>
-            </w:pPr>
-            <w:r>
-              <w:rPr>
-                <w:w w:val="98.4000015258789"/>
-                <w:rFonts w:ascii="Anthropic Sans Print" w:hAnsi="Anthropic Sans Print" w:eastAsia="Anthropic Sans Print"/>
-                <w:b w:val="0"/>
-                <w:i w:val="0"/>
-                <w:color w:val="1F1E1D"/>
-                <w:sz w:val="20"/>
-              </w:rPr>
-              <w:t>un</w:t>
-            </w:r>
-          </w:p>
-        </w:tc>
-        <w:tc>
-          <w:tcPr>
-            <w:tcW w:type="dxa" w:w="1696"/>
-            <w:tcBorders>
-              <w:start w:sz="5.599999999999909" w:val="single" w:color="#E7E4DB"/>
-              <w:top w:sz="6.400000000000091" w:val="single" w:color="#E7E4DB"/>
-              <w:end w:sz="5.599999999999909" w:val="single" w:color="#E7E4DB"/>
-              <w:bottom w:sz="6.400000000000091" w:val="single" w:color="#E7E4DB"/>
-            </w:tcBorders>
-            <w:tcMar>
-              <w:start w:w="0" w:type="dxa"/>
-              <w:end w:w="0" w:type="dxa"/>
-            </w:tcMar>
-          </w:tcPr>
-          <w:p>
-            <w:pPr>
-              <w:autoSpaceDN w:val="0"/>
-              <w:autoSpaceDE w:val="0"/>
-              <w:widowControl/>
-              <w:spacing w:line="240" w:lineRule="auto" w:before="74" w:after="0"/>
-              <w:ind w:left="92" w:right="0" w:firstLine="0"/>
-              <w:jc w:val="left"/>
-            </w:pPr>
-            <w:r>
-              <w:rPr>
-                <w:w w:val="98.4000015258789"/>
-                <w:rFonts w:ascii="Anthropic Sans Print" w:hAnsi="Anthropic Sans Print" w:eastAsia="Anthropic Sans Print"/>
-                <w:b w:val="0"/>
-                <w:i w:val="0"/>
-                <w:color w:val="1F1E1D"/>
-                <w:sz w:val="20"/>
-              </w:rPr>
-              <w:t>15,00</w:t>
-            </w:r>
-          </w:p>
-        </w:tc>
-        <w:tc>
-          <w:tcPr>
-            <w:tcW w:type="dxa" w:w="1214"/>
-            <w:tcBorders>
-              <w:start w:sz="5.599999999999909" w:val="single" w:color="#E7E4DB"/>
-              <w:top w:sz="6.400000000000091" w:val="single" w:color="#E7E4DB"/>
-              <w:end w:sz="6.399999999999636" w:val="single" w:color="#E7E4DB"/>
-              <w:bottom w:sz="6.400000000000091" w:val="single" w:color="#E7E4DB"/>
-            </w:tcBorders>
-            <w:tcMar>
-              <w:start w:w="0" w:type="dxa"/>
-              <w:end w:w="0" w:type="dxa"/>
-            </w:tcMar>
-          </w:tcPr>
-          <w:p>
-            <w:pPr>
-              <w:autoSpaceDN w:val="0"/>
-              <w:autoSpaceDE w:val="0"/>
-              <w:widowControl/>
-              <w:spacing w:line="240" w:lineRule="auto" w:before="74" w:after="0"/>
-              <w:ind w:left="90" w:right="0" w:firstLine="0"/>
-              <w:jc w:val="left"/>
-            </w:pPr>
-            <w:r>
-              <w:rPr>
-                <w:w w:val="98.4000015258789"/>
-                <w:rFonts w:ascii="Anthropic Sans Print" w:hAnsi="Anthropic Sans Print" w:eastAsia="Anthropic Sans Print"/>
-                <w:b w:val="0"/>
-                <w:i w:val="0"/>
-                <w:color w:val="1F1E1D"/>
-                <w:sz w:val="20"/>
-              </w:rPr>
-              <w:t>228.000</w:t>
-            </w:r>
-          </w:p>
-        </w:tc>
-      </w:tr>
-      <w:tr>
-        <w:trPr>
-          <w:trHeight w:hRule="exact" w:val="420"/>
-        </w:trPr>
-        <w:tc>
-          <w:tcPr>
-            <w:tcW w:type="dxa" w:w="720"/>
-            <w:tcBorders>
-              <w:start w:sz="6.399999999999977" w:val="single" w:color="#E7E4DB"/>
-              <w:top w:sz="6.400000000000091" w:val="single" w:color="#E7E4DB"/>
-              <w:end w:sz="6.399999999999977" w:val="single" w:color="#E7E4DB"/>
-              <w:bottom w:sz="6.400000000000091" w:val="single" w:color="#E7E4DB"/>
-            </w:tcBorders>
-            <w:tcMar>
-              <w:start w:w="0" w:type="dxa"/>
-              <w:end w:w="0" w:type="dxa"/>
-            </w:tcMar>
-          </w:tcPr>
-          <w:p>
-            <w:pPr>
-              <w:autoSpaceDN w:val="0"/>
-              <w:autoSpaceDE w:val="0"/>
-              <w:widowControl/>
-              <w:spacing w:line="240" w:lineRule="auto" w:before="74" w:after="0"/>
-              <w:ind w:left="88" w:right="0" w:firstLine="0"/>
-              <w:jc w:val="left"/>
-            </w:pPr>
-            <w:r>
-              <w:rPr>
-                <w:w w:val="98.4000015258789"/>
-                <w:rFonts w:ascii="Anthropic Sans Print" w:hAnsi="Anthropic Sans Print" w:eastAsia="Anthropic Sans Print"/>
-                <w:b w:val="0"/>
-                <w:i w:val="0"/>
-                <w:color w:val="1F1E1D"/>
-                <w:sz w:val="20"/>
-              </w:rPr>
-              <w:t>8</w:t>
-            </w:r>
-          </w:p>
-        </w:tc>
-        <w:tc>
-          <w:tcPr>
-            <w:tcW w:type="dxa" w:w="4860"/>
-            <w:tcBorders>
-              <w:start w:sz="6.399999999999977" w:val="single" w:color="#E7E4DB"/>
-              <w:top w:sz="6.400000000000091" w:val="single" w:color="#E7E4DB"/>
-              <w:end w:sz="6.400000000000091" w:val="single" w:color="#E7E4DB"/>
-              <w:bottom w:sz="6.400000000000091" w:val="single" w:color="#E7E4DB"/>
-            </w:tcBorders>
-            <w:tcMar>
-              <w:start w:w="0" w:type="dxa"/>
-              <w:end w:w="0" w:type="dxa"/>
-            </w:tcMar>
-          </w:tcPr>
-          <w:p>
-            <w:pPr>
-              <w:autoSpaceDN w:val="0"/>
-              <w:autoSpaceDE w:val="0"/>
-              <w:widowControl/>
-              <w:spacing w:line="240" w:lineRule="auto" w:before="74" w:after="0"/>
-              <w:ind w:left="88" w:right="0" w:firstLine="0"/>
-              <w:jc w:val="left"/>
-            </w:pPr>
-            <w:r>
-              <w:rPr>
-                <w:w w:val="98.4000015258789"/>
-                <w:rFonts w:ascii="Anthropic Sans Print" w:hAnsi="Anthropic Sans Print" w:eastAsia="Anthropic Sans Print"/>
-                <w:b w:val="0"/>
-                <w:i w:val="0"/>
-                <w:color w:val="1F1E1D"/>
-                <w:sz w:val="20"/>
-              </w:rPr>
-              <w:t>Tira LED 24 V, 9,6 W/m, IP67, 4000 K, rollo de 5 m</w:t>
-            </w:r>
-          </w:p>
-        </w:tc>
-        <w:tc>
-          <w:tcPr>
-            <w:tcW w:type="dxa" w:w="720"/>
-            <w:tcBorders>
-              <w:start w:sz="6.400000000000091" w:val="single" w:color="#E7E4DB"/>
-              <w:top w:sz="6.400000000000091" w:val="single" w:color="#E7E4DB"/>
-              <w:end w:sz="6.400000000000091" w:val="single" w:color="#E7E4DB"/>
-              <w:bottom w:sz="6.400000000000091" w:val="single" w:color="#E7E4DB"/>
-            </w:tcBorders>
-            <w:tcMar>
-              <w:start w:w="0" w:type="dxa"/>
-              <w:end w:w="0" w:type="dxa"/>
-            </w:tcMar>
-          </w:tcPr>
-          <w:p>
-            <w:pPr>
-              <w:autoSpaceDN w:val="0"/>
-              <w:autoSpaceDE w:val="0"/>
-              <w:widowControl/>
-              <w:spacing w:line="240" w:lineRule="auto" w:before="74" w:after="0"/>
-              <w:ind w:left="94" w:right="0" w:firstLine="0"/>
-              <w:jc w:val="left"/>
-            </w:pPr>
-            <w:r>
-              <w:rPr>
-                <w:w w:val="98.4000015258789"/>
-                <w:rFonts w:ascii="Anthropic Sans Print" w:hAnsi="Anthropic Sans Print" w:eastAsia="Anthropic Sans Print"/>
-                <w:b w:val="0"/>
-                <w:i w:val="0"/>
-                <w:color w:val="1F1E1D"/>
-                <w:sz w:val="20"/>
-              </w:rPr>
-              <w:t>4</w:t>
-            </w:r>
-          </w:p>
-        </w:tc>
-        <w:tc>
-          <w:tcPr>
-            <w:tcW w:type="dxa" w:w="854"/>
-            <w:tcBorders>
-              <w:start w:sz="6.400000000000091" w:val="single" w:color="#E7E4DB"/>
-              <w:top w:sz="6.400000000000091" w:val="single" w:color="#E7E4DB"/>
-              <w:end w:sz="5.599999999999909" w:val="single" w:color="#E7E4DB"/>
-              <w:bottom w:sz="6.400000000000091" w:val="single" w:color="#E7E4DB"/>
-            </w:tcBorders>
-            <w:tcMar>
-              <w:start w:w="0" w:type="dxa"/>
-              <w:end w:w="0" w:type="dxa"/>
-            </w:tcMar>
-          </w:tcPr>
-          <w:p>
-            <w:pPr>
-              <w:autoSpaceDN w:val="0"/>
-              <w:autoSpaceDE w:val="0"/>
-              <w:widowControl/>
-              <w:spacing w:line="240" w:lineRule="auto" w:before="74" w:after="0"/>
-              <w:ind w:left="94" w:right="0" w:firstLine="0"/>
-              <w:jc w:val="left"/>
-            </w:pPr>
-            <w:r>
-              <w:rPr>
-                <w:w w:val="98.4000015258789"/>
-                <w:rFonts w:ascii="Anthropic Sans Print" w:hAnsi="Anthropic Sans Print" w:eastAsia="Anthropic Sans Print"/>
-                <w:b w:val="0"/>
-                <w:i w:val="0"/>
-                <w:color w:val="1F1E1D"/>
-                <w:sz w:val="20"/>
-              </w:rPr>
-              <w:t>rollo</w:t>
-            </w:r>
-          </w:p>
-        </w:tc>
-        <w:tc>
-          <w:tcPr>
-            <w:tcW w:type="dxa" w:w="1696"/>
-            <w:tcBorders>
-              <w:start w:sz="5.599999999999909" w:val="single" w:color="#E7E4DB"/>
-              <w:top w:sz="6.400000000000091" w:val="single" w:color="#E7E4DB"/>
-              <w:end w:sz="5.599999999999909" w:val="single" w:color="#E7E4DB"/>
-              <w:bottom w:sz="6.400000000000091" w:val="single" w:color="#E7E4DB"/>
-            </w:tcBorders>
-            <w:tcMar>
-              <w:start w:w="0" w:type="dxa"/>
-              <w:end w:w="0" w:type="dxa"/>
-            </w:tcMar>
-          </w:tcPr>
-          <w:p>
-            <w:pPr>
-              <w:autoSpaceDN w:val="0"/>
-              <w:autoSpaceDE w:val="0"/>
-              <w:widowControl/>
-              <w:spacing w:line="240" w:lineRule="auto" w:before="74" w:after="0"/>
-              <w:ind w:left="92" w:right="0" w:firstLine="0"/>
-              <w:jc w:val="left"/>
-            </w:pPr>
-            <w:r>
-              <w:rPr>
-                <w:w w:val="98.4000015258789"/>
-                <w:rFonts w:ascii="Anthropic Sans Print" w:hAnsi="Anthropic Sans Print" w:eastAsia="Anthropic Sans Print"/>
-                <w:b w:val="0"/>
-                <w:i w:val="0"/>
-                <w:color w:val="1F1E1D"/>
-                <w:sz w:val="20"/>
-              </w:rPr>
-              <w:t>40,00</w:t>
-            </w:r>
-          </w:p>
-        </w:tc>
-        <w:tc>
-          <w:tcPr>
-            <w:tcW w:type="dxa" w:w="1214"/>
-            <w:tcBorders>
-              <w:start w:sz="5.599999999999909" w:val="single" w:color="#E7E4DB"/>
-              <w:top w:sz="6.400000000000091" w:val="single" w:color="#E7E4DB"/>
-              <w:end w:sz="6.399999999999636" w:val="single" w:color="#E7E4DB"/>
-              <w:bottom w:sz="6.400000000000091" w:val="single" w:color="#E7E4DB"/>
-            </w:tcBorders>
-            <w:tcMar>
-              <w:start w:w="0" w:type="dxa"/>
-              <w:end w:w="0" w:type="dxa"/>
-            </w:tcMar>
-          </w:tcPr>
-          <w:p>
-            <w:pPr>
-              <w:autoSpaceDN w:val="0"/>
-              <w:autoSpaceDE w:val="0"/>
-              <w:widowControl/>
-              <w:spacing w:line="240" w:lineRule="auto" w:before="74" w:after="0"/>
-              <w:ind w:left="90" w:right="0" w:firstLine="0"/>
-              <w:jc w:val="left"/>
-            </w:pPr>
-            <w:r>
-              <w:rPr>
-                <w:w w:val="98.4000015258789"/>
-                <w:rFonts w:ascii="Anthropic Sans Print" w:hAnsi="Anthropic Sans Print" w:eastAsia="Anthropic Sans Print"/>
-                <w:b w:val="0"/>
-                <w:i w:val="0"/>
-                <w:color w:val="1F1E1D"/>
-                <w:sz w:val="20"/>
-              </w:rPr>
-              <w:t>152.000</w:t>
-            </w:r>
-          </w:p>
-        </w:tc>
-      </w:tr>
-      <w:tr>
-        <w:trPr>
-          <w:trHeight w:hRule="exact" w:val="420"/>
-        </w:trPr>
-        <w:tc>
-          <w:tcPr>
-            <w:tcW w:type="dxa" w:w="720"/>
-            <w:tcBorders>
-              <w:start w:sz="6.399999999999977" w:val="single" w:color="#E7E4DB"/>
-              <w:top w:sz="6.400000000000091" w:val="single" w:color="#E7E4DB"/>
-              <w:end w:sz="6.399999999999977" w:val="single" w:color="#E7E4DB"/>
-              <w:bottom w:sz="6.400000000000091" w:val="single" w:color="#E7E4DB"/>
-            </w:tcBorders>
-            <w:tcMar>
-              <w:start w:w="0" w:type="dxa"/>
-              <w:end w:w="0" w:type="dxa"/>
-            </w:tcMar>
-          </w:tcPr>
-          <w:p>
-            <w:pPr>
-              <w:autoSpaceDN w:val="0"/>
-              <w:autoSpaceDE w:val="0"/>
-              <w:widowControl/>
-              <w:spacing w:line="240" w:lineRule="auto" w:before="74" w:after="0"/>
-              <w:ind w:left="88" w:right="0" w:firstLine="0"/>
-              <w:jc w:val="left"/>
-            </w:pPr>
-            <w:r>
-              <w:rPr>
-                <w:w w:val="98.4000015258789"/>
-                <w:rFonts w:ascii="Anthropic Sans Print" w:hAnsi="Anthropic Sans Print" w:eastAsia="Anthropic Sans Print"/>
-                <w:b w:val="0"/>
-                <w:i w:val="0"/>
-                <w:color w:val="1F1E1D"/>
-                <w:sz w:val="20"/>
-              </w:rPr>
-              <w:t>9</w:t>
-            </w:r>
-          </w:p>
-        </w:tc>
-        <w:tc>
-          <w:tcPr>
-            <w:tcW w:type="dxa" w:w="4860"/>
-            <w:tcBorders>
-              <w:start w:sz="6.399999999999977" w:val="single" w:color="#E7E4DB"/>
-              <w:top w:sz="6.400000000000091" w:val="single" w:color="#E7E4DB"/>
-              <w:end w:sz="6.400000000000091" w:val="single" w:color="#E7E4DB"/>
-              <w:bottom w:sz="6.400000000000091" w:val="single" w:color="#E7E4DB"/>
-            </w:tcBorders>
-            <w:tcMar>
-              <w:start w:w="0" w:type="dxa"/>
-              <w:end w:w="0" w:type="dxa"/>
-            </w:tcMar>
-          </w:tcPr>
-          <w:p>
-            <w:pPr>
-              <w:autoSpaceDN w:val="0"/>
-              <w:autoSpaceDE w:val="0"/>
-              <w:widowControl/>
-              <w:spacing w:line="240" w:lineRule="auto" w:before="74" w:after="0"/>
-              <w:ind w:left="88" w:right="0" w:firstLine="0"/>
-              <w:jc w:val="left"/>
-            </w:pPr>
-            <w:r>
-              <w:rPr>
-                <w:w w:val="98.4000015258789"/>
-                <w:rFonts w:ascii="Anthropic Sans Print" w:hAnsi="Anthropic Sans Print" w:eastAsia="Anthropic Sans Print"/>
-                <w:b w:val="0"/>
-                <w:i w:val="0"/>
-                <w:color w:val="1F1E1D"/>
-                <w:sz w:val="20"/>
-              </w:rPr>
-              <w:t>Tira LED 24 V, 14,4 W/m, 4000 K, rollo de 5 m</w:t>
-            </w:r>
-          </w:p>
-        </w:tc>
-        <w:tc>
-          <w:tcPr>
-            <w:tcW w:type="dxa" w:w="720"/>
-            <w:tcBorders>
-              <w:start w:sz="6.400000000000091" w:val="single" w:color="#E7E4DB"/>
-              <w:top w:sz="6.400000000000091" w:val="single" w:color="#E7E4DB"/>
-              <w:end w:sz="6.400000000000091" w:val="single" w:color="#E7E4DB"/>
-              <w:bottom w:sz="6.400000000000091" w:val="single" w:color="#E7E4DB"/>
-            </w:tcBorders>
-            <w:tcMar>
-              <w:start w:w="0" w:type="dxa"/>
-              <w:end w:w="0" w:type="dxa"/>
-            </w:tcMar>
-          </w:tcPr>
-          <w:p>
-            <w:pPr>
-              <w:autoSpaceDN w:val="0"/>
-              <w:autoSpaceDE w:val="0"/>
-              <w:widowControl/>
-              <w:spacing w:line="240" w:lineRule="auto" w:before="74" w:after="0"/>
-              <w:ind w:left="94" w:right="0" w:firstLine="0"/>
-              <w:jc w:val="left"/>
-            </w:pPr>
-            <w:r>
-              <w:rPr>
-                <w:w w:val="98.4000015258789"/>
-                <w:rFonts w:ascii="Anthropic Sans Print" w:hAnsi="Anthropic Sans Print" w:eastAsia="Anthropic Sans Print"/>
-                <w:b w:val="0"/>
-                <w:i w:val="0"/>
-                <w:color w:val="1F1E1D"/>
-                <w:sz w:val="20"/>
-              </w:rPr>
-              <w:t>2</w:t>
-            </w:r>
-          </w:p>
-        </w:tc>
-        <w:tc>
-          <w:tcPr>
-            <w:tcW w:type="dxa" w:w="854"/>
-            <w:tcBorders>
-              <w:start w:sz="6.400000000000091" w:val="single" w:color="#E7E4DB"/>
-              <w:top w:sz="6.400000000000091" w:val="single" w:color="#E7E4DB"/>
-              <w:end w:sz="5.599999999999909" w:val="single" w:color="#E7E4DB"/>
-              <w:bottom w:sz="6.400000000000091" w:val="single" w:color="#E7E4DB"/>
-            </w:tcBorders>
-            <w:tcMar>
-              <w:start w:w="0" w:type="dxa"/>
-              <w:end w:w="0" w:type="dxa"/>
-            </w:tcMar>
-          </w:tcPr>
-          <w:p>
-            <w:pPr>
-              <w:autoSpaceDN w:val="0"/>
-              <w:autoSpaceDE w:val="0"/>
-              <w:widowControl/>
-              <w:spacing w:line="240" w:lineRule="auto" w:before="74" w:after="0"/>
-              <w:ind w:left="94" w:right="0" w:firstLine="0"/>
-              <w:jc w:val="left"/>
-            </w:pPr>
-            <w:r>
-              <w:rPr>
-                <w:w w:val="98.4000015258789"/>
-                <w:rFonts w:ascii="Anthropic Sans Print" w:hAnsi="Anthropic Sans Print" w:eastAsia="Anthropic Sans Print"/>
-                <w:b w:val="0"/>
-                <w:i w:val="0"/>
-                <w:color w:val="1F1E1D"/>
-                <w:sz w:val="20"/>
-              </w:rPr>
-              <w:t>rollo</w:t>
-            </w:r>
-          </w:p>
-        </w:tc>
-        <w:tc>
-          <w:tcPr>
-            <w:tcW w:type="dxa" w:w="1696"/>
-            <w:tcBorders>
-              <w:start w:sz="5.599999999999909" w:val="single" w:color="#E7E4DB"/>
-              <w:top w:sz="6.400000000000091" w:val="single" w:color="#E7E4DB"/>
-              <w:end w:sz="5.599999999999909" w:val="single" w:color="#E7E4DB"/>
-              <w:bottom w:sz="6.400000000000091" w:val="single" w:color="#E7E4DB"/>
-            </w:tcBorders>
-            <w:tcMar>
-              <w:start w:w="0" w:type="dxa"/>
-              <w:end w:w="0" w:type="dxa"/>
-            </w:tcMar>
-          </w:tcPr>
-          <w:p>
-            <w:pPr>
-              <w:autoSpaceDN w:val="0"/>
-              <w:autoSpaceDE w:val="0"/>
-              <w:widowControl/>
-              <w:spacing w:line="240" w:lineRule="auto" w:before="74" w:after="0"/>
-              <w:ind w:left="92" w:right="0" w:firstLine="0"/>
-              <w:jc w:val="left"/>
-            </w:pPr>
-            <w:r>
-              <w:rPr>
-                <w:w w:val="98.4000015258789"/>
-                <w:rFonts w:ascii="Anthropic Sans Print" w:hAnsi="Anthropic Sans Print" w:eastAsia="Anthropic Sans Print"/>
-                <w:b w:val="0"/>
-                <w:i w:val="0"/>
-                <w:color w:val="1F1E1D"/>
-                <w:sz w:val="20"/>
-              </w:rPr>
-              <w:t>35,00</w:t>
-            </w:r>
-          </w:p>
-        </w:tc>
-        <w:tc>
-          <w:tcPr>
-            <w:tcW w:type="dxa" w:w="1214"/>
-            <w:tcBorders>
-              <w:start w:sz="5.599999999999909" w:val="single" w:color="#E7E4DB"/>
-              <w:top w:sz="6.400000000000091" w:val="single" w:color="#E7E4DB"/>
-              <w:end w:sz="6.399999999999636" w:val="single" w:color="#E7E4DB"/>
-              <w:bottom w:sz="6.400000000000091" w:val="single" w:color="#E7E4DB"/>
-            </w:tcBorders>
-            <w:tcMar>
-              <w:start w:w="0" w:type="dxa"/>
-              <w:end w:w="0" w:type="dxa"/>
-            </w:tcMar>
-          </w:tcPr>
-          <w:p>
-            <w:pPr>
-              <w:autoSpaceDN w:val="0"/>
-              <w:autoSpaceDE w:val="0"/>
-              <w:widowControl/>
-              <w:spacing w:line="240" w:lineRule="auto" w:before="74" w:after="0"/>
-              <w:ind w:left="90" w:right="0" w:firstLine="0"/>
-              <w:jc w:val="left"/>
-            </w:pPr>
-            <w:r>
-              <w:rPr>
-                <w:w w:val="98.4000015258789"/>
-                <w:rFonts w:ascii="Anthropic Sans Print" w:hAnsi="Anthropic Sans Print" w:eastAsia="Anthropic Sans Print"/>
-                <w:b w:val="0"/>
-                <w:i w:val="0"/>
-                <w:color w:val="1F1E1D"/>
-                <w:sz w:val="20"/>
-              </w:rPr>
-              <w:t>66.500</w:t>
-            </w:r>
-          </w:p>
-        </w:tc>
-      </w:tr>
-      <w:tr>
-        <w:trPr>
-          <w:trHeight w:hRule="exact" w:val="420"/>
-        </w:trPr>
-        <w:tc>
-          <w:tcPr>
-            <w:tcW w:type="dxa" w:w="720"/>
-            <w:tcBorders>
-              <w:start w:sz="6.399999999999977" w:val="single" w:color="#E7E4DB"/>
-              <w:top w:sz="6.400000000000091" w:val="single" w:color="#E7E4DB"/>
-              <w:end w:sz="6.399999999999977" w:val="single" w:color="#E7E4DB"/>
-              <w:bottom w:sz="6.400000000000091" w:val="single" w:color="#E7E4DB"/>
-            </w:tcBorders>
-            <w:tcMar>
-              <w:start w:w="0" w:type="dxa"/>
-              <w:end w:w="0" w:type="dxa"/>
-            </w:tcMar>
-          </w:tcPr>
-          <w:p>
-            <w:pPr>
-              <w:autoSpaceDN w:val="0"/>
-              <w:autoSpaceDE w:val="0"/>
-              <w:widowControl/>
-              <w:spacing w:line="240" w:lineRule="auto" w:before="74" w:after="0"/>
-              <w:ind w:left="88" w:right="0" w:firstLine="0"/>
-              <w:jc w:val="left"/>
-            </w:pPr>
-            <w:r>
-              <w:rPr>
-                <w:w w:val="98.4000015258789"/>
-                <w:rFonts w:ascii="Anthropic Sans Print" w:hAnsi="Anthropic Sans Print" w:eastAsia="Anthropic Sans Print"/>
-                <w:b w:val="0"/>
-                <w:i w:val="0"/>
-                <w:color w:val="1F1E1D"/>
-                <w:sz w:val="20"/>
-              </w:rPr>
-              <w:t>10</w:t>
-            </w:r>
-          </w:p>
-        </w:tc>
-        <w:tc>
-          <w:tcPr>
-            <w:tcW w:type="dxa" w:w="4860"/>
-            <w:tcBorders>
-              <w:start w:sz="6.399999999999977" w:val="single" w:color="#E7E4DB"/>
-              <w:top w:sz="6.400000000000091" w:val="single" w:color="#E7E4DB"/>
-              <w:end w:sz="6.400000000000091" w:val="single" w:color="#E7E4DB"/>
-              <w:bottom w:sz="6.400000000000091" w:val="single" w:color="#E7E4DB"/>
-            </w:tcBorders>
-            <w:tcMar>
-              <w:start w:w="0" w:type="dxa"/>
-              <w:end w:w="0" w:type="dxa"/>
-            </w:tcMar>
-          </w:tcPr>
-          <w:p>
-            <w:pPr>
-              <w:autoSpaceDN w:val="0"/>
-              <w:autoSpaceDE w:val="0"/>
-              <w:widowControl/>
-              <w:spacing w:line="240" w:lineRule="auto" w:before="74" w:after="0"/>
-              <w:ind w:left="88" w:right="0" w:firstLine="0"/>
-              <w:jc w:val="left"/>
-            </w:pPr>
-            <w:r>
-              <w:rPr>
-                <w:w w:val="98.4000015258789"/>
-                <w:rFonts w:ascii="Anthropic Sans Print" w:hAnsi="Anthropic Sans Print" w:eastAsia="Anthropic Sans Print"/>
-                <w:b w:val="0"/>
-                <w:i w:val="0"/>
-                <w:color w:val="1F1E1D"/>
-                <w:sz w:val="20"/>
-              </w:rPr>
-              <w:t>Tira LED 24 V, 4,8 W/m, 3000 K, rollo de 5 m</w:t>
-            </w:r>
-          </w:p>
-        </w:tc>
-        <w:tc>
-          <w:tcPr>
-            <w:tcW w:type="dxa" w:w="720"/>
-            <w:tcBorders>
-              <w:start w:sz="6.400000000000091" w:val="single" w:color="#E7E4DB"/>
-              <w:top w:sz="6.400000000000091" w:val="single" w:color="#E7E4DB"/>
-              <w:end w:sz="6.400000000000091" w:val="single" w:color="#E7E4DB"/>
-              <w:bottom w:sz="6.400000000000091" w:val="single" w:color="#E7E4DB"/>
-            </w:tcBorders>
-            <w:tcMar>
-              <w:start w:w="0" w:type="dxa"/>
-              <w:end w:w="0" w:type="dxa"/>
-            </w:tcMar>
-          </w:tcPr>
-          <w:p>
-            <w:pPr>
-              <w:autoSpaceDN w:val="0"/>
-              <w:autoSpaceDE w:val="0"/>
-              <w:widowControl/>
-              <w:spacing w:line="240" w:lineRule="auto" w:before="74" w:after="0"/>
-              <w:ind w:left="94" w:right="0" w:firstLine="0"/>
-              <w:jc w:val="left"/>
-            </w:pPr>
-            <w:r>
-              <w:rPr>
-                <w:w w:val="98.4000015258789"/>
-                <w:rFonts w:ascii="Anthropic Sans Print" w:hAnsi="Anthropic Sans Print" w:eastAsia="Anthropic Sans Print"/>
-                <w:b w:val="0"/>
-                <w:i w:val="0"/>
-                <w:color w:val="1F1E1D"/>
-                <w:sz w:val="20"/>
-              </w:rPr>
-              <w:t>2</w:t>
-            </w:r>
-          </w:p>
-        </w:tc>
-        <w:tc>
-          <w:tcPr>
-            <w:tcW w:type="dxa" w:w="854"/>
-            <w:tcBorders>
-              <w:start w:sz="6.400000000000091" w:val="single" w:color="#E7E4DB"/>
-              <w:top w:sz="6.400000000000091" w:val="single" w:color="#E7E4DB"/>
-              <w:end w:sz="5.599999999999909" w:val="single" w:color="#E7E4DB"/>
-              <w:bottom w:sz="6.400000000000091" w:val="single" w:color="#E7E4DB"/>
-            </w:tcBorders>
-            <w:tcMar>
-              <w:start w:w="0" w:type="dxa"/>
-              <w:end w:w="0" w:type="dxa"/>
-            </w:tcMar>
-          </w:tcPr>
-          <w:p>
-            <w:pPr>
-              <w:autoSpaceDN w:val="0"/>
-              <w:autoSpaceDE w:val="0"/>
-              <w:widowControl/>
-              <w:spacing w:line="240" w:lineRule="auto" w:before="74" w:after="0"/>
-              <w:ind w:left="94" w:right="0" w:firstLine="0"/>
-              <w:jc w:val="left"/>
-            </w:pPr>
-            <w:r>
-              <w:rPr>
-                <w:w w:val="98.4000015258789"/>
-                <w:rFonts w:ascii="Anthropic Sans Print" w:hAnsi="Anthropic Sans Print" w:eastAsia="Anthropic Sans Print"/>
-                <w:b w:val="0"/>
-                <w:i w:val="0"/>
-                <w:color w:val="1F1E1D"/>
-                <w:sz w:val="20"/>
-              </w:rPr>
-              <w:t>rollo</w:t>
-            </w:r>
-          </w:p>
-        </w:tc>
-        <w:tc>
-          <w:tcPr>
-            <w:tcW w:type="dxa" w:w="1696"/>
-            <w:tcBorders>
-              <w:start w:sz="5.599999999999909" w:val="single" w:color="#E7E4DB"/>
-              <w:top w:sz="6.400000000000091" w:val="single" w:color="#E7E4DB"/>
-              <w:end w:sz="5.599999999999909" w:val="single" w:color="#E7E4DB"/>
-              <w:bottom w:sz="6.400000000000091" w:val="single" w:color="#E7E4DB"/>
-            </w:tcBorders>
-            <w:tcMar>
-              <w:start w:w="0" w:type="dxa"/>
-              <w:end w:w="0" w:type="dxa"/>
-            </w:tcMar>
-          </w:tcPr>
-          <w:p>
-            <w:pPr>
-              <w:autoSpaceDN w:val="0"/>
-              <w:autoSpaceDE w:val="0"/>
-              <w:widowControl/>
-              <w:spacing w:line="240" w:lineRule="auto" w:before="74" w:after="0"/>
-              <w:ind w:left="92" w:right="0" w:firstLine="0"/>
-              <w:jc w:val="left"/>
-            </w:pPr>
-            <w:r>
-              <w:rPr>
-                <w:w w:val="98.4000015258789"/>
-                <w:rFonts w:ascii="Anthropic Sans Print" w:hAnsi="Anthropic Sans Print" w:eastAsia="Anthropic Sans Print"/>
-                <w:b w:val="0"/>
-                <w:i w:val="0"/>
-                <w:color w:val="1F1E1D"/>
-                <w:sz w:val="20"/>
-              </w:rPr>
-              <w:t>30,00</w:t>
-            </w:r>
-          </w:p>
-        </w:tc>
-        <w:tc>
-          <w:tcPr>
-            <w:tcW w:type="dxa" w:w="1214"/>
-            <w:tcBorders>
-              <w:start w:sz="5.599999999999909" w:val="single" w:color="#E7E4DB"/>
-              <w:top w:sz="6.400000000000091" w:val="single" w:color="#E7E4DB"/>
-              <w:end w:sz="6.399999999999636" w:val="single" w:color="#E7E4DB"/>
-              <w:bottom w:sz="6.400000000000091" w:val="single" w:color="#E7E4DB"/>
-            </w:tcBorders>
-            <w:tcMar>
-              <w:start w:w="0" w:type="dxa"/>
-              <w:end w:w="0" w:type="dxa"/>
-            </w:tcMar>
-          </w:tcPr>
-          <w:p>
-            <w:pPr>
-              <w:autoSpaceDN w:val="0"/>
-              <w:autoSpaceDE w:val="0"/>
-              <w:widowControl/>
-              <w:spacing w:line="240" w:lineRule="auto" w:before="74" w:after="0"/>
-              <w:ind w:left="90" w:right="0" w:firstLine="0"/>
-              <w:jc w:val="left"/>
-            </w:pPr>
-            <w:r>
-              <w:rPr>
-                <w:w w:val="98.4000015258789"/>
-                <w:rFonts w:ascii="Anthropic Sans Print" w:hAnsi="Anthropic Sans Print" w:eastAsia="Anthropic Sans Print"/>
-                <w:b w:val="0"/>
-                <w:i w:val="0"/>
-                <w:color w:val="1F1E1D"/>
-                <w:sz w:val="20"/>
-              </w:rPr>
-              <w:t>57.000</w:t>
-            </w:r>
-          </w:p>
-        </w:tc>
-      </w:tr>
-      <w:tr>
-        <w:trPr>
-          <w:trHeight w:hRule="exact" w:val="420"/>
-        </w:trPr>
-        <w:tc>
-          <w:tcPr>
-            <w:tcW w:type="dxa" w:w="720"/>
-            <w:tcBorders>
-              <w:start w:sz="6.399999999999977" w:val="single" w:color="#E7E4DB"/>
-              <w:top w:sz="6.400000000000091" w:val="single" w:color="#E7E4DB"/>
-              <w:end w:sz="6.399999999999977" w:val="single" w:color="#E7E4DB"/>
-              <w:bottom w:sz="6.400000000000091" w:val="single" w:color="#E7E4DB"/>
-            </w:tcBorders>
-            <w:tcMar>
-              <w:start w:w="0" w:type="dxa"/>
-              <w:end w:w="0" w:type="dxa"/>
-            </w:tcMar>
-          </w:tcPr>
-          <w:p>
-            <w:pPr>
-              <w:autoSpaceDN w:val="0"/>
-              <w:autoSpaceDE w:val="0"/>
-              <w:widowControl/>
-              <w:spacing w:line="240" w:lineRule="auto" w:before="74" w:after="0"/>
-              <w:ind w:left="88" w:right="0" w:firstLine="0"/>
-              <w:jc w:val="left"/>
-            </w:pPr>
-            <w:r>
-              <w:rPr>
-                <w:w w:val="98.4000015258789"/>
-                <w:rFonts w:ascii="Anthropic Sans Print" w:hAnsi="Anthropic Sans Print" w:eastAsia="Anthropic Sans Print"/>
-                <w:b w:val="0"/>
-                <w:i w:val="0"/>
-                <w:color w:val="1F1E1D"/>
-                <w:sz w:val="20"/>
-              </w:rPr>
-              <w:t>11</w:t>
-            </w:r>
-          </w:p>
-        </w:tc>
-        <w:tc>
-          <w:tcPr>
-            <w:tcW w:type="dxa" w:w="4860"/>
-            <w:tcBorders>
-              <w:start w:sz="6.399999999999977" w:val="single" w:color="#E7E4DB"/>
-              <w:top w:sz="6.400000000000091" w:val="single" w:color="#E7E4DB"/>
-              <w:end w:sz="6.400000000000091" w:val="single" w:color="#E7E4DB"/>
-              <w:bottom w:sz="6.400000000000091" w:val="single" w:color="#E7E4DB"/>
-            </w:tcBorders>
-            <w:tcMar>
-              <w:start w:w="0" w:type="dxa"/>
-              <w:end w:w="0" w:type="dxa"/>
-            </w:tcMar>
-          </w:tcPr>
-          <w:p>
-            <w:pPr>
-              <w:autoSpaceDN w:val="0"/>
-              <w:autoSpaceDE w:val="0"/>
-              <w:widowControl/>
-              <w:spacing w:line="240" w:lineRule="auto" w:before="74" w:after="0"/>
-              <w:ind w:left="88" w:right="0" w:firstLine="0"/>
-              <w:jc w:val="left"/>
-            </w:pPr>
-            <w:r>
-              <w:rPr>
-                <w:w w:val="98.4000015258789"/>
-                <w:rFonts w:ascii="Anthropic Sans Print" w:hAnsi="Anthropic Sans Print" w:eastAsia="Anthropic Sans Print"/>
-                <w:b w:val="0"/>
-                <w:i w:val="0"/>
-                <w:color w:val="1F1E1D"/>
-                <w:sz w:val="20"/>
-              </w:rPr>
-              <w:t>Módulo LED 24 V, 3 W, color según lente de clase</w:t>
-            </w:r>
-          </w:p>
-        </w:tc>
-        <w:tc>
-          <w:tcPr>
-            <w:tcW w:type="dxa" w:w="720"/>
-            <w:tcBorders>
-              <w:start w:sz="6.400000000000091" w:val="single" w:color="#E7E4DB"/>
-              <w:top w:sz="6.400000000000091" w:val="single" w:color="#E7E4DB"/>
-              <w:end w:sz="6.400000000000091" w:val="single" w:color="#E7E4DB"/>
-              <w:bottom w:sz="6.400000000000091" w:val="single" w:color="#E7E4DB"/>
-            </w:tcBorders>
-            <w:tcMar>
-              <w:start w:w="0" w:type="dxa"/>
-              <w:end w:w="0" w:type="dxa"/>
-            </w:tcMar>
-          </w:tcPr>
-          <w:p>
-            <w:pPr>
-              <w:autoSpaceDN w:val="0"/>
-              <w:autoSpaceDE w:val="0"/>
-              <w:widowControl/>
-              <w:spacing w:line="240" w:lineRule="auto" w:before="74" w:after="0"/>
-              <w:ind w:left="94" w:right="0" w:firstLine="0"/>
-              <w:jc w:val="left"/>
-            </w:pPr>
-            <w:r>
-              <w:rPr>
-                <w:w w:val="98.4000015258789"/>
-                <w:rFonts w:ascii="Anthropic Sans Print" w:hAnsi="Anthropic Sans Print" w:eastAsia="Anthropic Sans Print"/>
-                <w:b w:val="0"/>
-                <w:i w:val="0"/>
-                <w:color w:val="1F1E1D"/>
-                <w:sz w:val="20"/>
-              </w:rPr>
-              <w:t>10</w:t>
-            </w:r>
-          </w:p>
-        </w:tc>
-        <w:tc>
-          <w:tcPr>
-            <w:tcW w:type="dxa" w:w="854"/>
-            <w:tcBorders>
-              <w:start w:sz="6.400000000000091" w:val="single" w:color="#E7E4DB"/>
-              <w:top w:sz="6.400000000000091" w:val="single" w:color="#E7E4DB"/>
-              <w:end w:sz="5.599999999999909" w:val="single" w:color="#E7E4DB"/>
-              <w:bottom w:sz="6.400000000000091" w:val="single" w:color="#E7E4DB"/>
-            </w:tcBorders>
-            <w:tcMar>
-              <w:start w:w="0" w:type="dxa"/>
-              <w:end w:w="0" w:type="dxa"/>
-            </w:tcMar>
-          </w:tcPr>
-          <w:p>
-            <w:pPr>
-              <w:autoSpaceDN w:val="0"/>
-              <w:autoSpaceDE w:val="0"/>
-              <w:widowControl/>
-              <w:spacing w:line="240" w:lineRule="auto" w:before="74" w:after="0"/>
-              <w:ind w:left="94" w:right="0" w:firstLine="0"/>
-              <w:jc w:val="left"/>
-            </w:pPr>
-            <w:r>
-              <w:rPr>
-                <w:w w:val="98.4000015258789"/>
-                <w:rFonts w:ascii="Anthropic Sans Print" w:hAnsi="Anthropic Sans Print" w:eastAsia="Anthropic Sans Print"/>
-                <w:b w:val="0"/>
-                <w:i w:val="0"/>
-                <w:color w:val="1F1E1D"/>
-                <w:sz w:val="20"/>
-              </w:rPr>
-              <w:t>un</w:t>
-            </w:r>
-          </w:p>
-        </w:tc>
-        <w:tc>
-          <w:tcPr>
-            <w:tcW w:type="dxa" w:w="1696"/>
-            <w:tcBorders>
-              <w:start w:sz="5.599999999999909" w:val="single" w:color="#E7E4DB"/>
-              <w:top w:sz="6.400000000000091" w:val="single" w:color="#E7E4DB"/>
-              <w:end w:sz="5.599999999999909" w:val="single" w:color="#E7E4DB"/>
-              <w:bottom w:sz="6.400000000000091" w:val="single" w:color="#E7E4DB"/>
-            </w:tcBorders>
-            <w:tcMar>
-              <w:start w:w="0" w:type="dxa"/>
-              <w:end w:w="0" w:type="dxa"/>
-            </w:tcMar>
-          </w:tcPr>
-          <w:p>
-            <w:pPr>
-              <w:autoSpaceDN w:val="0"/>
-              <w:autoSpaceDE w:val="0"/>
-              <w:widowControl/>
-              <w:spacing w:line="240" w:lineRule="auto" w:before="74" w:after="0"/>
-              <w:ind w:left="92" w:right="0" w:firstLine="0"/>
-              <w:jc w:val="left"/>
-            </w:pPr>
-            <w:r>
-              <w:rPr>
-                <w:w w:val="98.4000015258789"/>
-                <w:rFonts w:ascii="Anthropic Sans Print" w:hAnsi="Anthropic Sans Print" w:eastAsia="Anthropic Sans Print"/>
-                <w:b w:val="0"/>
-                <w:i w:val="0"/>
-                <w:color w:val="1F1E1D"/>
-                <w:sz w:val="20"/>
-              </w:rPr>
-              <w:t>8,00</w:t>
-            </w:r>
-          </w:p>
-        </w:tc>
-        <w:tc>
-          <w:tcPr>
-            <w:tcW w:type="dxa" w:w="1214"/>
-            <w:tcBorders>
-              <w:start w:sz="5.599999999999909" w:val="single" w:color="#E7E4DB"/>
-              <w:top w:sz="6.400000000000091" w:val="single" w:color="#E7E4DB"/>
-              <w:end w:sz="6.399999999999636" w:val="single" w:color="#E7E4DB"/>
-              <w:bottom w:sz="6.400000000000091" w:val="single" w:color="#E7E4DB"/>
-            </w:tcBorders>
-            <w:tcMar>
-              <w:start w:w="0" w:type="dxa"/>
-              <w:end w:w="0" w:type="dxa"/>
-            </w:tcMar>
-          </w:tcPr>
-          <w:p>
-            <w:pPr>
-              <w:autoSpaceDN w:val="0"/>
-              <w:autoSpaceDE w:val="0"/>
-              <w:widowControl/>
-              <w:spacing w:line="240" w:lineRule="auto" w:before="74" w:after="0"/>
-              <w:ind w:left="90" w:right="0" w:firstLine="0"/>
-              <w:jc w:val="left"/>
-            </w:pPr>
-            <w:r>
-              <w:rPr>
-                <w:w w:val="98.4000015258789"/>
-                <w:rFonts w:ascii="Anthropic Sans Print" w:hAnsi="Anthropic Sans Print" w:eastAsia="Anthropic Sans Print"/>
-                <w:b w:val="0"/>
-                <w:i w:val="0"/>
-                <w:color w:val="1F1E1D"/>
-                <w:sz w:val="20"/>
-              </w:rPr>
-              <w:t>76.000</w:t>
-            </w:r>
-          </w:p>
-        </w:tc>
-      </w:tr>
-      <w:tr>
-        <w:trPr>
-          <w:trHeight w:hRule="exact" w:val="420"/>
-        </w:trPr>
-        <w:tc>
-          <w:tcPr>
-            <w:tcW w:type="dxa" w:w="720"/>
-            <w:tcBorders>
-              <w:start w:sz="6.399999999999977" w:val="single" w:color="#E7E4DB"/>
-              <w:top w:sz="6.400000000000091" w:val="single" w:color="#E7E4DB"/>
-              <w:end w:sz="6.399999999999977" w:val="single" w:color="#E7E4DB"/>
-              <w:bottom w:sz="6.400000000000091" w:val="single" w:color="#E7E4DB"/>
-            </w:tcBorders>
-            <w:tcMar>
-              <w:start w:w="0" w:type="dxa"/>
-              <w:end w:w="0" w:type="dxa"/>
-            </w:tcMar>
-          </w:tcPr>
-          <w:p>
-            <w:pPr>
-              <w:autoSpaceDN w:val="0"/>
-              <w:autoSpaceDE w:val="0"/>
-              <w:widowControl/>
-              <w:spacing w:line="240" w:lineRule="auto" w:before="74" w:after="0"/>
-              <w:ind w:left="88" w:right="0" w:firstLine="0"/>
-              <w:jc w:val="left"/>
-            </w:pPr>
-            <w:r>
-              <w:rPr>
-                <w:w w:val="98.4000015258789"/>
-                <w:rFonts w:ascii="Anthropic Sans Print" w:hAnsi="Anthropic Sans Print" w:eastAsia="Anthropic Sans Print"/>
-                <w:b w:val="0"/>
-                <w:i w:val="0"/>
-                <w:color w:val="1F1E1D"/>
-                <w:sz w:val="20"/>
-              </w:rPr>
-              <w:t>12</w:t>
-            </w:r>
-          </w:p>
-        </w:tc>
-        <w:tc>
-          <w:tcPr>
-            <w:tcW w:type="dxa" w:w="4860"/>
-            <w:tcBorders>
-              <w:start w:sz="6.399999999999977" w:val="single" w:color="#E7E4DB"/>
-              <w:top w:sz="6.400000000000091" w:val="single" w:color="#E7E4DB"/>
-              <w:end w:sz="6.400000000000091" w:val="single" w:color="#E7E4DB"/>
-              <w:bottom w:sz="6.400000000000091" w:val="single" w:color="#E7E4DB"/>
-            </w:tcBorders>
-            <w:tcMar>
-              <w:start w:w="0" w:type="dxa"/>
-              <w:end w:w="0" w:type="dxa"/>
-            </w:tcMar>
-          </w:tcPr>
-          <w:p>
-            <w:pPr>
-              <w:autoSpaceDN w:val="0"/>
-              <w:autoSpaceDE w:val="0"/>
-              <w:widowControl/>
-              <w:spacing w:line="240" w:lineRule="auto" w:before="74" w:after="0"/>
-              <w:ind w:left="88" w:right="0" w:firstLine="0"/>
-              <w:jc w:val="left"/>
-            </w:pPr>
-            <w:r>
-              <w:rPr>
-                <w:w w:val="98.4000015258789"/>
-                <w:rFonts w:ascii="Anthropic Sans Print" w:hAnsi="Anthropic Sans Print" w:eastAsia="Anthropic Sans Print"/>
-                <w:b w:val="0"/>
-                <w:i w:val="0"/>
-                <w:color w:val="1F1E1D"/>
-                <w:sz w:val="20"/>
-              </w:rPr>
-              <w:t>Perfil de aluminio con difusor opal, clips y tapas</w:t>
-            </w:r>
-          </w:p>
-        </w:tc>
-        <w:tc>
-          <w:tcPr>
-            <w:tcW w:type="dxa" w:w="720"/>
-            <w:tcBorders>
-              <w:start w:sz="6.400000000000091" w:val="single" w:color="#E7E4DB"/>
-              <w:top w:sz="6.400000000000091" w:val="single" w:color="#E7E4DB"/>
-              <w:end w:sz="6.400000000000091" w:val="single" w:color="#E7E4DB"/>
-              <w:bottom w:sz="6.400000000000091" w:val="single" w:color="#E7E4DB"/>
-            </w:tcBorders>
-            <w:tcMar>
-              <w:start w:w="0" w:type="dxa"/>
-              <w:end w:w="0" w:type="dxa"/>
-            </w:tcMar>
-          </w:tcPr>
-          <w:p>
-            <w:pPr>
-              <w:autoSpaceDN w:val="0"/>
-              <w:autoSpaceDE w:val="0"/>
-              <w:widowControl/>
-              <w:spacing w:line="240" w:lineRule="auto" w:before="74" w:after="0"/>
-              <w:ind w:left="94" w:right="0" w:firstLine="0"/>
-              <w:jc w:val="left"/>
-            </w:pPr>
-            <w:r>
-              <w:rPr>
-                <w:w w:val="98.4000015258789"/>
-                <w:rFonts w:ascii="Anthropic Sans Print" w:hAnsi="Anthropic Sans Print" w:eastAsia="Anthropic Sans Print"/>
-                <w:b w:val="0"/>
-                <w:i w:val="0"/>
-                <w:color w:val="1F1E1D"/>
-                <w:sz w:val="20"/>
-              </w:rPr>
-              <w:t>20</w:t>
-            </w:r>
-          </w:p>
-        </w:tc>
-        <w:tc>
-          <w:tcPr>
-            <w:tcW w:type="dxa" w:w="854"/>
-            <w:tcBorders>
-              <w:start w:sz="6.400000000000091" w:val="single" w:color="#E7E4DB"/>
-              <w:top w:sz="6.400000000000091" w:val="single" w:color="#E7E4DB"/>
-              <w:end w:sz="5.599999999999909" w:val="single" w:color="#E7E4DB"/>
-              <w:bottom w:sz="6.400000000000091" w:val="single" w:color="#E7E4DB"/>
+              <w:bottom w:sz="6.399999999999977" w:val="single" w:color="#E7E4DB"/>
             </w:tcBorders>
             <w:tcMar>
               <w:start w:w="0" w:type="dxa"/>
@@ -8886,672 +10307,9 @@
             <w:tcW w:type="dxa" w:w="1696"/>
             <w:tcBorders>
               <w:start w:sz="5.599999999999909" w:val="single" w:color="#E7E4DB"/>
-              <w:top w:sz="6.400000000000091" w:val="single" w:color="#E7E4DB"/>
+              <w:top w:sz="6.399999999999977" w:val="single" w:color="#E7E4DB"/>
               <w:end w:sz="5.599999999999909" w:val="single" w:color="#E7E4DB"/>
-              <w:bottom w:sz="6.400000000000091" w:val="single" w:color="#E7E4DB"/>
-            </w:tcBorders>
-            <w:tcMar>
-              <w:start w:w="0" w:type="dxa"/>
-              <w:end w:w="0" w:type="dxa"/>
-            </w:tcMar>
-          </w:tcPr>
-          <w:p>
-            <w:pPr>
-              <w:autoSpaceDN w:val="0"/>
-              <w:autoSpaceDE w:val="0"/>
-              <w:widowControl/>
-              <w:spacing w:line="240" w:lineRule="auto" w:before="74" w:after="0"/>
-              <w:ind w:left="92" w:right="0" w:firstLine="0"/>
-              <w:jc w:val="left"/>
-            </w:pPr>
-            <w:r>
-              <w:rPr>
-                <w:w w:val="98.4000015258789"/>
-                <w:rFonts w:ascii="Anthropic Sans Print" w:hAnsi="Anthropic Sans Print" w:eastAsia="Anthropic Sans Print"/>
-                <w:b w:val="0"/>
-                <w:i w:val="0"/>
-                <w:color w:val="1F1E1D"/>
-                <w:sz w:val="20"/>
-              </w:rPr>
-              <w:t>9,50</w:t>
-            </w:r>
-          </w:p>
-        </w:tc>
-        <w:tc>
-          <w:tcPr>
-            <w:tcW w:type="dxa" w:w="1214"/>
-            <w:tcBorders>
-              <w:start w:sz="5.599999999999909" w:val="single" w:color="#E7E4DB"/>
-              <w:top w:sz="6.400000000000091" w:val="single" w:color="#E7E4DB"/>
-              <w:end w:sz="6.399999999999636" w:val="single" w:color="#E7E4DB"/>
-              <w:bottom w:sz="6.400000000000091" w:val="single" w:color="#E7E4DB"/>
-            </w:tcBorders>
-            <w:tcMar>
-              <w:start w:w="0" w:type="dxa"/>
-              <w:end w:w="0" w:type="dxa"/>
-            </w:tcMar>
-          </w:tcPr>
-          <w:p>
-            <w:pPr>
-              <w:autoSpaceDN w:val="0"/>
-              <w:autoSpaceDE w:val="0"/>
-              <w:widowControl/>
-              <w:spacing w:line="240" w:lineRule="auto" w:before="74" w:after="0"/>
-              <w:ind w:left="90" w:right="0" w:firstLine="0"/>
-              <w:jc w:val="left"/>
-            </w:pPr>
-            <w:r>
-              <w:rPr>
-                <w:w w:val="98.4000015258789"/>
-                <w:rFonts w:ascii="Anthropic Sans Print" w:hAnsi="Anthropic Sans Print" w:eastAsia="Anthropic Sans Print"/>
-                <w:b w:val="0"/>
-                <w:i w:val="0"/>
-                <w:color w:val="1F1E1D"/>
-                <w:sz w:val="20"/>
-              </w:rPr>
-              <w:t>180.500</w:t>
-            </w:r>
-          </w:p>
-        </w:tc>
-      </w:tr>
-      <w:tr>
-        <w:trPr>
-          <w:trHeight w:hRule="exact" w:val="436"/>
-        </w:trPr>
-        <w:tc>
-          <w:tcPr>
-            <w:tcW w:type="dxa" w:w="720"/>
-            <w:tcBorders>
-              <w:start w:sz="6.399999999999977" w:val="single" w:color="#E7E4DB"/>
-              <w:top w:sz="6.400000000000091" w:val="single" w:color="#E7E4DB"/>
-              <w:end w:sz="6.399999999999977" w:val="single" w:color="#E7E4DB"/>
-              <w:bottom w:sz="6.400000000000091" w:val="single" w:color="#E7E4DB"/>
-            </w:tcBorders>
-            <w:tcMar>
-              <w:start w:w="0" w:type="dxa"/>
-              <w:end w:w="0" w:type="dxa"/>
-            </w:tcMar>
-          </w:tcPr>
-          <w:p>
-            <w:pPr>
-              <w:autoSpaceDN w:val="0"/>
-              <w:autoSpaceDE w:val="0"/>
-              <w:widowControl/>
-              <w:spacing w:line="240" w:lineRule="auto" w:before="74" w:after="0"/>
-              <w:ind w:left="88" w:right="0" w:firstLine="0"/>
-              <w:jc w:val="left"/>
-            </w:pPr>
-            <w:r>
-              <w:rPr>
-                <w:w w:val="98.4000015258789"/>
-                <w:rFonts w:ascii="Anthropic Sans Print" w:hAnsi="Anthropic Sans Print" w:eastAsia="Anthropic Sans Print"/>
-                <w:b w:val="0"/>
-                <w:i w:val="0"/>
-                <w:color w:val="1F1E1D"/>
-                <w:sz w:val="20"/>
-              </w:rPr>
-              <w:t>13</w:t>
-            </w:r>
-          </w:p>
-        </w:tc>
-        <w:tc>
-          <w:tcPr>
-            <w:tcW w:type="dxa" w:w="4860"/>
-            <w:tcBorders>
-              <w:start w:sz="6.399999999999977" w:val="single" w:color="#E7E4DB"/>
-              <w:top w:sz="6.400000000000091" w:val="single" w:color="#E7E4DB"/>
-              <w:end w:sz="6.400000000000091" w:val="single" w:color="#E7E4DB"/>
-              <w:bottom w:sz="6.400000000000091" w:val="single" w:color="#E7E4DB"/>
-            </w:tcBorders>
-            <w:tcMar>
-              <w:start w:w="0" w:type="dxa"/>
-              <w:end w:w="0" w:type="dxa"/>
-            </w:tcMar>
-          </w:tcPr>
-          <w:p>
-            <w:pPr>
-              <w:autoSpaceDN w:val="0"/>
-              <w:autoSpaceDE w:val="0"/>
-              <w:widowControl/>
-              <w:spacing w:line="240" w:lineRule="auto" w:before="74" w:after="0"/>
-              <w:ind w:left="88" w:right="0" w:firstLine="0"/>
-              <w:jc w:val="left"/>
-            </w:pPr>
-            <w:r>
-              <w:rPr>
-                <w:w w:val="98.4000015258789"/>
-                <w:rFonts w:ascii="Anthropic Sans Print" w:hAnsi="Anthropic Sans Print" w:eastAsia="Anthropic Sans Print"/>
-                <w:b w:val="0"/>
-                <w:i w:val="0"/>
-                <w:color w:val="1F1E1D"/>
-                <w:sz w:val="20"/>
-              </w:rPr>
-              <w:t>Prensaestopa M16 de latón niquelado, IP68</w:t>
-            </w:r>
-          </w:p>
-        </w:tc>
-        <w:tc>
-          <w:tcPr>
-            <w:tcW w:type="dxa" w:w="720"/>
-            <w:tcBorders>
-              <w:start w:sz="6.400000000000091" w:val="single" w:color="#E7E4DB"/>
-              <w:top w:sz="6.400000000000091" w:val="single" w:color="#E7E4DB"/>
-              <w:end w:sz="6.400000000000091" w:val="single" w:color="#E7E4DB"/>
-              <w:bottom w:sz="6.400000000000091" w:val="single" w:color="#E7E4DB"/>
-            </w:tcBorders>
-            <w:tcMar>
-              <w:start w:w="0" w:type="dxa"/>
-              <w:end w:w="0" w:type="dxa"/>
-            </w:tcMar>
-          </w:tcPr>
-          <w:p>
-            <w:pPr>
-              <w:autoSpaceDN w:val="0"/>
-              <w:autoSpaceDE w:val="0"/>
-              <w:widowControl/>
-              <w:spacing w:line="240" w:lineRule="auto" w:before="74" w:after="0"/>
-              <w:ind w:left="94" w:right="0" w:firstLine="0"/>
-              <w:jc w:val="left"/>
-            </w:pPr>
-            <w:r>
-              <w:rPr>
-                <w:w w:val="98.4000015258789"/>
-                <w:rFonts w:ascii="Anthropic Sans Print" w:hAnsi="Anthropic Sans Print" w:eastAsia="Anthropic Sans Print"/>
-                <w:b w:val="0"/>
-                <w:i w:val="0"/>
-                <w:color w:val="1F1E1D"/>
-                <w:sz w:val="20"/>
-              </w:rPr>
-              <w:t>60</w:t>
-            </w:r>
-          </w:p>
-        </w:tc>
-        <w:tc>
-          <w:tcPr>
-            <w:tcW w:type="dxa" w:w="854"/>
-            <w:tcBorders>
-              <w:start w:sz="6.400000000000091" w:val="single" w:color="#E7E4DB"/>
-              <w:top w:sz="6.400000000000091" w:val="single" w:color="#E7E4DB"/>
-              <w:end w:sz="5.599999999999909" w:val="single" w:color="#E7E4DB"/>
-              <w:bottom w:sz="6.400000000000091" w:val="single" w:color="#E7E4DB"/>
-            </w:tcBorders>
-            <w:tcMar>
-              <w:start w:w="0" w:type="dxa"/>
-              <w:end w:w="0" w:type="dxa"/>
-            </w:tcMar>
-          </w:tcPr>
-          <w:p>
-            <w:pPr>
-              <w:autoSpaceDN w:val="0"/>
-              <w:autoSpaceDE w:val="0"/>
-              <w:widowControl/>
-              <w:spacing w:line="240" w:lineRule="auto" w:before="74" w:after="0"/>
-              <w:ind w:left="94" w:right="0" w:firstLine="0"/>
-              <w:jc w:val="left"/>
-            </w:pPr>
-            <w:r>
-              <w:rPr>
-                <w:w w:val="98.4000015258789"/>
-                <w:rFonts w:ascii="Anthropic Sans Print" w:hAnsi="Anthropic Sans Print" w:eastAsia="Anthropic Sans Print"/>
-                <w:b w:val="0"/>
-                <w:i w:val="0"/>
-                <w:color w:val="1F1E1D"/>
-                <w:sz w:val="20"/>
-              </w:rPr>
-              <w:t>un</w:t>
-            </w:r>
-          </w:p>
-        </w:tc>
-        <w:tc>
-          <w:tcPr>
-            <w:tcW w:type="dxa" w:w="1696"/>
-            <w:tcBorders>
-              <w:start w:sz="5.599999999999909" w:val="single" w:color="#E7E4DB"/>
-              <w:top w:sz="6.400000000000091" w:val="single" w:color="#E7E4DB"/>
-              <w:end w:sz="5.599999999999909" w:val="single" w:color="#E7E4DB"/>
-              <w:bottom w:sz="6.400000000000091" w:val="single" w:color="#E7E4DB"/>
-            </w:tcBorders>
-            <w:tcMar>
-              <w:start w:w="0" w:type="dxa"/>
-              <w:end w:w="0" w:type="dxa"/>
-            </w:tcMar>
-          </w:tcPr>
-          <w:p>
-            <w:pPr>
-              <w:autoSpaceDN w:val="0"/>
-              <w:autoSpaceDE w:val="0"/>
-              <w:widowControl/>
-              <w:spacing w:line="240" w:lineRule="auto" w:before="74" w:after="0"/>
-              <w:ind w:left="92" w:right="0" w:firstLine="0"/>
-              <w:jc w:val="left"/>
-            </w:pPr>
-            <w:r>
-              <w:rPr>
-                <w:w w:val="98.4000015258789"/>
-                <w:rFonts w:ascii="Anthropic Sans Print" w:hAnsi="Anthropic Sans Print" w:eastAsia="Anthropic Sans Print"/>
-                <w:b w:val="0"/>
-                <w:i w:val="0"/>
-                <w:color w:val="1F1E1D"/>
-                <w:sz w:val="20"/>
-              </w:rPr>
-              <w:t>6,00</w:t>
-            </w:r>
-          </w:p>
-        </w:tc>
-        <w:tc>
-          <w:tcPr>
-            <w:tcW w:type="dxa" w:w="1214"/>
-            <w:tcBorders>
-              <w:start w:sz="5.599999999999909" w:val="single" w:color="#E7E4DB"/>
-              <w:top w:sz="6.400000000000091" w:val="single" w:color="#E7E4DB"/>
-              <w:end w:sz="6.399999999999636" w:val="single" w:color="#E7E4DB"/>
-              <w:bottom w:sz="6.400000000000091" w:val="single" w:color="#E7E4DB"/>
-            </w:tcBorders>
-            <w:tcMar>
-              <w:start w:w="0" w:type="dxa"/>
-              <w:end w:w="0" w:type="dxa"/>
-            </w:tcMar>
-          </w:tcPr>
-          <w:p>
-            <w:pPr>
-              <w:autoSpaceDN w:val="0"/>
-              <w:autoSpaceDE w:val="0"/>
-              <w:widowControl/>
-              <w:spacing w:line="240" w:lineRule="auto" w:before="74" w:after="0"/>
-              <w:ind w:left="90" w:right="0" w:firstLine="0"/>
-              <w:jc w:val="left"/>
-            </w:pPr>
-            <w:r>
-              <w:rPr>
-                <w:w w:val="98.4000015258789"/>
-                <w:rFonts w:ascii="Anthropic Sans Print" w:hAnsi="Anthropic Sans Print" w:eastAsia="Anthropic Sans Print"/>
-                <w:b w:val="0"/>
-                <w:i w:val="0"/>
-                <w:color w:val="1F1E1D"/>
-                <w:sz w:val="20"/>
-              </w:rPr>
-              <w:t>342.000</w:t>
-            </w:r>
-          </w:p>
-        </w:tc>
-      </w:tr>
-      <w:tr>
-        <w:trPr>
-          <w:trHeight w:hRule="exact" w:val="420"/>
-        </w:trPr>
-        <w:tc>
-          <w:tcPr>
-            <w:tcW w:type="dxa" w:w="720"/>
-            <w:tcBorders>
-              <w:start w:sz="6.399999999999977" w:val="single" w:color="#E7E4DB"/>
-              <w:top w:sz="6.400000000000091" w:val="single" w:color="#E7E4DB"/>
-              <w:end w:sz="6.399999999999977" w:val="single" w:color="#E7E4DB"/>
-              <w:bottom w:sz="6.400000000000091" w:val="single" w:color="#E7E4DB"/>
-            </w:tcBorders>
-            <w:tcMar>
-              <w:start w:w="0" w:type="dxa"/>
-              <w:end w:w="0" w:type="dxa"/>
-            </w:tcMar>
-          </w:tcPr>
-          <w:p>
-            <w:pPr>
-              <w:autoSpaceDN w:val="0"/>
-              <w:autoSpaceDE w:val="0"/>
-              <w:widowControl/>
-              <w:spacing w:line="240" w:lineRule="auto" w:before="74" w:after="0"/>
-              <w:ind w:left="88" w:right="0" w:firstLine="0"/>
-              <w:jc w:val="left"/>
-            </w:pPr>
-            <w:r>
-              <w:rPr>
-                <w:w w:val="98.4000015258789"/>
-                <w:rFonts w:ascii="Anthropic Sans Print" w:hAnsi="Anthropic Sans Print" w:eastAsia="Anthropic Sans Print"/>
-                <w:b w:val="0"/>
-                <w:i w:val="0"/>
-                <w:color w:val="1F1E1D"/>
-                <w:sz w:val="20"/>
-              </w:rPr>
-              <w:t>14</w:t>
-            </w:r>
-          </w:p>
-        </w:tc>
-        <w:tc>
-          <w:tcPr>
-            <w:tcW w:type="dxa" w:w="4860"/>
-            <w:tcBorders>
-              <w:start w:sz="6.399999999999977" w:val="single" w:color="#E7E4DB"/>
-              <w:top w:sz="6.400000000000091" w:val="single" w:color="#E7E4DB"/>
-              <w:end w:sz="6.400000000000091" w:val="single" w:color="#E7E4DB"/>
-              <w:bottom w:sz="6.400000000000091" w:val="single" w:color="#E7E4DB"/>
-            </w:tcBorders>
-            <w:tcMar>
-              <w:start w:w="0" w:type="dxa"/>
-              <w:end w:w="0" w:type="dxa"/>
-            </w:tcMar>
-          </w:tcPr>
-          <w:p>
-            <w:pPr>
-              <w:autoSpaceDN w:val="0"/>
-              <w:autoSpaceDE w:val="0"/>
-              <w:widowControl/>
-              <w:spacing w:line="240" w:lineRule="auto" w:before="74" w:after="0"/>
-              <w:ind w:left="0" w:right="0" w:firstLine="0"/>
-              <w:jc w:val="center"/>
-            </w:pPr>
-            <w:r>
-              <w:rPr>
-                <w:w w:val="98.4000015258789"/>
-                <w:rFonts w:ascii="Anthropic Sans Print" w:hAnsi="Anthropic Sans Print" w:eastAsia="Anthropic Sans Print"/>
-                <w:b w:val="0"/>
-                <w:i w:val="0"/>
-                <w:color w:val="1F1E1D"/>
-                <w:sz w:val="20"/>
-              </w:rPr>
-              <w:t>Cable EN 50306, 2 × 1,5 mm² (derivaciones de 74 V)</w:t>
-            </w:r>
-          </w:p>
-        </w:tc>
-        <w:tc>
-          <w:tcPr>
-            <w:tcW w:type="dxa" w:w="720"/>
-            <w:tcBorders>
-              <w:start w:sz="6.400000000000091" w:val="single" w:color="#E7E4DB"/>
-              <w:top w:sz="6.400000000000091" w:val="single" w:color="#E7E4DB"/>
-              <w:end w:sz="6.400000000000091" w:val="single" w:color="#E7E4DB"/>
-              <w:bottom w:sz="6.400000000000091" w:val="single" w:color="#E7E4DB"/>
-            </w:tcBorders>
-            <w:tcMar>
-              <w:start w:w="0" w:type="dxa"/>
-              <w:end w:w="0" w:type="dxa"/>
-            </w:tcMar>
-          </w:tcPr>
-          <w:p>
-            <w:pPr>
-              <w:autoSpaceDN w:val="0"/>
-              <w:autoSpaceDE w:val="0"/>
-              <w:widowControl/>
-              <w:spacing w:line="240" w:lineRule="auto" w:before="74" w:after="0"/>
-              <w:ind w:left="94" w:right="0" w:firstLine="0"/>
-              <w:jc w:val="left"/>
-            </w:pPr>
-            <w:r>
-              <w:rPr>
-                <w:w w:val="98.4000015258789"/>
-                <w:rFonts w:ascii="Anthropic Sans Print" w:hAnsi="Anthropic Sans Print" w:eastAsia="Anthropic Sans Print"/>
-                <w:b w:val="0"/>
-                <w:i w:val="0"/>
-                <w:color w:val="1F1E1D"/>
-                <w:sz w:val="20"/>
-              </w:rPr>
-              <w:t>40</w:t>
-            </w:r>
-          </w:p>
-        </w:tc>
-        <w:tc>
-          <w:tcPr>
-            <w:tcW w:type="dxa" w:w="854"/>
-            <w:tcBorders>
-              <w:start w:sz="6.400000000000091" w:val="single" w:color="#E7E4DB"/>
-              <w:top w:sz="6.400000000000091" w:val="single" w:color="#E7E4DB"/>
-              <w:end w:sz="5.599999999999909" w:val="single" w:color="#E7E4DB"/>
-              <w:bottom w:sz="6.400000000000091" w:val="single" w:color="#E7E4DB"/>
-            </w:tcBorders>
-            <w:tcMar>
-              <w:start w:w="0" w:type="dxa"/>
-              <w:end w:w="0" w:type="dxa"/>
-            </w:tcMar>
-          </w:tcPr>
-          <w:p>
-            <w:pPr>
-              <w:autoSpaceDN w:val="0"/>
-              <w:autoSpaceDE w:val="0"/>
-              <w:widowControl/>
-              <w:spacing w:line="240" w:lineRule="auto" w:before="74" w:after="0"/>
-              <w:ind w:left="94" w:right="0" w:firstLine="0"/>
-              <w:jc w:val="left"/>
-            </w:pPr>
-            <w:r>
-              <w:rPr>
-                <w:w w:val="98.4000015258789"/>
-                <w:rFonts w:ascii="Anthropic Sans Print" w:hAnsi="Anthropic Sans Print" w:eastAsia="Anthropic Sans Print"/>
-                <w:b w:val="0"/>
-                <w:i w:val="0"/>
-                <w:color w:val="1F1E1D"/>
-                <w:sz w:val="20"/>
-              </w:rPr>
-              <w:t>m</w:t>
-            </w:r>
-          </w:p>
-        </w:tc>
-        <w:tc>
-          <w:tcPr>
-            <w:tcW w:type="dxa" w:w="1696"/>
-            <w:tcBorders>
-              <w:start w:sz="5.599999999999909" w:val="single" w:color="#E7E4DB"/>
-              <w:top w:sz="6.400000000000091" w:val="single" w:color="#E7E4DB"/>
-              <w:end w:sz="5.599999999999909" w:val="single" w:color="#E7E4DB"/>
-              <w:bottom w:sz="6.400000000000091" w:val="single" w:color="#E7E4DB"/>
-            </w:tcBorders>
-            <w:tcMar>
-              <w:start w:w="0" w:type="dxa"/>
-              <w:end w:w="0" w:type="dxa"/>
-            </w:tcMar>
-          </w:tcPr>
-          <w:p>
-            <w:pPr>
-              <w:autoSpaceDN w:val="0"/>
-              <w:autoSpaceDE w:val="0"/>
-              <w:widowControl/>
-              <w:spacing w:line="240" w:lineRule="auto" w:before="74" w:after="0"/>
-              <w:ind w:left="92" w:right="0" w:firstLine="0"/>
-              <w:jc w:val="left"/>
-            </w:pPr>
-            <w:r>
-              <w:rPr>
-                <w:w w:val="98.4000015258789"/>
-                <w:rFonts w:ascii="Anthropic Sans Print" w:hAnsi="Anthropic Sans Print" w:eastAsia="Anthropic Sans Print"/>
-                <w:b w:val="0"/>
-                <w:i w:val="0"/>
-                <w:color w:val="1F1E1D"/>
-                <w:sz w:val="20"/>
-              </w:rPr>
-              <w:t>3,50</w:t>
-            </w:r>
-          </w:p>
-        </w:tc>
-        <w:tc>
-          <w:tcPr>
-            <w:tcW w:type="dxa" w:w="1214"/>
-            <w:tcBorders>
-              <w:start w:sz="5.599999999999909" w:val="single" w:color="#E7E4DB"/>
-              <w:top w:sz="6.400000000000091" w:val="single" w:color="#E7E4DB"/>
-              <w:end w:sz="6.399999999999636" w:val="single" w:color="#E7E4DB"/>
-              <w:bottom w:sz="6.400000000000091" w:val="single" w:color="#E7E4DB"/>
-            </w:tcBorders>
-            <w:tcMar>
-              <w:start w:w="0" w:type="dxa"/>
-              <w:end w:w="0" w:type="dxa"/>
-            </w:tcMar>
-          </w:tcPr>
-          <w:p>
-            <w:pPr>
-              <w:autoSpaceDN w:val="0"/>
-              <w:autoSpaceDE w:val="0"/>
-              <w:widowControl/>
-              <w:spacing w:line="240" w:lineRule="auto" w:before="74" w:after="0"/>
-              <w:ind w:left="90" w:right="0" w:firstLine="0"/>
-              <w:jc w:val="left"/>
-            </w:pPr>
-            <w:r>
-              <w:rPr>
-                <w:w w:val="98.4000015258789"/>
-                <w:rFonts w:ascii="Anthropic Sans Print" w:hAnsi="Anthropic Sans Print" w:eastAsia="Anthropic Sans Print"/>
-                <w:b w:val="0"/>
-                <w:i w:val="0"/>
-                <w:color w:val="1F1E1D"/>
-                <w:sz w:val="20"/>
-              </w:rPr>
-              <w:t>133.000</w:t>
-            </w:r>
-          </w:p>
-        </w:tc>
-      </w:tr>
-      <w:tr>
-        <w:trPr>
-          <w:trHeight w:hRule="exact" w:val="420"/>
-        </w:trPr>
-        <w:tc>
-          <w:tcPr>
-            <w:tcW w:type="dxa" w:w="720"/>
-            <w:tcBorders>
-              <w:start w:sz="6.399999999999977" w:val="single" w:color="#E7E4DB"/>
-              <w:top w:sz="6.400000000000091" w:val="single" w:color="#E7E4DB"/>
-              <w:end w:sz="6.399999999999977" w:val="single" w:color="#E7E4DB"/>
-              <w:bottom w:sz="6.400000000000091" w:val="single" w:color="#E7E4DB"/>
-            </w:tcBorders>
-            <w:tcMar>
-              <w:start w:w="0" w:type="dxa"/>
-              <w:end w:w="0" w:type="dxa"/>
-            </w:tcMar>
-          </w:tcPr>
-          <w:p>
-            <w:pPr>
-              <w:autoSpaceDN w:val="0"/>
-              <w:autoSpaceDE w:val="0"/>
-              <w:widowControl/>
-              <w:spacing w:line="240" w:lineRule="auto" w:before="74" w:after="0"/>
-              <w:ind w:left="88" w:right="0" w:firstLine="0"/>
-              <w:jc w:val="left"/>
-            </w:pPr>
-            <w:r>
-              <w:rPr>
-                <w:w w:val="98.4000015258789"/>
-                <w:rFonts w:ascii="Anthropic Sans Print" w:hAnsi="Anthropic Sans Print" w:eastAsia="Anthropic Sans Print"/>
-                <w:b w:val="0"/>
-                <w:i w:val="0"/>
-                <w:color w:val="1F1E1D"/>
-                <w:sz w:val="20"/>
-              </w:rPr>
-              <w:t>15</w:t>
-            </w:r>
-          </w:p>
-        </w:tc>
-        <w:tc>
-          <w:tcPr>
-            <w:tcW w:type="dxa" w:w="4860"/>
-            <w:tcBorders>
-              <w:start w:sz="6.399999999999977" w:val="single" w:color="#E7E4DB"/>
-              <w:top w:sz="6.400000000000091" w:val="single" w:color="#E7E4DB"/>
-              <w:end w:sz="6.400000000000091" w:val="single" w:color="#E7E4DB"/>
-              <w:bottom w:sz="6.400000000000091" w:val="single" w:color="#E7E4DB"/>
-            </w:tcBorders>
-            <w:tcMar>
-              <w:start w:w="0" w:type="dxa"/>
-              <w:end w:w="0" w:type="dxa"/>
-            </w:tcMar>
-          </w:tcPr>
-          <w:p>
-            <w:pPr>
-              <w:autoSpaceDN w:val="0"/>
-              <w:autoSpaceDE w:val="0"/>
-              <w:widowControl/>
-              <w:spacing w:line="240" w:lineRule="auto" w:before="74" w:after="0"/>
-              <w:ind w:left="88" w:right="0" w:firstLine="0"/>
-              <w:jc w:val="left"/>
-            </w:pPr>
-            <w:r>
-              <w:rPr>
-                <w:w w:val="98.4000015258789"/>
-                <w:rFonts w:ascii="Anthropic Sans Print" w:hAnsi="Anthropic Sans Print" w:eastAsia="Anthropic Sans Print"/>
-                <w:b w:val="0"/>
-                <w:i w:val="0"/>
-                <w:color w:val="1F1E1D"/>
-                <w:sz w:val="20"/>
-              </w:rPr>
-              <w:t>Cable EN 50306, 2 × 1,0 mm² (caja a luminarias)</w:t>
-            </w:r>
-          </w:p>
-        </w:tc>
-        <w:tc>
-          <w:tcPr>
-            <w:tcW w:type="dxa" w:w="720"/>
-            <w:tcBorders>
-              <w:start w:sz="6.400000000000091" w:val="single" w:color="#E7E4DB"/>
-              <w:top w:sz="6.400000000000091" w:val="single" w:color="#E7E4DB"/>
-              <w:end w:sz="6.400000000000091" w:val="single" w:color="#E7E4DB"/>
-              <w:bottom w:sz="6.400000000000091" w:val="single" w:color="#E7E4DB"/>
-            </w:tcBorders>
-            <w:tcMar>
-              <w:start w:w="0" w:type="dxa"/>
-              <w:end w:w="0" w:type="dxa"/>
-            </w:tcMar>
-          </w:tcPr>
-          <w:p>
-            <w:pPr>
-              <w:autoSpaceDN w:val="0"/>
-              <w:autoSpaceDE w:val="0"/>
-              <w:widowControl/>
-              <w:spacing w:line="240" w:lineRule="auto" w:before="74" w:after="0"/>
-              <w:ind w:left="94" w:right="0" w:firstLine="0"/>
-              <w:jc w:val="left"/>
-            </w:pPr>
-            <w:r>
-              <w:rPr>
-                <w:w w:val="98.4000015258789"/>
-                <w:rFonts w:ascii="Anthropic Sans Print" w:hAnsi="Anthropic Sans Print" w:eastAsia="Anthropic Sans Print"/>
-                <w:b w:val="0"/>
-                <w:i w:val="0"/>
-                <w:color w:val="1F1E1D"/>
-                <w:sz w:val="20"/>
-              </w:rPr>
-              <w:t>120</w:t>
-            </w:r>
-          </w:p>
-        </w:tc>
-        <w:tc>
-          <w:tcPr>
-            <w:tcW w:type="dxa" w:w="854"/>
-            <w:tcBorders>
-              <w:start w:sz="6.400000000000091" w:val="single" w:color="#E7E4DB"/>
-              <w:top w:sz="6.400000000000091" w:val="single" w:color="#E7E4DB"/>
-              <w:end w:sz="5.599999999999909" w:val="single" w:color="#E7E4DB"/>
-              <w:bottom w:sz="6.400000000000091" w:val="single" w:color="#E7E4DB"/>
-            </w:tcBorders>
-            <w:tcMar>
-              <w:start w:w="0" w:type="dxa"/>
-              <w:end w:w="0" w:type="dxa"/>
-            </w:tcMar>
-          </w:tcPr>
-          <w:p>
-            <w:pPr>
-              <w:autoSpaceDN w:val="0"/>
-              <w:autoSpaceDE w:val="0"/>
-              <w:widowControl/>
-              <w:spacing w:line="240" w:lineRule="auto" w:before="74" w:after="0"/>
-              <w:ind w:left="94" w:right="0" w:firstLine="0"/>
-              <w:jc w:val="left"/>
-            </w:pPr>
-            <w:r>
-              <w:rPr>
-                <w:w w:val="98.4000015258789"/>
-                <w:rFonts w:ascii="Anthropic Sans Print" w:hAnsi="Anthropic Sans Print" w:eastAsia="Anthropic Sans Print"/>
-                <w:b w:val="0"/>
-                <w:i w:val="0"/>
-                <w:color w:val="1F1E1D"/>
-                <w:sz w:val="20"/>
-              </w:rPr>
-              <w:t>m</w:t>
-            </w:r>
-          </w:p>
-        </w:tc>
-        <w:tc>
-          <w:tcPr>
-            <w:tcW w:type="dxa" w:w="1696"/>
-            <w:tcBorders>
-              <w:start w:sz="5.599999999999909" w:val="single" w:color="#E7E4DB"/>
-              <w:top w:sz="6.400000000000091" w:val="single" w:color="#E7E4DB"/>
-              <w:end w:sz="5.599999999999909" w:val="single" w:color="#E7E4DB"/>
-              <w:bottom w:sz="6.400000000000091" w:val="single" w:color="#E7E4DB"/>
+              <w:bottom w:sz="6.399999999999977" w:val="single" w:color="#E7E4DB"/>
             </w:tcBorders>
             <w:tcMar>
               <w:start w:w="0" w:type="dxa"/>
@@ -9585,9 +10343,9 @@
             <w:tcW w:type="dxa" w:w="1214"/>
             <w:tcBorders>
               <w:start w:sz="5.599999999999909" w:val="single" w:color="#E7E4DB"/>
-              <w:top w:sz="6.400000000000091" w:val="single" w:color="#E7E4DB"/>
+              <w:top w:sz="6.399999999999977" w:val="single" w:color="#E7E4DB"/>
               <w:end w:sz="6.399999999999636" w:val="single" w:color="#E7E4DB"/>
-              <w:bottom w:sz="6.400000000000091" w:val="single" w:color="#E7E4DB"/>
+              <w:bottom w:sz="6.399999999999977" w:val="single" w:color="#E7E4DB"/>
             </w:tcBorders>
             <w:tcMar>
               <w:start w:w="0" w:type="dxa"/>
@@ -9626,9 +10384,9 @@
             <w:tcW w:type="dxa" w:w="720"/>
             <w:tcBorders>
               <w:start w:sz="6.399999999999977" w:val="single" w:color="#E7E4DB"/>
-              <w:top w:sz="6.400000000000091" w:val="single" w:color="#E7E4DB"/>
+              <w:top w:sz="6.399999999999977" w:val="single" w:color="#E7E4DB"/>
               <w:end w:sz="6.399999999999977" w:val="single" w:color="#E7E4DB"/>
-              <w:bottom w:sz="6.400000000000091" w:val="single" w:color="#E7E4DB"/>
+              <w:bottom w:sz="5.599999999999909" w:val="single" w:color="#E7E4DB"/>
             </w:tcBorders>
             <w:tcMar>
               <w:start w:w="0" w:type="dxa"/>
@@ -9653,7 +10411,7 @@
                 <w:color w:val="1F1E1D"/>
                 <w:sz w:val="20"/>
               </w:rPr>
-              <w:t>16</w:t>
+              <w:t>18</w:t>
             </w:r>
           </w:p>
         </w:tc>
@@ -9662,9 +10420,9 @@
             <w:tcW w:type="dxa" w:w="4860"/>
             <w:tcBorders>
               <w:start w:sz="6.399999999999977" w:val="single" w:color="#E7E4DB"/>
-              <w:top w:sz="6.400000000000091" w:val="single" w:color="#E7E4DB"/>
+              <w:top w:sz="6.399999999999977" w:val="single" w:color="#E7E4DB"/>
               <w:end w:sz="6.400000000000091" w:val="single" w:color="#E7E4DB"/>
-              <w:bottom w:sz="6.400000000000091" w:val="single" w:color="#E7E4DB"/>
+              <w:bottom w:sz="5.599999999999909" w:val="single" w:color="#E7E4DB"/>
             </w:tcBorders>
             <w:tcMar>
               <w:start w:w="0" w:type="dxa"/>
@@ -9709,9 +10467,9 @@
             <w:tcW w:type="dxa" w:w="720"/>
             <w:tcBorders>
               <w:start w:sz="6.400000000000091" w:val="single" w:color="#E7E4DB"/>
-              <w:top w:sz="6.400000000000091" w:val="single" w:color="#E7E4DB"/>
+              <w:top w:sz="6.399999999999977" w:val="single" w:color="#E7E4DB"/>
               <w:end w:sz="6.400000000000091" w:val="single" w:color="#E7E4DB"/>
-              <w:bottom w:sz="6.400000000000091" w:val="single" w:color="#E7E4DB"/>
+              <w:bottom w:sz="5.599999999999909" w:val="single" w:color="#E7E4DB"/>
             </w:tcBorders>
             <w:tcMar>
               <w:start w:w="0" w:type="dxa"/>
@@ -9745,9 +10503,9 @@
             <w:tcW w:type="dxa" w:w="854"/>
             <w:tcBorders>
               <w:start w:sz="6.400000000000091" w:val="single" w:color="#E7E4DB"/>
-              <w:top w:sz="6.400000000000091" w:val="single" w:color="#E7E4DB"/>
+              <w:top w:sz="6.399999999999977" w:val="single" w:color="#E7E4DB"/>
               <w:end w:sz="5.599999999999909" w:val="single" w:color="#E7E4DB"/>
-              <w:bottom w:sz="6.400000000000091" w:val="single" w:color="#E7E4DB"/>
+              <w:bottom w:sz="5.599999999999909" w:val="single" w:color="#E7E4DB"/>
             </w:tcBorders>
             <w:tcMar>
               <w:start w:w="0" w:type="dxa"/>
@@ -9781,9 +10539,9 @@
             <w:tcW w:type="dxa" w:w="1696"/>
             <w:tcBorders>
               <w:start w:sz="5.599999999999909" w:val="single" w:color="#E7E4DB"/>
-              <w:top w:sz="6.400000000000091" w:val="single" w:color="#E7E4DB"/>
+              <w:top w:sz="6.399999999999977" w:val="single" w:color="#E7E4DB"/>
               <w:end w:sz="5.599999999999909" w:val="single" w:color="#E7E4DB"/>
-              <w:bottom w:sz="6.400000000000091" w:val="single" w:color="#E7E4DB"/>
+              <w:bottom w:sz="5.599999999999909" w:val="single" w:color="#E7E4DB"/>
             </w:tcBorders>
             <w:tcMar>
               <w:start w:w="0" w:type="dxa"/>
@@ -9817,9 +10575,9 @@
             <w:tcW w:type="dxa" w:w="1214"/>
             <w:tcBorders>
               <w:start w:sz="5.599999999999909" w:val="single" w:color="#E7E4DB"/>
-              <w:top w:sz="6.400000000000091" w:val="single" w:color="#E7E4DB"/>
+              <w:top w:sz="6.399999999999977" w:val="single" w:color="#E7E4DB"/>
               <w:end w:sz="6.399999999999636" w:val="single" w:color="#E7E4DB"/>
-              <w:bottom w:sz="6.400000000000091" w:val="single" w:color="#E7E4DB"/>
+              <w:bottom w:sz="5.599999999999909" w:val="single" w:color="#E7E4DB"/>
             </w:tcBorders>
             <w:tcMar>
               <w:start w:w="0" w:type="dxa"/>
@@ -9858,9 +10616,9 @@
             <w:tcW w:type="dxa" w:w="720"/>
             <w:tcBorders>
               <w:start w:sz="6.399999999999977" w:val="single" w:color="#E7E4DB"/>
-              <w:top w:sz="6.400000000000091" w:val="single" w:color="#E7E4DB"/>
+              <w:top w:sz="5.599999999999909" w:val="single" w:color="#E7E4DB"/>
               <w:end w:sz="6.399999999999977" w:val="single" w:color="#E7E4DB"/>
-              <w:bottom w:sz="6.400000000000091" w:val="single" w:color="#E7E4DB"/>
+              <w:bottom w:sz="5.599999999999909" w:val="single" w:color="#E7E4DB"/>
             </w:tcBorders>
             <w:tcMar>
               <w:start w:w="0" w:type="dxa"/>
@@ -9874,9 +10632,9 @@
             <w:tcW w:type="dxa" w:w="4860"/>
             <w:tcBorders>
               <w:start w:sz="6.399999999999977" w:val="single" w:color="#E7E4DB"/>
-              <w:top w:sz="6.400000000000091" w:val="single" w:color="#E7E4DB"/>
+              <w:top w:sz="5.599999999999909" w:val="single" w:color="#E7E4DB"/>
               <w:end w:sz="6.400000000000091" w:val="single" w:color="#E7E4DB"/>
-              <w:bottom w:sz="6.400000000000091" w:val="single" w:color="#E7E4DB"/>
+              <w:bottom w:sz="5.599999999999909" w:val="single" w:color="#E7E4DB"/>
             </w:tcBorders>
             <w:tcMar>
               <w:start w:w="0" w:type="dxa"/>
@@ -9888,7 +10646,7 @@
               <w:autoSpaceDN w:val="0"/>
               <w:autoSpaceDE w:val="0"/>
               <w:widowControl/>
-              <w:spacing w:line="240" w:lineRule="auto" w:before="74" w:after="0"/>
+              <w:spacing w:line="240" w:lineRule="auto" w:before="76" w:after="0"/>
               <w:ind w:left="88" w:right="0" w:firstLine="0"/>
               <w:jc w:val="left"/>
             </w:pPr>
@@ -9910,9 +10668,9 @@
             <w:tcW w:type="dxa" w:w="720"/>
             <w:tcBorders>
               <w:start w:sz="6.400000000000091" w:val="single" w:color="#E7E4DB"/>
-              <w:top w:sz="6.400000000000091" w:val="single" w:color="#E7E4DB"/>
+              <w:top w:sz="5.599999999999909" w:val="single" w:color="#E7E4DB"/>
               <w:end w:sz="6.400000000000091" w:val="single" w:color="#E7E4DB"/>
-              <w:bottom w:sz="6.400000000000091" w:val="single" w:color="#E7E4DB"/>
+              <w:bottom w:sz="5.599999999999909" w:val="single" w:color="#E7E4DB"/>
             </w:tcBorders>
             <w:tcMar>
               <w:start w:w="0" w:type="dxa"/>
@@ -9926,9 +10684,9 @@
             <w:tcW w:type="dxa" w:w="854"/>
             <w:tcBorders>
               <w:start w:sz="6.400000000000091" w:val="single" w:color="#E7E4DB"/>
-              <w:top w:sz="6.400000000000091" w:val="single" w:color="#E7E4DB"/>
+              <w:top w:sz="5.599999999999909" w:val="single" w:color="#E7E4DB"/>
               <w:end w:sz="5.599999999999909" w:val="single" w:color="#E7E4DB"/>
-              <w:bottom w:sz="6.400000000000091" w:val="single" w:color="#E7E4DB"/>
+              <w:bottom w:sz="5.599999999999909" w:val="single" w:color="#E7E4DB"/>
             </w:tcBorders>
             <w:tcMar>
               <w:start w:w="0" w:type="dxa"/>
@@ -9942,9 +10700,9 @@
             <w:tcW w:type="dxa" w:w="1696"/>
             <w:tcBorders>
               <w:start w:sz="5.599999999999909" w:val="single" w:color="#E7E4DB"/>
-              <w:top w:sz="6.400000000000091" w:val="single" w:color="#E7E4DB"/>
+              <w:top w:sz="5.599999999999909" w:val="single" w:color="#E7E4DB"/>
               <w:end w:sz="5.599999999999909" w:val="single" w:color="#E7E4DB"/>
-              <w:bottom w:sz="6.400000000000091" w:val="single" w:color="#E7E4DB"/>
+              <w:bottom w:sz="5.599999999999909" w:val="single" w:color="#E7E4DB"/>
             </w:tcBorders>
             <w:tcMar>
               <w:start w:w="0" w:type="dxa"/>
@@ -9958,9 +10716,9 @@
             <w:tcW w:type="dxa" w:w="1214"/>
             <w:tcBorders>
               <w:start w:sz="5.599999999999909" w:val="single" w:color="#E7E4DB"/>
-              <w:top w:sz="6.400000000000091" w:val="single" w:color="#E7E4DB"/>
+              <w:top w:sz="5.599999999999909" w:val="single" w:color="#E7E4DB"/>
               <w:end w:sz="6.399999999999636" w:val="single" w:color="#E7E4DB"/>
-              <w:bottom w:sz="6.400000000000091" w:val="single" w:color="#E7E4DB"/>
+              <w:bottom w:sz="5.599999999999909" w:val="single" w:color="#E7E4DB"/>
             </w:tcBorders>
             <w:tcMar>
               <w:start w:w="0" w:type="dxa"/>
@@ -9972,7 +10730,7 @@
               <w:autoSpaceDN w:val="0"/>
               <w:autoSpaceDE w:val="0"/>
               <w:widowControl/>
-              <w:spacing w:line="240" w:lineRule="auto" w:before="74" w:after="0"/>
+              <w:spacing w:line="240" w:lineRule="auto" w:before="76" w:after="0"/>
               <w:ind w:left="90" w:right="0" w:firstLine="0"/>
               <w:jc w:val="left"/>
             </w:pPr>
@@ -9985,7 +10743,7 @@
                 <w:color w:val="1F1E1D"/>
                 <w:sz w:val="20"/>
               </w:rPr>
-              <w:t>2.078.600</w:t>
+              <w:t>2.411.100</w:t>
             </w:r>
           </w:p>
         </w:tc>
@@ -9999,9 +10757,9 @@
             <w:tcW w:type="dxa" w:w="720"/>
             <w:tcBorders>
               <w:start w:sz="6.399999999999977" w:val="single" w:color="#E7E4DB"/>
-              <w:top w:sz="6.400000000000091" w:val="single" w:color="#E7E4DB"/>
+              <w:top w:sz="5.599999999999909" w:val="single" w:color="#E7E4DB"/>
               <w:end w:sz="6.399999999999977" w:val="single" w:color="#E7E4DB"/>
-              <w:bottom w:sz="6.400000000000091" w:val="single" w:color="#E7E4DB"/>
+              <w:bottom w:sz="5.599999999999909" w:val="single" w:color="#E7E4DB"/>
             </w:tcBorders>
             <w:tcMar>
               <w:start w:w="0" w:type="dxa"/>
@@ -10015,9 +10773,9 @@
             <w:tcW w:type="dxa" w:w="4860"/>
             <w:tcBorders>
               <w:start w:sz="6.399999999999977" w:val="single" w:color="#E7E4DB"/>
-              <w:top w:sz="6.400000000000091" w:val="single" w:color="#E7E4DB"/>
+              <w:top w:sz="5.599999999999909" w:val="single" w:color="#E7E4DB"/>
               <w:end w:sz="6.400000000000091" w:val="single" w:color="#E7E4DB"/>
-              <w:bottom w:sz="6.400000000000091" w:val="single" w:color="#E7E4DB"/>
+              <w:bottom w:sz="5.599999999999909" w:val="single" w:color="#E7E4DB"/>
             </w:tcBorders>
             <w:tcMar>
               <w:start w:w="0" w:type="dxa"/>
@@ -10029,7 +10787,7 @@
               <w:autoSpaceDN w:val="0"/>
               <w:autoSpaceDE w:val="0"/>
               <w:widowControl/>
-              <w:spacing w:line="240" w:lineRule="auto" w:before="74" w:after="0"/>
+              <w:spacing w:line="240" w:lineRule="auto" w:before="76" w:after="0"/>
               <w:ind w:left="88" w:right="0" w:firstLine="0"/>
               <w:jc w:val="left"/>
             </w:pPr>
@@ -10051,9 +10809,9 @@
             <w:tcW w:type="dxa" w:w="720"/>
             <w:tcBorders>
               <w:start w:sz="6.400000000000091" w:val="single" w:color="#E7E4DB"/>
-              <w:top w:sz="6.400000000000091" w:val="single" w:color="#E7E4DB"/>
+              <w:top w:sz="5.599999999999909" w:val="single" w:color="#E7E4DB"/>
               <w:end w:sz="6.400000000000091" w:val="single" w:color="#E7E4DB"/>
-              <w:bottom w:sz="6.400000000000091" w:val="single" w:color="#E7E4DB"/>
+              <w:bottom w:sz="5.599999999999909" w:val="single" w:color="#E7E4DB"/>
             </w:tcBorders>
             <w:tcMar>
               <w:start w:w="0" w:type="dxa"/>
@@ -10067,9 +10825,9 @@
             <w:tcW w:type="dxa" w:w="854"/>
             <w:tcBorders>
               <w:start w:sz="6.400000000000091" w:val="single" w:color="#E7E4DB"/>
-              <w:top w:sz="6.400000000000091" w:val="single" w:color="#E7E4DB"/>
+              <w:top w:sz="5.599999999999909" w:val="single" w:color="#E7E4DB"/>
               <w:end w:sz="5.599999999999909" w:val="single" w:color="#E7E4DB"/>
-              <w:bottom w:sz="6.400000000000091" w:val="single" w:color="#E7E4DB"/>
+              <w:bottom w:sz="5.599999999999909" w:val="single" w:color="#E7E4DB"/>
             </w:tcBorders>
             <w:tcMar>
               <w:start w:w="0" w:type="dxa"/>
@@ -10083,9 +10841,9 @@
             <w:tcW w:type="dxa" w:w="1696"/>
             <w:tcBorders>
               <w:start w:sz="5.599999999999909" w:val="single" w:color="#E7E4DB"/>
-              <w:top w:sz="6.400000000000091" w:val="single" w:color="#E7E4DB"/>
+              <w:top w:sz="5.599999999999909" w:val="single" w:color="#E7E4DB"/>
               <w:end w:sz="5.599999999999909" w:val="single" w:color="#E7E4DB"/>
-              <w:bottom w:sz="6.400000000000091" w:val="single" w:color="#E7E4DB"/>
+              <w:bottom w:sz="5.599999999999909" w:val="single" w:color="#E7E4DB"/>
             </w:tcBorders>
             <w:tcMar>
               <w:start w:w="0" w:type="dxa"/>
@@ -10099,9 +10857,9 @@
             <w:tcW w:type="dxa" w:w="1214"/>
             <w:tcBorders>
               <w:start w:sz="5.599999999999909" w:val="single" w:color="#E7E4DB"/>
-              <w:top w:sz="6.400000000000091" w:val="single" w:color="#E7E4DB"/>
+              <w:top w:sz="5.599999999999909" w:val="single" w:color="#E7E4DB"/>
               <w:end w:sz="6.399999999999636" w:val="single" w:color="#E7E4DB"/>
-              <w:bottom w:sz="6.400000000000091" w:val="single" w:color="#E7E4DB"/>
+              <w:bottom w:sz="5.599999999999909" w:val="single" w:color="#E7E4DB"/>
             </w:tcBorders>
             <w:tcMar>
               <w:start w:w="0" w:type="dxa"/>
@@ -10113,7 +10871,7 @@
               <w:autoSpaceDN w:val="0"/>
               <w:autoSpaceDE w:val="0"/>
               <w:widowControl/>
-              <w:spacing w:line="240" w:lineRule="auto" w:before="74" w:after="0"/>
+              <w:spacing w:line="240" w:lineRule="auto" w:before="76" w:after="0"/>
               <w:ind w:left="90" w:right="0" w:firstLine="0"/>
               <w:jc w:val="left"/>
             </w:pPr>
@@ -10126,7 +10884,7 @@
                 <w:color w:val="1F1E1D"/>
                 <w:sz w:val="20"/>
               </w:rPr>
-              <w:t>249.432</w:t>
+              <w:t>289.332</w:t>
             </w:r>
           </w:p>
         </w:tc>
@@ -10140,9 +10898,9 @@
             <w:tcW w:type="dxa" w:w="720"/>
             <w:tcBorders>
               <w:start w:sz="6.399999999999977" w:val="single" w:color="#E7E4DB"/>
-              <w:top w:sz="6.400000000000091" w:val="single" w:color="#E7E4DB"/>
+              <w:top w:sz="5.599999999999909" w:val="single" w:color="#E7E4DB"/>
               <w:end w:sz="6.399999999999977" w:val="single" w:color="#E7E4DB"/>
-              <w:bottom w:sz="6.400000000000091" w:val="single" w:color="#E7E4DB"/>
+              <w:bottom w:sz="5.599999999999909" w:val="single" w:color="#E7E4DB"/>
             </w:tcBorders>
             <w:tcMar>
               <w:start w:w="0" w:type="dxa"/>
@@ -10156,9 +10914,9 @@
             <w:tcW w:type="dxa" w:w="4860"/>
             <w:tcBorders>
               <w:start w:sz="6.399999999999977" w:val="single" w:color="#E7E4DB"/>
-              <w:top w:sz="6.400000000000091" w:val="single" w:color="#E7E4DB"/>
+              <w:top w:sz="5.599999999999909" w:val="single" w:color="#E7E4DB"/>
               <w:end w:sz="6.400000000000091" w:val="single" w:color="#E7E4DB"/>
-              <w:bottom w:sz="6.400000000000091" w:val="single" w:color="#E7E4DB"/>
+              <w:bottom w:sz="5.599999999999909" w:val="single" w:color="#E7E4DB"/>
             </w:tcBorders>
             <w:tcMar>
               <w:start w:w="0" w:type="dxa"/>
@@ -10170,7 +10928,7 @@
               <w:autoSpaceDN w:val="0"/>
               <w:autoSpaceDE w:val="0"/>
               <w:widowControl/>
-              <w:spacing w:line="240" w:lineRule="auto" w:before="74" w:after="0"/>
+              <w:spacing w:line="240" w:lineRule="auto" w:before="76" w:after="0"/>
               <w:ind w:left="88" w:right="0" w:firstLine="0"/>
               <w:jc w:val="left"/>
             </w:pPr>
@@ -10192,9 +10950,9 @@
             <w:tcW w:type="dxa" w:w="720"/>
             <w:tcBorders>
               <w:start w:sz="6.400000000000091" w:val="single" w:color="#E7E4DB"/>
-              <w:top w:sz="6.400000000000091" w:val="single" w:color="#E7E4DB"/>
+              <w:top w:sz="5.599999999999909" w:val="single" w:color="#E7E4DB"/>
               <w:end w:sz="6.400000000000091" w:val="single" w:color="#E7E4DB"/>
-              <w:bottom w:sz="6.400000000000091" w:val="single" w:color="#E7E4DB"/>
+              <w:bottom w:sz="5.599999999999909" w:val="single" w:color="#E7E4DB"/>
             </w:tcBorders>
             <w:tcMar>
               <w:start w:w="0" w:type="dxa"/>
@@ -10208,9 +10966,9 @@
             <w:tcW w:type="dxa" w:w="854"/>
             <w:tcBorders>
               <w:start w:sz="6.400000000000091" w:val="single" w:color="#E7E4DB"/>
-              <w:top w:sz="6.400000000000091" w:val="single" w:color="#E7E4DB"/>
+              <w:top w:sz="5.599999999999909" w:val="single" w:color="#E7E4DB"/>
               <w:end w:sz="5.599999999999909" w:val="single" w:color="#E7E4DB"/>
-              <w:bottom w:sz="6.400000000000091" w:val="single" w:color="#E7E4DB"/>
+              <w:bottom w:sz="5.599999999999909" w:val="single" w:color="#E7E4DB"/>
             </w:tcBorders>
             <w:tcMar>
               <w:start w:w="0" w:type="dxa"/>
@@ -10224,9 +10982,9 @@
             <w:tcW w:type="dxa" w:w="1696"/>
             <w:tcBorders>
               <w:start w:sz="5.599999999999909" w:val="single" w:color="#E7E4DB"/>
-              <w:top w:sz="6.400000000000091" w:val="single" w:color="#E7E4DB"/>
+              <w:top w:sz="5.599999999999909" w:val="single" w:color="#E7E4DB"/>
               <w:end w:sz="5.599999999999909" w:val="single" w:color="#E7E4DB"/>
-              <w:bottom w:sz="6.400000000000091" w:val="single" w:color="#E7E4DB"/>
+              <w:bottom w:sz="5.599999999999909" w:val="single" w:color="#E7E4DB"/>
             </w:tcBorders>
             <w:tcMar>
               <w:start w:w="0" w:type="dxa"/>
@@ -10240,9 +10998,9 @@
             <w:tcW w:type="dxa" w:w="1214"/>
             <w:tcBorders>
               <w:start w:sz="5.599999999999909" w:val="single" w:color="#E7E4DB"/>
-              <w:top w:sz="6.400000000000091" w:val="single" w:color="#E7E4DB"/>
+              <w:top w:sz="5.599999999999909" w:val="single" w:color="#E7E4DB"/>
               <w:end w:sz="6.399999999999636" w:val="single" w:color="#E7E4DB"/>
-              <w:bottom w:sz="6.400000000000091" w:val="single" w:color="#E7E4DB"/>
+              <w:bottom w:sz="5.599999999999909" w:val="single" w:color="#E7E4DB"/>
             </w:tcBorders>
             <w:tcMar>
               <w:start w:w="0" w:type="dxa"/>
@@ -10254,7 +11012,7 @@
               <w:autoSpaceDN w:val="0"/>
               <w:autoSpaceDE w:val="0"/>
               <w:widowControl/>
-              <w:spacing w:line="240" w:lineRule="auto" w:before="74" w:after="0"/>
+              <w:spacing w:line="240" w:lineRule="auto" w:before="76" w:after="0"/>
               <w:ind w:left="90" w:right="0" w:firstLine="0"/>
               <w:jc w:val="left"/>
             </w:pPr>
@@ -10267,7 +11025,7 @@
                 <w:color w:val="1F1E1D"/>
                 <w:sz w:val="20"/>
               </w:rPr>
-              <w:t>2.328.032</w:t>
+              <w:t>2.700.432</w:t>
             </w:r>
           </w:p>
         </w:tc>
@@ -10281,9 +11039,9 @@
             <w:tcW w:type="dxa" w:w="720"/>
             <w:tcBorders>
               <w:start w:sz="6.399999999999977" w:val="single" w:color="#E7E4DB"/>
-              <w:top w:sz="6.400000000000091" w:val="single" w:color="#E7E4DB"/>
+              <w:top w:sz="5.599999999999909" w:val="single" w:color="#E7E4DB"/>
               <w:end w:sz="6.399999999999977" w:val="single" w:color="#E7E4DB"/>
-              <w:bottom w:sz="6.399999999999636" w:val="single" w:color="#E7E4DB"/>
+              <w:bottom w:sz="5.599999999999909" w:val="single" w:color="#E7E4DB"/>
             </w:tcBorders>
             <w:tcMar>
               <w:start w:w="0" w:type="dxa"/>
@@ -10297,9 +11055,9 @@
             <w:tcW w:type="dxa" w:w="4860"/>
             <w:tcBorders>
               <w:start w:sz="6.399999999999977" w:val="single" w:color="#E7E4DB"/>
-              <w:top w:sz="6.400000000000091" w:val="single" w:color="#E7E4DB"/>
+              <w:top w:sz="5.599999999999909" w:val="single" w:color="#E7E4DB"/>
               <w:end w:sz="6.400000000000091" w:val="single" w:color="#E7E4DB"/>
-              <w:bottom w:sz="6.399999999999636" w:val="single" w:color="#E7E4DB"/>
+              <w:bottom w:sz="5.599999999999909" w:val="single" w:color="#E7E4DB"/>
             </w:tcBorders>
             <w:tcMar>
               <w:start w:w="0" w:type="dxa"/>
@@ -10311,7 +11069,7 @@
               <w:autoSpaceDN w:val="0"/>
               <w:autoSpaceDE w:val="0"/>
               <w:widowControl/>
-              <w:spacing w:line="240" w:lineRule="auto" w:before="74" w:after="0"/>
+              <w:spacing w:line="240" w:lineRule="auto" w:before="76" w:after="0"/>
               <w:ind w:left="88" w:right="0" w:firstLine="0"/>
               <w:jc w:val="left"/>
             </w:pPr>
@@ -10333,9 +11091,9 @@
             <w:tcW w:type="dxa" w:w="720"/>
             <w:tcBorders>
               <w:start w:sz="6.400000000000091" w:val="single" w:color="#E7E4DB"/>
-              <w:top w:sz="6.400000000000091" w:val="single" w:color="#E7E4DB"/>
+              <w:top w:sz="5.599999999999909" w:val="single" w:color="#E7E4DB"/>
               <w:end w:sz="6.400000000000091" w:val="single" w:color="#E7E4DB"/>
-              <w:bottom w:sz="6.399999999999636" w:val="single" w:color="#E7E4DB"/>
+              <w:bottom w:sz="5.599999999999909" w:val="single" w:color="#E7E4DB"/>
             </w:tcBorders>
             <w:tcMar>
               <w:start w:w="0" w:type="dxa"/>
@@ -10349,9 +11107,9 @@
             <w:tcW w:type="dxa" w:w="854"/>
             <w:tcBorders>
               <w:start w:sz="6.400000000000091" w:val="single" w:color="#E7E4DB"/>
-              <w:top w:sz="6.400000000000091" w:val="single" w:color="#E7E4DB"/>
+              <w:top w:sz="5.599999999999909" w:val="single" w:color="#E7E4DB"/>
               <w:end w:sz="5.599999999999909" w:val="single" w:color="#E7E4DB"/>
-              <w:bottom w:sz="6.399999999999636" w:val="single" w:color="#E7E4DB"/>
+              <w:bottom w:sz="5.599999999999909" w:val="single" w:color="#E7E4DB"/>
             </w:tcBorders>
             <w:tcMar>
               <w:start w:w="0" w:type="dxa"/>
@@ -10365,9 +11123,9 @@
             <w:tcW w:type="dxa" w:w="1696"/>
             <w:tcBorders>
               <w:start w:sz="5.599999999999909" w:val="single" w:color="#E7E4DB"/>
-              <w:top w:sz="6.400000000000091" w:val="single" w:color="#E7E4DB"/>
+              <w:top w:sz="5.599999999999909" w:val="single" w:color="#E7E4DB"/>
               <w:end w:sz="5.599999999999909" w:val="single" w:color="#E7E4DB"/>
-              <w:bottom w:sz="6.399999999999636" w:val="single" w:color="#E7E4DB"/>
+              <w:bottom w:sz="5.599999999999909" w:val="single" w:color="#E7E4DB"/>
             </w:tcBorders>
             <w:tcMar>
               <w:start w:w="0" w:type="dxa"/>
@@ -10381,9 +11139,9 @@
             <w:tcW w:type="dxa" w:w="1214"/>
             <w:tcBorders>
               <w:start w:sz="5.599999999999909" w:val="single" w:color="#E7E4DB"/>
-              <w:top w:sz="6.400000000000091" w:val="single" w:color="#E7E4DB"/>
+              <w:top w:sz="5.599999999999909" w:val="single" w:color="#E7E4DB"/>
               <w:end w:sz="6.399999999999636" w:val="single" w:color="#E7E4DB"/>
-              <w:bottom w:sz="6.399999999999636" w:val="single" w:color="#E7E4DB"/>
+              <w:bottom w:sz="5.599999999999909" w:val="single" w:color="#E7E4DB"/>
             </w:tcBorders>
             <w:tcMar>
               <w:start w:w="0" w:type="dxa"/>
@@ -10395,7 +11153,7 @@
               <w:autoSpaceDN w:val="0"/>
               <w:autoSpaceDE w:val="0"/>
               <w:widowControl/>
-              <w:spacing w:line="240" w:lineRule="auto" w:before="74" w:after="0"/>
+              <w:spacing w:line="240" w:lineRule="auto" w:before="76" w:after="0"/>
               <w:ind w:left="90" w:right="0" w:firstLine="0"/>
               <w:jc w:val="left"/>
             </w:pPr>
@@ -10408,7 +11166,7 @@
                 <w:color w:val="1F1E1D"/>
                 <w:sz w:val="20"/>
               </w:rPr>
-              <w:t>442.326</w:t>
+              <w:t>513.082</w:t>
             </w:r>
           </w:p>
         </w:tc>
@@ -10422,9 +11180,9 @@
             <w:tcW w:type="dxa" w:w="720"/>
             <w:tcBorders>
               <w:start w:sz="6.399999999999977" w:val="single" w:color="#E7E4DB"/>
-              <w:top w:sz="6.399999999999636" w:val="single" w:color="#E7E4DB"/>
+              <w:top w:sz="5.599999999999909" w:val="single" w:color="#E7E4DB"/>
               <w:end w:sz="6.399999999999977" w:val="single" w:color="#E7E4DB"/>
-              <w:bottom w:sz="6.399999999999636" w:val="single" w:color="#E7E4DB"/>
+              <w:bottom w:sz="5.599999999999909" w:val="single" w:color="#E7E4DB"/>
             </w:tcBorders>
             <w:tcMar>
               <w:start w:w="0" w:type="dxa"/>
@@ -10438,9 +11196,9 @@
             <w:tcW w:type="dxa" w:w="4860"/>
             <w:tcBorders>
               <w:start w:sz="6.399999999999977" w:val="single" w:color="#E7E4DB"/>
-              <w:top w:sz="6.399999999999636" w:val="single" w:color="#E7E4DB"/>
+              <w:top w:sz="5.599999999999909" w:val="single" w:color="#E7E4DB"/>
               <w:end w:sz="6.400000000000091" w:val="single" w:color="#E7E4DB"/>
-              <w:bottom w:sz="6.399999999999636" w:val="single" w:color="#E7E4DB"/>
+              <w:bottom w:sz="5.599999999999909" w:val="single" w:color="#E7E4DB"/>
             </w:tcBorders>
             <w:tcMar>
               <w:start w:w="0" w:type="dxa"/>
@@ -10452,7 +11210,7 @@
               <w:autoSpaceDN w:val="0"/>
               <w:autoSpaceDE w:val="0"/>
               <w:widowControl/>
-              <w:spacing w:line="240" w:lineRule="auto" w:before="74" w:after="0"/>
+              <w:spacing w:line="240" w:lineRule="auto" w:before="76" w:after="0"/>
               <w:ind w:left="88" w:right="0" w:firstLine="0"/>
               <w:jc w:val="left"/>
             </w:pPr>
@@ -10474,9 +11232,9 @@
             <w:tcW w:type="dxa" w:w="720"/>
             <w:tcBorders>
               <w:start w:sz="6.400000000000091" w:val="single" w:color="#E7E4DB"/>
-              <w:top w:sz="6.399999999999636" w:val="single" w:color="#E7E4DB"/>
+              <w:top w:sz="5.599999999999909" w:val="single" w:color="#E7E4DB"/>
               <w:end w:sz="6.400000000000091" w:val="single" w:color="#E7E4DB"/>
-              <w:bottom w:sz="6.399999999999636" w:val="single" w:color="#E7E4DB"/>
+              <w:bottom w:sz="5.599999999999909" w:val="single" w:color="#E7E4DB"/>
             </w:tcBorders>
             <w:tcMar>
               <w:start w:w="0" w:type="dxa"/>
@@ -10490,9 +11248,9 @@
             <w:tcW w:type="dxa" w:w="854"/>
             <w:tcBorders>
               <w:start w:sz="6.400000000000091" w:val="single" w:color="#E7E4DB"/>
-              <w:top w:sz="6.399999999999636" w:val="single" w:color="#E7E4DB"/>
+              <w:top w:sz="5.599999999999909" w:val="single" w:color="#E7E4DB"/>
               <w:end w:sz="5.599999999999909" w:val="single" w:color="#E7E4DB"/>
-              <w:bottom w:sz="6.399999999999636" w:val="single" w:color="#E7E4DB"/>
+              <w:bottom w:sz="5.599999999999909" w:val="single" w:color="#E7E4DB"/>
             </w:tcBorders>
             <w:tcMar>
               <w:start w:w="0" w:type="dxa"/>
@@ -10506,9 +11264,9 @@
             <w:tcW w:type="dxa" w:w="1696"/>
             <w:tcBorders>
               <w:start w:sz="5.599999999999909" w:val="single" w:color="#E7E4DB"/>
-              <w:top w:sz="6.399999999999636" w:val="single" w:color="#E7E4DB"/>
+              <w:top w:sz="5.599999999999909" w:val="single" w:color="#E7E4DB"/>
               <w:end w:sz="5.599999999999909" w:val="single" w:color="#E7E4DB"/>
-              <w:bottom w:sz="6.399999999999636" w:val="single" w:color="#E7E4DB"/>
+              <w:bottom w:sz="5.599999999999909" w:val="single" w:color="#E7E4DB"/>
             </w:tcBorders>
             <w:tcMar>
               <w:start w:w="0" w:type="dxa"/>
@@ -10522,9 +11280,9 @@
             <w:tcW w:type="dxa" w:w="1214"/>
             <w:tcBorders>
               <w:start w:sz="5.599999999999909" w:val="single" w:color="#E7E4DB"/>
-              <w:top w:sz="6.399999999999636" w:val="single" w:color="#E7E4DB"/>
+              <w:top w:sz="5.599999999999909" w:val="single" w:color="#E7E4DB"/>
               <w:end w:sz="6.399999999999636" w:val="single" w:color="#E7E4DB"/>
-              <w:bottom w:sz="6.399999999999636" w:val="single" w:color="#E7E4DB"/>
+              <w:bottom w:sz="5.599999999999909" w:val="single" w:color="#E7E4DB"/>
             </w:tcBorders>
             <w:tcMar>
               <w:start w:w="0" w:type="dxa"/>
@@ -10536,7 +11294,7 @@
               <w:autoSpaceDN w:val="0"/>
               <w:autoSpaceDE w:val="0"/>
               <w:widowControl/>
-              <w:spacing w:line="240" w:lineRule="auto" w:before="74" w:after="0"/>
+              <w:spacing w:line="240" w:lineRule="auto" w:before="76" w:after="0"/>
               <w:ind w:left="90" w:right="0" w:firstLine="0"/>
               <w:jc w:val="left"/>
             </w:pPr>
@@ -10549,7 +11307,7 @@
                 <w:color w:val="1F1E1D"/>
                 <w:sz w:val="20"/>
               </w:rPr>
-              <w:t>2.770.358</w:t>
+              <w:t>3.213.514</w:t>
             </w:r>
           </w:p>
         </w:tc>
@@ -10560,7 +11318,7 @@
         <w:autoSpaceDN w:val="0"/>
         <w:autoSpaceDE w:val="0"/>
         <w:widowControl/>
-        <w:spacing w:line="264" w:lineRule="auto" w:before="316" w:after="0"/>
+        <w:spacing w:line="264" w:lineRule="auto" w:before="332" w:after="0"/>
         <w:ind w:left="180" w:right="432" w:firstLine="0"/>
         <w:jc w:val="left"/>
       </w:pPr>
@@ -10590,7 +11348,7 @@
         <w:autoSpaceDN w:val="0"/>
         <w:autoSpaceDE w:val="0"/>
         <w:widowControl/>
-        <w:spacing w:line="240" w:lineRule="auto" w:before="572" w:after="0"/>
+        <w:spacing w:line="240" w:lineRule="auto" w:before="556" w:after="0"/>
         <w:ind w:left="180" w:right="0" w:firstLine="0"/>
         <w:jc w:val="left"/>
       </w:pPr>
@@ -10610,8 +11368,8 @@
         <w:autoSpaceDN w:val="0"/>
         <w:autoSpaceDE w:val="0"/>
         <w:widowControl/>
-        <w:spacing w:line="271" w:lineRule="auto" w:before="202" w:after="0"/>
-        <w:ind w:left="180" w:right="576" w:firstLine="0"/>
+        <w:spacing w:line="271" w:lineRule="auto" w:before="218" w:after="0"/>
+        <w:ind w:left="180" w:right="432" w:firstLine="0"/>
         <w:jc w:val="left"/>
       </w:pPr>
       <w:r>
@@ -10622,7 +11380,7 @@
           <w:color w:val="1F1E1D"/>
           <w:sz w:val="24"/>
         </w:rPr>
-        <w:t xml:space="preserve">B ahorra 28 % en materiales frente a D, pero entrega luz variable, consume 53 % más </w:t>
+        <w:t xml:space="preserve">B ahorra 16 % en materiales frente a D, pero entrega luz variable, consume 53 % más </w:t>
       </w:r>
       <w:r>
         <w:rPr>
@@ -10632,7 +11390,7 @@
           <w:color w:val="1F1E1D"/>
           <w:sz w:val="24"/>
         </w:rPr>
-        <w:t xml:space="preserve">energía y deja los LED expuestos a sobretensiones. Ese ahorro (unos $ 1 millón para las </w:t>
+        <w:t xml:space="preserve">energía y deja los LED expuestos a sobretensiones. Ese ahorro (unos $ 620.000 para las </w:t>
       </w:r>
       <w:r>
         <w:rPr>
@@ -10650,7 +11408,7 @@
         <w:autoSpaceDN w:val="0"/>
         <w:autoSpaceDE w:val="0"/>
         <w:widowControl/>
-        <w:spacing w:line="240" w:lineRule="auto" w:before="210" w:after="0"/>
+        <w:spacing w:line="240" w:lineRule="auto" w:before="194" w:after="0"/>
         <w:ind w:left="180" w:right="0" w:firstLine="0"/>
         <w:jc w:val="left"/>
       </w:pPr>
@@ -10668,72 +11426,13 @@
     <w:p>
       <w:pPr>
         <w:autoSpaceDN w:val="0"/>
-        <w:autoSpaceDE w:val="0"/>
-        <w:widowControl/>
-        <w:spacing w:line="240" w:lineRule="auto" w:before="966" w:after="0"/>
-        <w:ind w:left="0" w:right="28" w:firstLine="0"/>
-        <w:jc w:val="right"/>
-      </w:pPr>
-      <w:r>
-        <w:rPr>
-          <w:rFonts w:ascii="DejaVu Sans" w:hAnsi="DejaVu Sans" w:eastAsia="DejaVu Sans"/>
-          <w:b w:val="0"/>
-          <w:i w:val="0"/>
-          <w:color w:val="6B6B6B"/>
-          <w:sz w:val="12"/>
-        </w:rPr>
-        <w:t>Page 5 of 6</w:t>
-      </w:r>
-    </w:p>
-    <w:p>
-      <w:pPr>
-        <w:sectPr>
-          <w:pgSz w:w="12240" w:h="15840"/>
-          <w:pgMar w:top="146" w:right="880" w:bottom="150" w:left="900" w:header="720" w:footer="720" w:gutter="0"/>
-          <w:cols/>
-          <w:docGrid w:linePitch="360"/>
-        </w:sectPr>
-      </w:pPr>
-    </w:p>
-    <w:p>
-      <w:pPr>
-        <w:autoSpaceDN w:val="0"/>
-        <w:autoSpaceDE w:val="0"/>
-        <w:widowControl/>
-        <w:spacing w:line="148" w:lineRule="exact" w:before="0" w:after="0"/>
-        <w:ind w:left="0" w:right="0"/>
-      </w:pPr>
-    </w:p>
-    <w:p>
-      <w:pPr>
-        <w:autoSpaceDN w:val="0"/>
-        <w:autoSpaceDE w:val="0"/>
-        <w:widowControl/>
-        <w:spacing w:line="240" w:lineRule="auto" w:before="0" w:after="0"/>
-        <w:ind w:left="0" w:right="0" w:firstLine="0"/>
-        <w:jc w:val="left"/>
-      </w:pPr>
-      <w:r>
-        <w:rPr>
-          <w:rFonts w:ascii="DejaVu Sans" w:hAnsi="DejaVu Sans" w:eastAsia="DejaVu Sans"/>
-          <w:b w:val="0"/>
-          <w:i w:val="0"/>
-          <w:color w:val="6B6B6B"/>
-          <w:sz w:val="12"/>
-        </w:rPr>
-        <w:t>Opción B – Tira LED directa a 74 VCC con resistencia, Locomotoras EMD</w:t>
-      </w:r>
-    </w:p>
-    <w:p>
-      <w:pPr>
-        <w:autoSpaceDN w:val="0"/>
         <w:tabs>
-          <w:tab w:pos="508" w:val="left"/>
+          <w:tab w:pos="516" w:val="left"/>
         </w:tabs>
         <w:autoSpaceDE w:val="0"/>
         <w:widowControl/>
-        <w:spacing w:line="240" w:lineRule="auto" w:before="618" w:after="0"/>
-        <w:ind w:left="232" w:right="144" w:firstLine="0"/>
+        <w:spacing w:line="240" w:lineRule="auto" w:before="210" w:after="0"/>
+        <w:ind w:left="240" w:right="144" w:firstLine="0"/>
         <w:jc w:val="left"/>
       </w:pPr>
       <w:r>
@@ -10795,12 +11494,12 @@
       <w:pPr>
         <w:autoSpaceDN w:val="0"/>
         <w:tabs>
-          <w:tab w:pos="508" w:val="left"/>
+          <w:tab w:pos="516" w:val="left"/>
         </w:tabs>
         <w:autoSpaceDE w:val="0"/>
         <w:widowControl/>
         <w:spacing w:line="240" w:lineRule="auto" w:before="120" w:after="0"/>
-        <w:ind w:left="232" w:right="0" w:firstLine="0"/>
+        <w:ind w:left="240" w:right="0" w:firstLine="0"/>
         <w:jc w:val="left"/>
       </w:pPr>
       <w:r>
@@ -10852,12 +11551,12 @@
       <w:pPr>
         <w:autoSpaceDN w:val="0"/>
         <w:tabs>
-          <w:tab w:pos="508" w:val="left"/>
+          <w:tab w:pos="516" w:val="left"/>
         </w:tabs>
         <w:autoSpaceDE w:val="0"/>
         <w:widowControl/>
         <w:spacing w:line="240" w:lineRule="auto" w:before="120" w:after="0"/>
-        <w:ind w:left="232" w:right="0" w:firstLine="0"/>
+        <w:ind w:left="240" w:right="0" w:firstLine="0"/>
         <w:jc w:val="left"/>
       </w:pPr>
       <w:r>
@@ -10876,7 +11575,7 @@
                     <pic:cNvPicPr/>
                   </pic:nvPicPr>
                   <pic:blipFill>
-                    <a:blip r:embed="rId15"/>
+                    <a:blip r:embed="rId14"/>
                     <a:stretch>
                       <a:fillRect/>
                     </a:stretch>
@@ -10910,8 +11609,8 @@
         <w:autoSpaceDN w:val="0"/>
         <w:autoSpaceDE w:val="0"/>
         <w:widowControl/>
-        <w:spacing w:line="240" w:lineRule="auto" w:before="210" w:after="0"/>
-        <w:ind w:left="172" w:right="0" w:firstLine="0"/>
+        <w:spacing w:line="240" w:lineRule="auto" w:before="196" w:after="0"/>
+        <w:ind w:left="180" w:right="0" w:firstLine="0"/>
         <w:jc w:val="left"/>
       </w:pPr>
       <w:r>
@@ -10929,18 +11628,18 @@
       <w:pPr>
         <w:autoSpaceDN w:val="0"/>
         <w:tabs>
-          <w:tab w:pos="508" w:val="left"/>
+          <w:tab w:pos="516" w:val="left"/>
         </w:tabs>
         <w:autoSpaceDE w:val="0"/>
         <w:widowControl/>
-        <w:spacing w:line="240" w:lineRule="auto" w:before="194" w:after="0"/>
-        <w:ind w:left="232" w:right="1008" w:firstLine="0"/>
+        <w:spacing w:line="240" w:lineRule="auto" w:before="210" w:after="0"/>
+        <w:ind w:left="240" w:right="1008" w:firstLine="0"/>
         <w:jc w:val="left"/>
       </w:pPr>
       <w:r>
         <w:drawing>
           <wp:inline xmlns:a="http://schemas.openxmlformats.org/drawingml/2006/main" xmlns:pic="http://schemas.openxmlformats.org/drawingml/2006/picture">
-            <wp:extent cx="63500" cy="63500"/>
+            <wp:extent cx="63500" cy="50800"/>
             <wp:docPr id="13" name="Picture 13"/>
             <wp:cNvGraphicFramePr>
               <a:graphicFrameLocks noChangeAspect="1"/>
@@ -10961,7 +11660,7 @@
                   <pic:spPr>
                     <a:xfrm>
                       <a:off x="0" y="0"/>
-                      <a:ext cx="63500" cy="63500"/>
+                      <a:ext cx="63500" cy="50800"/>
                     </a:xfrm>
                     <a:prstGeom prst="rect"/>
                   </pic:spPr>
@@ -10996,18 +11695,18 @@
       <w:pPr>
         <w:autoSpaceDN w:val="0"/>
         <w:tabs>
-          <w:tab w:pos="508" w:val="left"/>
+          <w:tab w:pos="516" w:val="left"/>
         </w:tabs>
         <w:autoSpaceDE w:val="0"/>
         <w:widowControl/>
         <w:spacing w:line="240" w:lineRule="auto" w:before="120" w:after="0"/>
-        <w:ind w:left="232" w:right="864" w:firstLine="0"/>
+        <w:ind w:left="240" w:right="864" w:firstLine="0"/>
         <w:jc w:val="left"/>
       </w:pPr>
       <w:r>
         <w:drawing>
           <wp:inline xmlns:a="http://schemas.openxmlformats.org/drawingml/2006/main" xmlns:pic="http://schemas.openxmlformats.org/drawingml/2006/picture">
-            <wp:extent cx="63500" cy="63500"/>
+            <wp:extent cx="63500" cy="50800"/>
             <wp:docPr id="14" name="Picture 14"/>
             <wp:cNvGraphicFramePr>
               <a:graphicFrameLocks noChangeAspect="1"/>
@@ -11020,7 +11719,7 @@
                     <pic:cNvPicPr/>
                   </pic:nvPicPr>
                   <pic:blipFill>
-                    <a:blip r:embed="rId16"/>
+                    <a:blip r:embed="rId13"/>
                     <a:stretch>
                       <a:fillRect/>
                     </a:stretch>
@@ -11028,7 +11727,7 @@
                   <pic:spPr>
                     <a:xfrm>
                       <a:off x="0" y="0"/>
-                      <a:ext cx="63500" cy="63500"/>
+                      <a:ext cx="63500" cy="50800"/>
                     </a:xfrm>
                     <a:prstGeom prst="rect"/>
                   </pic:spPr>
@@ -11063,18 +11762,18 @@
       <w:pPr>
         <w:autoSpaceDN w:val="0"/>
         <w:tabs>
-          <w:tab w:pos="508" w:val="left"/>
+          <w:tab w:pos="516" w:val="left"/>
         </w:tabs>
         <w:autoSpaceDE w:val="0"/>
         <w:widowControl/>
         <w:spacing w:line="240" w:lineRule="auto" w:before="120" w:after="0"/>
-        <w:ind w:left="232" w:right="432" w:firstLine="0"/>
+        <w:ind w:left="240" w:right="576" w:firstLine="0"/>
         <w:jc w:val="left"/>
       </w:pPr>
       <w:r>
         <w:drawing>
           <wp:inline xmlns:a="http://schemas.openxmlformats.org/drawingml/2006/main" xmlns:pic="http://schemas.openxmlformats.org/drawingml/2006/picture">
-            <wp:extent cx="63500" cy="63500"/>
+            <wp:extent cx="63500" cy="50800"/>
             <wp:docPr id="15" name="Picture 15"/>
             <wp:cNvGraphicFramePr>
               <a:graphicFrameLocks noChangeAspect="1"/>
@@ -11095,7 +11794,7 @@
                   <pic:spPr>
                     <a:xfrm>
                       <a:off x="0" y="0"/>
-                      <a:ext cx="63500" cy="63500"/>
+                      <a:ext cx="63500" cy="50800"/>
                     </a:xfrm>
                     <a:prstGeom prst="rect"/>
                   </pic:spPr>
@@ -11130,18 +11829,18 @@
       <w:pPr>
         <w:autoSpaceDN w:val="0"/>
         <w:tabs>
-          <w:tab w:pos="508" w:val="left"/>
+          <w:tab w:pos="516" w:val="left"/>
         </w:tabs>
         <w:autoSpaceDE w:val="0"/>
         <w:widowControl/>
-        <w:spacing w:line="240" w:lineRule="auto" w:before="120" w:after="60"/>
-        <w:ind w:left="232" w:right="432" w:firstLine="0"/>
+        <w:spacing w:line="240" w:lineRule="auto" w:before="120" w:after="0"/>
+        <w:ind w:left="240" w:right="432" w:firstLine="0"/>
         <w:jc w:val="left"/>
       </w:pPr>
       <w:r>
         <w:drawing>
           <wp:inline xmlns:a="http://schemas.openxmlformats.org/drawingml/2006/main" xmlns:pic="http://schemas.openxmlformats.org/drawingml/2006/picture">
-            <wp:extent cx="63500" cy="63500"/>
+            <wp:extent cx="63500" cy="50800"/>
             <wp:docPr id="16" name="Picture 16"/>
             <wp:cNvGraphicFramePr>
               <a:graphicFrameLocks noChangeAspect="1"/>
@@ -11154,7 +11853,7 @@
                     <pic:cNvPicPr/>
                   </pic:nvPicPr>
                   <pic:blipFill>
-                    <a:blip r:embed="rId11"/>
+                    <a:blip r:embed="rId16"/>
                     <a:stretch>
                       <a:fillRect/>
                     </a:stretch>
@@ -11162,7 +11861,7 @@
                   <pic:spPr>
                     <a:xfrm>
                       <a:off x="0" y="0"/>
-                      <a:ext cx="63500" cy="63500"/>
+                      <a:ext cx="63500" cy="50800"/>
                     </a:xfrm>
                     <a:prstGeom prst="rect"/>
                   </pic:spPr>
@@ -11193,140 +11892,146 @@
         <w:t>red de 74 V.</w:t>
       </w:r>
     </w:p>
-    <w:tbl>
-      <w:tblPr>
-        <w:tblW w:type="auto" w:w="0"/>
-        <w:tblLayout w:type="fixed"/>
-        <w:tblLook w:firstColumn="1" w:firstRow="1" w:lastColumn="0" w:lastRow="0" w:noHBand="0" w:noVBand="1" w:val="04A0"/>
-        <w:tblInd w:w="112.00000000000003" w:type="dxa"/>
-      </w:tblPr>
-      <w:tblGrid>
-        <w:gridCol w:w="5222"/>
-        <w:gridCol w:w="5222"/>
-      </w:tblGrid>
-      <w:tr>
-        <w:trPr>
-          <w:trHeight w:hRule="exact" w:val="420"/>
-        </w:trPr>
-        <w:tc>
-          <w:tcPr>
-            <w:tcW w:type="dxa" w:w="300"/>
-            <w:tcBorders/>
-            <w:tcMar>
-              <w:start w:w="0" w:type="dxa"/>
-              <w:end w:w="0" w:type="dxa"/>
-            </w:tcMar>
-          </w:tcPr>
-          <w:p>
-            <w:pPr>
-              <w:autoSpaceDN w:val="0"/>
-              <w:autoSpaceDE w:val="0"/>
-              <w:widowControl/>
-              <w:spacing w:line="240" w:lineRule="auto" w:before="184" w:after="0"/>
-              <w:ind w:left="0" w:right="0" w:firstLine="0"/>
-              <w:jc w:val="center"/>
-            </w:pPr>
-            <w:r>
-              <w:drawing>
-                <wp:inline xmlns:a="http://schemas.openxmlformats.org/drawingml/2006/main" xmlns:pic="http://schemas.openxmlformats.org/drawingml/2006/picture">
-                  <wp:extent cx="63500" cy="63500"/>
-                  <wp:docPr id="17" name="Picture 17"/>
-                  <wp:cNvGraphicFramePr>
-                    <a:graphicFrameLocks noChangeAspect="1"/>
-                  </wp:cNvGraphicFramePr>
-                  <a:graphic>
-                    <a:graphicData uri="http://schemas.openxmlformats.org/drawingml/2006/picture">
-                      <pic:pic>
-                        <pic:nvPicPr>
-                          <pic:cNvPr id="0" name="image.png"/>
-                          <pic:cNvPicPr/>
-                        </pic:nvPicPr>
-                        <pic:blipFill>
-                          <a:blip r:embed="rId16"/>
-                          <a:stretch>
-                            <a:fillRect/>
-                          </a:stretch>
-                        </pic:blipFill>
-                        <pic:spPr>
-                          <a:xfrm>
-                            <a:off x="0" y="0"/>
-                            <a:ext cx="63500" cy="63500"/>
-                          </a:xfrm>
-                          <a:prstGeom prst="rect"/>
-                        </pic:spPr>
-                      </pic:pic>
-                    </a:graphicData>
-                  </a:graphic>
-                </wp:inline>
-              </w:drawing>
-            </w:r>
-          </w:p>
-        </w:tc>
-        <w:tc>
-          <w:tcPr>
-            <w:tcW w:type="dxa" w:w="8740"/>
-            <w:tcBorders/>
-            <w:tcMar>
-              <w:start w:w="0" w:type="dxa"/>
-              <w:end w:w="0" w:type="dxa"/>
-            </w:tcMar>
-          </w:tcPr>
-          <w:p>
-            <w:pPr>
-              <w:autoSpaceDN w:val="0"/>
-              <w:autoSpaceDE w:val="0"/>
-              <w:widowControl/>
-              <w:spacing w:line="240" w:lineRule="auto" w:before="60" w:after="0"/>
-              <w:ind w:left="96" w:right="0" w:firstLine="0"/>
-              <w:jc w:val="left"/>
-            </w:pPr>
-            <w:r>
-              <w:rPr>
-                <w:rFonts w:ascii="Anthropic Sans Print" w:hAnsi="Anthropic Sans Print" w:eastAsia="Anthropic Sans Print"/>
-                <w:b w:val="0"/>
-                <w:i w:val="0"/>
-                <w:color w:val="1F1E1D"/>
-                <w:sz w:val="24"/>
-              </w:rPr>
-              <w:t>En el arranque del motor la luz baja al 19 % (sin apagarse del todo).</w:t>
-            </w:r>
-          </w:p>
-        </w:tc>
-      </w:tr>
-    </w:tbl>
+    <w:p>
+      <w:pPr>
+        <w:autoSpaceDN w:val="0"/>
+        <w:tabs>
+          <w:tab w:pos="516" w:val="left"/>
+        </w:tabs>
+        <w:autoSpaceDE w:val="0"/>
+        <w:widowControl/>
+        <w:spacing w:line="240" w:lineRule="auto" w:before="120" w:after="0"/>
+        <w:ind w:left="240" w:right="0" w:firstLine="0"/>
+        <w:jc w:val="left"/>
+      </w:pPr>
+      <w:r>
+        <w:drawing>
+          <wp:inline xmlns:a="http://schemas.openxmlformats.org/drawingml/2006/main" xmlns:pic="http://schemas.openxmlformats.org/drawingml/2006/picture">
+            <wp:extent cx="63500" cy="50800"/>
+            <wp:docPr id="17" name="Picture 17"/>
+            <wp:cNvGraphicFramePr>
+              <a:graphicFrameLocks noChangeAspect="1"/>
+            </wp:cNvGraphicFramePr>
+            <a:graphic>
+              <a:graphicData uri="http://schemas.openxmlformats.org/drawingml/2006/picture">
+                <pic:pic>
+                  <pic:nvPicPr>
+                    <pic:cNvPr id="0" name="image.png"/>
+                    <pic:cNvPicPr/>
+                  </pic:nvPicPr>
+                  <pic:blipFill>
+                    <a:blip r:embed="rId16"/>
+                    <a:stretch>
+                      <a:fillRect/>
+                    </a:stretch>
+                  </pic:blipFill>
+                  <pic:spPr>
+                    <a:xfrm>
+                      <a:off x="0" y="0"/>
+                      <a:ext cx="63500" cy="50800"/>
+                    </a:xfrm>
+                    <a:prstGeom prst="rect"/>
+                  </pic:spPr>
+                </pic:pic>
+              </a:graphicData>
+            </a:graphic>
+          </wp:inline>
+        </w:drawing>
+      </w:r>
+      <w:r>
+        <w:rPr>
+          <w:rFonts w:ascii="Anthropic Sans Print" w:hAnsi="Anthropic Sans Print" w:eastAsia="Anthropic Sans Print"/>
+          <w:b w:val="0"/>
+          <w:i w:val="0"/>
+          <w:color w:val="1F1E1D"/>
+          <w:sz w:val="24"/>
+        </w:rPr>
+        <w:t>En el arranque del motor la luz baja al 19 % (sin apagarse del todo).</w:t>
+      </w:r>
+    </w:p>
     <w:p>
       <w:pPr>
         <w:autoSpaceDN w:val="0"/>
         <w:autoSpaceDE w:val="0"/>
         <w:widowControl/>
-        <w:spacing w:line="358" w:lineRule="exact" w:before="0" w:after="0"/>
+        <w:spacing w:line="240" w:lineRule="auto" w:before="906" w:after="0"/>
+        <w:ind w:left="0" w:right="28" w:firstLine="0"/>
+        <w:jc w:val="right"/>
+      </w:pPr>
+      <w:r>
+        <w:rPr>
+          <w:rFonts w:ascii="DejaVu Sans" w:hAnsi="DejaVu Sans" w:eastAsia="DejaVu Sans"/>
+          <w:b w:val="0"/>
+          <w:i w:val="0"/>
+          <w:color w:val="6B6B6B"/>
+          <w:sz w:val="12"/>
+        </w:rPr>
+        <w:t>Page 6 of 7</w:t>
+      </w:r>
+    </w:p>
+    <w:p>
+      <w:pPr>
+        <w:sectPr>
+          <w:pgSz w:w="12240" w:h="15840"/>
+          <w:pgMar w:top="146" w:right="880" w:bottom="150" w:left="900" w:header="720" w:footer="720" w:gutter="0"/>
+          <w:cols/>
+          <w:docGrid w:linePitch="360"/>
+        </w:sectPr>
+      </w:pPr>
+    </w:p>
+    <w:p>
+      <w:pPr>
+        <w:autoSpaceDN w:val="0"/>
+        <w:autoSpaceDE w:val="0"/>
+        <w:widowControl/>
+        <w:spacing w:line="148" w:lineRule="exact" w:before="0" w:after="0"/>
         <w:ind w:left="0" w:right="0"/>
       </w:pPr>
+    </w:p>
+    <w:p>
+      <w:pPr>
+        <w:autoSpaceDN w:val="0"/>
+        <w:autoSpaceDE w:val="0"/>
+        <w:widowControl/>
+        <w:spacing w:line="240" w:lineRule="auto" w:before="0" w:after="826"/>
+        <w:ind w:left="8" w:right="0" w:firstLine="0"/>
+        <w:jc w:val="left"/>
+      </w:pPr>
+      <w:r>
+        <w:rPr>
+          <w:rFonts w:ascii="DejaVu Sans" w:hAnsi="DejaVu Sans" w:eastAsia="DejaVu Sans"/>
+          <w:b w:val="0"/>
+          <w:i w:val="0"/>
+          <w:color w:val="6B6B6B"/>
+          <w:sz w:val="12"/>
+        </w:rPr>
+        <w:t>Opción B – Tira LED directa a 74 VCC con resistencia, Locomotoras EMD</w:t>
+      </w:r>
     </w:p>
     <w:tbl>
       <w:tblPr>
         <w:tblW w:type="auto" w:w="0"/>
         <w:tblLayout w:type="fixed"/>
         <w:tblLook w:firstColumn="1" w:firstRow="1" w:lastColumn="0" w:lastRow="0" w:noHBand="0" w:noVBand="1" w:val="04A0"/>
-        <w:tblInd w:w="180.0" w:type="dxa"/>
+        <w:tblInd w:w="187.99999999999997" w:type="dxa"/>
       </w:tblPr>
       <w:tblGrid>
-        <w:gridCol w:w="3481"/>
-        <w:gridCol w:w="3481"/>
-        <w:gridCol w:w="3481"/>
+        <w:gridCol w:w="3487"/>
+        <w:gridCol w:w="3487"/>
+        <w:gridCol w:w="3487"/>
       </w:tblGrid>
       <w:tr>
         <w:trPr>
-          <w:trHeight w:hRule="exact" w:val="526"/>
+          <w:trHeight w:hRule="exact" w:val="524"/>
         </w:trPr>
         <w:tc>
           <w:tcPr>
             <w:tcW w:type="dxa" w:w="3840"/>
             <w:tcBorders>
               <w:start w:sz="6.399999999999977" w:val="single" w:color="#E7E4DB"/>
-              <w:top w:sz="5.599999999999909" w:val="single" w:color="#E7E4DB"/>
+              <w:top w:sz="6.399999999999977" w:val="single" w:color="#E7E4DB"/>
               <w:end w:sz="6.400000000000091" w:val="single" w:color="#E7E4DB"/>
-              <w:bottom w:sz="6.400000000000091" w:val="single" w:color="#E7E4DB"/>
+              <w:bottom w:sz="6.399999999999977" w:val="single" w:color="#E7E4DB"/>
             </w:tcBorders>
             <w:shd w:fill="f5f2ec"/>
             <w:tcMar>
@@ -11361,9 +12066,9 @@
             <w:tcW w:type="dxa" w:w="2910"/>
             <w:tcBorders>
               <w:start w:sz="6.400000000000091" w:val="single" w:color="#E7E4DB"/>
-              <w:top w:sz="5.599999999999909" w:val="single" w:color="#E7E4DB"/>
+              <w:top w:sz="6.399999999999977" w:val="single" w:color="#E7E4DB"/>
               <w:end w:sz="5.599999999999909" w:val="single" w:color="#E7E4DB"/>
-              <w:bottom w:sz="6.400000000000091" w:val="single" w:color="#E7E4DB"/>
+              <w:bottom w:sz="6.399999999999977" w:val="single" w:color="#E7E4DB"/>
             </w:tcBorders>
             <w:shd w:fill="f5f2ec"/>
             <w:tcMar>
@@ -11398,9 +12103,9 @@
             <w:tcW w:type="dxa" w:w="3314"/>
             <w:tcBorders>
               <w:start w:sz="5.599999999999909" w:val="single" w:color="#E7E4DB"/>
-              <w:top w:sz="5.599999999999909" w:val="single" w:color="#E7E4DB"/>
+              <w:top w:sz="6.399999999999977" w:val="single" w:color="#E7E4DB"/>
               <w:end w:sz="6.399999999999636" w:val="single" w:color="#E7E4DB"/>
-              <w:bottom w:sz="6.400000000000091" w:val="single" w:color="#E7E4DB"/>
+              <w:bottom w:sz="6.399999999999977" w:val="single" w:color="#E7E4DB"/>
             </w:tcBorders>
             <w:shd w:fill="f5f2ec"/>
             <w:tcMar>
@@ -11440,7 +12145,7 @@
             <w:tcW w:type="dxa" w:w="3840"/>
             <w:tcBorders>
               <w:start w:sz="6.399999999999977" w:val="single" w:color="#E7E4DB"/>
-              <w:top w:sz="6.400000000000091" w:val="single" w:color="#E7E4DB"/>
+              <w:top w:sz="6.399999999999977" w:val="single" w:color="#E7E4DB"/>
               <w:end w:sz="6.400000000000091" w:val="single" w:color="#E7E4DB"/>
               <w:bottom w:sz="6.400000000000091" w:val="single" w:color="#E7E4DB"/>
             </w:tcBorders>
@@ -11454,7 +12159,7 @@
               <w:autoSpaceDN w:val="0"/>
               <w:autoSpaceDE w:val="0"/>
               <w:widowControl/>
-              <w:spacing w:line="254" w:lineRule="auto" w:before="106" w:after="0"/>
+              <w:spacing w:line="262" w:lineRule="auto" w:before="106" w:after="0"/>
               <w:ind w:left="148" w:right="1296" w:firstLine="0"/>
               <w:jc w:val="left"/>
             </w:pPr>
@@ -11487,7 +12192,7 @@
             <w:tcW w:type="dxa" w:w="2910"/>
             <w:tcBorders>
               <w:start w:sz="6.400000000000091" w:val="single" w:color="#E7E4DB"/>
-              <w:top w:sz="6.400000000000091" w:val="single" w:color="#E7E4DB"/>
+              <w:top w:sz="6.399999999999977" w:val="single" w:color="#E7E4DB"/>
               <w:end w:sz="5.599999999999909" w:val="single" w:color="#E7E4DB"/>
               <w:bottom w:sz="6.400000000000091" w:val="single" w:color="#E7E4DB"/>
             </w:tcBorders>
@@ -11514,7 +12219,7 @@
                 <w:color w:val="1F1E1D"/>
                 <w:sz w:val="23"/>
               </w:rPr>
-              <w:t>$ 2.770.358</w:t>
+              <w:t>$ 3.213.514</w:t>
             </w:r>
           </w:p>
         </w:tc>
@@ -11523,7 +12228,7 @@
             <w:tcW w:type="dxa" w:w="3314"/>
             <w:tcBorders>
               <w:start w:sz="5.599999999999909" w:val="single" w:color="#E7E4DB"/>
-              <w:top w:sz="6.400000000000091" w:val="single" w:color="#E7E4DB"/>
+              <w:top w:sz="6.399999999999977" w:val="single" w:color="#E7E4DB"/>
               <w:end w:sz="6.399999999999636" w:val="single" w:color="#E7E4DB"/>
               <w:bottom w:sz="6.400000000000091" w:val="single" w:color="#E7E4DB"/>
             </w:tcBorders>
@@ -11557,7 +12262,7 @@
       </w:tr>
       <w:tr>
         <w:trPr>
-          <w:trHeight w:hRule="exact" w:val="854"/>
+          <w:trHeight w:hRule="exact" w:val="856"/>
         </w:trPr>
         <w:tc>
           <w:tcPr>
@@ -11566,7 +12271,7 @@
               <w:start w:sz="6.399999999999977" w:val="single" w:color="#E7E4DB"/>
               <w:top w:sz="6.400000000000091" w:val="single" w:color="#E7E4DB"/>
               <w:end w:sz="6.400000000000091" w:val="single" w:color="#E7E4DB"/>
-              <w:bottom w:sz="5.599999999999909" w:val="single" w:color="#E7E4DB"/>
+              <w:bottom w:sz="6.400000000000091" w:val="single" w:color="#E7E4DB"/>
             </w:tcBorders>
             <w:tcMar>
               <w:start w:w="0" w:type="dxa"/>
@@ -11613,7 +12318,7 @@
               <w:start w:sz="6.400000000000091" w:val="single" w:color="#E7E4DB"/>
               <w:top w:sz="6.400000000000091" w:val="single" w:color="#E7E4DB"/>
               <w:end w:sz="5.599999999999909" w:val="single" w:color="#E7E4DB"/>
-              <w:bottom w:sz="5.599999999999909" w:val="single" w:color="#E7E4DB"/>
+              <w:bottom w:sz="6.400000000000091" w:val="single" w:color="#E7E4DB"/>
             </w:tcBorders>
             <w:tcMar>
               <w:start w:w="0" w:type="dxa"/>
@@ -11649,7 +12354,7 @@
               <w:start w:sz="5.599999999999909" w:val="single" w:color="#E7E4DB"/>
               <w:top w:sz="6.400000000000091" w:val="single" w:color="#E7E4DB"/>
               <w:end w:sz="6.399999999999636" w:val="single" w:color="#E7E4DB"/>
-              <w:bottom w:sz="5.599999999999909" w:val="single" w:color="#E7E4DB"/>
+              <w:bottom w:sz="6.400000000000091" w:val="single" w:color="#E7E4DB"/>
             </w:tcBorders>
             <w:tcMar>
               <w:start w:w="0" w:type="dxa"/>
@@ -11681,14 +12386,14 @@
       </w:tr>
       <w:tr>
         <w:trPr>
-          <w:trHeight w:hRule="exact" w:val="526"/>
+          <w:trHeight w:hRule="exact" w:val="524"/>
         </w:trPr>
         <w:tc>
           <w:tcPr>
             <w:tcW w:type="dxa" w:w="3840"/>
             <w:tcBorders>
               <w:start w:sz="6.399999999999977" w:val="single" w:color="#E7E4DB"/>
-              <w:top w:sz="5.599999999999909" w:val="single" w:color="#E7E4DB"/>
+              <w:top w:sz="6.400000000000091" w:val="single" w:color="#E7E4DB"/>
               <w:end w:sz="6.400000000000091" w:val="single" w:color="#E7E4DB"/>
               <w:bottom w:sz="6.400000000000091" w:val="single" w:color="#E7E4DB"/>
             </w:tcBorders>
@@ -11724,7 +12429,7 @@
             <w:tcW w:type="dxa" w:w="2910"/>
             <w:tcBorders>
               <w:start w:sz="6.400000000000091" w:val="single" w:color="#E7E4DB"/>
-              <w:top w:sz="5.599999999999909" w:val="single" w:color="#E7E4DB"/>
+              <w:top w:sz="6.400000000000091" w:val="single" w:color="#E7E4DB"/>
               <w:end w:sz="5.599999999999909" w:val="single" w:color="#E7E4DB"/>
               <w:bottom w:sz="6.400000000000091" w:val="single" w:color="#E7E4DB"/>
             </w:tcBorders>
@@ -11760,7 +12465,7 @@
             <w:tcW w:type="dxa" w:w="3314"/>
             <w:tcBorders>
               <w:start w:sz="5.599999999999909" w:val="single" w:color="#E7E4DB"/>
-              <w:top w:sz="5.599999999999909" w:val="single" w:color="#E7E4DB"/>
+              <w:top w:sz="6.400000000000091" w:val="single" w:color="#E7E4DB"/>
               <w:end w:sz="6.399999999999636" w:val="single" w:color="#E7E4DB"/>
               <w:bottom w:sz="6.400000000000091" w:val="single" w:color="#E7E4DB"/>
             </w:tcBorders>
@@ -11794,7 +12499,7 @@
       </w:tr>
       <w:tr>
         <w:trPr>
-          <w:trHeight w:hRule="exact" w:val="840"/>
+          <w:trHeight w:hRule="exact" w:val="856"/>
         </w:trPr>
         <w:tc>
           <w:tcPr>
@@ -11803,7 +12508,7 @@
               <w:start w:sz="6.399999999999977" w:val="single" w:color="#E7E4DB"/>
               <w:top w:sz="6.400000000000091" w:val="single" w:color="#E7E4DB"/>
               <w:end w:sz="6.400000000000091" w:val="single" w:color="#E7E4DB"/>
-              <w:bottom w:sz="6.399999999999636" w:val="single" w:color="#E7E4DB"/>
+              <w:bottom w:sz="6.400000000000091" w:val="single" w:color="#E7E4DB"/>
             </w:tcBorders>
             <w:tcMar>
               <w:start w:w="0" w:type="dxa"/>
@@ -11839,7 +12544,7 @@
               <w:start w:sz="6.400000000000091" w:val="single" w:color="#E7E4DB"/>
               <w:top w:sz="6.400000000000091" w:val="single" w:color="#E7E4DB"/>
               <w:end w:sz="5.599999999999909" w:val="single" w:color="#E7E4DB"/>
-              <w:bottom w:sz="6.399999999999636" w:val="single" w:color="#E7E4DB"/>
+              <w:bottom w:sz="6.400000000000091" w:val="single" w:color="#E7E4DB"/>
             </w:tcBorders>
             <w:tcMar>
               <w:start w:w="0" w:type="dxa"/>
@@ -11875,7 +12580,7 @@
               <w:start w:sz="5.599999999999909" w:val="single" w:color="#E7E4DB"/>
               <w:top w:sz="6.400000000000091" w:val="single" w:color="#E7E4DB"/>
               <w:end w:sz="6.399999999999636" w:val="single" w:color="#E7E4DB"/>
-              <w:bottom w:sz="6.399999999999636" w:val="single" w:color="#E7E4DB"/>
+              <w:bottom w:sz="6.400000000000091" w:val="single" w:color="#E7E4DB"/>
             </w:tcBorders>
             <w:tcMar>
               <w:start w:w="0" w:type="dxa"/>
@@ -11887,7 +12592,7 @@
               <w:autoSpaceDN w:val="0"/>
               <w:autoSpaceDE w:val="0"/>
               <w:widowControl/>
-              <w:spacing w:line="254" w:lineRule="auto" w:before="106" w:after="0"/>
+              <w:spacing w:line="262" w:lineRule="auto" w:before="106" w:after="0"/>
               <w:ind w:left="148" w:right="576" w:firstLine="0"/>
               <w:jc w:val="left"/>
             </w:pPr>
@@ -11918,16 +12623,16 @@
       </w:tr>
       <w:tr>
         <w:trPr>
-          <w:trHeight w:hRule="exact" w:val="854"/>
+          <w:trHeight w:hRule="exact" w:val="840"/>
         </w:trPr>
         <w:tc>
           <w:tcPr>
             <w:tcW w:type="dxa" w:w="3840"/>
             <w:tcBorders>
               <w:start w:sz="6.399999999999977" w:val="single" w:color="#E7E4DB"/>
-              <w:top w:sz="6.399999999999636" w:val="single" w:color="#E7E4DB"/>
+              <w:top w:sz="6.400000000000091" w:val="single" w:color="#E7E4DB"/>
               <w:end w:sz="6.400000000000091" w:val="single" w:color="#E7E4DB"/>
-              <w:bottom w:sz="5.600000000000364" w:val="single" w:color="#E7E4DB"/>
+              <w:bottom w:sz="6.400000000000091" w:val="single" w:color="#E7E4DB"/>
             </w:tcBorders>
             <w:tcMar>
               <w:start w:w="0" w:type="dxa"/>
@@ -11961,9 +12666,9 @@
             <w:tcW w:type="dxa" w:w="2910"/>
             <w:tcBorders>
               <w:start w:sz="6.400000000000091" w:val="single" w:color="#E7E4DB"/>
-              <w:top w:sz="6.399999999999636" w:val="single" w:color="#E7E4DB"/>
+              <w:top w:sz="6.400000000000091" w:val="single" w:color="#E7E4DB"/>
               <w:end w:sz="5.599999999999909" w:val="single" w:color="#E7E4DB"/>
-              <w:bottom w:sz="5.600000000000364" w:val="single" w:color="#E7E4DB"/>
+              <w:bottom w:sz="6.400000000000091" w:val="single" w:color="#E7E4DB"/>
             </w:tcBorders>
             <w:tcMar>
               <w:start w:w="0" w:type="dxa"/>
@@ -11997,9 +12702,9 @@
             <w:tcW w:type="dxa" w:w="3314"/>
             <w:tcBorders>
               <w:start w:sz="5.599999999999909" w:val="single" w:color="#E7E4DB"/>
-              <w:top w:sz="6.399999999999636" w:val="single" w:color="#E7E4DB"/>
+              <w:top w:sz="6.400000000000091" w:val="single" w:color="#E7E4DB"/>
               <w:end w:sz="6.399999999999636" w:val="single" w:color="#E7E4DB"/>
-              <w:bottom w:sz="5.600000000000364" w:val="single" w:color="#E7E4DB"/>
+              <w:bottom w:sz="6.400000000000091" w:val="single" w:color="#E7E4DB"/>
             </w:tcBorders>
             <w:tcMar>
               <w:start w:w="0" w:type="dxa"/>
@@ -12011,7 +12716,7 @@
               <w:autoSpaceDN w:val="0"/>
               <w:autoSpaceDE w:val="0"/>
               <w:widowControl/>
-              <w:spacing w:line="262" w:lineRule="auto" w:before="106" w:after="0"/>
+              <w:spacing w:line="254" w:lineRule="auto" w:before="106" w:after="0"/>
               <w:ind w:left="148" w:right="432" w:firstLine="0"/>
               <w:jc w:val="left"/>
             </w:pPr>
@@ -12042,16 +12747,16 @@
       </w:tr>
       <w:tr>
         <w:trPr>
-          <w:trHeight w:hRule="exact" w:val="856"/>
+          <w:trHeight w:hRule="exact" w:val="854"/>
         </w:trPr>
         <w:tc>
           <w:tcPr>
             <w:tcW w:type="dxa" w:w="3840"/>
             <w:tcBorders>
               <w:start w:sz="6.399999999999977" w:val="single" w:color="#E7E4DB"/>
-              <w:top w:sz="5.600000000000364" w:val="single" w:color="#E7E4DB"/>
+              <w:top w:sz="6.400000000000091" w:val="single" w:color="#E7E4DB"/>
               <w:end w:sz="6.400000000000091" w:val="single" w:color="#E7E4DB"/>
-              <w:bottom w:sz="5.600000000000364" w:val="single" w:color="#E7E4DB"/>
+              <w:bottom w:sz="5.599999999999909" w:val="single" w:color="#E7E4DB"/>
             </w:tcBorders>
             <w:tcMar>
               <w:start w:w="0" w:type="dxa"/>
@@ -12085,9 +12790,9 @@
             <w:tcW w:type="dxa" w:w="2910"/>
             <w:tcBorders>
               <w:start w:sz="6.400000000000091" w:val="single" w:color="#E7E4DB"/>
-              <w:top w:sz="5.600000000000364" w:val="single" w:color="#E7E4DB"/>
+              <w:top w:sz="6.400000000000091" w:val="single" w:color="#E7E4DB"/>
               <w:end w:sz="5.599999999999909" w:val="single" w:color="#E7E4DB"/>
-              <w:bottom w:sz="5.600000000000364" w:val="single" w:color="#E7E4DB"/>
+              <w:bottom w:sz="5.599999999999909" w:val="single" w:color="#E7E4DB"/>
             </w:tcBorders>
             <w:tcMar>
               <w:start w:w="0" w:type="dxa"/>
@@ -12132,9 +12837,9 @@
             <w:tcW w:type="dxa" w:w="3314"/>
             <w:tcBorders>
               <w:start w:sz="5.599999999999909" w:val="single" w:color="#E7E4DB"/>
-              <w:top w:sz="5.600000000000364" w:val="single" w:color="#E7E4DB"/>
+              <w:top w:sz="6.400000000000091" w:val="single" w:color="#E7E4DB"/>
               <w:end w:sz="6.399999999999636" w:val="single" w:color="#E7E4DB"/>
-              <w:bottom w:sz="5.600000000000364" w:val="single" w:color="#E7E4DB"/>
+              <w:bottom w:sz="5.599999999999909" w:val="single" w:color="#E7E4DB"/>
             </w:tcBorders>
             <w:tcMar>
               <w:start w:w="0" w:type="dxa"/>
@@ -12170,8 +12875,8 @@
         <w:autoSpaceDN w:val="0"/>
         <w:autoSpaceDE w:val="0"/>
         <w:widowControl/>
-        <w:spacing w:line="240" w:lineRule="auto" w:before="2992" w:after="0"/>
-        <w:ind w:left="0" w:right="20" w:firstLine="0"/>
+        <w:spacing w:line="240" w:lineRule="auto" w:before="8828" w:after="0"/>
+        <w:ind w:left="0" w:right="28" w:firstLine="0"/>
         <w:jc w:val="right"/>
       </w:pPr>
       <w:r>
@@ -12182,12 +12887,12 @@
           <w:color w:val="6B6B6B"/>
           <w:sz w:val="12"/>
         </w:rPr>
-        <w:t>Page 6 of 6</w:t>
+        <w:t>Page 7 of 7</w:t>
       </w:r>
     </w:p>
     <w:sectPr>
       <w:pgSz w:w="12240" w:h="15840"/>
-      <w:pgMar w:top="146" w:right="888" w:bottom="150" w:left="908" w:header="720" w:footer="720" w:gutter="0"/>
+      <w:pgMar w:top="146" w:right="880" w:bottom="150" w:left="900" w:header="720" w:footer="720" w:gutter="0"/>
       <w:cols/>
       <w:docGrid w:linePitch="360"/>
     </w:sectPr>
